--- a/docs/02_Business_Requirements_Document_College_Institution_Management_System.docx
+++ b/docs/02_Business_Requirements_Document_College_Institution_Management_System.docx
@@ -397,7 +397,7 @@
                 <w:sz w:val="18"/>
                 <w:szCs w:val="18"/>
               </w:rPr>
-              <w:t xml:space="preserve">Draft Version 2.0 — for stakeholder review</w:t>
+              <w:t xml:space="preserve">Version 3.0 — updated to the system as built, for stakeholder review</w:t>
             </w:r>
           </w:p>
         </w:tc>
@@ -1222,6 +1222,143 @@
                 <w:szCs w:val="18"/>
               </w:rPr>
               <w:t xml:space="preserve">Re-baselined for NACTVET-registered NVA/NTA institutions, each with its own online admission system; content expanded and aligned across the document suite.</w:t>
+            </w:r>
+          </w:p>
+        </w:tc>
+      </w:tr>
+      <w:tr>
+        <w:trPr>
+          <w:cantSplit/>
+        </w:trPr>
+        <w:tc>
+          <w:tcPr>
+            <w:tcW w:type="dxa" w:w="1083"/>
+            <w:tcBorders>
+              <w:top w:val="single" w:color="BFC9D6" w:sz="4"/>
+              <w:left w:val="single" w:color="BFC9D6" w:sz="4"/>
+              <w:bottom w:val="single" w:color="BFC9D6" w:sz="4"/>
+              <w:right w:val="single" w:color="BFC9D6" w:sz="4"/>
+            </w:tcBorders>
+            <w:shd w:fill="EEF3F8" w:color="auto" w:val="clear"/>
+            <w:tcMar>
+              <w:top w:type="dxa" w:w="60"/>
+              <w:left w:type="dxa" w:w="100"/>
+              <w:bottom w:type="dxa" w:w="60"/>
+              <w:right w:type="dxa" w:w="100"/>
+            </w:tcMar>
+            <w:vAlign w:val="center"/>
+          </w:tcPr>
+          <w:p>
+            <w:pPr>
+              <w:spacing w:after="30" w:before="30"/>
+              <w:jc w:val="left"/>
+            </w:pPr>
+            <w:r>
+              <w:rPr>
+                <w:rFonts w:ascii="Calibri" w:cs="Calibri" w:eastAsia="Calibri" w:hAnsi="Calibri"/>
+                <w:sz w:val="18"/>
+                <w:szCs w:val="18"/>
+              </w:rPr>
+              <w:t xml:space="preserve">3.0</w:t>
+            </w:r>
+          </w:p>
+        </w:tc>
+        <w:tc>
+          <w:tcPr>
+            <w:tcW w:type="dxa" w:w="1624"/>
+            <w:tcBorders>
+              <w:top w:val="single" w:color="BFC9D6" w:sz="4"/>
+              <w:left w:val="single" w:color="BFC9D6" w:sz="4"/>
+              <w:bottom w:val="single" w:color="BFC9D6" w:sz="4"/>
+              <w:right w:val="single" w:color="BFC9D6" w:sz="4"/>
+            </w:tcBorders>
+            <w:shd w:fill="EEF3F8" w:color="auto" w:val="clear"/>
+            <w:tcMar>
+              <w:top w:type="dxa" w:w="60"/>
+              <w:left w:type="dxa" w:w="100"/>
+              <w:bottom w:type="dxa" w:w="60"/>
+              <w:right w:type="dxa" w:w="100"/>
+            </w:tcMar>
+            <w:vAlign w:val="center"/>
+          </w:tcPr>
+          <w:p>
+            <w:pPr>
+              <w:spacing w:after="30" w:before="30"/>
+              <w:jc w:val="left"/>
+            </w:pPr>
+            <w:r>
+              <w:rPr>
+                <w:rFonts w:ascii="Calibri" w:cs="Calibri" w:eastAsia="Calibri" w:hAnsi="Calibri"/>
+                <w:sz w:val="18"/>
+                <w:szCs w:val="18"/>
+              </w:rPr>
+              <w:t xml:space="preserve">October 2026</w:t>
+            </w:r>
+          </w:p>
+        </w:tc>
+        <w:tc>
+          <w:tcPr>
+            <w:tcW w:type="dxa" w:w="1985"/>
+            <w:tcBorders>
+              <w:top w:val="single" w:color="BFC9D6" w:sz="4"/>
+              <w:left w:val="single" w:color="BFC9D6" w:sz="4"/>
+              <w:bottom w:val="single" w:color="BFC9D6" w:sz="4"/>
+              <w:right w:val="single" w:color="BFC9D6" w:sz="4"/>
+            </w:tcBorders>
+            <w:shd w:fill="EEF3F8" w:color="auto" w:val="clear"/>
+            <w:tcMar>
+              <w:top w:type="dxa" w:w="60"/>
+              <w:left w:type="dxa" w:w="100"/>
+              <w:bottom w:type="dxa" w:w="60"/>
+              <w:right w:type="dxa" w:w="100"/>
+            </w:tcMar>
+            <w:vAlign w:val="center"/>
+          </w:tcPr>
+          <w:p>
+            <w:pPr>
+              <w:spacing w:after="30" w:before="30"/>
+              <w:jc w:val="left"/>
+            </w:pPr>
+            <w:r>
+              <w:rPr>
+                <w:rFonts w:ascii="Calibri" w:cs="Calibri" w:eastAsia="Calibri" w:hAnsi="Calibri"/>
+                <w:sz w:val="18"/>
+                <w:szCs w:val="18"/>
+              </w:rPr>
+              <w:t xml:space="preserve">Msingi Technologies Ltd</w:t>
+            </w:r>
+          </w:p>
+        </w:tc>
+        <w:tc>
+          <w:tcPr>
+            <w:tcW w:type="dxa" w:w="4334"/>
+            <w:tcBorders>
+              <w:top w:val="single" w:color="BFC9D6" w:sz="4"/>
+              <w:left w:val="single" w:color="BFC9D6" w:sz="4"/>
+              <w:bottom w:val="single" w:color="BFC9D6" w:sz="4"/>
+              <w:right w:val="single" w:color="BFC9D6" w:sz="4"/>
+            </w:tcBorders>
+            <w:shd w:fill="EEF3F8" w:color="auto" w:val="clear"/>
+            <w:tcMar>
+              <w:top w:type="dxa" w:w="60"/>
+              <w:left w:type="dxa" w:w="100"/>
+              <w:bottom w:type="dxa" w:w="60"/>
+              <w:right w:type="dxa" w:w="100"/>
+            </w:tcMar>
+            <w:vAlign w:val="center"/>
+          </w:tcPr>
+          <w:p>
+            <w:pPr>
+              <w:spacing w:after="30" w:before="30"/>
+              <w:jc w:val="left"/>
+            </w:pPr>
+            <w:r>
+              <w:rPr>
+                <w:rFonts w:ascii="Calibri" w:cs="Calibri" w:eastAsia="Calibri" w:hAnsi="Calibri"/>
+                <w:sz w:val="18"/>
+                <w:szCs w:val="18"/>
+              </w:rPr>
+              <w:t xml:space="preserve">Updated to the system as built (development build, October 2026): what is built, what is partly built and what remains, with corrected technology, data model and plan. The version 2.0 requirements stay the baseline.</w:t>
             </w:r>
           </w:p>
         </w:tc>
@@ -15166,6 +15303,4652 @@
     </w:p>
     <w:p>
       <w:pPr>
+        <w:pStyle w:val="Heading2"/>
+      </w:pPr>
+      <w:r>
+        <w:rPr>
+          <w:rFonts w:ascii="Calibri" w:cs="Calibri" w:eastAsia="Calibri" w:hAnsi="Calibri"/>
+        </w:rPr>
+        <w:t xml:space="preserve">6.8 Implementation status (October 2026)</w:t>
+      </w:r>
+    </w:p>
+    <w:p>
+      <w:pPr>
+        <w:spacing w:after="120" w:line="276"/>
+        <w:jc w:val="both"/>
+      </w:pPr>
+      <w:r>
+        <w:rPr>
+          <w:rFonts w:ascii="Calibri" w:cs="Calibri" w:eastAsia="Calibri" w:hAnsi="Calibri"/>
+        </w:rPr>
+        <w:t xml:space="preserve">The requirements above remain the baseline. This table records, for version 3.0, how far the system as built meets each one. </w:t>
+      </w:r>
+      <w:r>
+        <w:rPr>
+          <w:rFonts w:ascii="Calibri" w:cs="Calibri" w:eastAsia="Calibri" w:hAnsi="Calibri"/>
+          <w:b/>
+          <w:bCs/>
+        </w:rPr>
+        <w:t xml:space="preserve">Built</w:t>
+      </w:r>
+      <w:r>
+        <w:rPr>
+          <w:rFonts w:ascii="Calibri" w:cs="Calibri" w:eastAsia="Calibri" w:hAnsi="Calibri"/>
+        </w:rPr>
+        <w:t xml:space="preserve">: in the system and covered by automated tests. </w:t>
+      </w:r>
+      <w:r>
+        <w:rPr>
+          <w:rFonts w:ascii="Calibri" w:cs="Calibri" w:eastAsia="Calibri" w:hAnsi="Calibri"/>
+          <w:b/>
+          <w:bCs/>
+        </w:rPr>
+        <w:t xml:space="preserve">Partly built</w:t>
+      </w:r>
+      <w:r>
+        <w:rPr>
+          <w:rFonts w:ascii="Calibri" w:cs="Calibri" w:eastAsia="Calibri" w:hAnsi="Calibri"/>
+        </w:rPr>
+        <w:t xml:space="preserve">: usable, with the gap stated. </w:t>
+      </w:r>
+      <w:r>
+        <w:rPr>
+          <w:rFonts w:ascii="Calibri" w:cs="Calibri" w:eastAsia="Calibri" w:hAnsi="Calibri"/>
+          <w:b/>
+          <w:bCs/>
+        </w:rPr>
+        <w:t xml:space="preserve">Not yet built</w:t>
+      </w:r>
+      <w:r>
+        <w:rPr>
+          <w:rFonts w:ascii="Calibri" w:cs="Calibri" w:eastAsia="Calibri" w:hAnsi="Calibri"/>
+        </w:rPr>
+        <w:t xml:space="preserve">: planned, not in the system.</w:t>
+      </w:r>
+    </w:p>
+    <w:tbl>
+      <w:tblPr>
+        <w:tblW w:type="dxa" w:w="9026"/>
+        <w:tblBorders>
+          <w:top w:val="single" w:color="auto" w:sz="4"/>
+          <w:left w:val="single" w:color="auto" w:sz="4"/>
+          <w:bottom w:val="single" w:color="auto" w:sz="4"/>
+          <w:right w:val="single" w:color="auto" w:sz="4"/>
+          <w:insideH w:val="single" w:color="auto" w:sz="4"/>
+          <w:insideV w:val="single" w:color="auto" w:sz="4"/>
+        </w:tblBorders>
+        <w:tblLayout w:type="fixed"/>
+      </w:tblPr>
+      <w:tblGrid>
+        <w:gridCol w:w="812"/>
+        <w:gridCol w:w="1173"/>
+        <w:gridCol w:w="7041"/>
+      </w:tblGrid>
+      <w:tr>
+        <w:trPr>
+          <w:tblHeader/>
+          <w:cantSplit/>
+        </w:trPr>
+        <w:tc>
+          <w:tcPr>
+            <w:tcW w:type="dxa" w:w="812"/>
+            <w:tcBorders>
+              <w:top w:val="single" w:color="BFC9D6" w:sz="4"/>
+              <w:left w:val="single" w:color="BFC9D6" w:sz="4"/>
+              <w:bottom w:val="single" w:color="BFC9D6" w:sz="4"/>
+              <w:right w:val="single" w:color="BFC9D6" w:sz="4"/>
+            </w:tcBorders>
+            <w:shd w:fill="1F3864" w:color="auto" w:val="clear"/>
+            <w:tcMar>
+              <w:top w:type="dxa" w:w="60"/>
+              <w:left w:type="dxa" w:w="100"/>
+              <w:bottom w:type="dxa" w:w="60"/>
+              <w:right w:type="dxa" w:w="100"/>
+            </w:tcMar>
+            <w:vAlign w:val="center"/>
+          </w:tcPr>
+          <w:p>
+            <w:pPr>
+              <w:spacing w:after="30" w:before="30"/>
+              <w:jc w:val="left"/>
+            </w:pPr>
+            <w:r>
+              <w:rPr>
+                <w:rFonts w:ascii="Calibri" w:cs="Calibri" w:eastAsia="Calibri" w:hAnsi="Calibri"/>
+                <w:b/>
+                <w:bCs/>
+                <w:color w:val="FFFFFF"/>
+                <w:sz w:val="16"/>
+                <w:szCs w:val="16"/>
+              </w:rPr>
+              <w:t xml:space="preserve">ID</w:t>
+            </w:r>
+          </w:p>
+        </w:tc>
+        <w:tc>
+          <w:tcPr>
+            <w:tcW w:type="dxa" w:w="1173"/>
+            <w:tcBorders>
+              <w:top w:val="single" w:color="BFC9D6" w:sz="4"/>
+              <w:left w:val="single" w:color="BFC9D6" w:sz="4"/>
+              <w:bottom w:val="single" w:color="BFC9D6" w:sz="4"/>
+              <w:right w:val="single" w:color="BFC9D6" w:sz="4"/>
+            </w:tcBorders>
+            <w:shd w:fill="1F3864" w:color="auto" w:val="clear"/>
+            <w:tcMar>
+              <w:top w:type="dxa" w:w="60"/>
+              <w:left w:type="dxa" w:w="100"/>
+              <w:bottom w:type="dxa" w:w="60"/>
+              <w:right w:type="dxa" w:w="100"/>
+            </w:tcMar>
+            <w:vAlign w:val="center"/>
+          </w:tcPr>
+          <w:p>
+            <w:pPr>
+              <w:spacing w:after="30" w:before="30"/>
+              <w:jc w:val="left"/>
+            </w:pPr>
+            <w:r>
+              <w:rPr>
+                <w:rFonts w:ascii="Calibri" w:cs="Calibri" w:eastAsia="Calibri" w:hAnsi="Calibri"/>
+                <w:b/>
+                <w:bCs/>
+                <w:color w:val="FFFFFF"/>
+                <w:sz w:val="16"/>
+                <w:szCs w:val="16"/>
+              </w:rPr>
+              <w:t xml:space="preserve">Status</w:t>
+            </w:r>
+          </w:p>
+        </w:tc>
+        <w:tc>
+          <w:tcPr>
+            <w:tcW w:type="dxa" w:w="7041"/>
+            <w:tcBorders>
+              <w:top w:val="single" w:color="BFC9D6" w:sz="4"/>
+              <w:left w:val="single" w:color="BFC9D6" w:sz="4"/>
+              <w:bottom w:val="single" w:color="BFC9D6" w:sz="4"/>
+              <w:right w:val="single" w:color="BFC9D6" w:sz="4"/>
+            </w:tcBorders>
+            <w:shd w:fill="1F3864" w:color="auto" w:val="clear"/>
+            <w:tcMar>
+              <w:top w:type="dxa" w:w="60"/>
+              <w:left w:type="dxa" w:w="100"/>
+              <w:bottom w:type="dxa" w:w="60"/>
+              <w:right w:type="dxa" w:w="100"/>
+            </w:tcMar>
+            <w:vAlign w:val="center"/>
+          </w:tcPr>
+          <w:p>
+            <w:pPr>
+              <w:spacing w:after="30" w:before="30"/>
+              <w:jc w:val="left"/>
+            </w:pPr>
+            <w:r>
+              <w:rPr>
+                <w:rFonts w:ascii="Calibri" w:cs="Calibri" w:eastAsia="Calibri" w:hAnsi="Calibri"/>
+                <w:b/>
+                <w:bCs/>
+                <w:color w:val="FFFFFF"/>
+                <w:sz w:val="16"/>
+                <w:szCs w:val="16"/>
+              </w:rPr>
+              <w:t xml:space="preserve">How the system meets it / what remains</w:t>
+            </w:r>
+          </w:p>
+        </w:tc>
+      </w:tr>
+      <w:tr>
+        <w:trPr>
+          <w:cantSplit/>
+        </w:trPr>
+        <w:tc>
+          <w:tcPr>
+            <w:tcW w:type="dxa" w:w="812"/>
+            <w:tcBorders>
+              <w:top w:val="single" w:color="BFC9D6" w:sz="4"/>
+              <w:left w:val="single" w:color="BFC9D6" w:sz="4"/>
+              <w:bottom w:val="single" w:color="BFC9D6" w:sz="4"/>
+              <w:right w:val="single" w:color="BFC9D6" w:sz="4"/>
+            </w:tcBorders>
+            <w:shd w:fill="EEF3F8" w:color="auto" w:val="clear"/>
+            <w:tcMar>
+              <w:top w:type="dxa" w:w="60"/>
+              <w:left w:type="dxa" w:w="100"/>
+              <w:bottom w:type="dxa" w:w="60"/>
+              <w:right w:type="dxa" w:w="100"/>
+            </w:tcMar>
+            <w:vAlign w:val="center"/>
+          </w:tcPr>
+          <w:p>
+            <w:pPr>
+              <w:spacing w:after="30" w:before="30"/>
+              <w:jc w:val="left"/>
+            </w:pPr>
+            <w:r>
+              <w:rPr>
+                <w:rFonts w:ascii="Calibri" w:cs="Calibri" w:eastAsia="Calibri" w:hAnsi="Calibri"/>
+                <w:b/>
+                <w:bCs/>
+                <w:sz w:val="16"/>
+                <w:szCs w:val="16"/>
+              </w:rPr>
+              <w:t xml:space="preserve">BR-01</w:t>
+            </w:r>
+          </w:p>
+        </w:tc>
+        <w:tc>
+          <w:tcPr>
+            <w:tcW w:type="dxa" w:w="1173"/>
+            <w:tcBorders>
+              <w:top w:val="single" w:color="BFC9D6" w:sz="4"/>
+              <w:left w:val="single" w:color="BFC9D6" w:sz="4"/>
+              <w:bottom w:val="single" w:color="BFC9D6" w:sz="4"/>
+              <w:right w:val="single" w:color="BFC9D6" w:sz="4"/>
+            </w:tcBorders>
+            <w:shd w:fill="EEF3F8" w:color="auto" w:val="clear"/>
+            <w:tcMar>
+              <w:top w:type="dxa" w:w="60"/>
+              <w:left w:type="dxa" w:w="100"/>
+              <w:bottom w:type="dxa" w:w="60"/>
+              <w:right w:type="dxa" w:w="100"/>
+            </w:tcMar>
+            <w:vAlign w:val="center"/>
+          </w:tcPr>
+          <w:p>
+            <w:pPr>
+              <w:spacing w:after="30" w:before="30"/>
+              <w:jc w:val="left"/>
+            </w:pPr>
+            <w:r>
+              <w:rPr>
+                <w:rFonts w:ascii="Calibri" w:cs="Calibri" w:eastAsia="Calibri" w:hAnsi="Calibri"/>
+                <w:sz w:val="16"/>
+                <w:szCs w:val="16"/>
+              </w:rPr>
+              <w:t xml:space="preserve">Built</w:t>
+            </w:r>
+          </w:p>
+        </w:tc>
+        <w:tc>
+          <w:tcPr>
+            <w:tcW w:type="dxa" w:w="7041"/>
+            <w:tcBorders>
+              <w:top w:val="single" w:color="BFC9D6" w:sz="4"/>
+              <w:left w:val="single" w:color="BFC9D6" w:sz="4"/>
+              <w:bottom w:val="single" w:color="BFC9D6" w:sz="4"/>
+              <w:right w:val="single" w:color="BFC9D6" w:sz="4"/>
+            </w:tcBorders>
+            <w:shd w:fill="EEF3F8" w:color="auto" w:val="clear"/>
+            <w:tcMar>
+              <w:top w:type="dxa" w:w="60"/>
+              <w:left w:type="dxa" w:w="100"/>
+              <w:bottom w:type="dxa" w:w="60"/>
+              <w:right w:type="dxa" w:w="100"/>
+            </w:tcMar>
+            <w:vAlign w:val="center"/>
+          </w:tcPr>
+          <w:p>
+            <w:pPr>
+              <w:spacing w:after="30" w:before="30"/>
+              <w:jc w:val="left"/>
+            </w:pPr>
+            <w:r>
+              <w:rPr>
+                <w:rFonts w:ascii="Calibri" w:cs="Calibri" w:eastAsia="Calibri" w:hAnsi="Calibri"/>
+                <w:sz w:val="16"/>
+                <w:szCs w:val="16"/>
+              </w:rPr>
+              <w:t xml:space="preserve">Each institution has its own admission portal on its own web addresses (the institution is found from the host name), mobile-first, with its campus photo and a How to apply guide.</w:t>
+            </w:r>
+          </w:p>
+        </w:tc>
+      </w:tr>
+      <w:tr>
+        <w:trPr>
+          <w:cantSplit/>
+        </w:trPr>
+        <w:tc>
+          <w:tcPr>
+            <w:tcW w:type="dxa" w:w="812"/>
+            <w:tcBorders>
+              <w:top w:val="single" w:color="BFC9D6" w:sz="4"/>
+              <w:left w:val="single" w:color="BFC9D6" w:sz="4"/>
+              <w:bottom w:val="single" w:color="BFC9D6" w:sz="4"/>
+              <w:right w:val="single" w:color="BFC9D6" w:sz="4"/>
+            </w:tcBorders>
+            <w:tcMar>
+              <w:top w:type="dxa" w:w="60"/>
+              <w:left w:type="dxa" w:w="100"/>
+              <w:bottom w:type="dxa" w:w="60"/>
+              <w:right w:type="dxa" w:w="100"/>
+            </w:tcMar>
+            <w:vAlign w:val="center"/>
+          </w:tcPr>
+          <w:p>
+            <w:pPr>
+              <w:spacing w:after="30" w:before="30"/>
+              <w:jc w:val="left"/>
+            </w:pPr>
+            <w:r>
+              <w:rPr>
+                <w:rFonts w:ascii="Calibri" w:cs="Calibri" w:eastAsia="Calibri" w:hAnsi="Calibri"/>
+                <w:b/>
+                <w:bCs/>
+                <w:sz w:val="16"/>
+                <w:szCs w:val="16"/>
+              </w:rPr>
+              <w:t xml:space="preserve">BR-02</w:t>
+            </w:r>
+          </w:p>
+        </w:tc>
+        <w:tc>
+          <w:tcPr>
+            <w:tcW w:type="dxa" w:w="1173"/>
+            <w:tcBorders>
+              <w:top w:val="single" w:color="BFC9D6" w:sz="4"/>
+              <w:left w:val="single" w:color="BFC9D6" w:sz="4"/>
+              <w:bottom w:val="single" w:color="BFC9D6" w:sz="4"/>
+              <w:right w:val="single" w:color="BFC9D6" w:sz="4"/>
+            </w:tcBorders>
+            <w:tcMar>
+              <w:top w:type="dxa" w:w="60"/>
+              <w:left w:type="dxa" w:w="100"/>
+              <w:bottom w:type="dxa" w:w="60"/>
+              <w:right w:type="dxa" w:w="100"/>
+            </w:tcMar>
+            <w:vAlign w:val="center"/>
+          </w:tcPr>
+          <w:p>
+            <w:pPr>
+              <w:spacing w:after="30" w:before="30"/>
+              <w:jc w:val="left"/>
+            </w:pPr>
+            <w:r>
+              <w:rPr>
+                <w:rFonts w:ascii="Calibri" w:cs="Calibri" w:eastAsia="Calibri" w:hAnsi="Calibri"/>
+                <w:sz w:val="16"/>
+                <w:szCs w:val="16"/>
+              </w:rPr>
+              <w:t xml:space="preserve">Built</w:t>
+            </w:r>
+          </w:p>
+        </w:tc>
+        <w:tc>
+          <w:tcPr>
+            <w:tcW w:type="dxa" w:w="7041"/>
+            <w:tcBorders>
+              <w:top w:val="single" w:color="BFC9D6" w:sz="4"/>
+              <w:left w:val="single" w:color="BFC9D6" w:sz="4"/>
+              <w:bottom w:val="single" w:color="BFC9D6" w:sz="4"/>
+              <w:right w:val="single" w:color="BFC9D6" w:sz="4"/>
+            </w:tcBorders>
+            <w:tcMar>
+              <w:top w:type="dxa" w:w="60"/>
+              <w:left w:type="dxa" w:w="100"/>
+              <w:bottom w:type="dxa" w:w="60"/>
+              <w:right w:type="dxa" w:w="100"/>
+            </w:tcMar>
+            <w:vAlign w:val="center"/>
+          </w:tcPr>
+          <w:p>
+            <w:pPr>
+              <w:spacing w:after="30" w:before="30"/>
+              <w:jc w:val="left"/>
+            </w:pPr>
+            <w:r>
+              <w:rPr>
+                <w:rFonts w:ascii="Calibri" w:cs="Calibri" w:eastAsia="Calibri" w:hAnsi="Calibri"/>
+                <w:sz w:val="16"/>
+                <w:szCs w:val="16"/>
+              </w:rPr>
+              <w:t xml:space="preserve">Admission windows per academic year and intake with programmes, capacity and application fee; published to open on a date, opened, closed early with a reason, reopened, extended and closed automatically.</w:t>
+            </w:r>
+          </w:p>
+        </w:tc>
+      </w:tr>
+      <w:tr>
+        <w:trPr>
+          <w:cantSplit/>
+        </w:trPr>
+        <w:tc>
+          <w:tcPr>
+            <w:tcW w:type="dxa" w:w="812"/>
+            <w:tcBorders>
+              <w:top w:val="single" w:color="BFC9D6" w:sz="4"/>
+              <w:left w:val="single" w:color="BFC9D6" w:sz="4"/>
+              <w:bottom w:val="single" w:color="BFC9D6" w:sz="4"/>
+              <w:right w:val="single" w:color="BFC9D6" w:sz="4"/>
+            </w:tcBorders>
+            <w:shd w:fill="EEF3F8" w:color="auto" w:val="clear"/>
+            <w:tcMar>
+              <w:top w:type="dxa" w:w="60"/>
+              <w:left w:type="dxa" w:w="100"/>
+              <w:bottom w:type="dxa" w:w="60"/>
+              <w:right w:type="dxa" w:w="100"/>
+            </w:tcMar>
+            <w:vAlign w:val="center"/>
+          </w:tcPr>
+          <w:p>
+            <w:pPr>
+              <w:spacing w:after="30" w:before="30"/>
+              <w:jc w:val="left"/>
+            </w:pPr>
+            <w:r>
+              <w:rPr>
+                <w:rFonts w:ascii="Calibri" w:cs="Calibri" w:eastAsia="Calibri" w:hAnsi="Calibri"/>
+                <w:b/>
+                <w:bCs/>
+                <w:sz w:val="16"/>
+                <w:szCs w:val="16"/>
+              </w:rPr>
+              <w:t xml:space="preserve">BR-03</w:t>
+            </w:r>
+          </w:p>
+        </w:tc>
+        <w:tc>
+          <w:tcPr>
+            <w:tcW w:type="dxa" w:w="1173"/>
+            <w:tcBorders>
+              <w:top w:val="single" w:color="BFC9D6" w:sz="4"/>
+              <w:left w:val="single" w:color="BFC9D6" w:sz="4"/>
+              <w:bottom w:val="single" w:color="BFC9D6" w:sz="4"/>
+              <w:right w:val="single" w:color="BFC9D6" w:sz="4"/>
+            </w:tcBorders>
+            <w:shd w:fill="EEF3F8" w:color="auto" w:val="clear"/>
+            <w:tcMar>
+              <w:top w:type="dxa" w:w="60"/>
+              <w:left w:type="dxa" w:w="100"/>
+              <w:bottom w:type="dxa" w:w="60"/>
+              <w:right w:type="dxa" w:w="100"/>
+            </w:tcMar>
+            <w:vAlign w:val="center"/>
+          </w:tcPr>
+          <w:p>
+            <w:pPr>
+              <w:spacing w:after="30" w:before="30"/>
+              <w:jc w:val="left"/>
+            </w:pPr>
+            <w:r>
+              <w:rPr>
+                <w:rFonts w:ascii="Calibri" w:cs="Calibri" w:eastAsia="Calibri" w:hAnsi="Calibri"/>
+                <w:sz w:val="16"/>
+                <w:szCs w:val="16"/>
+              </w:rPr>
+              <w:t xml:space="preserve">Built</w:t>
+            </w:r>
+          </w:p>
+        </w:tc>
+        <w:tc>
+          <w:tcPr>
+            <w:tcW w:type="dxa" w:w="7041"/>
+            <w:tcBorders>
+              <w:top w:val="single" w:color="BFC9D6" w:sz="4"/>
+              <w:left w:val="single" w:color="BFC9D6" w:sz="4"/>
+              <w:bottom w:val="single" w:color="BFC9D6" w:sz="4"/>
+              <w:right w:val="single" w:color="BFC9D6" w:sz="4"/>
+            </w:tcBorders>
+            <w:shd w:fill="EEF3F8" w:color="auto" w:val="clear"/>
+            <w:tcMar>
+              <w:top w:type="dxa" w:w="60"/>
+              <w:left w:type="dxa" w:w="100"/>
+              <w:bottom w:type="dxa" w:w="60"/>
+              <w:right w:type="dxa" w:w="100"/>
+            </w:tcMar>
+            <w:vAlign w:val="center"/>
+          </w:tcPr>
+          <w:p>
+            <w:pPr>
+              <w:spacing w:after="30" w:before="30"/>
+              <w:jc w:val="left"/>
+            </w:pPr>
+            <w:r>
+              <w:rPr>
+                <w:rFonts w:ascii="Calibri" w:cs="Calibri" w:eastAsia="Calibri" w:hAnsi="Calibri"/>
+                <w:sz w:val="16"/>
+                <w:szCs w:val="16"/>
+              </w:rPr>
+              <w:t xml:space="preserve">NACTVET minimum entry rules per programme as JSON rules; CSEE and ACSEE from NECTA, NTA awards from NACTVET, NVA and other awards checked by the Admissions Office; programmes offered by the applicant's entry level.</w:t>
+            </w:r>
+          </w:p>
+        </w:tc>
+      </w:tr>
+      <w:tr>
+        <w:trPr>
+          <w:cantSplit/>
+        </w:trPr>
+        <w:tc>
+          <w:tcPr>
+            <w:tcW w:type="dxa" w:w="812"/>
+            <w:tcBorders>
+              <w:top w:val="single" w:color="BFC9D6" w:sz="4"/>
+              <w:left w:val="single" w:color="BFC9D6" w:sz="4"/>
+              <w:bottom w:val="single" w:color="BFC9D6" w:sz="4"/>
+              <w:right w:val="single" w:color="BFC9D6" w:sz="4"/>
+            </w:tcBorders>
+            <w:tcMar>
+              <w:top w:type="dxa" w:w="60"/>
+              <w:left w:type="dxa" w:w="100"/>
+              <w:bottom w:type="dxa" w:w="60"/>
+              <w:right w:type="dxa" w:w="100"/>
+            </w:tcMar>
+            <w:vAlign w:val="center"/>
+          </w:tcPr>
+          <w:p>
+            <w:pPr>
+              <w:spacing w:after="30" w:before="30"/>
+              <w:jc w:val="left"/>
+            </w:pPr>
+            <w:r>
+              <w:rPr>
+                <w:rFonts w:ascii="Calibri" w:cs="Calibri" w:eastAsia="Calibri" w:hAnsi="Calibri"/>
+                <w:b/>
+                <w:bCs/>
+                <w:sz w:val="16"/>
+                <w:szCs w:val="16"/>
+              </w:rPr>
+              <w:t xml:space="preserve">BR-04</w:t>
+            </w:r>
+          </w:p>
+        </w:tc>
+        <w:tc>
+          <w:tcPr>
+            <w:tcW w:type="dxa" w:w="1173"/>
+            <w:tcBorders>
+              <w:top w:val="single" w:color="BFC9D6" w:sz="4"/>
+              <w:left w:val="single" w:color="BFC9D6" w:sz="4"/>
+              <w:bottom w:val="single" w:color="BFC9D6" w:sz="4"/>
+              <w:right w:val="single" w:color="BFC9D6" w:sz="4"/>
+            </w:tcBorders>
+            <w:tcMar>
+              <w:top w:type="dxa" w:w="60"/>
+              <w:left w:type="dxa" w:w="100"/>
+              <w:bottom w:type="dxa" w:w="60"/>
+              <w:right w:type="dxa" w:w="100"/>
+            </w:tcMar>
+            <w:vAlign w:val="center"/>
+          </w:tcPr>
+          <w:p>
+            <w:pPr>
+              <w:spacing w:after="30" w:before="30"/>
+              <w:jc w:val="left"/>
+            </w:pPr>
+            <w:r>
+              <w:rPr>
+                <w:rFonts w:ascii="Calibri" w:cs="Calibri" w:eastAsia="Calibri" w:hAnsi="Calibri"/>
+                <w:sz w:val="16"/>
+                <w:szCs w:val="16"/>
+              </w:rPr>
+              <w:t xml:space="preserve">Built</w:t>
+            </w:r>
+          </w:p>
+        </w:tc>
+        <w:tc>
+          <w:tcPr>
+            <w:tcW w:type="dxa" w:w="7041"/>
+            <w:tcBorders>
+              <w:top w:val="single" w:color="BFC9D6" w:sz="4"/>
+              <w:left w:val="single" w:color="BFC9D6" w:sz="4"/>
+              <w:bottom w:val="single" w:color="BFC9D6" w:sz="4"/>
+              <w:right w:val="single" w:color="BFC9D6" w:sz="4"/>
+            </w:tcBorders>
+            <w:tcMar>
+              <w:top w:type="dxa" w:w="60"/>
+              <w:left w:type="dxa" w:w="100"/>
+              <w:bottom w:type="dxa" w:w="60"/>
+              <w:right w:type="dxa" w:w="100"/>
+            </w:tcMar>
+            <w:vAlign w:val="center"/>
+          </w:tcPr>
+          <w:p>
+            <w:pPr>
+              <w:spacing w:after="30" w:before="30"/>
+              <w:jc w:val="left"/>
+            </w:pPr>
+            <w:r>
+              <w:rPr>
+                <w:rFonts w:ascii="Calibri" w:cs="Calibri" w:eastAsia="Calibri" w:hAnsi="Calibri"/>
+                <w:sz w:val="16"/>
+                <w:szCs w:val="16"/>
+              </w:rPr>
+              <w:t xml:space="preserve">Secondary results fetched from NECTA at sign-up and for other sittings. NTA awards are fetched from NACTVET's particulars service by registration number and graduation year (how NACTVET's service works) rather than by AVN.</w:t>
+            </w:r>
+          </w:p>
+        </w:tc>
+      </w:tr>
+      <w:tr>
+        <w:trPr>
+          <w:cantSplit/>
+        </w:trPr>
+        <w:tc>
+          <w:tcPr>
+            <w:tcW w:type="dxa" w:w="812"/>
+            <w:tcBorders>
+              <w:top w:val="single" w:color="BFC9D6" w:sz="4"/>
+              <w:left w:val="single" w:color="BFC9D6" w:sz="4"/>
+              <w:bottom w:val="single" w:color="BFC9D6" w:sz="4"/>
+              <w:right w:val="single" w:color="BFC9D6" w:sz="4"/>
+            </w:tcBorders>
+            <w:shd w:fill="EEF3F8" w:color="auto" w:val="clear"/>
+            <w:tcMar>
+              <w:top w:type="dxa" w:w="60"/>
+              <w:left w:type="dxa" w:w="100"/>
+              <w:bottom w:type="dxa" w:w="60"/>
+              <w:right w:type="dxa" w:w="100"/>
+            </w:tcMar>
+            <w:vAlign w:val="center"/>
+          </w:tcPr>
+          <w:p>
+            <w:pPr>
+              <w:spacing w:after="30" w:before="30"/>
+              <w:jc w:val="left"/>
+            </w:pPr>
+            <w:r>
+              <w:rPr>
+                <w:rFonts w:ascii="Calibri" w:cs="Calibri" w:eastAsia="Calibri" w:hAnsi="Calibri"/>
+                <w:b/>
+                <w:bCs/>
+                <w:sz w:val="16"/>
+                <w:szCs w:val="16"/>
+              </w:rPr>
+              <w:t xml:space="preserve">BR-05</w:t>
+            </w:r>
+          </w:p>
+        </w:tc>
+        <w:tc>
+          <w:tcPr>
+            <w:tcW w:type="dxa" w:w="1173"/>
+            <w:tcBorders>
+              <w:top w:val="single" w:color="BFC9D6" w:sz="4"/>
+              <w:left w:val="single" w:color="BFC9D6" w:sz="4"/>
+              <w:bottom w:val="single" w:color="BFC9D6" w:sz="4"/>
+              <w:right w:val="single" w:color="BFC9D6" w:sz="4"/>
+            </w:tcBorders>
+            <w:shd w:fill="EEF3F8" w:color="auto" w:val="clear"/>
+            <w:tcMar>
+              <w:top w:type="dxa" w:w="60"/>
+              <w:left w:type="dxa" w:w="100"/>
+              <w:bottom w:type="dxa" w:w="60"/>
+              <w:right w:type="dxa" w:w="100"/>
+            </w:tcMar>
+            <w:vAlign w:val="center"/>
+          </w:tcPr>
+          <w:p>
+            <w:pPr>
+              <w:spacing w:after="30" w:before="30"/>
+              <w:jc w:val="left"/>
+            </w:pPr>
+            <w:r>
+              <w:rPr>
+                <w:rFonts w:ascii="Calibri" w:cs="Calibri" w:eastAsia="Calibri" w:hAnsi="Calibri"/>
+                <w:sz w:val="16"/>
+                <w:szCs w:val="16"/>
+              </w:rPr>
+              <w:t xml:space="preserve">Built</w:t>
+            </w:r>
+          </w:p>
+        </w:tc>
+        <w:tc>
+          <w:tcPr>
+            <w:tcW w:type="dxa" w:w="7041"/>
+            <w:tcBorders>
+              <w:top w:val="single" w:color="BFC9D6" w:sz="4"/>
+              <w:left w:val="single" w:color="BFC9D6" w:sz="4"/>
+              <w:bottom w:val="single" w:color="BFC9D6" w:sz="4"/>
+              <w:right w:val="single" w:color="BFC9D6" w:sz="4"/>
+            </w:tcBorders>
+            <w:shd w:fill="EEF3F8" w:color="auto" w:val="clear"/>
+            <w:tcMar>
+              <w:top w:type="dxa" w:w="60"/>
+              <w:left w:type="dxa" w:w="100"/>
+              <w:bottom w:type="dxa" w:w="60"/>
+              <w:right w:type="dxa" w:w="100"/>
+            </w:tcMar>
+            <w:vAlign w:val="center"/>
+          </w:tcPr>
+          <w:p>
+            <w:pPr>
+              <w:spacing w:after="30" w:before="30"/>
+              <w:jc w:val="left"/>
+            </w:pPr>
+            <w:r>
+              <w:rPr>
+                <w:rFonts w:ascii="Calibri" w:cs="Calibri" w:eastAsia="Calibri" w:hAnsi="Calibri"/>
+                <w:sz w:val="16"/>
+                <w:szCs w:val="16"/>
+              </w:rPr>
+              <w:t xml:space="preserve">GePG control number for the application fee; the application can be submitted only after payment. GePG is simulated until live access is granted.</w:t>
+            </w:r>
+          </w:p>
+        </w:tc>
+      </w:tr>
+      <w:tr>
+        <w:trPr>
+          <w:cantSplit/>
+        </w:trPr>
+        <w:tc>
+          <w:tcPr>
+            <w:tcW w:type="dxa" w:w="812"/>
+            <w:tcBorders>
+              <w:top w:val="single" w:color="BFC9D6" w:sz="4"/>
+              <w:left w:val="single" w:color="BFC9D6" w:sz="4"/>
+              <w:bottom w:val="single" w:color="BFC9D6" w:sz="4"/>
+              <w:right w:val="single" w:color="BFC9D6" w:sz="4"/>
+            </w:tcBorders>
+            <w:tcMar>
+              <w:top w:type="dxa" w:w="60"/>
+              <w:left w:type="dxa" w:w="100"/>
+              <w:bottom w:type="dxa" w:w="60"/>
+              <w:right w:type="dxa" w:w="100"/>
+            </w:tcMar>
+            <w:vAlign w:val="center"/>
+          </w:tcPr>
+          <w:p>
+            <w:pPr>
+              <w:spacing w:after="30" w:before="30"/>
+              <w:jc w:val="left"/>
+            </w:pPr>
+            <w:r>
+              <w:rPr>
+                <w:rFonts w:ascii="Calibri" w:cs="Calibri" w:eastAsia="Calibri" w:hAnsi="Calibri"/>
+                <w:b/>
+                <w:bCs/>
+                <w:sz w:val="16"/>
+                <w:szCs w:val="16"/>
+              </w:rPr>
+              <w:t xml:space="preserve">BR-06</w:t>
+            </w:r>
+          </w:p>
+        </w:tc>
+        <w:tc>
+          <w:tcPr>
+            <w:tcW w:type="dxa" w:w="1173"/>
+            <w:tcBorders>
+              <w:top w:val="single" w:color="BFC9D6" w:sz="4"/>
+              <w:left w:val="single" w:color="BFC9D6" w:sz="4"/>
+              <w:bottom w:val="single" w:color="BFC9D6" w:sz="4"/>
+              <w:right w:val="single" w:color="BFC9D6" w:sz="4"/>
+            </w:tcBorders>
+            <w:tcMar>
+              <w:top w:type="dxa" w:w="60"/>
+              <w:left w:type="dxa" w:w="100"/>
+              <w:bottom w:type="dxa" w:w="60"/>
+              <w:right w:type="dxa" w:w="100"/>
+            </w:tcMar>
+            <w:vAlign w:val="center"/>
+          </w:tcPr>
+          <w:p>
+            <w:pPr>
+              <w:spacing w:after="30" w:before="30"/>
+              <w:jc w:val="left"/>
+            </w:pPr>
+            <w:r>
+              <w:rPr>
+                <w:rFonts w:ascii="Calibri" w:cs="Calibri" w:eastAsia="Calibri" w:hAnsi="Calibri"/>
+                <w:sz w:val="16"/>
+                <w:szCs w:val="16"/>
+              </w:rPr>
+              <w:t xml:space="preserve">Built</w:t>
+            </w:r>
+          </w:p>
+        </w:tc>
+        <w:tc>
+          <w:tcPr>
+            <w:tcW w:type="dxa" w:w="7041"/>
+            <w:tcBorders>
+              <w:top w:val="single" w:color="BFC9D6" w:sz="4"/>
+              <w:left w:val="single" w:color="BFC9D6" w:sz="4"/>
+              <w:bottom w:val="single" w:color="BFC9D6" w:sz="4"/>
+              <w:right w:val="single" w:color="BFC9D6" w:sz="4"/>
+            </w:tcBorders>
+            <w:tcMar>
+              <w:top w:type="dxa" w:w="60"/>
+              <w:left w:type="dxa" w:w="100"/>
+              <w:bottom w:type="dxa" w:w="60"/>
+              <w:right w:type="dxa" w:w="100"/>
+            </w:tcMar>
+            <w:vAlign w:val="center"/>
+          </w:tcPr>
+          <w:p>
+            <w:pPr>
+              <w:spacing w:after="30" w:before="30"/>
+              <w:jc w:val="left"/>
+            </w:pPr>
+            <w:r>
+              <w:rPr>
+                <w:rFonts w:ascii="Calibri" w:cs="Calibri" w:eastAsia="Calibri" w:hAnsi="Calibri"/>
+                <w:sz w:val="16"/>
+                <w:szCs w:val="16"/>
+              </w:rPr>
+              <w:t xml:space="preserve">Merit ranking, stable allocation across choices within capacity, committee review and approval, admission letters with joining instructions and QR code, offer acceptance and decline.</w:t>
+            </w:r>
+          </w:p>
+        </w:tc>
+      </w:tr>
+      <w:tr>
+        <w:trPr>
+          <w:cantSplit/>
+        </w:trPr>
+        <w:tc>
+          <w:tcPr>
+            <w:tcW w:type="dxa" w:w="812"/>
+            <w:tcBorders>
+              <w:top w:val="single" w:color="BFC9D6" w:sz="4"/>
+              <w:left w:val="single" w:color="BFC9D6" w:sz="4"/>
+              <w:bottom w:val="single" w:color="BFC9D6" w:sz="4"/>
+              <w:right w:val="single" w:color="BFC9D6" w:sz="4"/>
+            </w:tcBorders>
+            <w:shd w:fill="EEF3F8" w:color="auto" w:val="clear"/>
+            <w:tcMar>
+              <w:top w:type="dxa" w:w="60"/>
+              <w:left w:type="dxa" w:w="100"/>
+              <w:bottom w:type="dxa" w:w="60"/>
+              <w:right w:type="dxa" w:w="100"/>
+            </w:tcMar>
+            <w:vAlign w:val="center"/>
+          </w:tcPr>
+          <w:p>
+            <w:pPr>
+              <w:spacing w:after="30" w:before="30"/>
+              <w:jc w:val="left"/>
+            </w:pPr>
+            <w:r>
+              <w:rPr>
+                <w:rFonts w:ascii="Calibri" w:cs="Calibri" w:eastAsia="Calibri" w:hAnsi="Calibri"/>
+                <w:b/>
+                <w:bCs/>
+                <w:sz w:val="16"/>
+                <w:szCs w:val="16"/>
+              </w:rPr>
+              <w:t xml:space="preserve">BR-07</w:t>
+            </w:r>
+          </w:p>
+        </w:tc>
+        <w:tc>
+          <w:tcPr>
+            <w:tcW w:type="dxa" w:w="1173"/>
+            <w:tcBorders>
+              <w:top w:val="single" w:color="BFC9D6" w:sz="4"/>
+              <w:left w:val="single" w:color="BFC9D6" w:sz="4"/>
+              <w:bottom w:val="single" w:color="BFC9D6" w:sz="4"/>
+              <w:right w:val="single" w:color="BFC9D6" w:sz="4"/>
+            </w:tcBorders>
+            <w:shd w:fill="EEF3F8" w:color="auto" w:val="clear"/>
+            <w:tcMar>
+              <w:top w:type="dxa" w:w="60"/>
+              <w:left w:type="dxa" w:w="100"/>
+              <w:bottom w:type="dxa" w:w="60"/>
+              <w:right w:type="dxa" w:w="100"/>
+            </w:tcMar>
+            <w:vAlign w:val="center"/>
+          </w:tcPr>
+          <w:p>
+            <w:pPr>
+              <w:spacing w:after="30" w:before="30"/>
+              <w:jc w:val="left"/>
+            </w:pPr>
+            <w:r>
+              <w:rPr>
+                <w:rFonts w:ascii="Calibri" w:cs="Calibri" w:eastAsia="Calibri" w:hAnsi="Calibri"/>
+                <w:sz w:val="16"/>
+                <w:szCs w:val="16"/>
+              </w:rPr>
+              <w:t xml:space="preserve">Built</w:t>
+            </w:r>
+          </w:p>
+        </w:tc>
+        <w:tc>
+          <w:tcPr>
+            <w:tcW w:type="dxa" w:w="7041"/>
+            <w:tcBorders>
+              <w:top w:val="single" w:color="BFC9D6" w:sz="4"/>
+              <w:left w:val="single" w:color="BFC9D6" w:sz="4"/>
+              <w:bottom w:val="single" w:color="BFC9D6" w:sz="4"/>
+              <w:right w:val="single" w:color="BFC9D6" w:sz="4"/>
+            </w:tcBorders>
+            <w:shd w:fill="EEF3F8" w:color="auto" w:val="clear"/>
+            <w:tcMar>
+              <w:top w:type="dxa" w:w="60"/>
+              <w:left w:type="dxa" w:w="100"/>
+              <w:bottom w:type="dxa" w:w="60"/>
+              <w:right w:type="dxa" w:w="100"/>
+            </w:tcMar>
+            <w:vAlign w:val="center"/>
+          </w:tcPr>
+          <w:p>
+            <w:pPr>
+              <w:spacing w:after="30" w:before="30"/>
+              <w:jc w:val="left"/>
+            </w:pPr>
+            <w:r>
+              <w:rPr>
+                <w:rFonts w:ascii="Calibri" w:cs="Calibri" w:eastAsia="Calibri" w:hAnsi="Calibri"/>
+                <w:sz w:val="16"/>
+                <w:szCs w:val="16"/>
+              </w:rPr>
+              <w:t xml:space="preserve">Submission by API or NACTVET template file, outcomes, queries and resubmission, verification numbers, multiple-admission confirmation code. NACTVET's live API endpoints are awaited (a tested adapter is ready).</w:t>
+            </w:r>
+          </w:p>
+        </w:tc>
+      </w:tr>
+      <w:tr>
+        <w:trPr>
+          <w:cantSplit/>
+        </w:trPr>
+        <w:tc>
+          <w:tcPr>
+            <w:tcW w:type="dxa" w:w="812"/>
+            <w:tcBorders>
+              <w:top w:val="single" w:color="BFC9D6" w:sz="4"/>
+              <w:left w:val="single" w:color="BFC9D6" w:sz="4"/>
+              <w:bottom w:val="single" w:color="BFC9D6" w:sz="4"/>
+              <w:right w:val="single" w:color="BFC9D6" w:sz="4"/>
+            </w:tcBorders>
+            <w:tcMar>
+              <w:top w:type="dxa" w:w="60"/>
+              <w:left w:type="dxa" w:w="100"/>
+              <w:bottom w:type="dxa" w:w="60"/>
+              <w:right w:type="dxa" w:w="100"/>
+            </w:tcMar>
+            <w:vAlign w:val="center"/>
+          </w:tcPr>
+          <w:p>
+            <w:pPr>
+              <w:spacing w:after="30" w:before="30"/>
+              <w:jc w:val="left"/>
+            </w:pPr>
+            <w:r>
+              <w:rPr>
+                <w:rFonts w:ascii="Calibri" w:cs="Calibri" w:eastAsia="Calibri" w:hAnsi="Calibri"/>
+                <w:b/>
+                <w:bCs/>
+                <w:sz w:val="16"/>
+                <w:szCs w:val="16"/>
+              </w:rPr>
+              <w:t xml:space="preserve">BR-08</w:t>
+            </w:r>
+          </w:p>
+        </w:tc>
+        <w:tc>
+          <w:tcPr>
+            <w:tcW w:type="dxa" w:w="1173"/>
+            <w:tcBorders>
+              <w:top w:val="single" w:color="BFC9D6" w:sz="4"/>
+              <w:left w:val="single" w:color="BFC9D6" w:sz="4"/>
+              <w:bottom w:val="single" w:color="BFC9D6" w:sz="4"/>
+              <w:right w:val="single" w:color="BFC9D6" w:sz="4"/>
+            </w:tcBorders>
+            <w:tcMar>
+              <w:top w:type="dxa" w:w="60"/>
+              <w:left w:type="dxa" w:w="100"/>
+              <w:bottom w:type="dxa" w:w="60"/>
+              <w:right w:type="dxa" w:w="100"/>
+            </w:tcMar>
+            <w:vAlign w:val="center"/>
+          </w:tcPr>
+          <w:p>
+            <w:pPr>
+              <w:spacing w:after="30" w:before="30"/>
+              <w:jc w:val="left"/>
+            </w:pPr>
+            <w:r>
+              <w:rPr>
+                <w:rFonts w:ascii="Calibri" w:cs="Calibri" w:eastAsia="Calibri" w:hAnsi="Calibri"/>
+                <w:sz w:val="16"/>
+                <w:szCs w:val="16"/>
+              </w:rPr>
+              <w:t xml:space="preserve">Not yet built</w:t>
+            </w:r>
+          </w:p>
+        </w:tc>
+        <w:tc>
+          <w:tcPr>
+            <w:tcW w:type="dxa" w:w="7041"/>
+            <w:tcBorders>
+              <w:top w:val="single" w:color="BFC9D6" w:sz="4"/>
+              <w:left w:val="single" w:color="BFC9D6" w:sz="4"/>
+              <w:bottom w:val="single" w:color="BFC9D6" w:sz="4"/>
+              <w:right w:val="single" w:color="BFC9D6" w:sz="4"/>
+            </w:tcBorders>
+            <w:tcMar>
+              <w:top w:type="dxa" w:w="60"/>
+              <w:left w:type="dxa" w:w="100"/>
+              <w:bottom w:type="dxa" w:w="60"/>
+              <w:right w:type="dxa" w:w="100"/>
+            </w:tcMar>
+            <w:vAlign w:val="center"/>
+          </w:tcPr>
+          <w:p>
+            <w:pPr>
+              <w:spacing w:after="30" w:before="30"/>
+              <w:jc w:val="left"/>
+            </w:pPr>
+            <w:r>
+              <w:rPr>
+                <w:rFonts w:ascii="Calibri" w:cs="Calibri" w:eastAsia="Calibri" w:hAnsi="Calibri"/>
+                <w:sz w:val="16"/>
+                <w:szCs w:val="16"/>
+              </w:rPr>
+              <w:t xml:space="preserve">Import of externally selected students (e.g. TAMISEMI).</w:t>
+            </w:r>
+          </w:p>
+        </w:tc>
+      </w:tr>
+      <w:tr>
+        <w:trPr>
+          <w:cantSplit/>
+        </w:trPr>
+        <w:tc>
+          <w:tcPr>
+            <w:tcW w:type="dxa" w:w="812"/>
+            <w:tcBorders>
+              <w:top w:val="single" w:color="BFC9D6" w:sz="4"/>
+              <w:left w:val="single" w:color="BFC9D6" w:sz="4"/>
+              <w:bottom w:val="single" w:color="BFC9D6" w:sz="4"/>
+              <w:right w:val="single" w:color="BFC9D6" w:sz="4"/>
+            </w:tcBorders>
+            <w:shd w:fill="EEF3F8" w:color="auto" w:val="clear"/>
+            <w:tcMar>
+              <w:top w:type="dxa" w:w="60"/>
+              <w:left w:type="dxa" w:w="100"/>
+              <w:bottom w:type="dxa" w:w="60"/>
+              <w:right w:type="dxa" w:w="100"/>
+            </w:tcMar>
+            <w:vAlign w:val="center"/>
+          </w:tcPr>
+          <w:p>
+            <w:pPr>
+              <w:spacing w:after="30" w:before="30"/>
+              <w:jc w:val="left"/>
+            </w:pPr>
+            <w:r>
+              <w:rPr>
+                <w:rFonts w:ascii="Calibri" w:cs="Calibri" w:eastAsia="Calibri" w:hAnsi="Calibri"/>
+                <w:b/>
+                <w:bCs/>
+                <w:sz w:val="16"/>
+                <w:szCs w:val="16"/>
+              </w:rPr>
+              <w:t xml:space="preserve">BR-09</w:t>
+            </w:r>
+          </w:p>
+        </w:tc>
+        <w:tc>
+          <w:tcPr>
+            <w:tcW w:type="dxa" w:w="1173"/>
+            <w:tcBorders>
+              <w:top w:val="single" w:color="BFC9D6" w:sz="4"/>
+              <w:left w:val="single" w:color="BFC9D6" w:sz="4"/>
+              <w:bottom w:val="single" w:color="BFC9D6" w:sz="4"/>
+              <w:right w:val="single" w:color="BFC9D6" w:sz="4"/>
+            </w:tcBorders>
+            <w:shd w:fill="EEF3F8" w:color="auto" w:val="clear"/>
+            <w:tcMar>
+              <w:top w:type="dxa" w:w="60"/>
+              <w:left w:type="dxa" w:w="100"/>
+              <w:bottom w:type="dxa" w:w="60"/>
+              <w:right w:type="dxa" w:w="100"/>
+            </w:tcMar>
+            <w:vAlign w:val="center"/>
+          </w:tcPr>
+          <w:p>
+            <w:pPr>
+              <w:spacing w:after="30" w:before="30"/>
+              <w:jc w:val="left"/>
+            </w:pPr>
+            <w:r>
+              <w:rPr>
+                <w:rFonts w:ascii="Calibri" w:cs="Calibri" w:eastAsia="Calibri" w:hAnsi="Calibri"/>
+                <w:sz w:val="16"/>
+                <w:szCs w:val="16"/>
+              </w:rPr>
+              <w:t xml:space="preserve">Built</w:t>
+            </w:r>
+          </w:p>
+        </w:tc>
+        <w:tc>
+          <w:tcPr>
+            <w:tcW w:type="dxa" w:w="7041"/>
+            <w:tcBorders>
+              <w:top w:val="single" w:color="BFC9D6" w:sz="4"/>
+              <w:left w:val="single" w:color="BFC9D6" w:sz="4"/>
+              <w:bottom w:val="single" w:color="BFC9D6" w:sz="4"/>
+              <w:right w:val="single" w:color="BFC9D6" w:sz="4"/>
+            </w:tcBorders>
+            <w:shd w:fill="EEF3F8" w:color="auto" w:val="clear"/>
+            <w:tcMar>
+              <w:top w:type="dxa" w:w="60"/>
+              <w:left w:type="dxa" w:w="100"/>
+              <w:bottom w:type="dxa" w:w="60"/>
+              <w:right w:type="dxa" w:w="100"/>
+            </w:tcMar>
+            <w:vAlign w:val="center"/>
+          </w:tcPr>
+          <w:p>
+            <w:pPr>
+              <w:spacing w:after="30" w:before="30"/>
+              <w:jc w:val="left"/>
+            </w:pPr>
+            <w:r>
+              <w:rPr>
+                <w:rFonts w:ascii="Calibri" w:cs="Calibri" w:eastAsia="Calibri" w:hAnsi="Calibri"/>
+                <w:sz w:val="16"/>
+                <w:szCs w:val="16"/>
+              </w:rPr>
+              <w:t xml:space="preserve">One student record from the accepted application; registration number from a configurable pattern, never changed or reused (enforced by the database).</w:t>
+            </w:r>
+          </w:p>
+        </w:tc>
+      </w:tr>
+      <w:tr>
+        <w:trPr>
+          <w:cantSplit/>
+        </w:trPr>
+        <w:tc>
+          <w:tcPr>
+            <w:tcW w:type="dxa" w:w="812"/>
+            <w:tcBorders>
+              <w:top w:val="single" w:color="BFC9D6" w:sz="4"/>
+              <w:left w:val="single" w:color="BFC9D6" w:sz="4"/>
+              <w:bottom w:val="single" w:color="BFC9D6" w:sz="4"/>
+              <w:right w:val="single" w:color="BFC9D6" w:sz="4"/>
+            </w:tcBorders>
+            <w:tcMar>
+              <w:top w:type="dxa" w:w="60"/>
+              <w:left w:type="dxa" w:w="100"/>
+              <w:bottom w:type="dxa" w:w="60"/>
+              <w:right w:type="dxa" w:w="100"/>
+            </w:tcMar>
+            <w:vAlign w:val="center"/>
+          </w:tcPr>
+          <w:p>
+            <w:pPr>
+              <w:spacing w:after="30" w:before="30"/>
+              <w:jc w:val="left"/>
+            </w:pPr>
+            <w:r>
+              <w:rPr>
+                <w:rFonts w:ascii="Calibri" w:cs="Calibri" w:eastAsia="Calibri" w:hAnsi="Calibri"/>
+                <w:b/>
+                <w:bCs/>
+                <w:sz w:val="16"/>
+                <w:szCs w:val="16"/>
+              </w:rPr>
+              <w:t xml:space="preserve">BR-10</w:t>
+            </w:r>
+          </w:p>
+        </w:tc>
+        <w:tc>
+          <w:tcPr>
+            <w:tcW w:type="dxa" w:w="1173"/>
+            <w:tcBorders>
+              <w:top w:val="single" w:color="BFC9D6" w:sz="4"/>
+              <w:left w:val="single" w:color="BFC9D6" w:sz="4"/>
+              <w:bottom w:val="single" w:color="BFC9D6" w:sz="4"/>
+              <w:right w:val="single" w:color="BFC9D6" w:sz="4"/>
+            </w:tcBorders>
+            <w:tcMar>
+              <w:top w:type="dxa" w:w="60"/>
+              <w:left w:type="dxa" w:w="100"/>
+              <w:bottom w:type="dxa" w:w="60"/>
+              <w:right w:type="dxa" w:w="100"/>
+            </w:tcMar>
+            <w:vAlign w:val="center"/>
+          </w:tcPr>
+          <w:p>
+            <w:pPr>
+              <w:spacing w:after="30" w:before="30"/>
+              <w:jc w:val="left"/>
+            </w:pPr>
+            <w:r>
+              <w:rPr>
+                <w:rFonts w:ascii="Calibri" w:cs="Calibri" w:eastAsia="Calibri" w:hAnsi="Calibri"/>
+                <w:sz w:val="16"/>
+                <w:szCs w:val="16"/>
+              </w:rPr>
+              <w:t xml:space="preserve">Built</w:t>
+            </w:r>
+          </w:p>
+        </w:tc>
+        <w:tc>
+          <w:tcPr>
+            <w:tcW w:type="dxa" w:w="7041"/>
+            <w:tcBorders>
+              <w:top w:val="single" w:color="BFC9D6" w:sz="4"/>
+              <w:left w:val="single" w:color="BFC9D6" w:sz="4"/>
+              <w:bottom w:val="single" w:color="BFC9D6" w:sz="4"/>
+              <w:right w:val="single" w:color="BFC9D6" w:sz="4"/>
+            </w:tcBorders>
+            <w:tcMar>
+              <w:top w:type="dxa" w:w="60"/>
+              <w:left w:type="dxa" w:w="100"/>
+              <w:bottom w:type="dxa" w:w="60"/>
+              <w:right w:type="dxa" w:w="100"/>
+            </w:tcMar>
+            <w:vAlign w:val="center"/>
+          </w:tcPr>
+          <w:p>
+            <w:pPr>
+              <w:spacing w:after="30" w:before="30"/>
+              <w:jc w:val="left"/>
+            </w:pPr>
+            <w:r>
+              <w:rPr>
+                <w:rFonts w:ascii="Calibri" w:cs="Calibri" w:eastAsia="Calibri" w:hAnsi="Calibri"/>
+                <w:sz w:val="16"/>
+                <w:szCs w:val="16"/>
+              </w:rPr>
+              <w:t xml:space="preserve">Semester registration in the student portal with core and elective modules, fee clearance checked, Registry approval or return.</w:t>
+            </w:r>
+          </w:p>
+        </w:tc>
+      </w:tr>
+      <w:tr>
+        <w:trPr>
+          <w:cantSplit/>
+        </w:trPr>
+        <w:tc>
+          <w:tcPr>
+            <w:tcW w:type="dxa" w:w="812"/>
+            <w:tcBorders>
+              <w:top w:val="single" w:color="BFC9D6" w:sz="4"/>
+              <w:left w:val="single" w:color="BFC9D6" w:sz="4"/>
+              <w:bottom w:val="single" w:color="BFC9D6" w:sz="4"/>
+              <w:right w:val="single" w:color="BFC9D6" w:sz="4"/>
+            </w:tcBorders>
+            <w:shd w:fill="EEF3F8" w:color="auto" w:val="clear"/>
+            <w:tcMar>
+              <w:top w:type="dxa" w:w="60"/>
+              <w:left w:type="dxa" w:w="100"/>
+              <w:bottom w:type="dxa" w:w="60"/>
+              <w:right w:type="dxa" w:w="100"/>
+            </w:tcMar>
+            <w:vAlign w:val="center"/>
+          </w:tcPr>
+          <w:p>
+            <w:pPr>
+              <w:spacing w:after="30" w:before="30"/>
+              <w:jc w:val="left"/>
+            </w:pPr>
+            <w:r>
+              <w:rPr>
+                <w:rFonts w:ascii="Calibri" w:cs="Calibri" w:eastAsia="Calibri" w:hAnsi="Calibri"/>
+                <w:b/>
+                <w:bCs/>
+                <w:sz w:val="16"/>
+                <w:szCs w:val="16"/>
+              </w:rPr>
+              <w:t xml:space="preserve">BR-11</w:t>
+            </w:r>
+          </w:p>
+        </w:tc>
+        <w:tc>
+          <w:tcPr>
+            <w:tcW w:type="dxa" w:w="1173"/>
+            <w:tcBorders>
+              <w:top w:val="single" w:color="BFC9D6" w:sz="4"/>
+              <w:left w:val="single" w:color="BFC9D6" w:sz="4"/>
+              <w:bottom w:val="single" w:color="BFC9D6" w:sz="4"/>
+              <w:right w:val="single" w:color="BFC9D6" w:sz="4"/>
+            </w:tcBorders>
+            <w:shd w:fill="EEF3F8" w:color="auto" w:val="clear"/>
+            <w:tcMar>
+              <w:top w:type="dxa" w:w="60"/>
+              <w:left w:type="dxa" w:w="100"/>
+              <w:bottom w:type="dxa" w:w="60"/>
+              <w:right w:type="dxa" w:w="100"/>
+            </w:tcMar>
+            <w:vAlign w:val="center"/>
+          </w:tcPr>
+          <w:p>
+            <w:pPr>
+              <w:spacing w:after="30" w:before="30"/>
+              <w:jc w:val="left"/>
+            </w:pPr>
+            <w:r>
+              <w:rPr>
+                <w:rFonts w:ascii="Calibri" w:cs="Calibri" w:eastAsia="Calibri" w:hAnsi="Calibri"/>
+                <w:sz w:val="16"/>
+                <w:szCs w:val="16"/>
+              </w:rPr>
+              <w:t xml:space="preserve">Built</w:t>
+            </w:r>
+          </w:p>
+        </w:tc>
+        <w:tc>
+          <w:tcPr>
+            <w:tcW w:type="dxa" w:w="7041"/>
+            <w:tcBorders>
+              <w:top w:val="single" w:color="BFC9D6" w:sz="4"/>
+              <w:left w:val="single" w:color="BFC9D6" w:sz="4"/>
+              <w:bottom w:val="single" w:color="BFC9D6" w:sz="4"/>
+              <w:right w:val="single" w:color="BFC9D6" w:sz="4"/>
+            </w:tcBorders>
+            <w:shd w:fill="EEF3F8" w:color="auto" w:val="clear"/>
+            <w:tcMar>
+              <w:top w:type="dxa" w:w="60"/>
+              <w:left w:type="dxa" w:w="100"/>
+              <w:bottom w:type="dxa" w:w="60"/>
+              <w:right w:type="dxa" w:w="100"/>
+            </w:tcMar>
+            <w:vAlign w:val="center"/>
+          </w:tcPr>
+          <w:p>
+            <w:pPr>
+              <w:spacing w:after="30" w:before="30"/>
+              <w:jc w:val="left"/>
+            </w:pPr>
+            <w:r>
+              <w:rPr>
+                <w:rFonts w:ascii="Calibri" w:cs="Calibri" w:eastAsia="Calibri" w:hAnsi="Calibri"/>
+                <w:sz w:val="16"/>
+                <w:szCs w:val="16"/>
+              </w:rPr>
+              <w:t xml:space="preserve">Postponement, resumption, suspension, discontinuation, withdrawal and death with reason, effective date, Head of Department recommendation and Deputy Principal decision; completion and graduation come from the graduation process.</w:t>
+            </w:r>
+          </w:p>
+        </w:tc>
+      </w:tr>
+      <w:tr>
+        <w:trPr>
+          <w:cantSplit/>
+        </w:trPr>
+        <w:tc>
+          <w:tcPr>
+            <w:tcW w:type="dxa" w:w="812"/>
+            <w:tcBorders>
+              <w:top w:val="single" w:color="BFC9D6" w:sz="4"/>
+              <w:left w:val="single" w:color="BFC9D6" w:sz="4"/>
+              <w:bottom w:val="single" w:color="BFC9D6" w:sz="4"/>
+              <w:right w:val="single" w:color="BFC9D6" w:sz="4"/>
+            </w:tcBorders>
+            <w:tcMar>
+              <w:top w:type="dxa" w:w="60"/>
+              <w:left w:type="dxa" w:w="100"/>
+              <w:bottom w:type="dxa" w:w="60"/>
+              <w:right w:type="dxa" w:w="100"/>
+            </w:tcMar>
+            <w:vAlign w:val="center"/>
+          </w:tcPr>
+          <w:p>
+            <w:pPr>
+              <w:spacing w:after="30" w:before="30"/>
+              <w:jc w:val="left"/>
+            </w:pPr>
+            <w:r>
+              <w:rPr>
+                <w:rFonts w:ascii="Calibri" w:cs="Calibri" w:eastAsia="Calibri" w:hAnsi="Calibri"/>
+                <w:b/>
+                <w:bCs/>
+                <w:sz w:val="16"/>
+                <w:szCs w:val="16"/>
+              </w:rPr>
+              <w:t xml:space="preserve">BR-12</w:t>
+            </w:r>
+          </w:p>
+        </w:tc>
+        <w:tc>
+          <w:tcPr>
+            <w:tcW w:type="dxa" w:w="1173"/>
+            <w:tcBorders>
+              <w:top w:val="single" w:color="BFC9D6" w:sz="4"/>
+              <w:left w:val="single" w:color="BFC9D6" w:sz="4"/>
+              <w:bottom w:val="single" w:color="BFC9D6" w:sz="4"/>
+              <w:right w:val="single" w:color="BFC9D6" w:sz="4"/>
+            </w:tcBorders>
+            <w:tcMar>
+              <w:top w:type="dxa" w:w="60"/>
+              <w:left w:type="dxa" w:w="100"/>
+              <w:bottom w:type="dxa" w:w="60"/>
+              <w:right w:type="dxa" w:w="100"/>
+            </w:tcMar>
+            <w:vAlign w:val="center"/>
+          </w:tcPr>
+          <w:p>
+            <w:pPr>
+              <w:spacing w:after="30" w:before="30"/>
+              <w:jc w:val="left"/>
+            </w:pPr>
+            <w:r>
+              <w:rPr>
+                <w:rFonts w:ascii="Calibri" w:cs="Calibri" w:eastAsia="Calibri" w:hAnsi="Calibri"/>
+                <w:sz w:val="16"/>
+                <w:szCs w:val="16"/>
+              </w:rPr>
+              <w:t xml:space="preserve">Built</w:t>
+            </w:r>
+          </w:p>
+        </w:tc>
+        <w:tc>
+          <w:tcPr>
+            <w:tcW w:type="dxa" w:w="7041"/>
+            <w:tcBorders>
+              <w:top w:val="single" w:color="BFC9D6" w:sz="4"/>
+              <w:left w:val="single" w:color="BFC9D6" w:sz="4"/>
+              <w:bottom w:val="single" w:color="BFC9D6" w:sz="4"/>
+              <w:right w:val="single" w:color="BFC9D6" w:sz="4"/>
+            </w:tcBorders>
+            <w:tcMar>
+              <w:top w:type="dxa" w:w="60"/>
+              <w:left w:type="dxa" w:w="100"/>
+              <w:bottom w:type="dxa" w:w="60"/>
+              <w:right w:type="dxa" w:w="100"/>
+            </w:tcMar>
+            <w:vAlign w:val="center"/>
+          </w:tcPr>
+          <w:p>
+            <w:pPr>
+              <w:spacing w:after="30" w:before="30"/>
+              <w:jc w:val="left"/>
+            </w:pPr>
+            <w:r>
+              <w:rPr>
+                <w:rFonts w:ascii="Calibri" w:cs="Calibri" w:eastAsia="Calibri" w:hAnsi="Calibri"/>
+                <w:sz w:val="16"/>
+                <w:szCs w:val="16"/>
+              </w:rPr>
+              <w:t xml:space="preserve">Departments, NVA I–III and NTA 4–8 programmes, versioned curricula, modules with credits, academic years, semesters and intakes.</w:t>
+            </w:r>
+          </w:p>
+        </w:tc>
+      </w:tr>
+      <w:tr>
+        <w:trPr>
+          <w:cantSplit/>
+        </w:trPr>
+        <w:tc>
+          <w:tcPr>
+            <w:tcW w:type="dxa" w:w="812"/>
+            <w:tcBorders>
+              <w:top w:val="single" w:color="BFC9D6" w:sz="4"/>
+              <w:left w:val="single" w:color="BFC9D6" w:sz="4"/>
+              <w:bottom w:val="single" w:color="BFC9D6" w:sz="4"/>
+              <w:right w:val="single" w:color="BFC9D6" w:sz="4"/>
+            </w:tcBorders>
+            <w:shd w:fill="EEF3F8" w:color="auto" w:val="clear"/>
+            <w:tcMar>
+              <w:top w:type="dxa" w:w="60"/>
+              <w:left w:type="dxa" w:w="100"/>
+              <w:bottom w:type="dxa" w:w="60"/>
+              <w:right w:type="dxa" w:w="100"/>
+            </w:tcMar>
+            <w:vAlign w:val="center"/>
+          </w:tcPr>
+          <w:p>
+            <w:pPr>
+              <w:spacing w:after="30" w:before="30"/>
+              <w:jc w:val="left"/>
+            </w:pPr>
+            <w:r>
+              <w:rPr>
+                <w:rFonts w:ascii="Calibri" w:cs="Calibri" w:eastAsia="Calibri" w:hAnsi="Calibri"/>
+                <w:b/>
+                <w:bCs/>
+                <w:sz w:val="16"/>
+                <w:szCs w:val="16"/>
+              </w:rPr>
+              <w:t xml:space="preserve">BR-13</w:t>
+            </w:r>
+          </w:p>
+        </w:tc>
+        <w:tc>
+          <w:tcPr>
+            <w:tcW w:type="dxa" w:w="1173"/>
+            <w:tcBorders>
+              <w:top w:val="single" w:color="BFC9D6" w:sz="4"/>
+              <w:left w:val="single" w:color="BFC9D6" w:sz="4"/>
+              <w:bottom w:val="single" w:color="BFC9D6" w:sz="4"/>
+              <w:right w:val="single" w:color="BFC9D6" w:sz="4"/>
+            </w:tcBorders>
+            <w:shd w:fill="EEF3F8" w:color="auto" w:val="clear"/>
+            <w:tcMar>
+              <w:top w:type="dxa" w:w="60"/>
+              <w:left w:type="dxa" w:w="100"/>
+              <w:bottom w:type="dxa" w:w="60"/>
+              <w:right w:type="dxa" w:w="100"/>
+            </w:tcMar>
+            <w:vAlign w:val="center"/>
+          </w:tcPr>
+          <w:p>
+            <w:pPr>
+              <w:spacing w:after="30" w:before="30"/>
+              <w:jc w:val="left"/>
+            </w:pPr>
+            <w:r>
+              <w:rPr>
+                <w:rFonts w:ascii="Calibri" w:cs="Calibri" w:eastAsia="Calibri" w:hAnsi="Calibri"/>
+                <w:sz w:val="16"/>
+                <w:szCs w:val="16"/>
+              </w:rPr>
+              <w:t xml:space="preserve">Not yet built</w:t>
+            </w:r>
+          </w:p>
+        </w:tc>
+        <w:tc>
+          <w:tcPr>
+            <w:tcW w:type="dxa" w:w="7041"/>
+            <w:tcBorders>
+              <w:top w:val="single" w:color="BFC9D6" w:sz="4"/>
+              <w:left w:val="single" w:color="BFC9D6" w:sz="4"/>
+              <w:bottom w:val="single" w:color="BFC9D6" w:sz="4"/>
+              <w:right w:val="single" w:color="BFC9D6" w:sz="4"/>
+            </w:tcBorders>
+            <w:shd w:fill="EEF3F8" w:color="auto" w:val="clear"/>
+            <w:tcMar>
+              <w:top w:type="dxa" w:w="60"/>
+              <w:left w:type="dxa" w:w="100"/>
+              <w:bottom w:type="dxa" w:w="60"/>
+              <w:right w:type="dxa" w:w="100"/>
+            </w:tcMar>
+            <w:vAlign w:val="center"/>
+          </w:tcPr>
+          <w:p>
+            <w:pPr>
+              <w:spacing w:after="30" w:before="30"/>
+              <w:jc w:val="left"/>
+            </w:pPr>
+            <w:r>
+              <w:rPr>
+                <w:rFonts w:ascii="Calibri" w:cs="Calibri" w:eastAsia="Calibri" w:hAnsi="Calibri"/>
+                <w:sz w:val="16"/>
+                <w:szCs w:val="16"/>
+              </w:rPr>
+              <w:t xml:space="preserve">Multiple campuses and programme transfers.</w:t>
+            </w:r>
+          </w:p>
+        </w:tc>
+      </w:tr>
+      <w:tr>
+        <w:trPr>
+          <w:cantSplit/>
+        </w:trPr>
+        <w:tc>
+          <w:tcPr>
+            <w:tcW w:type="dxa" w:w="812"/>
+            <w:tcBorders>
+              <w:top w:val="single" w:color="BFC9D6" w:sz="4"/>
+              <w:left w:val="single" w:color="BFC9D6" w:sz="4"/>
+              <w:bottom w:val="single" w:color="BFC9D6" w:sz="4"/>
+              <w:right w:val="single" w:color="BFC9D6" w:sz="4"/>
+            </w:tcBorders>
+            <w:tcMar>
+              <w:top w:type="dxa" w:w="60"/>
+              <w:left w:type="dxa" w:w="100"/>
+              <w:bottom w:type="dxa" w:w="60"/>
+              <w:right w:type="dxa" w:w="100"/>
+            </w:tcMar>
+            <w:vAlign w:val="center"/>
+          </w:tcPr>
+          <w:p>
+            <w:pPr>
+              <w:spacing w:after="30" w:before="30"/>
+              <w:jc w:val="left"/>
+            </w:pPr>
+            <w:r>
+              <w:rPr>
+                <w:rFonts w:ascii="Calibri" w:cs="Calibri" w:eastAsia="Calibri" w:hAnsi="Calibri"/>
+                <w:b/>
+                <w:bCs/>
+                <w:sz w:val="16"/>
+                <w:szCs w:val="16"/>
+              </w:rPr>
+              <w:t xml:space="preserve">BR-14</w:t>
+            </w:r>
+          </w:p>
+        </w:tc>
+        <w:tc>
+          <w:tcPr>
+            <w:tcW w:type="dxa" w:w="1173"/>
+            <w:tcBorders>
+              <w:top w:val="single" w:color="BFC9D6" w:sz="4"/>
+              <w:left w:val="single" w:color="BFC9D6" w:sz="4"/>
+              <w:bottom w:val="single" w:color="BFC9D6" w:sz="4"/>
+              <w:right w:val="single" w:color="BFC9D6" w:sz="4"/>
+            </w:tcBorders>
+            <w:tcMar>
+              <w:top w:type="dxa" w:w="60"/>
+              <w:left w:type="dxa" w:w="100"/>
+              <w:bottom w:type="dxa" w:w="60"/>
+              <w:right w:type="dxa" w:w="100"/>
+            </w:tcMar>
+            <w:vAlign w:val="center"/>
+          </w:tcPr>
+          <w:p>
+            <w:pPr>
+              <w:spacing w:after="30" w:before="30"/>
+              <w:jc w:val="left"/>
+            </w:pPr>
+            <w:r>
+              <w:rPr>
+                <w:rFonts w:ascii="Calibri" w:cs="Calibri" w:eastAsia="Calibri" w:hAnsi="Calibri"/>
+                <w:sz w:val="16"/>
+                <w:szCs w:val="16"/>
+              </w:rPr>
+              <w:t xml:space="preserve">Built</w:t>
+            </w:r>
+          </w:p>
+        </w:tc>
+        <w:tc>
+          <w:tcPr>
+            <w:tcW w:type="dxa" w:w="7041"/>
+            <w:tcBorders>
+              <w:top w:val="single" w:color="BFC9D6" w:sz="4"/>
+              <w:left w:val="single" w:color="BFC9D6" w:sz="4"/>
+              <w:bottom w:val="single" w:color="BFC9D6" w:sz="4"/>
+              <w:right w:val="single" w:color="BFC9D6" w:sz="4"/>
+            </w:tcBorders>
+            <w:tcMar>
+              <w:top w:type="dxa" w:w="60"/>
+              <w:left w:type="dxa" w:w="100"/>
+              <w:bottom w:type="dxa" w:w="60"/>
+              <w:right w:type="dxa" w:w="100"/>
+            </w:tcMar>
+            <w:vAlign w:val="center"/>
+          </w:tcPr>
+          <w:p>
+            <w:pPr>
+              <w:spacing w:after="30" w:before="30"/>
+              <w:jc w:val="left"/>
+            </w:pPr>
+            <w:r>
+              <w:rPr>
+                <w:rFonts w:ascii="Calibri" w:cs="Calibri" w:eastAsia="Calibri" w:hAnsi="Calibri"/>
+                <w:sz w:val="16"/>
+                <w:szCs w:val="16"/>
+              </w:rPr>
+              <w:t xml:space="preserve">Lecturers allocated to module offerings each semester see only their modules (My teaching).</w:t>
+            </w:r>
+          </w:p>
+        </w:tc>
+      </w:tr>
+      <w:tr>
+        <w:trPr>
+          <w:cantSplit/>
+        </w:trPr>
+        <w:tc>
+          <w:tcPr>
+            <w:tcW w:type="dxa" w:w="812"/>
+            <w:tcBorders>
+              <w:top w:val="single" w:color="BFC9D6" w:sz="4"/>
+              <w:left w:val="single" w:color="BFC9D6" w:sz="4"/>
+              <w:bottom w:val="single" w:color="BFC9D6" w:sz="4"/>
+              <w:right w:val="single" w:color="BFC9D6" w:sz="4"/>
+            </w:tcBorders>
+            <w:shd w:fill="EEF3F8" w:color="auto" w:val="clear"/>
+            <w:tcMar>
+              <w:top w:type="dxa" w:w="60"/>
+              <w:left w:type="dxa" w:w="100"/>
+              <w:bottom w:type="dxa" w:w="60"/>
+              <w:right w:type="dxa" w:w="100"/>
+            </w:tcMar>
+            <w:vAlign w:val="center"/>
+          </w:tcPr>
+          <w:p>
+            <w:pPr>
+              <w:spacing w:after="30" w:before="30"/>
+              <w:jc w:val="left"/>
+            </w:pPr>
+            <w:r>
+              <w:rPr>
+                <w:rFonts w:ascii="Calibri" w:cs="Calibri" w:eastAsia="Calibri" w:hAnsi="Calibri"/>
+                <w:b/>
+                <w:bCs/>
+                <w:sz w:val="16"/>
+                <w:szCs w:val="16"/>
+              </w:rPr>
+              <w:t xml:space="preserve">BR-15</w:t>
+            </w:r>
+          </w:p>
+        </w:tc>
+        <w:tc>
+          <w:tcPr>
+            <w:tcW w:type="dxa" w:w="1173"/>
+            <w:tcBorders>
+              <w:top w:val="single" w:color="BFC9D6" w:sz="4"/>
+              <w:left w:val="single" w:color="BFC9D6" w:sz="4"/>
+              <w:bottom w:val="single" w:color="BFC9D6" w:sz="4"/>
+              <w:right w:val="single" w:color="BFC9D6" w:sz="4"/>
+            </w:tcBorders>
+            <w:shd w:fill="EEF3F8" w:color="auto" w:val="clear"/>
+            <w:tcMar>
+              <w:top w:type="dxa" w:w="60"/>
+              <w:left w:type="dxa" w:w="100"/>
+              <w:bottom w:type="dxa" w:w="60"/>
+              <w:right w:type="dxa" w:w="100"/>
+            </w:tcMar>
+            <w:vAlign w:val="center"/>
+          </w:tcPr>
+          <w:p>
+            <w:pPr>
+              <w:spacing w:after="30" w:before="30"/>
+              <w:jc w:val="left"/>
+            </w:pPr>
+            <w:r>
+              <w:rPr>
+                <w:rFonts w:ascii="Calibri" w:cs="Calibri" w:eastAsia="Calibri" w:hAnsi="Calibri"/>
+                <w:sz w:val="16"/>
+                <w:szCs w:val="16"/>
+              </w:rPr>
+              <w:t xml:space="preserve">Built</w:t>
+            </w:r>
+          </w:p>
+        </w:tc>
+        <w:tc>
+          <w:tcPr>
+            <w:tcW w:type="dxa" w:w="7041"/>
+            <w:tcBorders>
+              <w:top w:val="single" w:color="BFC9D6" w:sz="4"/>
+              <w:left w:val="single" w:color="BFC9D6" w:sz="4"/>
+              <w:bottom w:val="single" w:color="BFC9D6" w:sz="4"/>
+              <w:right w:val="single" w:color="BFC9D6" w:sz="4"/>
+            </w:tcBorders>
+            <w:shd w:fill="EEF3F8" w:color="auto" w:val="clear"/>
+            <w:tcMar>
+              <w:top w:type="dxa" w:w="60"/>
+              <w:left w:type="dxa" w:w="100"/>
+              <w:bottom w:type="dxa" w:w="60"/>
+              <w:right w:type="dxa" w:w="100"/>
+            </w:tcMar>
+            <w:vAlign w:val="center"/>
+          </w:tcPr>
+          <w:p>
+            <w:pPr>
+              <w:spacing w:after="30" w:before="30"/>
+              <w:jc w:val="left"/>
+            </w:pPr>
+            <w:r>
+              <w:rPr>
+                <w:rFonts w:ascii="Calibri" w:cs="Calibri" w:eastAsia="Calibri" w:hAnsi="Calibri"/>
+                <w:sz w:val="16"/>
+                <w:szCs w:val="16"/>
+              </w:rPr>
+              <w:t xml:space="preserve">Attendance per session, percentage per student, SMS warning below the threshold (default 75%), used in examination eligibility.</w:t>
+            </w:r>
+          </w:p>
+        </w:tc>
+      </w:tr>
+      <w:tr>
+        <w:trPr>
+          <w:cantSplit/>
+        </w:trPr>
+        <w:tc>
+          <w:tcPr>
+            <w:tcW w:type="dxa" w:w="812"/>
+            <w:tcBorders>
+              <w:top w:val="single" w:color="BFC9D6" w:sz="4"/>
+              <w:left w:val="single" w:color="BFC9D6" w:sz="4"/>
+              <w:bottom w:val="single" w:color="BFC9D6" w:sz="4"/>
+              <w:right w:val="single" w:color="BFC9D6" w:sz="4"/>
+            </w:tcBorders>
+            <w:tcMar>
+              <w:top w:type="dxa" w:w="60"/>
+              <w:left w:type="dxa" w:w="100"/>
+              <w:bottom w:type="dxa" w:w="60"/>
+              <w:right w:type="dxa" w:w="100"/>
+            </w:tcMar>
+            <w:vAlign w:val="center"/>
+          </w:tcPr>
+          <w:p>
+            <w:pPr>
+              <w:spacing w:after="30" w:before="30"/>
+              <w:jc w:val="left"/>
+            </w:pPr>
+            <w:r>
+              <w:rPr>
+                <w:rFonts w:ascii="Calibri" w:cs="Calibri" w:eastAsia="Calibri" w:hAnsi="Calibri"/>
+                <w:b/>
+                <w:bCs/>
+                <w:sz w:val="16"/>
+                <w:szCs w:val="16"/>
+              </w:rPr>
+              <w:t xml:space="preserve">BR-16</w:t>
+            </w:r>
+          </w:p>
+        </w:tc>
+        <w:tc>
+          <w:tcPr>
+            <w:tcW w:type="dxa" w:w="1173"/>
+            <w:tcBorders>
+              <w:top w:val="single" w:color="BFC9D6" w:sz="4"/>
+              <w:left w:val="single" w:color="BFC9D6" w:sz="4"/>
+              <w:bottom w:val="single" w:color="BFC9D6" w:sz="4"/>
+              <w:right w:val="single" w:color="BFC9D6" w:sz="4"/>
+            </w:tcBorders>
+            <w:tcMar>
+              <w:top w:type="dxa" w:w="60"/>
+              <w:left w:type="dxa" w:w="100"/>
+              <w:bottom w:type="dxa" w:w="60"/>
+              <w:right w:type="dxa" w:w="100"/>
+            </w:tcMar>
+            <w:vAlign w:val="center"/>
+          </w:tcPr>
+          <w:p>
+            <w:pPr>
+              <w:spacing w:after="30" w:before="30"/>
+              <w:jc w:val="left"/>
+            </w:pPr>
+            <w:r>
+              <w:rPr>
+                <w:rFonts w:ascii="Calibri" w:cs="Calibri" w:eastAsia="Calibri" w:hAnsi="Calibri"/>
+                <w:sz w:val="16"/>
+                <w:szCs w:val="16"/>
+              </w:rPr>
+              <w:t xml:space="preserve">Built</w:t>
+            </w:r>
+          </w:p>
+        </w:tc>
+        <w:tc>
+          <w:tcPr>
+            <w:tcW w:type="dxa" w:w="7041"/>
+            <w:tcBorders>
+              <w:top w:val="single" w:color="BFC9D6" w:sz="4"/>
+              <w:left w:val="single" w:color="BFC9D6" w:sz="4"/>
+              <w:bottom w:val="single" w:color="BFC9D6" w:sz="4"/>
+              <w:right w:val="single" w:color="BFC9D6" w:sz="4"/>
+            </w:tcBorders>
+            <w:tcMar>
+              <w:top w:type="dxa" w:w="60"/>
+              <w:left w:type="dxa" w:w="100"/>
+              <w:bottom w:type="dxa" w:w="60"/>
+              <w:right w:type="dxa" w:w="100"/>
+            </w:tcMar>
+            <w:vAlign w:val="center"/>
+          </w:tcPr>
+          <w:p>
+            <w:pPr>
+              <w:spacing w:after="30" w:before="30"/>
+              <w:jc w:val="left"/>
+            </w:pPr>
+            <w:r>
+              <w:rPr>
+                <w:rFonts w:ascii="Calibri" w:cs="Calibri" w:eastAsia="Calibri" w:hAnsi="Calibri"/>
+                <w:sz w:val="16"/>
+                <w:szCs w:val="16"/>
+              </w:rPr>
+              <w:t xml:space="preserve">NTA: CA and SE with weights and component pass marks from the regulations. NVA: tasks per unit, competent / not yet competent with evidence, re-assessment attempts.</w:t>
+            </w:r>
+          </w:p>
+        </w:tc>
+      </w:tr>
+      <w:tr>
+        <w:trPr>
+          <w:cantSplit/>
+        </w:trPr>
+        <w:tc>
+          <w:tcPr>
+            <w:tcW w:type="dxa" w:w="812"/>
+            <w:tcBorders>
+              <w:top w:val="single" w:color="BFC9D6" w:sz="4"/>
+              <w:left w:val="single" w:color="BFC9D6" w:sz="4"/>
+              <w:bottom w:val="single" w:color="BFC9D6" w:sz="4"/>
+              <w:right w:val="single" w:color="BFC9D6" w:sz="4"/>
+            </w:tcBorders>
+            <w:shd w:fill="EEF3F8" w:color="auto" w:val="clear"/>
+            <w:tcMar>
+              <w:top w:type="dxa" w:w="60"/>
+              <w:left w:type="dxa" w:w="100"/>
+              <w:bottom w:type="dxa" w:w="60"/>
+              <w:right w:type="dxa" w:w="100"/>
+            </w:tcMar>
+            <w:vAlign w:val="center"/>
+          </w:tcPr>
+          <w:p>
+            <w:pPr>
+              <w:spacing w:after="30" w:before="30"/>
+              <w:jc w:val="left"/>
+            </w:pPr>
+            <w:r>
+              <w:rPr>
+                <w:rFonts w:ascii="Calibri" w:cs="Calibri" w:eastAsia="Calibri" w:hAnsi="Calibri"/>
+                <w:b/>
+                <w:bCs/>
+                <w:sz w:val="16"/>
+                <w:szCs w:val="16"/>
+              </w:rPr>
+              <w:t xml:space="preserve">BR-17</w:t>
+            </w:r>
+          </w:p>
+        </w:tc>
+        <w:tc>
+          <w:tcPr>
+            <w:tcW w:type="dxa" w:w="1173"/>
+            <w:tcBorders>
+              <w:top w:val="single" w:color="BFC9D6" w:sz="4"/>
+              <w:left w:val="single" w:color="BFC9D6" w:sz="4"/>
+              <w:bottom w:val="single" w:color="BFC9D6" w:sz="4"/>
+              <w:right w:val="single" w:color="BFC9D6" w:sz="4"/>
+            </w:tcBorders>
+            <w:shd w:fill="EEF3F8" w:color="auto" w:val="clear"/>
+            <w:tcMar>
+              <w:top w:type="dxa" w:w="60"/>
+              <w:left w:type="dxa" w:w="100"/>
+              <w:bottom w:type="dxa" w:w="60"/>
+              <w:right w:type="dxa" w:w="100"/>
+            </w:tcMar>
+            <w:vAlign w:val="center"/>
+          </w:tcPr>
+          <w:p>
+            <w:pPr>
+              <w:spacing w:after="30" w:before="30"/>
+              <w:jc w:val="left"/>
+            </w:pPr>
+            <w:r>
+              <w:rPr>
+                <w:rFonts w:ascii="Calibri" w:cs="Calibri" w:eastAsia="Calibri" w:hAnsi="Calibri"/>
+                <w:sz w:val="16"/>
+                <w:szCs w:val="16"/>
+              </w:rPr>
+              <w:t xml:space="preserve">Built</w:t>
+            </w:r>
+          </w:p>
+        </w:tc>
+        <w:tc>
+          <w:tcPr>
+            <w:tcW w:type="dxa" w:w="7041"/>
+            <w:tcBorders>
+              <w:top w:val="single" w:color="BFC9D6" w:sz="4"/>
+              <w:left w:val="single" w:color="BFC9D6" w:sz="4"/>
+              <w:bottom w:val="single" w:color="BFC9D6" w:sz="4"/>
+              <w:right w:val="single" w:color="BFC9D6" w:sz="4"/>
+            </w:tcBorders>
+            <w:shd w:fill="EEF3F8" w:color="auto" w:val="clear"/>
+            <w:tcMar>
+              <w:top w:type="dxa" w:w="60"/>
+              <w:left w:type="dxa" w:w="100"/>
+              <w:bottom w:type="dxa" w:w="60"/>
+              <w:right w:type="dxa" w:w="100"/>
+            </w:tcMar>
+            <w:vAlign w:val="center"/>
+          </w:tcPr>
+          <w:p>
+            <w:pPr>
+              <w:spacing w:after="30" w:before="30"/>
+              <w:jc w:val="left"/>
+            </w:pPr>
+            <w:r>
+              <w:rPr>
+                <w:rFonts w:ascii="Calibri" w:cs="Calibri" w:eastAsia="Calibri" w:hAnsi="Calibri"/>
+                <w:sz w:val="16"/>
+                <w:szCs w:val="16"/>
+              </w:rPr>
+              <w:t xml:space="preserve">Head of Department → Department Board (optional) → Academic Committee → Governing Board, then the database refuses changes. The stages are fixed in the software rather than configured per institution.</w:t>
+            </w:r>
+          </w:p>
+        </w:tc>
+      </w:tr>
+      <w:tr>
+        <w:trPr>
+          <w:cantSplit/>
+        </w:trPr>
+        <w:tc>
+          <w:tcPr>
+            <w:tcW w:type="dxa" w:w="812"/>
+            <w:tcBorders>
+              <w:top w:val="single" w:color="BFC9D6" w:sz="4"/>
+              <w:left w:val="single" w:color="BFC9D6" w:sz="4"/>
+              <w:bottom w:val="single" w:color="BFC9D6" w:sz="4"/>
+              <w:right w:val="single" w:color="BFC9D6" w:sz="4"/>
+            </w:tcBorders>
+            <w:tcMar>
+              <w:top w:type="dxa" w:w="60"/>
+              <w:left w:type="dxa" w:w="100"/>
+              <w:bottom w:type="dxa" w:w="60"/>
+              <w:right w:type="dxa" w:w="100"/>
+            </w:tcMar>
+            <w:vAlign w:val="center"/>
+          </w:tcPr>
+          <w:p>
+            <w:pPr>
+              <w:spacing w:after="30" w:before="30"/>
+              <w:jc w:val="left"/>
+            </w:pPr>
+            <w:r>
+              <w:rPr>
+                <w:rFonts w:ascii="Calibri" w:cs="Calibri" w:eastAsia="Calibri" w:hAnsi="Calibri"/>
+                <w:b/>
+                <w:bCs/>
+                <w:sz w:val="16"/>
+                <w:szCs w:val="16"/>
+              </w:rPr>
+              <w:t xml:space="preserve">BR-18</w:t>
+            </w:r>
+          </w:p>
+        </w:tc>
+        <w:tc>
+          <w:tcPr>
+            <w:tcW w:type="dxa" w:w="1173"/>
+            <w:tcBorders>
+              <w:top w:val="single" w:color="BFC9D6" w:sz="4"/>
+              <w:left w:val="single" w:color="BFC9D6" w:sz="4"/>
+              <w:bottom w:val="single" w:color="BFC9D6" w:sz="4"/>
+              <w:right w:val="single" w:color="BFC9D6" w:sz="4"/>
+            </w:tcBorders>
+            <w:tcMar>
+              <w:top w:type="dxa" w:w="60"/>
+              <w:left w:type="dxa" w:w="100"/>
+              <w:bottom w:type="dxa" w:w="60"/>
+              <w:right w:type="dxa" w:w="100"/>
+            </w:tcMar>
+            <w:vAlign w:val="center"/>
+          </w:tcPr>
+          <w:p>
+            <w:pPr>
+              <w:spacing w:after="30" w:before="30"/>
+              <w:jc w:val="left"/>
+            </w:pPr>
+            <w:r>
+              <w:rPr>
+                <w:rFonts w:ascii="Calibri" w:cs="Calibri" w:eastAsia="Calibri" w:hAnsi="Calibri"/>
+                <w:sz w:val="16"/>
+                <w:szCs w:val="16"/>
+              </w:rPr>
+              <w:t xml:space="preserve">Built</w:t>
+            </w:r>
+          </w:p>
+        </w:tc>
+        <w:tc>
+          <w:tcPr>
+            <w:tcW w:type="dxa" w:w="7041"/>
+            <w:tcBorders>
+              <w:top w:val="single" w:color="BFC9D6" w:sz="4"/>
+              <w:left w:val="single" w:color="BFC9D6" w:sz="4"/>
+              <w:bottom w:val="single" w:color="BFC9D6" w:sz="4"/>
+              <w:right w:val="single" w:color="BFC9D6" w:sz="4"/>
+            </w:tcBorders>
+            <w:tcMar>
+              <w:top w:type="dxa" w:w="60"/>
+              <w:left w:type="dxa" w:w="100"/>
+              <w:bottom w:type="dxa" w:w="60"/>
+              <w:right w:type="dxa" w:w="100"/>
+            </w:tcMar>
+            <w:vAlign w:val="center"/>
+          </w:tcPr>
+          <w:p>
+            <w:pPr>
+              <w:spacing w:after="30" w:before="30"/>
+              <w:jc w:val="left"/>
+            </w:pPr>
+            <w:r>
+              <w:rPr>
+                <w:rFonts w:ascii="Calibri" w:cs="Calibri" w:eastAsia="Calibri" w:hAnsi="Calibri"/>
+                <w:sz w:val="16"/>
+                <w:szCs w:val="16"/>
+              </w:rPr>
+              <w:t xml:space="preserve">Grades, semester GPA, CGPA, classification and proposed decisions (pass, supplementary, special examination, incomplete, repeat, discontinue; carry over after resits) from regulations per award level.</w:t>
+            </w:r>
+          </w:p>
+        </w:tc>
+      </w:tr>
+      <w:tr>
+        <w:trPr>
+          <w:cantSplit/>
+        </w:trPr>
+        <w:tc>
+          <w:tcPr>
+            <w:tcW w:type="dxa" w:w="812"/>
+            <w:tcBorders>
+              <w:top w:val="single" w:color="BFC9D6" w:sz="4"/>
+              <w:left w:val="single" w:color="BFC9D6" w:sz="4"/>
+              <w:bottom w:val="single" w:color="BFC9D6" w:sz="4"/>
+              <w:right w:val="single" w:color="BFC9D6" w:sz="4"/>
+            </w:tcBorders>
+            <w:shd w:fill="EEF3F8" w:color="auto" w:val="clear"/>
+            <w:tcMar>
+              <w:top w:type="dxa" w:w="60"/>
+              <w:left w:type="dxa" w:w="100"/>
+              <w:bottom w:type="dxa" w:w="60"/>
+              <w:right w:type="dxa" w:w="100"/>
+            </w:tcMar>
+            <w:vAlign w:val="center"/>
+          </w:tcPr>
+          <w:p>
+            <w:pPr>
+              <w:spacing w:after="30" w:before="30"/>
+              <w:jc w:val="left"/>
+            </w:pPr>
+            <w:r>
+              <w:rPr>
+                <w:rFonts w:ascii="Calibri" w:cs="Calibri" w:eastAsia="Calibri" w:hAnsi="Calibri"/>
+                <w:b/>
+                <w:bCs/>
+                <w:sz w:val="16"/>
+                <w:szCs w:val="16"/>
+              </w:rPr>
+              <w:t xml:space="preserve">BR-19</w:t>
+            </w:r>
+          </w:p>
+        </w:tc>
+        <w:tc>
+          <w:tcPr>
+            <w:tcW w:type="dxa" w:w="1173"/>
+            <w:tcBorders>
+              <w:top w:val="single" w:color="BFC9D6" w:sz="4"/>
+              <w:left w:val="single" w:color="BFC9D6" w:sz="4"/>
+              <w:bottom w:val="single" w:color="BFC9D6" w:sz="4"/>
+              <w:right w:val="single" w:color="BFC9D6" w:sz="4"/>
+            </w:tcBorders>
+            <w:shd w:fill="EEF3F8" w:color="auto" w:val="clear"/>
+            <w:tcMar>
+              <w:top w:type="dxa" w:w="60"/>
+              <w:left w:type="dxa" w:w="100"/>
+              <w:bottom w:type="dxa" w:w="60"/>
+              <w:right w:type="dxa" w:w="100"/>
+            </w:tcMar>
+            <w:vAlign w:val="center"/>
+          </w:tcPr>
+          <w:p>
+            <w:pPr>
+              <w:spacing w:after="30" w:before="30"/>
+              <w:jc w:val="left"/>
+            </w:pPr>
+            <w:r>
+              <w:rPr>
+                <w:rFonts w:ascii="Calibri" w:cs="Calibri" w:eastAsia="Calibri" w:hAnsi="Calibri"/>
+                <w:sz w:val="16"/>
+                <w:szCs w:val="16"/>
+              </w:rPr>
+              <w:t xml:space="preserve">Partly built</w:t>
+            </w:r>
+          </w:p>
+        </w:tc>
+        <w:tc>
+          <w:tcPr>
+            <w:tcW w:type="dxa" w:w="7041"/>
+            <w:tcBorders>
+              <w:top w:val="single" w:color="BFC9D6" w:sz="4"/>
+              <w:left w:val="single" w:color="BFC9D6" w:sz="4"/>
+              <w:bottom w:val="single" w:color="BFC9D6" w:sz="4"/>
+              <w:right w:val="single" w:color="BFC9D6" w:sz="4"/>
+            </w:tcBorders>
+            <w:shd w:fill="EEF3F8" w:color="auto" w:val="clear"/>
+            <w:tcMar>
+              <w:top w:type="dxa" w:w="60"/>
+              <w:left w:type="dxa" w:w="100"/>
+              <w:bottom w:type="dxa" w:w="60"/>
+              <w:right w:type="dxa" w:w="100"/>
+            </w:tcMar>
+            <w:vAlign w:val="center"/>
+          </w:tcPr>
+          <w:p>
+            <w:pPr>
+              <w:spacing w:after="30" w:before="30"/>
+              <w:jc w:val="left"/>
+            </w:pPr>
+            <w:r>
+              <w:rPr>
+                <w:rFonts w:ascii="Calibri" w:cs="Calibri" w:eastAsia="Calibri" w:hAnsi="Calibri"/>
+                <w:sz w:val="16"/>
+                <w:szCs w:val="16"/>
+              </w:rPr>
+              <w:t xml:space="preserve">Publication to the student portal with SMS is built. NACTVET results files are produced in an indicative layout until NACTVET's template is confirmed.</w:t>
+            </w:r>
+          </w:p>
+        </w:tc>
+      </w:tr>
+      <w:tr>
+        <w:trPr>
+          <w:cantSplit/>
+        </w:trPr>
+        <w:tc>
+          <w:tcPr>
+            <w:tcW w:type="dxa" w:w="812"/>
+            <w:tcBorders>
+              <w:top w:val="single" w:color="BFC9D6" w:sz="4"/>
+              <w:left w:val="single" w:color="BFC9D6" w:sz="4"/>
+              <w:bottom w:val="single" w:color="BFC9D6" w:sz="4"/>
+              <w:right w:val="single" w:color="BFC9D6" w:sz="4"/>
+            </w:tcBorders>
+            <w:tcMar>
+              <w:top w:type="dxa" w:w="60"/>
+              <w:left w:type="dxa" w:w="100"/>
+              <w:bottom w:type="dxa" w:w="60"/>
+              <w:right w:type="dxa" w:w="100"/>
+            </w:tcMar>
+            <w:vAlign w:val="center"/>
+          </w:tcPr>
+          <w:p>
+            <w:pPr>
+              <w:spacing w:after="30" w:before="30"/>
+              <w:jc w:val="left"/>
+            </w:pPr>
+            <w:r>
+              <w:rPr>
+                <w:rFonts w:ascii="Calibri" w:cs="Calibri" w:eastAsia="Calibri" w:hAnsi="Calibri"/>
+                <w:b/>
+                <w:bCs/>
+                <w:sz w:val="16"/>
+                <w:szCs w:val="16"/>
+              </w:rPr>
+              <w:t xml:space="preserve">BR-20</w:t>
+            </w:r>
+          </w:p>
+        </w:tc>
+        <w:tc>
+          <w:tcPr>
+            <w:tcW w:type="dxa" w:w="1173"/>
+            <w:tcBorders>
+              <w:top w:val="single" w:color="BFC9D6" w:sz="4"/>
+              <w:left w:val="single" w:color="BFC9D6" w:sz="4"/>
+              <w:bottom w:val="single" w:color="BFC9D6" w:sz="4"/>
+              <w:right w:val="single" w:color="BFC9D6" w:sz="4"/>
+            </w:tcBorders>
+            <w:tcMar>
+              <w:top w:type="dxa" w:w="60"/>
+              <w:left w:type="dxa" w:w="100"/>
+              <w:bottom w:type="dxa" w:w="60"/>
+              <w:right w:type="dxa" w:w="100"/>
+            </w:tcMar>
+            <w:vAlign w:val="center"/>
+          </w:tcPr>
+          <w:p>
+            <w:pPr>
+              <w:spacing w:after="30" w:before="30"/>
+              <w:jc w:val="left"/>
+            </w:pPr>
+            <w:r>
+              <w:rPr>
+                <w:rFonts w:ascii="Calibri" w:cs="Calibri" w:eastAsia="Calibri" w:hAnsi="Calibri"/>
+                <w:sz w:val="16"/>
+                <w:szCs w:val="16"/>
+              </w:rPr>
+              <w:t xml:space="preserve">Built</w:t>
+            </w:r>
+          </w:p>
+        </w:tc>
+        <w:tc>
+          <w:tcPr>
+            <w:tcW w:type="dxa" w:w="7041"/>
+            <w:tcBorders>
+              <w:top w:val="single" w:color="BFC9D6" w:sz="4"/>
+              <w:left w:val="single" w:color="BFC9D6" w:sz="4"/>
+              <w:bottom w:val="single" w:color="BFC9D6" w:sz="4"/>
+              <w:right w:val="single" w:color="BFC9D6" w:sz="4"/>
+            </w:tcBorders>
+            <w:tcMar>
+              <w:top w:type="dxa" w:w="60"/>
+              <w:left w:type="dxa" w:w="100"/>
+              <w:bottom w:type="dxa" w:w="60"/>
+              <w:right w:type="dxa" w:w="100"/>
+            </w:tcMar>
+            <w:vAlign w:val="center"/>
+          </w:tcPr>
+          <w:p>
+            <w:pPr>
+              <w:spacing w:after="30" w:before="30"/>
+              <w:jc w:val="left"/>
+            </w:pPr>
+            <w:r>
+              <w:rPr>
+                <w:rFonts w:ascii="Calibri" w:cs="Calibri" w:eastAsia="Calibri" w:hAnsi="Calibri"/>
+                <w:sz w:val="16"/>
+                <w:szCs w:val="16"/>
+              </w:rPr>
+              <w:t xml:space="preserve">Remarks and appeals with fee, examiner assignment (conflict of interest refused), outcome and amendment.</w:t>
+            </w:r>
+          </w:p>
+        </w:tc>
+      </w:tr>
+      <w:tr>
+        <w:trPr>
+          <w:cantSplit/>
+        </w:trPr>
+        <w:tc>
+          <w:tcPr>
+            <w:tcW w:type="dxa" w:w="812"/>
+            <w:tcBorders>
+              <w:top w:val="single" w:color="BFC9D6" w:sz="4"/>
+              <w:left w:val="single" w:color="BFC9D6" w:sz="4"/>
+              <w:bottom w:val="single" w:color="BFC9D6" w:sz="4"/>
+              <w:right w:val="single" w:color="BFC9D6" w:sz="4"/>
+            </w:tcBorders>
+            <w:shd w:fill="EEF3F8" w:color="auto" w:val="clear"/>
+            <w:tcMar>
+              <w:top w:type="dxa" w:w="60"/>
+              <w:left w:type="dxa" w:w="100"/>
+              <w:bottom w:type="dxa" w:w="60"/>
+              <w:right w:type="dxa" w:w="100"/>
+            </w:tcMar>
+            <w:vAlign w:val="center"/>
+          </w:tcPr>
+          <w:p>
+            <w:pPr>
+              <w:spacing w:after="30" w:before="30"/>
+              <w:jc w:val="left"/>
+            </w:pPr>
+            <w:r>
+              <w:rPr>
+                <w:rFonts w:ascii="Calibri" w:cs="Calibri" w:eastAsia="Calibri" w:hAnsi="Calibri"/>
+                <w:b/>
+                <w:bCs/>
+                <w:sz w:val="16"/>
+                <w:szCs w:val="16"/>
+              </w:rPr>
+              <w:t xml:space="preserve">BR-21</w:t>
+            </w:r>
+          </w:p>
+        </w:tc>
+        <w:tc>
+          <w:tcPr>
+            <w:tcW w:type="dxa" w:w="1173"/>
+            <w:tcBorders>
+              <w:top w:val="single" w:color="BFC9D6" w:sz="4"/>
+              <w:left w:val="single" w:color="BFC9D6" w:sz="4"/>
+              <w:bottom w:val="single" w:color="BFC9D6" w:sz="4"/>
+              <w:right w:val="single" w:color="BFC9D6" w:sz="4"/>
+            </w:tcBorders>
+            <w:shd w:fill="EEF3F8" w:color="auto" w:val="clear"/>
+            <w:tcMar>
+              <w:top w:type="dxa" w:w="60"/>
+              <w:left w:type="dxa" w:w="100"/>
+              <w:bottom w:type="dxa" w:w="60"/>
+              <w:right w:type="dxa" w:w="100"/>
+            </w:tcMar>
+            <w:vAlign w:val="center"/>
+          </w:tcPr>
+          <w:p>
+            <w:pPr>
+              <w:spacing w:after="30" w:before="30"/>
+              <w:jc w:val="left"/>
+            </w:pPr>
+            <w:r>
+              <w:rPr>
+                <w:rFonts w:ascii="Calibri" w:cs="Calibri" w:eastAsia="Calibri" w:hAnsi="Calibri"/>
+                <w:sz w:val="16"/>
+                <w:szCs w:val="16"/>
+              </w:rPr>
+              <w:t xml:space="preserve">Built</w:t>
+            </w:r>
+          </w:p>
+        </w:tc>
+        <w:tc>
+          <w:tcPr>
+            <w:tcW w:type="dxa" w:w="7041"/>
+            <w:tcBorders>
+              <w:top w:val="single" w:color="BFC9D6" w:sz="4"/>
+              <w:left w:val="single" w:color="BFC9D6" w:sz="4"/>
+              <w:bottom w:val="single" w:color="BFC9D6" w:sz="4"/>
+              <w:right w:val="single" w:color="BFC9D6" w:sz="4"/>
+            </w:tcBorders>
+            <w:shd w:fill="EEF3F8" w:color="auto" w:val="clear"/>
+            <w:tcMar>
+              <w:top w:type="dxa" w:w="60"/>
+              <w:left w:type="dxa" w:w="100"/>
+              <w:bottom w:type="dxa" w:w="60"/>
+              <w:right w:type="dxa" w:w="100"/>
+            </w:tcMar>
+            <w:vAlign w:val="center"/>
+          </w:tcPr>
+          <w:p>
+            <w:pPr>
+              <w:spacing w:after="30" w:before="30"/>
+              <w:jc w:val="left"/>
+            </w:pPr>
+            <w:r>
+              <w:rPr>
+                <w:rFonts w:ascii="Calibri" w:cs="Calibri" w:eastAsia="Calibri" w:hAnsi="Calibri"/>
+                <w:sz w:val="16"/>
+                <w:szCs w:val="16"/>
+              </w:rPr>
+              <w:t xml:space="preserve">Placements, supervisors, numbered letters, weekly logbook, visits and IPT marks sent to results.</w:t>
+            </w:r>
+          </w:p>
+        </w:tc>
+      </w:tr>
+      <w:tr>
+        <w:trPr>
+          <w:cantSplit/>
+        </w:trPr>
+        <w:tc>
+          <w:tcPr>
+            <w:tcW w:type="dxa" w:w="812"/>
+            <w:tcBorders>
+              <w:top w:val="single" w:color="BFC9D6" w:sz="4"/>
+              <w:left w:val="single" w:color="BFC9D6" w:sz="4"/>
+              <w:bottom w:val="single" w:color="BFC9D6" w:sz="4"/>
+              <w:right w:val="single" w:color="BFC9D6" w:sz="4"/>
+            </w:tcBorders>
+            <w:tcMar>
+              <w:top w:type="dxa" w:w="60"/>
+              <w:left w:type="dxa" w:w="100"/>
+              <w:bottom w:type="dxa" w:w="60"/>
+              <w:right w:type="dxa" w:w="100"/>
+            </w:tcMar>
+            <w:vAlign w:val="center"/>
+          </w:tcPr>
+          <w:p>
+            <w:pPr>
+              <w:spacing w:after="30" w:before="30"/>
+              <w:jc w:val="left"/>
+            </w:pPr>
+            <w:r>
+              <w:rPr>
+                <w:rFonts w:ascii="Calibri" w:cs="Calibri" w:eastAsia="Calibri" w:hAnsi="Calibri"/>
+                <w:b/>
+                <w:bCs/>
+                <w:sz w:val="16"/>
+                <w:szCs w:val="16"/>
+              </w:rPr>
+              <w:t xml:space="preserve">BR-22</w:t>
+            </w:r>
+          </w:p>
+        </w:tc>
+        <w:tc>
+          <w:tcPr>
+            <w:tcW w:type="dxa" w:w="1173"/>
+            <w:tcBorders>
+              <w:top w:val="single" w:color="BFC9D6" w:sz="4"/>
+              <w:left w:val="single" w:color="BFC9D6" w:sz="4"/>
+              <w:bottom w:val="single" w:color="BFC9D6" w:sz="4"/>
+              <w:right w:val="single" w:color="BFC9D6" w:sz="4"/>
+            </w:tcBorders>
+            <w:tcMar>
+              <w:top w:type="dxa" w:w="60"/>
+              <w:left w:type="dxa" w:w="100"/>
+              <w:bottom w:type="dxa" w:w="60"/>
+              <w:right w:type="dxa" w:w="100"/>
+            </w:tcMar>
+            <w:vAlign w:val="center"/>
+          </w:tcPr>
+          <w:p>
+            <w:pPr>
+              <w:spacing w:after="30" w:before="30"/>
+              <w:jc w:val="left"/>
+            </w:pPr>
+            <w:r>
+              <w:rPr>
+                <w:rFonts w:ascii="Calibri" w:cs="Calibri" w:eastAsia="Calibri" w:hAnsi="Calibri"/>
+                <w:sz w:val="16"/>
+                <w:szCs w:val="16"/>
+              </w:rPr>
+              <w:t xml:space="preserve">Partly built</w:t>
+            </w:r>
+          </w:p>
+        </w:tc>
+        <w:tc>
+          <w:tcPr>
+            <w:tcW w:type="dxa" w:w="7041"/>
+            <w:tcBorders>
+              <w:top w:val="single" w:color="BFC9D6" w:sz="4"/>
+              <w:left w:val="single" w:color="BFC9D6" w:sz="4"/>
+              <w:bottom w:val="single" w:color="BFC9D6" w:sz="4"/>
+              <w:right w:val="single" w:color="BFC9D6" w:sz="4"/>
+            </w:tcBorders>
+            <w:tcMar>
+              <w:top w:type="dxa" w:w="60"/>
+              <w:left w:type="dxa" w:w="100"/>
+              <w:bottom w:type="dxa" w:w="60"/>
+              <w:right w:type="dxa" w:w="100"/>
+            </w:tcMar>
+            <w:vAlign w:val="center"/>
+          </w:tcPr>
+          <w:p>
+            <w:pPr>
+              <w:spacing w:after="30" w:before="30"/>
+              <w:jc w:val="left"/>
+            </w:pPr>
+            <w:r>
+              <w:rPr>
+                <w:rFonts w:ascii="Calibri" w:cs="Calibri" w:eastAsia="Calibri" w:hAnsi="Calibri"/>
+                <w:sz w:val="16"/>
+                <w:szCs w:val="16"/>
+              </w:rPr>
+              <w:t xml:space="preserve">Fee items with GFS codes; fee structures per programme, year of study and academic year with local and foreign amounts and instalments. Intake and student category are not separate dimensions yet.</w:t>
+            </w:r>
+          </w:p>
+        </w:tc>
+      </w:tr>
+      <w:tr>
+        <w:trPr>
+          <w:cantSplit/>
+        </w:trPr>
+        <w:tc>
+          <w:tcPr>
+            <w:tcW w:type="dxa" w:w="812"/>
+            <w:tcBorders>
+              <w:top w:val="single" w:color="BFC9D6" w:sz="4"/>
+              <w:left w:val="single" w:color="BFC9D6" w:sz="4"/>
+              <w:bottom w:val="single" w:color="BFC9D6" w:sz="4"/>
+              <w:right w:val="single" w:color="BFC9D6" w:sz="4"/>
+            </w:tcBorders>
+            <w:shd w:fill="EEF3F8" w:color="auto" w:val="clear"/>
+            <w:tcMar>
+              <w:top w:type="dxa" w:w="60"/>
+              <w:left w:type="dxa" w:w="100"/>
+              <w:bottom w:type="dxa" w:w="60"/>
+              <w:right w:type="dxa" w:w="100"/>
+            </w:tcMar>
+            <w:vAlign w:val="center"/>
+          </w:tcPr>
+          <w:p>
+            <w:pPr>
+              <w:spacing w:after="30" w:before="30"/>
+              <w:jc w:val="left"/>
+            </w:pPr>
+            <w:r>
+              <w:rPr>
+                <w:rFonts w:ascii="Calibri" w:cs="Calibri" w:eastAsia="Calibri" w:hAnsi="Calibri"/>
+                <w:b/>
+                <w:bCs/>
+                <w:sz w:val="16"/>
+                <w:szCs w:val="16"/>
+              </w:rPr>
+              <w:t xml:space="preserve">BR-23</w:t>
+            </w:r>
+          </w:p>
+        </w:tc>
+        <w:tc>
+          <w:tcPr>
+            <w:tcW w:type="dxa" w:w="1173"/>
+            <w:tcBorders>
+              <w:top w:val="single" w:color="BFC9D6" w:sz="4"/>
+              <w:left w:val="single" w:color="BFC9D6" w:sz="4"/>
+              <w:bottom w:val="single" w:color="BFC9D6" w:sz="4"/>
+              <w:right w:val="single" w:color="BFC9D6" w:sz="4"/>
+            </w:tcBorders>
+            <w:shd w:fill="EEF3F8" w:color="auto" w:val="clear"/>
+            <w:tcMar>
+              <w:top w:type="dxa" w:w="60"/>
+              <w:left w:type="dxa" w:w="100"/>
+              <w:bottom w:type="dxa" w:w="60"/>
+              <w:right w:type="dxa" w:w="100"/>
+            </w:tcMar>
+            <w:vAlign w:val="center"/>
+          </w:tcPr>
+          <w:p>
+            <w:pPr>
+              <w:spacing w:after="30" w:before="30"/>
+              <w:jc w:val="left"/>
+            </w:pPr>
+            <w:r>
+              <w:rPr>
+                <w:rFonts w:ascii="Calibri" w:cs="Calibri" w:eastAsia="Calibri" w:hAnsi="Calibri"/>
+                <w:sz w:val="16"/>
+                <w:szCs w:val="16"/>
+              </w:rPr>
+              <w:t xml:space="preserve">Built</w:t>
+            </w:r>
+          </w:p>
+        </w:tc>
+        <w:tc>
+          <w:tcPr>
+            <w:tcW w:type="dxa" w:w="7041"/>
+            <w:tcBorders>
+              <w:top w:val="single" w:color="BFC9D6" w:sz="4"/>
+              <w:left w:val="single" w:color="BFC9D6" w:sz="4"/>
+              <w:bottom w:val="single" w:color="BFC9D6" w:sz="4"/>
+              <w:right w:val="single" w:color="BFC9D6" w:sz="4"/>
+            </w:tcBorders>
+            <w:shd w:fill="EEF3F8" w:color="auto" w:val="clear"/>
+            <w:tcMar>
+              <w:top w:type="dxa" w:w="60"/>
+              <w:left w:type="dxa" w:w="100"/>
+              <w:bottom w:type="dxa" w:w="60"/>
+              <w:right w:type="dxa" w:w="100"/>
+            </w:tcMar>
+            <w:vAlign w:val="center"/>
+          </w:tcPr>
+          <w:p>
+            <w:pPr>
+              <w:spacing w:after="30" w:before="30"/>
+              <w:jc w:val="left"/>
+            </w:pPr>
+            <w:r>
+              <w:rPr>
+                <w:rFonts w:ascii="Calibri" w:cs="Calibri" w:eastAsia="Calibri" w:hAnsi="Calibri"/>
+                <w:sz w:val="16"/>
+                <w:szCs w:val="16"/>
+              </w:rPr>
+              <w:t xml:space="preserve">Itemised invoices, control numbers, payment notifications, allocation, receipts and balances without manual matching (GePG simulated until live access).</w:t>
+            </w:r>
+          </w:p>
+        </w:tc>
+      </w:tr>
+      <w:tr>
+        <w:trPr>
+          <w:cantSplit/>
+        </w:trPr>
+        <w:tc>
+          <w:tcPr>
+            <w:tcW w:type="dxa" w:w="812"/>
+            <w:tcBorders>
+              <w:top w:val="single" w:color="BFC9D6" w:sz="4"/>
+              <w:left w:val="single" w:color="BFC9D6" w:sz="4"/>
+              <w:bottom w:val="single" w:color="BFC9D6" w:sz="4"/>
+              <w:right w:val="single" w:color="BFC9D6" w:sz="4"/>
+            </w:tcBorders>
+            <w:tcMar>
+              <w:top w:type="dxa" w:w="60"/>
+              <w:left w:type="dxa" w:w="100"/>
+              <w:bottom w:type="dxa" w:w="60"/>
+              <w:right w:type="dxa" w:w="100"/>
+            </w:tcMar>
+            <w:vAlign w:val="center"/>
+          </w:tcPr>
+          <w:p>
+            <w:pPr>
+              <w:spacing w:after="30" w:before="30"/>
+              <w:jc w:val="left"/>
+            </w:pPr>
+            <w:r>
+              <w:rPr>
+                <w:rFonts w:ascii="Calibri" w:cs="Calibri" w:eastAsia="Calibri" w:hAnsi="Calibri"/>
+                <w:b/>
+                <w:bCs/>
+                <w:sz w:val="16"/>
+                <w:szCs w:val="16"/>
+              </w:rPr>
+              <w:t xml:space="preserve">BR-24</w:t>
+            </w:r>
+          </w:p>
+        </w:tc>
+        <w:tc>
+          <w:tcPr>
+            <w:tcW w:type="dxa" w:w="1173"/>
+            <w:tcBorders>
+              <w:top w:val="single" w:color="BFC9D6" w:sz="4"/>
+              <w:left w:val="single" w:color="BFC9D6" w:sz="4"/>
+              <w:bottom w:val="single" w:color="BFC9D6" w:sz="4"/>
+              <w:right w:val="single" w:color="BFC9D6" w:sz="4"/>
+            </w:tcBorders>
+            <w:tcMar>
+              <w:top w:type="dxa" w:w="60"/>
+              <w:left w:type="dxa" w:w="100"/>
+              <w:bottom w:type="dxa" w:w="60"/>
+              <w:right w:type="dxa" w:w="100"/>
+            </w:tcMar>
+            <w:vAlign w:val="center"/>
+          </w:tcPr>
+          <w:p>
+            <w:pPr>
+              <w:spacing w:after="30" w:before="30"/>
+              <w:jc w:val="left"/>
+            </w:pPr>
+            <w:r>
+              <w:rPr>
+                <w:rFonts w:ascii="Calibri" w:cs="Calibri" w:eastAsia="Calibri" w:hAnsi="Calibri"/>
+                <w:sz w:val="16"/>
+                <w:szCs w:val="16"/>
+              </w:rPr>
+              <w:t xml:space="preserve">Partly built</w:t>
+            </w:r>
+          </w:p>
+        </w:tc>
+        <w:tc>
+          <w:tcPr>
+            <w:tcW w:type="dxa" w:w="7041"/>
+            <w:tcBorders>
+              <w:top w:val="single" w:color="BFC9D6" w:sz="4"/>
+              <w:left w:val="single" w:color="BFC9D6" w:sz="4"/>
+              <w:bottom w:val="single" w:color="BFC9D6" w:sz="4"/>
+              <w:right w:val="single" w:color="BFC9D6" w:sz="4"/>
+            </w:tcBorders>
+            <w:tcMar>
+              <w:top w:type="dxa" w:w="60"/>
+              <w:left w:type="dxa" w:w="100"/>
+              <w:bottom w:type="dxa" w:w="60"/>
+              <w:right w:type="dxa" w:w="100"/>
+            </w:tcMar>
+            <w:vAlign w:val="center"/>
+          </w:tcPr>
+          <w:p>
+            <w:pPr>
+              <w:spacing w:after="30" w:before="30"/>
+              <w:jc w:val="left"/>
+            </w:pPr>
+            <w:r>
+              <w:rPr>
+                <w:rFonts w:ascii="Calibri" w:cs="Calibri" w:eastAsia="Calibri" w:hAnsi="Calibri"/>
+                <w:sz w:val="16"/>
+                <w:szCs w:val="16"/>
+              </w:rPr>
+              <w:t xml:space="preserve">Sponsors (including HESLB as a sponsor), waivers as credit notes, refunds with vouchers and two-level approval are built; instalments are part of fee structures. Penalties, discounts and instalment reminders are not.</w:t>
+            </w:r>
+          </w:p>
+        </w:tc>
+      </w:tr>
+      <w:tr>
+        <w:trPr>
+          <w:cantSplit/>
+        </w:trPr>
+        <w:tc>
+          <w:tcPr>
+            <w:tcW w:type="dxa" w:w="812"/>
+            <w:tcBorders>
+              <w:top w:val="single" w:color="BFC9D6" w:sz="4"/>
+              <w:left w:val="single" w:color="BFC9D6" w:sz="4"/>
+              <w:bottom w:val="single" w:color="BFC9D6" w:sz="4"/>
+              <w:right w:val="single" w:color="BFC9D6" w:sz="4"/>
+            </w:tcBorders>
+            <w:shd w:fill="EEF3F8" w:color="auto" w:val="clear"/>
+            <w:tcMar>
+              <w:top w:type="dxa" w:w="60"/>
+              <w:left w:type="dxa" w:w="100"/>
+              <w:bottom w:type="dxa" w:w="60"/>
+              <w:right w:type="dxa" w:w="100"/>
+            </w:tcMar>
+            <w:vAlign w:val="center"/>
+          </w:tcPr>
+          <w:p>
+            <w:pPr>
+              <w:spacing w:after="30" w:before="30"/>
+              <w:jc w:val="left"/>
+            </w:pPr>
+            <w:r>
+              <w:rPr>
+                <w:rFonts w:ascii="Calibri" w:cs="Calibri" w:eastAsia="Calibri" w:hAnsi="Calibri"/>
+                <w:b/>
+                <w:bCs/>
+                <w:sz w:val="16"/>
+                <w:szCs w:val="16"/>
+              </w:rPr>
+              <w:t xml:space="preserve">BR-25</w:t>
+            </w:r>
+          </w:p>
+        </w:tc>
+        <w:tc>
+          <w:tcPr>
+            <w:tcW w:type="dxa" w:w="1173"/>
+            <w:tcBorders>
+              <w:top w:val="single" w:color="BFC9D6" w:sz="4"/>
+              <w:left w:val="single" w:color="BFC9D6" w:sz="4"/>
+              <w:bottom w:val="single" w:color="BFC9D6" w:sz="4"/>
+              <w:right w:val="single" w:color="BFC9D6" w:sz="4"/>
+            </w:tcBorders>
+            <w:shd w:fill="EEF3F8" w:color="auto" w:val="clear"/>
+            <w:tcMar>
+              <w:top w:type="dxa" w:w="60"/>
+              <w:left w:type="dxa" w:w="100"/>
+              <w:bottom w:type="dxa" w:w="60"/>
+              <w:right w:type="dxa" w:w="100"/>
+            </w:tcMar>
+            <w:vAlign w:val="center"/>
+          </w:tcPr>
+          <w:p>
+            <w:pPr>
+              <w:spacing w:after="30" w:before="30"/>
+              <w:jc w:val="left"/>
+            </w:pPr>
+            <w:r>
+              <w:rPr>
+                <w:rFonts w:ascii="Calibri" w:cs="Calibri" w:eastAsia="Calibri" w:hAnsi="Calibri"/>
+                <w:sz w:val="16"/>
+                <w:szCs w:val="16"/>
+              </w:rPr>
+              <w:t xml:space="preserve">Partly built</w:t>
+            </w:r>
+          </w:p>
+        </w:tc>
+        <w:tc>
+          <w:tcPr>
+            <w:tcW w:type="dxa" w:w="7041"/>
+            <w:tcBorders>
+              <w:top w:val="single" w:color="BFC9D6" w:sz="4"/>
+              <w:left w:val="single" w:color="BFC9D6" w:sz="4"/>
+              <w:bottom w:val="single" w:color="BFC9D6" w:sz="4"/>
+              <w:right w:val="single" w:color="BFC9D6" w:sz="4"/>
+            </w:tcBorders>
+            <w:shd w:fill="EEF3F8" w:color="auto" w:val="clear"/>
+            <w:tcMar>
+              <w:top w:type="dxa" w:w="60"/>
+              <w:left w:type="dxa" w:w="100"/>
+              <w:bottom w:type="dxa" w:w="60"/>
+              <w:right w:type="dxa" w:w="100"/>
+            </w:tcMar>
+            <w:vAlign w:val="center"/>
+          </w:tcPr>
+          <w:p>
+            <w:pPr>
+              <w:spacing w:after="30" w:before="30"/>
+              <w:jc w:val="left"/>
+            </w:pPr>
+            <w:r>
+              <w:rPr>
+                <w:rFonts w:ascii="Calibri" w:cs="Calibri" w:eastAsia="Calibri" w:hAnsi="Calibri"/>
+                <w:sz w:val="16"/>
+                <w:szCs w:val="16"/>
+              </w:rPr>
+              <w:t xml:space="preserve">Daily GePG reconciliation with exceptions and monthly sign-off is built; bank statement reconciliation is not.</w:t>
+            </w:r>
+          </w:p>
+        </w:tc>
+      </w:tr>
+      <w:tr>
+        <w:trPr>
+          <w:cantSplit/>
+        </w:trPr>
+        <w:tc>
+          <w:tcPr>
+            <w:tcW w:type="dxa" w:w="812"/>
+            <w:tcBorders>
+              <w:top w:val="single" w:color="BFC9D6" w:sz="4"/>
+              <w:left w:val="single" w:color="BFC9D6" w:sz="4"/>
+              <w:bottom w:val="single" w:color="BFC9D6" w:sz="4"/>
+              <w:right w:val="single" w:color="BFC9D6" w:sz="4"/>
+            </w:tcBorders>
+            <w:tcMar>
+              <w:top w:type="dxa" w:w="60"/>
+              <w:left w:type="dxa" w:w="100"/>
+              <w:bottom w:type="dxa" w:w="60"/>
+              <w:right w:type="dxa" w:w="100"/>
+            </w:tcMar>
+            <w:vAlign w:val="center"/>
+          </w:tcPr>
+          <w:p>
+            <w:pPr>
+              <w:spacing w:after="30" w:before="30"/>
+              <w:jc w:val="left"/>
+            </w:pPr>
+            <w:r>
+              <w:rPr>
+                <w:rFonts w:ascii="Calibri" w:cs="Calibri" w:eastAsia="Calibri" w:hAnsi="Calibri"/>
+                <w:b/>
+                <w:bCs/>
+                <w:sz w:val="16"/>
+                <w:szCs w:val="16"/>
+              </w:rPr>
+              <w:t xml:space="preserve">BR-26</w:t>
+            </w:r>
+          </w:p>
+        </w:tc>
+        <w:tc>
+          <w:tcPr>
+            <w:tcW w:type="dxa" w:w="1173"/>
+            <w:tcBorders>
+              <w:top w:val="single" w:color="BFC9D6" w:sz="4"/>
+              <w:left w:val="single" w:color="BFC9D6" w:sz="4"/>
+              <w:bottom w:val="single" w:color="BFC9D6" w:sz="4"/>
+              <w:right w:val="single" w:color="BFC9D6" w:sz="4"/>
+            </w:tcBorders>
+            <w:tcMar>
+              <w:top w:type="dxa" w:w="60"/>
+              <w:left w:type="dxa" w:w="100"/>
+              <w:bottom w:type="dxa" w:w="60"/>
+              <w:right w:type="dxa" w:w="100"/>
+            </w:tcMar>
+            <w:vAlign w:val="center"/>
+          </w:tcPr>
+          <w:p>
+            <w:pPr>
+              <w:spacing w:after="30" w:before="30"/>
+              <w:jc w:val="left"/>
+            </w:pPr>
+            <w:r>
+              <w:rPr>
+                <w:rFonts w:ascii="Calibri" w:cs="Calibri" w:eastAsia="Calibri" w:hAnsi="Calibri"/>
+                <w:sz w:val="16"/>
+                <w:szCs w:val="16"/>
+              </w:rPr>
+              <w:t xml:space="preserve">Built</w:t>
+            </w:r>
+          </w:p>
+        </w:tc>
+        <w:tc>
+          <w:tcPr>
+            <w:tcW w:type="dxa" w:w="7041"/>
+            <w:tcBorders>
+              <w:top w:val="single" w:color="BFC9D6" w:sz="4"/>
+              <w:left w:val="single" w:color="BFC9D6" w:sz="4"/>
+              <w:bottom w:val="single" w:color="BFC9D6" w:sz="4"/>
+              <w:right w:val="single" w:color="BFC9D6" w:sz="4"/>
+            </w:tcBorders>
+            <w:tcMar>
+              <w:top w:type="dxa" w:w="60"/>
+              <w:left w:type="dxa" w:w="100"/>
+              <w:bottom w:type="dxa" w:w="60"/>
+              <w:right w:type="dxa" w:w="100"/>
+            </w:tcMar>
+            <w:vAlign w:val="center"/>
+          </w:tcPr>
+          <w:p>
+            <w:pPr>
+              <w:spacing w:after="30" w:before="30"/>
+              <w:jc w:val="left"/>
+            </w:pPr>
+            <w:r>
+              <w:rPr>
+                <w:rFonts w:ascii="Calibri" w:cs="Calibri" w:eastAsia="Calibri" w:hAnsi="Calibri"/>
+                <w:sz w:val="16"/>
+                <w:szCs w:val="16"/>
+              </w:rPr>
+              <w:t xml:space="preserve">Clearance gates for registration, examinations, results, hostel and graduation, configured per institution.</w:t>
+            </w:r>
+          </w:p>
+        </w:tc>
+      </w:tr>
+      <w:tr>
+        <w:trPr>
+          <w:cantSplit/>
+        </w:trPr>
+        <w:tc>
+          <w:tcPr>
+            <w:tcW w:type="dxa" w:w="812"/>
+            <w:tcBorders>
+              <w:top w:val="single" w:color="BFC9D6" w:sz="4"/>
+              <w:left w:val="single" w:color="BFC9D6" w:sz="4"/>
+              <w:bottom w:val="single" w:color="BFC9D6" w:sz="4"/>
+              <w:right w:val="single" w:color="BFC9D6" w:sz="4"/>
+            </w:tcBorders>
+            <w:shd w:fill="EEF3F8" w:color="auto" w:val="clear"/>
+            <w:tcMar>
+              <w:top w:type="dxa" w:w="60"/>
+              <w:left w:type="dxa" w:w="100"/>
+              <w:bottom w:type="dxa" w:w="60"/>
+              <w:right w:type="dxa" w:w="100"/>
+            </w:tcMar>
+            <w:vAlign w:val="center"/>
+          </w:tcPr>
+          <w:p>
+            <w:pPr>
+              <w:spacing w:after="30" w:before="30"/>
+              <w:jc w:val="left"/>
+            </w:pPr>
+            <w:r>
+              <w:rPr>
+                <w:rFonts w:ascii="Calibri" w:cs="Calibri" w:eastAsia="Calibri" w:hAnsi="Calibri"/>
+                <w:b/>
+                <w:bCs/>
+                <w:sz w:val="16"/>
+                <w:szCs w:val="16"/>
+              </w:rPr>
+              <w:t xml:space="preserve">BR-27</w:t>
+            </w:r>
+          </w:p>
+        </w:tc>
+        <w:tc>
+          <w:tcPr>
+            <w:tcW w:type="dxa" w:w="1173"/>
+            <w:tcBorders>
+              <w:top w:val="single" w:color="BFC9D6" w:sz="4"/>
+              <w:left w:val="single" w:color="BFC9D6" w:sz="4"/>
+              <w:bottom w:val="single" w:color="BFC9D6" w:sz="4"/>
+              <w:right w:val="single" w:color="BFC9D6" w:sz="4"/>
+            </w:tcBorders>
+            <w:shd w:fill="EEF3F8" w:color="auto" w:val="clear"/>
+            <w:tcMar>
+              <w:top w:type="dxa" w:w="60"/>
+              <w:left w:type="dxa" w:w="100"/>
+              <w:bottom w:type="dxa" w:w="60"/>
+              <w:right w:type="dxa" w:w="100"/>
+            </w:tcMar>
+            <w:vAlign w:val="center"/>
+          </w:tcPr>
+          <w:p>
+            <w:pPr>
+              <w:spacing w:after="30" w:before="30"/>
+              <w:jc w:val="left"/>
+            </w:pPr>
+            <w:r>
+              <w:rPr>
+                <w:rFonts w:ascii="Calibri" w:cs="Calibri" w:eastAsia="Calibri" w:hAnsi="Calibri"/>
+                <w:sz w:val="16"/>
+                <w:szCs w:val="16"/>
+              </w:rPr>
+              <w:t xml:space="preserve">Partly built</w:t>
+            </w:r>
+          </w:p>
+        </w:tc>
+        <w:tc>
+          <w:tcPr>
+            <w:tcW w:type="dxa" w:w="7041"/>
+            <w:tcBorders>
+              <w:top w:val="single" w:color="BFC9D6" w:sz="4"/>
+              <w:left w:val="single" w:color="BFC9D6" w:sz="4"/>
+              <w:bottom w:val="single" w:color="BFC9D6" w:sz="4"/>
+              <w:right w:val="single" w:color="BFC9D6" w:sz="4"/>
+            </w:tcBorders>
+            <w:shd w:fill="EEF3F8" w:color="auto" w:val="clear"/>
+            <w:tcMar>
+              <w:top w:type="dxa" w:w="60"/>
+              <w:left w:type="dxa" w:w="100"/>
+              <w:bottom w:type="dxa" w:w="60"/>
+              <w:right w:type="dxa" w:w="100"/>
+            </w:tcMar>
+            <w:vAlign w:val="center"/>
+          </w:tcPr>
+          <w:p>
+            <w:pPr>
+              <w:spacing w:after="30" w:before="30"/>
+              <w:jc w:val="left"/>
+            </w:pPr>
+            <w:r>
+              <w:rPr>
+                <w:rFonts w:ascii="Calibri" w:cs="Calibri" w:eastAsia="Calibri" w:hAnsi="Calibri"/>
+                <w:sz w:val="16"/>
+                <w:szCs w:val="16"/>
+              </w:rPr>
+              <w:t xml:space="preserve">A postings file (CSV) for any date range; a MUSE interface is not built.</w:t>
+            </w:r>
+          </w:p>
+        </w:tc>
+      </w:tr>
+      <w:tr>
+        <w:trPr>
+          <w:cantSplit/>
+        </w:trPr>
+        <w:tc>
+          <w:tcPr>
+            <w:tcW w:type="dxa" w:w="812"/>
+            <w:tcBorders>
+              <w:top w:val="single" w:color="BFC9D6" w:sz="4"/>
+              <w:left w:val="single" w:color="BFC9D6" w:sz="4"/>
+              <w:bottom w:val="single" w:color="BFC9D6" w:sz="4"/>
+              <w:right w:val="single" w:color="BFC9D6" w:sz="4"/>
+            </w:tcBorders>
+            <w:tcMar>
+              <w:top w:type="dxa" w:w="60"/>
+              <w:left w:type="dxa" w:w="100"/>
+              <w:bottom w:type="dxa" w:w="60"/>
+              <w:right w:type="dxa" w:w="100"/>
+            </w:tcMar>
+            <w:vAlign w:val="center"/>
+          </w:tcPr>
+          <w:p>
+            <w:pPr>
+              <w:spacing w:after="30" w:before="30"/>
+              <w:jc w:val="left"/>
+            </w:pPr>
+            <w:r>
+              <w:rPr>
+                <w:rFonts w:ascii="Calibri" w:cs="Calibri" w:eastAsia="Calibri" w:hAnsi="Calibri"/>
+                <w:b/>
+                <w:bCs/>
+                <w:sz w:val="16"/>
+                <w:szCs w:val="16"/>
+              </w:rPr>
+              <w:t xml:space="preserve">BR-28</w:t>
+            </w:r>
+          </w:p>
+        </w:tc>
+        <w:tc>
+          <w:tcPr>
+            <w:tcW w:type="dxa" w:w="1173"/>
+            <w:tcBorders>
+              <w:top w:val="single" w:color="BFC9D6" w:sz="4"/>
+              <w:left w:val="single" w:color="BFC9D6" w:sz="4"/>
+              <w:bottom w:val="single" w:color="BFC9D6" w:sz="4"/>
+              <w:right w:val="single" w:color="BFC9D6" w:sz="4"/>
+            </w:tcBorders>
+            <w:tcMar>
+              <w:top w:type="dxa" w:w="60"/>
+              <w:left w:type="dxa" w:w="100"/>
+              <w:bottom w:type="dxa" w:w="60"/>
+              <w:right w:type="dxa" w:w="100"/>
+            </w:tcMar>
+            <w:vAlign w:val="center"/>
+          </w:tcPr>
+          <w:p>
+            <w:pPr>
+              <w:spacing w:after="30" w:before="30"/>
+              <w:jc w:val="left"/>
+            </w:pPr>
+            <w:r>
+              <w:rPr>
+                <w:rFonts w:ascii="Calibri" w:cs="Calibri" w:eastAsia="Calibri" w:hAnsi="Calibri"/>
+                <w:sz w:val="16"/>
+                <w:szCs w:val="16"/>
+              </w:rPr>
+              <w:t xml:space="preserve">Built</w:t>
+            </w:r>
+          </w:p>
+        </w:tc>
+        <w:tc>
+          <w:tcPr>
+            <w:tcW w:type="dxa" w:w="7041"/>
+            <w:tcBorders>
+              <w:top w:val="single" w:color="BFC9D6" w:sz="4"/>
+              <w:left w:val="single" w:color="BFC9D6" w:sz="4"/>
+              <w:bottom w:val="single" w:color="BFC9D6" w:sz="4"/>
+              <w:right w:val="single" w:color="BFC9D6" w:sz="4"/>
+            </w:tcBorders>
+            <w:tcMar>
+              <w:top w:type="dxa" w:w="60"/>
+              <w:left w:type="dxa" w:w="100"/>
+              <w:bottom w:type="dxa" w:w="60"/>
+              <w:right w:type="dxa" w:w="100"/>
+            </w:tcMar>
+            <w:vAlign w:val="center"/>
+          </w:tcPr>
+          <w:p>
+            <w:pPr>
+              <w:spacing w:after="30" w:before="30"/>
+              <w:jc w:val="left"/>
+            </w:pPr>
+            <w:r>
+              <w:rPr>
+                <w:rFonts w:ascii="Calibri" w:cs="Calibri" w:eastAsia="Calibri" w:hAnsi="Calibri"/>
+                <w:sz w:val="16"/>
+                <w:szCs w:val="16"/>
+              </w:rPr>
+              <w:t xml:space="preserve">Hostels, rooms and beds with gender rules, applications, allocation by priority and payment, check-in and check-out with damages, repairs.</w:t>
+            </w:r>
+          </w:p>
+        </w:tc>
+      </w:tr>
+      <w:tr>
+        <w:trPr>
+          <w:cantSplit/>
+        </w:trPr>
+        <w:tc>
+          <w:tcPr>
+            <w:tcW w:type="dxa" w:w="812"/>
+            <w:tcBorders>
+              <w:top w:val="single" w:color="BFC9D6" w:sz="4"/>
+              <w:left w:val="single" w:color="BFC9D6" w:sz="4"/>
+              <w:bottom w:val="single" w:color="BFC9D6" w:sz="4"/>
+              <w:right w:val="single" w:color="BFC9D6" w:sz="4"/>
+            </w:tcBorders>
+            <w:shd w:fill="EEF3F8" w:color="auto" w:val="clear"/>
+            <w:tcMar>
+              <w:top w:type="dxa" w:w="60"/>
+              <w:left w:type="dxa" w:w="100"/>
+              <w:bottom w:type="dxa" w:w="60"/>
+              <w:right w:type="dxa" w:w="100"/>
+            </w:tcMar>
+            <w:vAlign w:val="center"/>
+          </w:tcPr>
+          <w:p>
+            <w:pPr>
+              <w:spacing w:after="30" w:before="30"/>
+              <w:jc w:val="left"/>
+            </w:pPr>
+            <w:r>
+              <w:rPr>
+                <w:rFonts w:ascii="Calibri" w:cs="Calibri" w:eastAsia="Calibri" w:hAnsi="Calibri"/>
+                <w:b/>
+                <w:bCs/>
+                <w:sz w:val="16"/>
+                <w:szCs w:val="16"/>
+              </w:rPr>
+              <w:t xml:space="preserve">BR-29</w:t>
+            </w:r>
+          </w:p>
+        </w:tc>
+        <w:tc>
+          <w:tcPr>
+            <w:tcW w:type="dxa" w:w="1173"/>
+            <w:tcBorders>
+              <w:top w:val="single" w:color="BFC9D6" w:sz="4"/>
+              <w:left w:val="single" w:color="BFC9D6" w:sz="4"/>
+              <w:bottom w:val="single" w:color="BFC9D6" w:sz="4"/>
+              <w:right w:val="single" w:color="BFC9D6" w:sz="4"/>
+            </w:tcBorders>
+            <w:shd w:fill="EEF3F8" w:color="auto" w:val="clear"/>
+            <w:tcMar>
+              <w:top w:type="dxa" w:w="60"/>
+              <w:left w:type="dxa" w:w="100"/>
+              <w:bottom w:type="dxa" w:w="60"/>
+              <w:right w:type="dxa" w:w="100"/>
+            </w:tcMar>
+            <w:vAlign w:val="center"/>
+          </w:tcPr>
+          <w:p>
+            <w:pPr>
+              <w:spacing w:after="30" w:before="30"/>
+              <w:jc w:val="left"/>
+            </w:pPr>
+            <w:r>
+              <w:rPr>
+                <w:rFonts w:ascii="Calibri" w:cs="Calibri" w:eastAsia="Calibri" w:hAnsi="Calibri"/>
+                <w:sz w:val="16"/>
+                <w:szCs w:val="16"/>
+              </w:rPr>
+              <w:t xml:space="preserve">Built</w:t>
+            </w:r>
+          </w:p>
+        </w:tc>
+        <w:tc>
+          <w:tcPr>
+            <w:tcW w:type="dxa" w:w="7041"/>
+            <w:tcBorders>
+              <w:top w:val="single" w:color="BFC9D6" w:sz="4"/>
+              <w:left w:val="single" w:color="BFC9D6" w:sz="4"/>
+              <w:bottom w:val="single" w:color="BFC9D6" w:sz="4"/>
+              <w:right w:val="single" w:color="BFC9D6" w:sz="4"/>
+            </w:tcBorders>
+            <w:shd w:fill="EEF3F8" w:color="auto" w:val="clear"/>
+            <w:tcMar>
+              <w:top w:type="dxa" w:w="60"/>
+              <w:left w:type="dxa" w:w="100"/>
+              <w:bottom w:type="dxa" w:w="60"/>
+              <w:right w:type="dxa" w:w="100"/>
+            </w:tcMar>
+            <w:vAlign w:val="center"/>
+          </w:tcPr>
+          <w:p>
+            <w:pPr>
+              <w:spacing w:after="30" w:before="30"/>
+              <w:jc w:val="left"/>
+            </w:pPr>
+            <w:r>
+              <w:rPr>
+                <w:rFonts w:ascii="Calibri" w:cs="Calibri" w:eastAsia="Calibri" w:hAnsi="Calibri"/>
+                <w:sz w:val="16"/>
+                <w:szCs w:val="16"/>
+              </w:rPr>
+              <w:t xml:space="preserve">Online clearance across configured offices; finance clears itself when nothing is owed.</w:t>
+            </w:r>
+          </w:p>
+        </w:tc>
+      </w:tr>
+      <w:tr>
+        <w:trPr>
+          <w:cantSplit/>
+        </w:trPr>
+        <w:tc>
+          <w:tcPr>
+            <w:tcW w:type="dxa" w:w="812"/>
+            <w:tcBorders>
+              <w:top w:val="single" w:color="BFC9D6" w:sz="4"/>
+              <w:left w:val="single" w:color="BFC9D6" w:sz="4"/>
+              <w:bottom w:val="single" w:color="BFC9D6" w:sz="4"/>
+              <w:right w:val="single" w:color="BFC9D6" w:sz="4"/>
+            </w:tcBorders>
+            <w:tcMar>
+              <w:top w:type="dxa" w:w="60"/>
+              <w:left w:type="dxa" w:w="100"/>
+              <w:bottom w:type="dxa" w:w="60"/>
+              <w:right w:type="dxa" w:w="100"/>
+            </w:tcMar>
+            <w:vAlign w:val="center"/>
+          </w:tcPr>
+          <w:p>
+            <w:pPr>
+              <w:spacing w:after="30" w:before="30"/>
+              <w:jc w:val="left"/>
+            </w:pPr>
+            <w:r>
+              <w:rPr>
+                <w:rFonts w:ascii="Calibri" w:cs="Calibri" w:eastAsia="Calibri" w:hAnsi="Calibri"/>
+                <w:b/>
+                <w:bCs/>
+                <w:sz w:val="16"/>
+                <w:szCs w:val="16"/>
+              </w:rPr>
+              <w:t xml:space="preserve">BR-30</w:t>
+            </w:r>
+          </w:p>
+        </w:tc>
+        <w:tc>
+          <w:tcPr>
+            <w:tcW w:type="dxa" w:w="1173"/>
+            <w:tcBorders>
+              <w:top w:val="single" w:color="BFC9D6" w:sz="4"/>
+              <w:left w:val="single" w:color="BFC9D6" w:sz="4"/>
+              <w:bottom w:val="single" w:color="BFC9D6" w:sz="4"/>
+              <w:right w:val="single" w:color="BFC9D6" w:sz="4"/>
+            </w:tcBorders>
+            <w:tcMar>
+              <w:top w:type="dxa" w:w="60"/>
+              <w:left w:type="dxa" w:w="100"/>
+              <w:bottom w:type="dxa" w:w="60"/>
+              <w:right w:type="dxa" w:w="100"/>
+            </w:tcMar>
+            <w:vAlign w:val="center"/>
+          </w:tcPr>
+          <w:p>
+            <w:pPr>
+              <w:spacing w:after="30" w:before="30"/>
+              <w:jc w:val="left"/>
+            </w:pPr>
+            <w:r>
+              <w:rPr>
+                <w:rFonts w:ascii="Calibri" w:cs="Calibri" w:eastAsia="Calibri" w:hAnsi="Calibri"/>
+                <w:sz w:val="16"/>
+                <w:szCs w:val="16"/>
+              </w:rPr>
+              <w:t xml:space="preserve">Built</w:t>
+            </w:r>
+          </w:p>
+        </w:tc>
+        <w:tc>
+          <w:tcPr>
+            <w:tcW w:type="dxa" w:w="7041"/>
+            <w:tcBorders>
+              <w:top w:val="single" w:color="BFC9D6" w:sz="4"/>
+              <w:left w:val="single" w:color="BFC9D6" w:sz="4"/>
+              <w:bottom w:val="single" w:color="BFC9D6" w:sz="4"/>
+              <w:right w:val="single" w:color="BFC9D6" w:sz="4"/>
+            </w:tcBorders>
+            <w:tcMar>
+              <w:top w:type="dxa" w:w="60"/>
+              <w:left w:type="dxa" w:w="100"/>
+              <w:bottom w:type="dxa" w:w="60"/>
+              <w:right w:type="dxa" w:w="100"/>
+            </w:tcMar>
+            <w:vAlign w:val="center"/>
+          </w:tcPr>
+          <w:p>
+            <w:pPr>
+              <w:spacing w:after="30" w:before="30"/>
+              <w:jc w:val="left"/>
+            </w:pPr>
+            <w:r>
+              <w:rPr>
+                <w:rFonts w:ascii="Calibri" w:cs="Calibri" w:eastAsia="Calibri" w:hAnsi="Calibri"/>
+                <w:sz w:val="16"/>
+                <w:szCs w:val="16"/>
+              </w:rPr>
+              <w:t xml:space="preserve">Graduand lists, statements of results and provisional transcripts, numbered certificates, each with a QR code checked on the public verification page.</w:t>
+            </w:r>
+          </w:p>
+        </w:tc>
+      </w:tr>
+      <w:tr>
+        <w:trPr>
+          <w:cantSplit/>
+        </w:trPr>
+        <w:tc>
+          <w:tcPr>
+            <w:tcW w:type="dxa" w:w="812"/>
+            <w:tcBorders>
+              <w:top w:val="single" w:color="BFC9D6" w:sz="4"/>
+              <w:left w:val="single" w:color="BFC9D6" w:sz="4"/>
+              <w:bottom w:val="single" w:color="BFC9D6" w:sz="4"/>
+              <w:right w:val="single" w:color="BFC9D6" w:sz="4"/>
+            </w:tcBorders>
+            <w:shd w:fill="EEF3F8" w:color="auto" w:val="clear"/>
+            <w:tcMar>
+              <w:top w:type="dxa" w:w="60"/>
+              <w:left w:type="dxa" w:w="100"/>
+              <w:bottom w:type="dxa" w:w="60"/>
+              <w:right w:type="dxa" w:w="100"/>
+            </w:tcMar>
+            <w:vAlign w:val="center"/>
+          </w:tcPr>
+          <w:p>
+            <w:pPr>
+              <w:spacing w:after="30" w:before="30"/>
+              <w:jc w:val="left"/>
+            </w:pPr>
+            <w:r>
+              <w:rPr>
+                <w:rFonts w:ascii="Calibri" w:cs="Calibri" w:eastAsia="Calibri" w:hAnsi="Calibri"/>
+                <w:b/>
+                <w:bCs/>
+                <w:sz w:val="16"/>
+                <w:szCs w:val="16"/>
+              </w:rPr>
+              <w:t xml:space="preserve">BR-31</w:t>
+            </w:r>
+          </w:p>
+        </w:tc>
+        <w:tc>
+          <w:tcPr>
+            <w:tcW w:type="dxa" w:w="1173"/>
+            <w:tcBorders>
+              <w:top w:val="single" w:color="BFC9D6" w:sz="4"/>
+              <w:left w:val="single" w:color="BFC9D6" w:sz="4"/>
+              <w:bottom w:val="single" w:color="BFC9D6" w:sz="4"/>
+              <w:right w:val="single" w:color="BFC9D6" w:sz="4"/>
+            </w:tcBorders>
+            <w:shd w:fill="EEF3F8" w:color="auto" w:val="clear"/>
+            <w:tcMar>
+              <w:top w:type="dxa" w:w="60"/>
+              <w:left w:type="dxa" w:w="100"/>
+              <w:bottom w:type="dxa" w:w="60"/>
+              <w:right w:type="dxa" w:w="100"/>
+            </w:tcMar>
+            <w:vAlign w:val="center"/>
+          </w:tcPr>
+          <w:p>
+            <w:pPr>
+              <w:spacing w:after="30" w:before="30"/>
+              <w:jc w:val="left"/>
+            </w:pPr>
+            <w:r>
+              <w:rPr>
+                <w:rFonts w:ascii="Calibri" w:cs="Calibri" w:eastAsia="Calibri" w:hAnsi="Calibri"/>
+                <w:sz w:val="16"/>
+                <w:szCs w:val="16"/>
+              </w:rPr>
+              <w:t xml:space="preserve">Not yet built</w:t>
+            </w:r>
+          </w:p>
+        </w:tc>
+        <w:tc>
+          <w:tcPr>
+            <w:tcW w:type="dxa" w:w="7041"/>
+            <w:tcBorders>
+              <w:top w:val="single" w:color="BFC9D6" w:sz="4"/>
+              <w:left w:val="single" w:color="BFC9D6" w:sz="4"/>
+              <w:bottom w:val="single" w:color="BFC9D6" w:sz="4"/>
+              <w:right w:val="single" w:color="BFC9D6" w:sz="4"/>
+            </w:tcBorders>
+            <w:shd w:fill="EEF3F8" w:color="auto" w:val="clear"/>
+            <w:tcMar>
+              <w:top w:type="dxa" w:w="60"/>
+              <w:left w:type="dxa" w:w="100"/>
+              <w:bottom w:type="dxa" w:w="60"/>
+              <w:right w:type="dxa" w:w="100"/>
+            </w:tcMar>
+            <w:vAlign w:val="center"/>
+          </w:tcPr>
+          <w:p>
+            <w:pPr>
+              <w:spacing w:after="30" w:before="30"/>
+              <w:jc w:val="left"/>
+            </w:pPr>
+            <w:r>
+              <w:rPr>
+                <w:rFonts w:ascii="Calibri" w:cs="Calibri" w:eastAsia="Calibri" w:hAnsi="Calibri"/>
+                <w:sz w:val="16"/>
+                <w:szCs w:val="16"/>
+              </w:rPr>
+              <w:t xml:space="preserve">Alumni contacts and tracer surveys.</w:t>
+            </w:r>
+          </w:p>
+        </w:tc>
+      </w:tr>
+      <w:tr>
+        <w:trPr>
+          <w:cantSplit/>
+        </w:trPr>
+        <w:tc>
+          <w:tcPr>
+            <w:tcW w:type="dxa" w:w="812"/>
+            <w:tcBorders>
+              <w:top w:val="single" w:color="BFC9D6" w:sz="4"/>
+              <w:left w:val="single" w:color="BFC9D6" w:sz="4"/>
+              <w:bottom w:val="single" w:color="BFC9D6" w:sz="4"/>
+              <w:right w:val="single" w:color="BFC9D6" w:sz="4"/>
+            </w:tcBorders>
+            <w:tcMar>
+              <w:top w:type="dxa" w:w="60"/>
+              <w:left w:type="dxa" w:w="100"/>
+              <w:bottom w:type="dxa" w:w="60"/>
+              <w:right w:type="dxa" w:w="100"/>
+            </w:tcMar>
+            <w:vAlign w:val="center"/>
+          </w:tcPr>
+          <w:p>
+            <w:pPr>
+              <w:spacing w:after="30" w:before="30"/>
+              <w:jc w:val="left"/>
+            </w:pPr>
+            <w:r>
+              <w:rPr>
+                <w:rFonts w:ascii="Calibri" w:cs="Calibri" w:eastAsia="Calibri" w:hAnsi="Calibri"/>
+                <w:b/>
+                <w:bCs/>
+                <w:sz w:val="16"/>
+                <w:szCs w:val="16"/>
+              </w:rPr>
+              <w:t xml:space="preserve">BR-32</w:t>
+            </w:r>
+          </w:p>
+        </w:tc>
+        <w:tc>
+          <w:tcPr>
+            <w:tcW w:type="dxa" w:w="1173"/>
+            <w:tcBorders>
+              <w:top w:val="single" w:color="BFC9D6" w:sz="4"/>
+              <w:left w:val="single" w:color="BFC9D6" w:sz="4"/>
+              <w:bottom w:val="single" w:color="BFC9D6" w:sz="4"/>
+              <w:right w:val="single" w:color="BFC9D6" w:sz="4"/>
+            </w:tcBorders>
+            <w:tcMar>
+              <w:top w:type="dxa" w:w="60"/>
+              <w:left w:type="dxa" w:w="100"/>
+              <w:bottom w:type="dxa" w:w="60"/>
+              <w:right w:type="dxa" w:w="100"/>
+            </w:tcMar>
+            <w:vAlign w:val="center"/>
+          </w:tcPr>
+          <w:p>
+            <w:pPr>
+              <w:spacing w:after="30" w:before="30"/>
+              <w:jc w:val="left"/>
+            </w:pPr>
+            <w:r>
+              <w:rPr>
+                <w:rFonts w:ascii="Calibri" w:cs="Calibri" w:eastAsia="Calibri" w:hAnsi="Calibri"/>
+                <w:sz w:val="16"/>
+                <w:szCs w:val="16"/>
+              </w:rPr>
+              <w:t xml:space="preserve">Built</w:t>
+            </w:r>
+          </w:p>
+        </w:tc>
+        <w:tc>
+          <w:tcPr>
+            <w:tcW w:type="dxa" w:w="7041"/>
+            <w:tcBorders>
+              <w:top w:val="single" w:color="BFC9D6" w:sz="4"/>
+              <w:left w:val="single" w:color="BFC9D6" w:sz="4"/>
+              <w:bottom w:val="single" w:color="BFC9D6" w:sz="4"/>
+              <w:right w:val="single" w:color="BFC9D6" w:sz="4"/>
+            </w:tcBorders>
+            <w:tcMar>
+              <w:top w:type="dxa" w:w="60"/>
+              <w:left w:type="dxa" w:w="100"/>
+              <w:bottom w:type="dxa" w:w="60"/>
+              <w:right w:type="dxa" w:w="100"/>
+            </w:tcMar>
+            <w:vAlign w:val="center"/>
+          </w:tcPr>
+          <w:p>
+            <w:pPr>
+              <w:spacing w:after="30" w:before="30"/>
+              <w:jc w:val="left"/>
+            </w:pPr>
+            <w:r>
+              <w:rPr>
+                <w:rFonts w:ascii="Calibri" w:cs="Calibri" w:eastAsia="Calibri" w:hAnsi="Calibri"/>
+                <w:sz w:val="16"/>
+                <w:szCs w:val="16"/>
+              </w:rPr>
+              <w:t xml:space="preserve">Installable student portal for registration, invoices, payments, results, hostel, IPT, clearance, documents and notices, with a list of what to do next.</w:t>
+            </w:r>
+          </w:p>
+        </w:tc>
+      </w:tr>
+      <w:tr>
+        <w:trPr>
+          <w:cantSplit/>
+        </w:trPr>
+        <w:tc>
+          <w:tcPr>
+            <w:tcW w:type="dxa" w:w="812"/>
+            <w:tcBorders>
+              <w:top w:val="single" w:color="BFC9D6" w:sz="4"/>
+              <w:left w:val="single" w:color="BFC9D6" w:sz="4"/>
+              <w:bottom w:val="single" w:color="BFC9D6" w:sz="4"/>
+              <w:right w:val="single" w:color="BFC9D6" w:sz="4"/>
+            </w:tcBorders>
+            <w:shd w:fill="EEF3F8" w:color="auto" w:val="clear"/>
+            <w:tcMar>
+              <w:top w:type="dxa" w:w="60"/>
+              <w:left w:type="dxa" w:w="100"/>
+              <w:bottom w:type="dxa" w:w="60"/>
+              <w:right w:type="dxa" w:w="100"/>
+            </w:tcMar>
+            <w:vAlign w:val="center"/>
+          </w:tcPr>
+          <w:p>
+            <w:pPr>
+              <w:spacing w:after="30" w:before="30"/>
+              <w:jc w:val="left"/>
+            </w:pPr>
+            <w:r>
+              <w:rPr>
+                <w:rFonts w:ascii="Calibri" w:cs="Calibri" w:eastAsia="Calibri" w:hAnsi="Calibri"/>
+                <w:b/>
+                <w:bCs/>
+                <w:sz w:val="16"/>
+                <w:szCs w:val="16"/>
+              </w:rPr>
+              <w:t xml:space="preserve">BR-33</w:t>
+            </w:r>
+          </w:p>
+        </w:tc>
+        <w:tc>
+          <w:tcPr>
+            <w:tcW w:type="dxa" w:w="1173"/>
+            <w:tcBorders>
+              <w:top w:val="single" w:color="BFC9D6" w:sz="4"/>
+              <w:left w:val="single" w:color="BFC9D6" w:sz="4"/>
+              <w:bottom w:val="single" w:color="BFC9D6" w:sz="4"/>
+              <w:right w:val="single" w:color="BFC9D6" w:sz="4"/>
+            </w:tcBorders>
+            <w:shd w:fill="EEF3F8" w:color="auto" w:val="clear"/>
+            <w:tcMar>
+              <w:top w:type="dxa" w:w="60"/>
+              <w:left w:type="dxa" w:w="100"/>
+              <w:bottom w:type="dxa" w:w="60"/>
+              <w:right w:type="dxa" w:w="100"/>
+            </w:tcMar>
+            <w:vAlign w:val="center"/>
+          </w:tcPr>
+          <w:p>
+            <w:pPr>
+              <w:spacing w:after="30" w:before="30"/>
+              <w:jc w:val="left"/>
+            </w:pPr>
+            <w:r>
+              <w:rPr>
+                <w:rFonts w:ascii="Calibri" w:cs="Calibri" w:eastAsia="Calibri" w:hAnsi="Calibri"/>
+                <w:sz w:val="16"/>
+                <w:szCs w:val="16"/>
+              </w:rPr>
+              <w:t xml:space="preserve">Partly built</w:t>
+            </w:r>
+          </w:p>
+        </w:tc>
+        <w:tc>
+          <w:tcPr>
+            <w:tcW w:type="dxa" w:w="7041"/>
+            <w:tcBorders>
+              <w:top w:val="single" w:color="BFC9D6" w:sz="4"/>
+              <w:left w:val="single" w:color="BFC9D6" w:sz="4"/>
+              <w:bottom w:val="single" w:color="BFC9D6" w:sz="4"/>
+              <w:right w:val="single" w:color="BFC9D6" w:sz="4"/>
+            </w:tcBorders>
+            <w:shd w:fill="EEF3F8" w:color="auto" w:val="clear"/>
+            <w:tcMar>
+              <w:top w:type="dxa" w:w="60"/>
+              <w:left w:type="dxa" w:w="100"/>
+              <w:bottom w:type="dxa" w:w="60"/>
+              <w:right w:type="dxa" w:w="100"/>
+            </w:tcMar>
+            <w:vAlign w:val="center"/>
+          </w:tcPr>
+          <w:p>
+            <w:pPr>
+              <w:spacing w:after="30" w:before="30"/>
+              <w:jc w:val="left"/>
+            </w:pPr>
+            <w:r>
+              <w:rPr>
+                <w:rFonts w:ascii="Calibri" w:cs="Calibri" w:eastAsia="Calibri" w:hAnsi="Calibri"/>
+                <w:sz w:val="16"/>
+                <w:szCs w:val="16"/>
+              </w:rPr>
+              <w:t xml:space="preserve">SMS for 44 events and bulk messages, and in-app notices, in English and Kiswahili; email is not built.</w:t>
+            </w:r>
+          </w:p>
+        </w:tc>
+      </w:tr>
+      <w:tr>
+        <w:trPr>
+          <w:cantSplit/>
+        </w:trPr>
+        <w:tc>
+          <w:tcPr>
+            <w:tcW w:type="dxa" w:w="812"/>
+            <w:tcBorders>
+              <w:top w:val="single" w:color="BFC9D6" w:sz="4"/>
+              <w:left w:val="single" w:color="BFC9D6" w:sz="4"/>
+              <w:bottom w:val="single" w:color="BFC9D6" w:sz="4"/>
+              <w:right w:val="single" w:color="BFC9D6" w:sz="4"/>
+            </w:tcBorders>
+            <w:tcMar>
+              <w:top w:type="dxa" w:w="60"/>
+              <w:left w:type="dxa" w:w="100"/>
+              <w:bottom w:type="dxa" w:w="60"/>
+              <w:right w:type="dxa" w:w="100"/>
+            </w:tcMar>
+            <w:vAlign w:val="center"/>
+          </w:tcPr>
+          <w:p>
+            <w:pPr>
+              <w:spacing w:after="30" w:before="30"/>
+              <w:jc w:val="left"/>
+            </w:pPr>
+            <w:r>
+              <w:rPr>
+                <w:rFonts w:ascii="Calibri" w:cs="Calibri" w:eastAsia="Calibri" w:hAnsi="Calibri"/>
+                <w:b/>
+                <w:bCs/>
+                <w:sz w:val="16"/>
+                <w:szCs w:val="16"/>
+              </w:rPr>
+              <w:t xml:space="preserve">BR-34</w:t>
+            </w:r>
+          </w:p>
+        </w:tc>
+        <w:tc>
+          <w:tcPr>
+            <w:tcW w:type="dxa" w:w="1173"/>
+            <w:tcBorders>
+              <w:top w:val="single" w:color="BFC9D6" w:sz="4"/>
+              <w:left w:val="single" w:color="BFC9D6" w:sz="4"/>
+              <w:bottom w:val="single" w:color="BFC9D6" w:sz="4"/>
+              <w:right w:val="single" w:color="BFC9D6" w:sz="4"/>
+            </w:tcBorders>
+            <w:tcMar>
+              <w:top w:type="dxa" w:w="60"/>
+              <w:left w:type="dxa" w:w="100"/>
+              <w:bottom w:type="dxa" w:w="60"/>
+              <w:right w:type="dxa" w:w="100"/>
+            </w:tcMar>
+            <w:vAlign w:val="center"/>
+          </w:tcPr>
+          <w:p>
+            <w:pPr>
+              <w:spacing w:after="30" w:before="30"/>
+              <w:jc w:val="left"/>
+            </w:pPr>
+            <w:r>
+              <w:rPr>
+                <w:rFonts w:ascii="Calibri" w:cs="Calibri" w:eastAsia="Calibri" w:hAnsi="Calibri"/>
+                <w:sz w:val="16"/>
+                <w:szCs w:val="16"/>
+              </w:rPr>
+              <w:t xml:space="preserve">Built</w:t>
+            </w:r>
+          </w:p>
+        </w:tc>
+        <w:tc>
+          <w:tcPr>
+            <w:tcW w:type="dxa" w:w="7041"/>
+            <w:tcBorders>
+              <w:top w:val="single" w:color="BFC9D6" w:sz="4"/>
+              <w:left w:val="single" w:color="BFC9D6" w:sz="4"/>
+              <w:bottom w:val="single" w:color="BFC9D6" w:sz="4"/>
+              <w:right w:val="single" w:color="BFC9D6" w:sz="4"/>
+            </w:tcBorders>
+            <w:tcMar>
+              <w:top w:type="dxa" w:w="60"/>
+              <w:left w:type="dxa" w:w="100"/>
+              <w:bottom w:type="dxa" w:w="60"/>
+              <w:right w:type="dxa" w:w="100"/>
+            </w:tcMar>
+            <w:vAlign w:val="center"/>
+          </w:tcPr>
+          <w:p>
+            <w:pPr>
+              <w:spacing w:after="30" w:before="30"/>
+              <w:jc w:val="left"/>
+            </w:pPr>
+            <w:r>
+              <w:rPr>
+                <w:rFonts w:ascii="Calibri" w:cs="Calibri" w:eastAsia="Calibri" w:hAnsi="Calibri"/>
+                <w:sz w:val="16"/>
+                <w:szCs w:val="16"/>
+              </w:rPr>
+              <w:t xml:space="preserve">Role dashboards and landing pages, 35 standard reports in Excel and PDF, NACTVET files.</w:t>
+            </w:r>
+          </w:p>
+        </w:tc>
+      </w:tr>
+      <w:tr>
+        <w:trPr>
+          <w:cantSplit/>
+        </w:trPr>
+        <w:tc>
+          <w:tcPr>
+            <w:tcW w:type="dxa" w:w="812"/>
+            <w:tcBorders>
+              <w:top w:val="single" w:color="BFC9D6" w:sz="4"/>
+              <w:left w:val="single" w:color="BFC9D6" w:sz="4"/>
+              <w:bottom w:val="single" w:color="BFC9D6" w:sz="4"/>
+              <w:right w:val="single" w:color="BFC9D6" w:sz="4"/>
+            </w:tcBorders>
+            <w:shd w:fill="EEF3F8" w:color="auto" w:val="clear"/>
+            <w:tcMar>
+              <w:top w:type="dxa" w:w="60"/>
+              <w:left w:type="dxa" w:w="100"/>
+              <w:bottom w:type="dxa" w:w="60"/>
+              <w:right w:type="dxa" w:w="100"/>
+            </w:tcMar>
+            <w:vAlign w:val="center"/>
+          </w:tcPr>
+          <w:p>
+            <w:pPr>
+              <w:spacing w:after="30" w:before="30"/>
+              <w:jc w:val="left"/>
+            </w:pPr>
+            <w:r>
+              <w:rPr>
+                <w:rFonts w:ascii="Calibri" w:cs="Calibri" w:eastAsia="Calibri" w:hAnsi="Calibri"/>
+                <w:b/>
+                <w:bCs/>
+                <w:sz w:val="16"/>
+                <w:szCs w:val="16"/>
+              </w:rPr>
+              <w:t xml:space="preserve">BR-35</w:t>
+            </w:r>
+          </w:p>
+        </w:tc>
+        <w:tc>
+          <w:tcPr>
+            <w:tcW w:type="dxa" w:w="1173"/>
+            <w:tcBorders>
+              <w:top w:val="single" w:color="BFC9D6" w:sz="4"/>
+              <w:left w:val="single" w:color="BFC9D6" w:sz="4"/>
+              <w:bottom w:val="single" w:color="BFC9D6" w:sz="4"/>
+              <w:right w:val="single" w:color="BFC9D6" w:sz="4"/>
+            </w:tcBorders>
+            <w:shd w:fill="EEF3F8" w:color="auto" w:val="clear"/>
+            <w:tcMar>
+              <w:top w:type="dxa" w:w="60"/>
+              <w:left w:type="dxa" w:w="100"/>
+              <w:bottom w:type="dxa" w:w="60"/>
+              <w:right w:type="dxa" w:w="100"/>
+            </w:tcMar>
+            <w:vAlign w:val="center"/>
+          </w:tcPr>
+          <w:p>
+            <w:pPr>
+              <w:spacing w:after="30" w:before="30"/>
+              <w:jc w:val="left"/>
+            </w:pPr>
+            <w:r>
+              <w:rPr>
+                <w:rFonts w:ascii="Calibri" w:cs="Calibri" w:eastAsia="Calibri" w:hAnsi="Calibri"/>
+                <w:sz w:val="16"/>
+                <w:szCs w:val="16"/>
+              </w:rPr>
+              <w:t xml:space="preserve">Built</w:t>
+            </w:r>
+          </w:p>
+        </w:tc>
+        <w:tc>
+          <w:tcPr>
+            <w:tcW w:type="dxa" w:w="7041"/>
+            <w:tcBorders>
+              <w:top w:val="single" w:color="BFC9D6" w:sz="4"/>
+              <w:left w:val="single" w:color="BFC9D6" w:sz="4"/>
+              <w:bottom w:val="single" w:color="BFC9D6" w:sz="4"/>
+              <w:right w:val="single" w:color="BFC9D6" w:sz="4"/>
+            </w:tcBorders>
+            <w:shd w:fill="EEF3F8" w:color="auto" w:val="clear"/>
+            <w:tcMar>
+              <w:top w:type="dxa" w:w="60"/>
+              <w:left w:type="dxa" w:w="100"/>
+              <w:bottom w:type="dxa" w:w="60"/>
+              <w:right w:type="dxa" w:w="100"/>
+            </w:tcMar>
+            <w:vAlign w:val="center"/>
+          </w:tcPr>
+          <w:p>
+            <w:pPr>
+              <w:spacing w:after="30" w:before="30"/>
+              <w:jc w:val="left"/>
+            </w:pPr>
+            <w:r>
+              <w:rPr>
+                <w:rFonts w:ascii="Calibri" w:cs="Calibri" w:eastAsia="Calibri" w:hAnsi="Calibri"/>
+                <w:sz w:val="16"/>
+                <w:szCs w:val="16"/>
+              </w:rPr>
+              <w:t xml:space="preserve">One platform for many institutions, each isolated by PostgreSQL row-level security, with its own addresses, branding, regulations, fees, users and data.</w:t>
+            </w:r>
+          </w:p>
+        </w:tc>
+      </w:tr>
+      <w:tr>
+        <w:trPr>
+          <w:cantSplit/>
+        </w:trPr>
+        <w:tc>
+          <w:tcPr>
+            <w:tcW w:type="dxa" w:w="812"/>
+            <w:tcBorders>
+              <w:top w:val="single" w:color="BFC9D6" w:sz="4"/>
+              <w:left w:val="single" w:color="BFC9D6" w:sz="4"/>
+              <w:bottom w:val="single" w:color="BFC9D6" w:sz="4"/>
+              <w:right w:val="single" w:color="BFC9D6" w:sz="4"/>
+            </w:tcBorders>
+            <w:tcMar>
+              <w:top w:type="dxa" w:w="60"/>
+              <w:left w:type="dxa" w:w="100"/>
+              <w:bottom w:type="dxa" w:w="60"/>
+              <w:right w:type="dxa" w:w="100"/>
+            </w:tcMar>
+            <w:vAlign w:val="center"/>
+          </w:tcPr>
+          <w:p>
+            <w:pPr>
+              <w:spacing w:after="30" w:before="30"/>
+              <w:jc w:val="left"/>
+            </w:pPr>
+            <w:r>
+              <w:rPr>
+                <w:rFonts w:ascii="Calibri" w:cs="Calibri" w:eastAsia="Calibri" w:hAnsi="Calibri"/>
+                <w:b/>
+                <w:bCs/>
+                <w:sz w:val="16"/>
+                <w:szCs w:val="16"/>
+              </w:rPr>
+              <w:t xml:space="preserve">BR-36</w:t>
+            </w:r>
+          </w:p>
+        </w:tc>
+        <w:tc>
+          <w:tcPr>
+            <w:tcW w:type="dxa" w:w="1173"/>
+            <w:tcBorders>
+              <w:top w:val="single" w:color="BFC9D6" w:sz="4"/>
+              <w:left w:val="single" w:color="BFC9D6" w:sz="4"/>
+              <w:bottom w:val="single" w:color="BFC9D6" w:sz="4"/>
+              <w:right w:val="single" w:color="BFC9D6" w:sz="4"/>
+            </w:tcBorders>
+            <w:tcMar>
+              <w:top w:type="dxa" w:w="60"/>
+              <w:left w:type="dxa" w:w="100"/>
+              <w:bottom w:type="dxa" w:w="60"/>
+              <w:right w:type="dxa" w:w="100"/>
+            </w:tcMar>
+            <w:vAlign w:val="center"/>
+          </w:tcPr>
+          <w:p>
+            <w:pPr>
+              <w:spacing w:after="30" w:before="30"/>
+              <w:jc w:val="left"/>
+            </w:pPr>
+            <w:r>
+              <w:rPr>
+                <w:rFonts w:ascii="Calibri" w:cs="Calibri" w:eastAsia="Calibri" w:hAnsi="Calibri"/>
+                <w:sz w:val="16"/>
+                <w:szCs w:val="16"/>
+              </w:rPr>
+              <w:t xml:space="preserve">Partly built</w:t>
+            </w:r>
+          </w:p>
+        </w:tc>
+        <w:tc>
+          <w:tcPr>
+            <w:tcW w:type="dxa" w:w="7041"/>
+            <w:tcBorders>
+              <w:top w:val="single" w:color="BFC9D6" w:sz="4"/>
+              <w:left w:val="single" w:color="BFC9D6" w:sz="4"/>
+              <w:bottom w:val="single" w:color="BFC9D6" w:sz="4"/>
+              <w:right w:val="single" w:color="BFC9D6" w:sz="4"/>
+            </w:tcBorders>
+            <w:tcMar>
+              <w:top w:type="dxa" w:w="60"/>
+              <w:left w:type="dxa" w:w="100"/>
+              <w:bottom w:type="dxa" w:w="60"/>
+              <w:right w:type="dxa" w:w="100"/>
+            </w:tcMar>
+            <w:vAlign w:val="center"/>
+          </w:tcPr>
+          <w:p>
+            <w:pPr>
+              <w:spacing w:after="30" w:before="30"/>
+              <w:jc w:val="left"/>
+            </w:pPr>
+            <w:r>
+              <w:rPr>
+                <w:rFonts w:ascii="Calibri" w:cs="Calibri" w:eastAsia="Calibri" w:hAnsi="Calibri"/>
+                <w:sz w:val="16"/>
+                <w:szCs w:val="16"/>
+              </w:rPr>
+              <w:t xml:space="preserve">Roles with department, programme, hostel, sponsor and IPT scopes are built; multi-factor authentication is not.</w:t>
+            </w:r>
+          </w:p>
+        </w:tc>
+      </w:tr>
+      <w:tr>
+        <w:trPr>
+          <w:cantSplit/>
+        </w:trPr>
+        <w:tc>
+          <w:tcPr>
+            <w:tcW w:type="dxa" w:w="812"/>
+            <w:tcBorders>
+              <w:top w:val="single" w:color="BFC9D6" w:sz="4"/>
+              <w:left w:val="single" w:color="BFC9D6" w:sz="4"/>
+              <w:bottom w:val="single" w:color="BFC9D6" w:sz="4"/>
+              <w:right w:val="single" w:color="BFC9D6" w:sz="4"/>
+            </w:tcBorders>
+            <w:shd w:fill="EEF3F8" w:color="auto" w:val="clear"/>
+            <w:tcMar>
+              <w:top w:type="dxa" w:w="60"/>
+              <w:left w:type="dxa" w:w="100"/>
+              <w:bottom w:type="dxa" w:w="60"/>
+              <w:right w:type="dxa" w:w="100"/>
+            </w:tcMar>
+            <w:vAlign w:val="center"/>
+          </w:tcPr>
+          <w:p>
+            <w:pPr>
+              <w:spacing w:after="30" w:before="30"/>
+              <w:jc w:val="left"/>
+            </w:pPr>
+            <w:r>
+              <w:rPr>
+                <w:rFonts w:ascii="Calibri" w:cs="Calibri" w:eastAsia="Calibri" w:hAnsi="Calibri"/>
+                <w:b/>
+                <w:bCs/>
+                <w:sz w:val="16"/>
+                <w:szCs w:val="16"/>
+              </w:rPr>
+              <w:t xml:space="preserve">BR-37</w:t>
+            </w:r>
+          </w:p>
+        </w:tc>
+        <w:tc>
+          <w:tcPr>
+            <w:tcW w:type="dxa" w:w="1173"/>
+            <w:tcBorders>
+              <w:top w:val="single" w:color="BFC9D6" w:sz="4"/>
+              <w:left w:val="single" w:color="BFC9D6" w:sz="4"/>
+              <w:bottom w:val="single" w:color="BFC9D6" w:sz="4"/>
+              <w:right w:val="single" w:color="BFC9D6" w:sz="4"/>
+            </w:tcBorders>
+            <w:shd w:fill="EEF3F8" w:color="auto" w:val="clear"/>
+            <w:tcMar>
+              <w:top w:type="dxa" w:w="60"/>
+              <w:left w:type="dxa" w:w="100"/>
+              <w:bottom w:type="dxa" w:w="60"/>
+              <w:right w:type="dxa" w:w="100"/>
+            </w:tcMar>
+            <w:vAlign w:val="center"/>
+          </w:tcPr>
+          <w:p>
+            <w:pPr>
+              <w:spacing w:after="30" w:before="30"/>
+              <w:jc w:val="left"/>
+            </w:pPr>
+            <w:r>
+              <w:rPr>
+                <w:rFonts w:ascii="Calibri" w:cs="Calibri" w:eastAsia="Calibri" w:hAnsi="Calibri"/>
+                <w:sz w:val="16"/>
+                <w:szCs w:val="16"/>
+              </w:rPr>
+              <w:t xml:space="preserve">Built</w:t>
+            </w:r>
+          </w:p>
+        </w:tc>
+        <w:tc>
+          <w:tcPr>
+            <w:tcW w:type="dxa" w:w="7041"/>
+            <w:tcBorders>
+              <w:top w:val="single" w:color="BFC9D6" w:sz="4"/>
+              <w:left w:val="single" w:color="BFC9D6" w:sz="4"/>
+              <w:bottom w:val="single" w:color="BFC9D6" w:sz="4"/>
+              <w:right w:val="single" w:color="BFC9D6" w:sz="4"/>
+            </w:tcBorders>
+            <w:shd w:fill="EEF3F8" w:color="auto" w:val="clear"/>
+            <w:tcMar>
+              <w:top w:type="dxa" w:w="60"/>
+              <w:left w:type="dxa" w:w="100"/>
+              <w:bottom w:type="dxa" w:w="60"/>
+              <w:right w:type="dxa" w:w="100"/>
+            </w:tcMar>
+            <w:vAlign w:val="center"/>
+          </w:tcPr>
+          <w:p>
+            <w:pPr>
+              <w:spacing w:after="30" w:before="30"/>
+              <w:jc w:val="left"/>
+            </w:pPr>
+            <w:r>
+              <w:rPr>
+                <w:rFonts w:ascii="Calibri" w:cs="Calibri" w:eastAsia="Calibri" w:hAnsi="Calibri"/>
+                <w:sz w:val="16"/>
+                <w:szCs w:val="16"/>
+              </w:rPr>
+              <w:t xml:space="preserve">Audit trail of sensitive actions that the database keeps append-only (updates and deletes refused); a hash chain to prove tamper evidence is not yet added.</w:t>
+            </w:r>
+          </w:p>
+        </w:tc>
+      </w:tr>
+      <w:tr>
+        <w:trPr>
+          <w:cantSplit/>
+        </w:trPr>
+        <w:tc>
+          <w:tcPr>
+            <w:tcW w:type="dxa" w:w="812"/>
+            <w:tcBorders>
+              <w:top w:val="single" w:color="BFC9D6" w:sz="4"/>
+              <w:left w:val="single" w:color="BFC9D6" w:sz="4"/>
+              <w:bottom w:val="single" w:color="BFC9D6" w:sz="4"/>
+              <w:right w:val="single" w:color="BFC9D6" w:sz="4"/>
+            </w:tcBorders>
+            <w:tcMar>
+              <w:top w:type="dxa" w:w="60"/>
+              <w:left w:type="dxa" w:w="100"/>
+              <w:bottom w:type="dxa" w:w="60"/>
+              <w:right w:type="dxa" w:w="100"/>
+            </w:tcMar>
+            <w:vAlign w:val="center"/>
+          </w:tcPr>
+          <w:p>
+            <w:pPr>
+              <w:spacing w:after="30" w:before="30"/>
+              <w:jc w:val="left"/>
+            </w:pPr>
+            <w:r>
+              <w:rPr>
+                <w:rFonts w:ascii="Calibri" w:cs="Calibri" w:eastAsia="Calibri" w:hAnsi="Calibri"/>
+                <w:b/>
+                <w:bCs/>
+                <w:sz w:val="16"/>
+                <w:szCs w:val="16"/>
+              </w:rPr>
+              <w:t xml:space="preserve">BR-38</w:t>
+            </w:r>
+          </w:p>
+        </w:tc>
+        <w:tc>
+          <w:tcPr>
+            <w:tcW w:type="dxa" w:w="1173"/>
+            <w:tcBorders>
+              <w:top w:val="single" w:color="BFC9D6" w:sz="4"/>
+              <w:left w:val="single" w:color="BFC9D6" w:sz="4"/>
+              <w:bottom w:val="single" w:color="BFC9D6" w:sz="4"/>
+              <w:right w:val="single" w:color="BFC9D6" w:sz="4"/>
+            </w:tcBorders>
+            <w:tcMar>
+              <w:top w:type="dxa" w:w="60"/>
+              <w:left w:type="dxa" w:w="100"/>
+              <w:bottom w:type="dxa" w:w="60"/>
+              <w:right w:type="dxa" w:w="100"/>
+            </w:tcMar>
+            <w:vAlign w:val="center"/>
+          </w:tcPr>
+          <w:p>
+            <w:pPr>
+              <w:spacing w:after="30" w:before="30"/>
+              <w:jc w:val="left"/>
+            </w:pPr>
+            <w:r>
+              <w:rPr>
+                <w:rFonts w:ascii="Calibri" w:cs="Calibri" w:eastAsia="Calibri" w:hAnsi="Calibri"/>
+                <w:sz w:val="16"/>
+                <w:szCs w:val="16"/>
+              </w:rPr>
+              <w:t xml:space="preserve">Partly built</w:t>
+            </w:r>
+          </w:p>
+        </w:tc>
+        <w:tc>
+          <w:tcPr>
+            <w:tcW w:type="dxa" w:w="7041"/>
+            <w:tcBorders>
+              <w:top w:val="single" w:color="BFC9D6" w:sz="4"/>
+              <w:left w:val="single" w:color="BFC9D6" w:sz="4"/>
+              <w:bottom w:val="single" w:color="BFC9D6" w:sz="4"/>
+              <w:right w:val="single" w:color="BFC9D6" w:sz="4"/>
+            </w:tcBorders>
+            <w:tcMar>
+              <w:top w:type="dxa" w:w="60"/>
+              <w:left w:type="dxa" w:w="100"/>
+              <w:bottom w:type="dxa" w:w="60"/>
+              <w:right w:type="dxa" w:w="100"/>
+            </w:tcMar>
+            <w:vAlign w:val="center"/>
+          </w:tcPr>
+          <w:p>
+            <w:pPr>
+              <w:spacing w:after="30" w:before="30"/>
+              <w:jc w:val="left"/>
+            </w:pPr>
+            <w:r>
+              <w:rPr>
+                <w:rFonts w:ascii="Calibri" w:cs="Calibri" w:eastAsia="Calibri" w:hAnsi="Calibri"/>
+                <w:sz w:val="16"/>
+                <w:szCs w:val="16"/>
+              </w:rPr>
+              <w:t xml:space="preserve">Role-based access, personal data hidden from management views and masked in logs, exports recorded. Consent records, retention periods and data subject request handling are not built.</w:t>
+            </w:r>
+          </w:p>
+        </w:tc>
+      </w:tr>
+      <w:tr>
+        <w:trPr>
+          <w:cantSplit/>
+        </w:trPr>
+        <w:tc>
+          <w:tcPr>
+            <w:tcW w:type="dxa" w:w="812"/>
+            <w:tcBorders>
+              <w:top w:val="single" w:color="BFC9D6" w:sz="4"/>
+              <w:left w:val="single" w:color="BFC9D6" w:sz="4"/>
+              <w:bottom w:val="single" w:color="BFC9D6" w:sz="4"/>
+              <w:right w:val="single" w:color="BFC9D6" w:sz="4"/>
+            </w:tcBorders>
+            <w:shd w:fill="EEF3F8" w:color="auto" w:val="clear"/>
+            <w:tcMar>
+              <w:top w:type="dxa" w:w="60"/>
+              <w:left w:type="dxa" w:w="100"/>
+              <w:bottom w:type="dxa" w:w="60"/>
+              <w:right w:type="dxa" w:w="100"/>
+            </w:tcMar>
+            <w:vAlign w:val="center"/>
+          </w:tcPr>
+          <w:p>
+            <w:pPr>
+              <w:spacing w:after="30" w:before="30"/>
+              <w:jc w:val="left"/>
+            </w:pPr>
+            <w:r>
+              <w:rPr>
+                <w:rFonts w:ascii="Calibri" w:cs="Calibri" w:eastAsia="Calibri" w:hAnsi="Calibri"/>
+                <w:b/>
+                <w:bCs/>
+                <w:sz w:val="16"/>
+                <w:szCs w:val="16"/>
+              </w:rPr>
+              <w:t xml:space="preserve">BR-39</w:t>
+            </w:r>
+          </w:p>
+        </w:tc>
+        <w:tc>
+          <w:tcPr>
+            <w:tcW w:type="dxa" w:w="1173"/>
+            <w:tcBorders>
+              <w:top w:val="single" w:color="BFC9D6" w:sz="4"/>
+              <w:left w:val="single" w:color="BFC9D6" w:sz="4"/>
+              <w:bottom w:val="single" w:color="BFC9D6" w:sz="4"/>
+              <w:right w:val="single" w:color="BFC9D6" w:sz="4"/>
+            </w:tcBorders>
+            <w:shd w:fill="EEF3F8" w:color="auto" w:val="clear"/>
+            <w:tcMar>
+              <w:top w:type="dxa" w:w="60"/>
+              <w:left w:type="dxa" w:w="100"/>
+              <w:bottom w:type="dxa" w:w="60"/>
+              <w:right w:type="dxa" w:w="100"/>
+            </w:tcMar>
+            <w:vAlign w:val="center"/>
+          </w:tcPr>
+          <w:p>
+            <w:pPr>
+              <w:spacing w:after="30" w:before="30"/>
+              <w:jc w:val="left"/>
+            </w:pPr>
+            <w:r>
+              <w:rPr>
+                <w:rFonts w:ascii="Calibri" w:cs="Calibri" w:eastAsia="Calibri" w:hAnsi="Calibri"/>
+                <w:sz w:val="16"/>
+                <w:szCs w:val="16"/>
+              </w:rPr>
+              <w:t xml:space="preserve">Not yet built</w:t>
+            </w:r>
+          </w:p>
+        </w:tc>
+        <w:tc>
+          <w:tcPr>
+            <w:tcW w:type="dxa" w:w="7041"/>
+            <w:tcBorders>
+              <w:top w:val="single" w:color="BFC9D6" w:sz="4"/>
+              <w:left w:val="single" w:color="BFC9D6" w:sz="4"/>
+              <w:bottom w:val="single" w:color="BFC9D6" w:sz="4"/>
+              <w:right w:val="single" w:color="BFC9D6" w:sz="4"/>
+            </w:tcBorders>
+            <w:shd w:fill="EEF3F8" w:color="auto" w:val="clear"/>
+            <w:tcMar>
+              <w:top w:type="dxa" w:w="60"/>
+              <w:left w:type="dxa" w:w="100"/>
+              <w:bottom w:type="dxa" w:w="60"/>
+              <w:right w:type="dxa" w:w="100"/>
+            </w:tcMar>
+            <w:vAlign w:val="center"/>
+          </w:tcPr>
+          <w:p>
+            <w:pPr>
+              <w:spacing w:after="30" w:before="30"/>
+              <w:jc w:val="left"/>
+            </w:pPr>
+            <w:r>
+              <w:rPr>
+                <w:rFonts w:ascii="Calibri" w:cs="Calibri" w:eastAsia="Calibri" w:hAnsi="Calibri"/>
+                <w:sz w:val="16"/>
+                <w:szCs w:val="16"/>
+              </w:rPr>
+              <w:t xml:space="preserve">Data migration tools with validation reports.</w:t>
+            </w:r>
+          </w:p>
+        </w:tc>
+      </w:tr>
+      <w:tr>
+        <w:trPr>
+          <w:cantSplit/>
+        </w:trPr>
+        <w:tc>
+          <w:tcPr>
+            <w:tcW w:type="dxa" w:w="812"/>
+            <w:tcBorders>
+              <w:top w:val="single" w:color="BFC9D6" w:sz="4"/>
+              <w:left w:val="single" w:color="BFC9D6" w:sz="4"/>
+              <w:bottom w:val="single" w:color="BFC9D6" w:sz="4"/>
+              <w:right w:val="single" w:color="BFC9D6" w:sz="4"/>
+            </w:tcBorders>
+            <w:tcMar>
+              <w:top w:type="dxa" w:w="60"/>
+              <w:left w:type="dxa" w:w="100"/>
+              <w:bottom w:type="dxa" w:w="60"/>
+              <w:right w:type="dxa" w:w="100"/>
+            </w:tcMar>
+            <w:vAlign w:val="center"/>
+          </w:tcPr>
+          <w:p>
+            <w:pPr>
+              <w:spacing w:after="30" w:before="30"/>
+              <w:jc w:val="left"/>
+            </w:pPr>
+            <w:r>
+              <w:rPr>
+                <w:rFonts w:ascii="Calibri" w:cs="Calibri" w:eastAsia="Calibri" w:hAnsi="Calibri"/>
+                <w:b/>
+                <w:bCs/>
+                <w:sz w:val="16"/>
+                <w:szCs w:val="16"/>
+              </w:rPr>
+              <w:t xml:space="preserve">BR-40</w:t>
+            </w:r>
+          </w:p>
+        </w:tc>
+        <w:tc>
+          <w:tcPr>
+            <w:tcW w:type="dxa" w:w="1173"/>
+            <w:tcBorders>
+              <w:top w:val="single" w:color="BFC9D6" w:sz="4"/>
+              <w:left w:val="single" w:color="BFC9D6" w:sz="4"/>
+              <w:bottom w:val="single" w:color="BFC9D6" w:sz="4"/>
+              <w:right w:val="single" w:color="BFC9D6" w:sz="4"/>
+            </w:tcBorders>
+            <w:tcMar>
+              <w:top w:type="dxa" w:w="60"/>
+              <w:left w:type="dxa" w:w="100"/>
+              <w:bottom w:type="dxa" w:w="60"/>
+              <w:right w:type="dxa" w:w="100"/>
+            </w:tcMar>
+            <w:vAlign w:val="center"/>
+          </w:tcPr>
+          <w:p>
+            <w:pPr>
+              <w:spacing w:after="30" w:before="30"/>
+              <w:jc w:val="left"/>
+            </w:pPr>
+            <w:r>
+              <w:rPr>
+                <w:rFonts w:ascii="Calibri" w:cs="Calibri" w:eastAsia="Calibri" w:hAnsi="Calibri"/>
+                <w:sz w:val="16"/>
+                <w:szCs w:val="16"/>
+              </w:rPr>
+              <w:t xml:space="preserve">Partly built</w:t>
+            </w:r>
+          </w:p>
+        </w:tc>
+        <w:tc>
+          <w:tcPr>
+            <w:tcW w:type="dxa" w:w="7041"/>
+            <w:tcBorders>
+              <w:top w:val="single" w:color="BFC9D6" w:sz="4"/>
+              <w:left w:val="single" w:color="BFC9D6" w:sz="4"/>
+              <w:bottom w:val="single" w:color="BFC9D6" w:sz="4"/>
+              <w:right w:val="single" w:color="BFC9D6" w:sz="4"/>
+            </w:tcBorders>
+            <w:tcMar>
+              <w:top w:type="dxa" w:w="60"/>
+              <w:left w:type="dxa" w:w="100"/>
+              <w:bottom w:type="dxa" w:w="60"/>
+              <w:right w:type="dxa" w:w="100"/>
+            </w:tcMar>
+            <w:vAlign w:val="center"/>
+          </w:tcPr>
+          <w:p>
+            <w:pPr>
+              <w:spacing w:after="30" w:before="30"/>
+              <w:jc w:val="left"/>
+            </w:pPr>
+            <w:r>
+              <w:rPr>
+                <w:rFonts w:ascii="Calibri" w:cs="Calibri" w:eastAsia="Calibri" w:hAnsi="Calibri"/>
+                <w:sz w:val="16"/>
+                <w:szCs w:val="16"/>
+              </w:rPr>
+              <w:t xml:space="preserve">The admission and student portals are in English and Kiswahili; the staff back-office is in English.</w:t>
+            </w:r>
+          </w:p>
+        </w:tc>
+      </w:tr>
+      <w:tr>
+        <w:trPr>
+          <w:cantSplit/>
+        </w:trPr>
+        <w:tc>
+          <w:tcPr>
+            <w:tcW w:type="dxa" w:w="812"/>
+            <w:tcBorders>
+              <w:top w:val="single" w:color="BFC9D6" w:sz="4"/>
+              <w:left w:val="single" w:color="BFC9D6" w:sz="4"/>
+              <w:bottom w:val="single" w:color="BFC9D6" w:sz="4"/>
+              <w:right w:val="single" w:color="BFC9D6" w:sz="4"/>
+            </w:tcBorders>
+            <w:shd w:fill="EEF3F8" w:color="auto" w:val="clear"/>
+            <w:tcMar>
+              <w:top w:type="dxa" w:w="60"/>
+              <w:left w:type="dxa" w:w="100"/>
+              <w:bottom w:type="dxa" w:w="60"/>
+              <w:right w:type="dxa" w:w="100"/>
+            </w:tcMar>
+            <w:vAlign w:val="center"/>
+          </w:tcPr>
+          <w:p>
+            <w:pPr>
+              <w:spacing w:after="30" w:before="30"/>
+              <w:jc w:val="left"/>
+            </w:pPr>
+            <w:r>
+              <w:rPr>
+                <w:rFonts w:ascii="Calibri" w:cs="Calibri" w:eastAsia="Calibri" w:hAnsi="Calibri"/>
+                <w:b/>
+                <w:bCs/>
+                <w:sz w:val="16"/>
+                <w:szCs w:val="16"/>
+              </w:rPr>
+              <w:t xml:space="preserve">BR-41</w:t>
+            </w:r>
+          </w:p>
+        </w:tc>
+        <w:tc>
+          <w:tcPr>
+            <w:tcW w:type="dxa" w:w="1173"/>
+            <w:tcBorders>
+              <w:top w:val="single" w:color="BFC9D6" w:sz="4"/>
+              <w:left w:val="single" w:color="BFC9D6" w:sz="4"/>
+              <w:bottom w:val="single" w:color="BFC9D6" w:sz="4"/>
+              <w:right w:val="single" w:color="BFC9D6" w:sz="4"/>
+            </w:tcBorders>
+            <w:shd w:fill="EEF3F8" w:color="auto" w:val="clear"/>
+            <w:tcMar>
+              <w:top w:type="dxa" w:w="60"/>
+              <w:left w:type="dxa" w:w="100"/>
+              <w:bottom w:type="dxa" w:w="60"/>
+              <w:right w:type="dxa" w:w="100"/>
+            </w:tcMar>
+            <w:vAlign w:val="center"/>
+          </w:tcPr>
+          <w:p>
+            <w:pPr>
+              <w:spacing w:after="30" w:before="30"/>
+              <w:jc w:val="left"/>
+            </w:pPr>
+            <w:r>
+              <w:rPr>
+                <w:rFonts w:ascii="Calibri" w:cs="Calibri" w:eastAsia="Calibri" w:hAnsi="Calibri"/>
+                <w:sz w:val="16"/>
+                <w:szCs w:val="16"/>
+              </w:rPr>
+              <w:t xml:space="preserve">Partly built</w:t>
+            </w:r>
+          </w:p>
+        </w:tc>
+        <w:tc>
+          <w:tcPr>
+            <w:tcW w:type="dxa" w:w="7041"/>
+            <w:tcBorders>
+              <w:top w:val="single" w:color="BFC9D6" w:sz="4"/>
+              <w:left w:val="single" w:color="BFC9D6" w:sz="4"/>
+              <w:bottom w:val="single" w:color="BFC9D6" w:sz="4"/>
+              <w:right w:val="single" w:color="BFC9D6" w:sz="4"/>
+            </w:tcBorders>
+            <w:shd w:fill="EEF3F8" w:color="auto" w:val="clear"/>
+            <w:tcMar>
+              <w:top w:type="dxa" w:w="60"/>
+              <w:left w:type="dxa" w:w="100"/>
+              <w:bottom w:type="dxa" w:w="60"/>
+              <w:right w:type="dxa" w:w="100"/>
+            </w:tcMar>
+            <w:vAlign w:val="center"/>
+          </w:tcPr>
+          <w:p>
+            <w:pPr>
+              <w:spacing w:after="30" w:before="30"/>
+              <w:jc w:val="left"/>
+            </w:pPr>
+            <w:r>
+              <w:rPr>
+                <w:rFonts w:ascii="Calibri" w:cs="Calibri" w:eastAsia="Calibri" w:hAnsi="Calibri"/>
+                <w:sz w:val="16"/>
+                <w:szCs w:val="16"/>
+              </w:rPr>
+              <w:t xml:space="preserve">The REST API is documented (OpenAPI); approved third-party access (OAuth2 clients) is not built.</w:t>
+            </w:r>
+          </w:p>
+        </w:tc>
+      </w:tr>
+      <w:tr>
+        <w:trPr>
+          <w:cantSplit/>
+        </w:trPr>
+        <w:tc>
+          <w:tcPr>
+            <w:tcW w:type="dxa" w:w="812"/>
+            <w:tcBorders>
+              <w:top w:val="single" w:color="BFC9D6" w:sz="4"/>
+              <w:left w:val="single" w:color="BFC9D6" w:sz="4"/>
+              <w:bottom w:val="single" w:color="BFC9D6" w:sz="4"/>
+              <w:right w:val="single" w:color="BFC9D6" w:sz="4"/>
+            </w:tcBorders>
+            <w:tcMar>
+              <w:top w:type="dxa" w:w="60"/>
+              <w:left w:type="dxa" w:w="100"/>
+              <w:bottom w:type="dxa" w:w="60"/>
+              <w:right w:type="dxa" w:w="100"/>
+            </w:tcMar>
+            <w:vAlign w:val="center"/>
+          </w:tcPr>
+          <w:p>
+            <w:pPr>
+              <w:spacing w:after="30" w:before="30"/>
+              <w:jc w:val="left"/>
+            </w:pPr>
+            <w:r>
+              <w:rPr>
+                <w:rFonts w:ascii="Calibri" w:cs="Calibri" w:eastAsia="Calibri" w:hAnsi="Calibri"/>
+                <w:b/>
+                <w:bCs/>
+                <w:sz w:val="16"/>
+                <w:szCs w:val="16"/>
+              </w:rPr>
+              <w:t xml:space="preserve">BR-42</w:t>
+            </w:r>
+          </w:p>
+        </w:tc>
+        <w:tc>
+          <w:tcPr>
+            <w:tcW w:type="dxa" w:w="1173"/>
+            <w:tcBorders>
+              <w:top w:val="single" w:color="BFC9D6" w:sz="4"/>
+              <w:left w:val="single" w:color="BFC9D6" w:sz="4"/>
+              <w:bottom w:val="single" w:color="BFC9D6" w:sz="4"/>
+              <w:right w:val="single" w:color="BFC9D6" w:sz="4"/>
+            </w:tcBorders>
+            <w:tcMar>
+              <w:top w:type="dxa" w:w="60"/>
+              <w:left w:type="dxa" w:w="100"/>
+              <w:bottom w:type="dxa" w:w="60"/>
+              <w:right w:type="dxa" w:w="100"/>
+            </w:tcMar>
+            <w:vAlign w:val="center"/>
+          </w:tcPr>
+          <w:p>
+            <w:pPr>
+              <w:spacing w:after="30" w:before="30"/>
+              <w:jc w:val="left"/>
+            </w:pPr>
+            <w:r>
+              <w:rPr>
+                <w:rFonts w:ascii="Calibri" w:cs="Calibri" w:eastAsia="Calibri" w:hAnsi="Calibri"/>
+                <w:sz w:val="16"/>
+                <w:szCs w:val="16"/>
+              </w:rPr>
+              <w:t xml:space="preserve">Not yet built</w:t>
+            </w:r>
+          </w:p>
+        </w:tc>
+        <w:tc>
+          <w:tcPr>
+            <w:tcW w:type="dxa" w:w="7041"/>
+            <w:tcBorders>
+              <w:top w:val="single" w:color="BFC9D6" w:sz="4"/>
+              <w:left w:val="single" w:color="BFC9D6" w:sz="4"/>
+              <w:bottom w:val="single" w:color="BFC9D6" w:sz="4"/>
+              <w:right w:val="single" w:color="BFC9D6" w:sz="4"/>
+            </w:tcBorders>
+            <w:tcMar>
+              <w:top w:type="dxa" w:w="60"/>
+              <w:left w:type="dxa" w:w="100"/>
+              <w:bottom w:type="dxa" w:w="60"/>
+              <w:right w:type="dxa" w:w="100"/>
+            </w:tcMar>
+            <w:vAlign w:val="center"/>
+          </w:tcPr>
+          <w:p>
+            <w:pPr>
+              <w:spacing w:after="30" w:before="30"/>
+              <w:jc w:val="left"/>
+            </w:pPr>
+            <w:r>
+              <w:rPr>
+                <w:rFonts w:ascii="Calibri" w:cs="Calibri" w:eastAsia="Calibri" w:hAnsi="Calibri"/>
+                <w:sz w:val="16"/>
+                <w:szCs w:val="16"/>
+              </w:rPr>
+              <w:t xml:space="preserve">Production hosting, monitoring and the support desk are set up at go-live (Document 07).</w:t>
+            </w:r>
+          </w:p>
+        </w:tc>
+      </w:tr>
+    </w:tbl>
+    <w:p>
+      <w:pPr>
+        <w:spacing w:after="120"/>
+      </w:pPr>
+    </w:p>
+    <w:p>
+      <w:pPr>
+        <w:spacing w:after="120" w:line="276"/>
+        <w:jc w:val="both"/>
+      </w:pPr>
+      <w:r>
+        <w:rPr>
+          <w:rFonts w:ascii="Calibri" w:cs="Calibri" w:eastAsia="Calibri" w:hAnsi="Calibri"/>
+        </w:rPr>
+        <w:t xml:space="preserve">In total </w:t>
+      </w:r>
+      <w:r>
+        <w:rPr>
+          <w:rFonts w:ascii="Calibri" w:cs="Calibri" w:eastAsia="Calibri" w:hAnsi="Calibri"/>
+          <w:b/>
+          <w:bCs/>
+        </w:rPr>
+        <w:t xml:space="preserve">27</w:t>
+      </w:r>
+      <w:r>
+        <w:rPr>
+          <w:rFonts w:ascii="Calibri" w:cs="Calibri" w:eastAsia="Calibri" w:hAnsi="Calibri"/>
+        </w:rPr>
+        <w:t xml:space="preserve"> requirements are built, </w:t>
+      </w:r>
+      <w:r>
+        <w:rPr>
+          <w:rFonts w:ascii="Calibri" w:cs="Calibri" w:eastAsia="Calibri" w:hAnsi="Calibri"/>
+          <w:b/>
+          <w:bCs/>
+        </w:rPr>
+        <w:t xml:space="preserve">10</w:t>
+      </w:r>
+      <w:r>
+        <w:rPr>
+          <w:rFonts w:ascii="Calibri" w:cs="Calibri" w:eastAsia="Calibri" w:hAnsi="Calibri"/>
+        </w:rPr>
+        <w:t xml:space="preserve"> partly built and </w:t>
+      </w:r>
+      <w:r>
+        <w:rPr>
+          <w:rFonts w:ascii="Calibri" w:cs="Calibri" w:eastAsia="Calibri" w:hAnsi="Calibri"/>
+          <w:b/>
+          <w:bCs/>
+        </w:rPr>
+        <w:t xml:space="preserve">5</w:t>
+      </w:r>
+      <w:r>
+        <w:rPr>
+          <w:rFonts w:ascii="Calibri" w:cs="Calibri" w:eastAsia="Calibri" w:hAnsi="Calibri"/>
+        </w:rPr>
+        <w:t xml:space="preserve"> not yet built. Most gaps depend on outside access (live GePG, NACTVET and SMS connections) or are planned for the pilot phase (multi-factor authentication, migration tools, email).</w:t>
+      </w:r>
+    </w:p>
+    <w:p>
+      <w:pPr>
         <w:pStyle w:val="Heading1"/>
       </w:pPr>
       <w:r>
@@ -16817,6 +21600,1714 @@
                 <w:szCs w:val="17"/>
               </w:rPr>
               <w:t xml:space="preserve">Personal data is retained only for the configured retention period; applicant data of non-admitted applicants is anonymised after the retention period.</w:t>
+            </w:r>
+          </w:p>
+        </w:tc>
+      </w:tr>
+    </w:tbl>
+    <w:p>
+      <w:pPr>
+        <w:spacing w:after="120"/>
+      </w:pPr>
+    </w:p>
+    <w:p>
+      <w:pPr>
+        <w:pStyle w:val="Heading2"/>
+      </w:pPr>
+      <w:r>
+        <w:rPr>
+          <w:rFonts w:ascii="Calibri" w:cs="Calibri" w:eastAsia="Calibri" w:hAnsi="Calibri"/>
+        </w:rPr>
+        <w:t xml:space="preserve">7.1 How the rules are enforced (as built)</w:t>
+      </w:r>
+    </w:p>
+    <w:p>
+      <w:pPr>
+        <w:spacing w:after="120" w:line="276"/>
+        <w:jc w:val="both"/>
+      </w:pPr>
+      <w:r>
+        <w:rPr>
+          <w:rFonts w:ascii="Calibri" w:cs="Calibri" w:eastAsia="Calibri" w:hAnsi="Calibri"/>
+        </w:rPr>
+        <w:t xml:space="preserve">Where a rule matters most, the database enforces it as well as the application, so it holds even if a programming error bypasses a check.</w:t>
+      </w:r>
+    </w:p>
+    <w:tbl>
+      <w:tblPr>
+        <w:tblW w:type="dxa" w:w="9026"/>
+        <w:tblBorders>
+          <w:top w:val="single" w:color="auto" w:sz="4"/>
+          <w:left w:val="single" w:color="auto" w:sz="4"/>
+          <w:bottom w:val="single" w:color="auto" w:sz="4"/>
+          <w:right w:val="single" w:color="auto" w:sz="4"/>
+          <w:insideH w:val="single" w:color="auto" w:sz="4"/>
+          <w:insideV w:val="single" w:color="auto" w:sz="4"/>
+        </w:tblBorders>
+        <w:tblLayout w:type="fixed"/>
+      </w:tblPr>
+      <w:tblGrid>
+        <w:gridCol w:w="992"/>
+        <w:gridCol w:w="8034"/>
+      </w:tblGrid>
+      <w:tr>
+        <w:trPr>
+          <w:tblHeader/>
+          <w:cantSplit/>
+        </w:trPr>
+        <w:tc>
+          <w:tcPr>
+            <w:tcW w:type="dxa" w:w="992"/>
+            <w:tcBorders>
+              <w:top w:val="single" w:color="BFC9D6" w:sz="4"/>
+              <w:left w:val="single" w:color="BFC9D6" w:sz="4"/>
+              <w:bottom w:val="single" w:color="BFC9D6" w:sz="4"/>
+              <w:right w:val="single" w:color="BFC9D6" w:sz="4"/>
+            </w:tcBorders>
+            <w:shd w:fill="1F3864" w:color="auto" w:val="clear"/>
+            <w:tcMar>
+              <w:top w:type="dxa" w:w="60"/>
+              <w:left w:type="dxa" w:w="100"/>
+              <w:bottom w:type="dxa" w:w="60"/>
+              <w:right w:type="dxa" w:w="100"/>
+            </w:tcMar>
+            <w:vAlign w:val="center"/>
+          </w:tcPr>
+          <w:p>
+            <w:pPr>
+              <w:spacing w:after="30" w:before="30"/>
+              <w:jc w:val="left"/>
+            </w:pPr>
+            <w:r>
+              <w:rPr>
+                <w:rFonts w:ascii="Calibri" w:cs="Calibri" w:eastAsia="Calibri" w:hAnsi="Calibri"/>
+                <w:b/>
+                <w:bCs/>
+                <w:color w:val="FFFFFF"/>
+                <w:sz w:val="16"/>
+                <w:szCs w:val="16"/>
+              </w:rPr>
+              <w:t xml:space="preserve">Rule</w:t>
+            </w:r>
+          </w:p>
+        </w:tc>
+        <w:tc>
+          <w:tcPr>
+            <w:tcW w:type="dxa" w:w="8034"/>
+            <w:tcBorders>
+              <w:top w:val="single" w:color="BFC9D6" w:sz="4"/>
+              <w:left w:val="single" w:color="BFC9D6" w:sz="4"/>
+              <w:bottom w:val="single" w:color="BFC9D6" w:sz="4"/>
+              <w:right w:val="single" w:color="BFC9D6" w:sz="4"/>
+            </w:tcBorders>
+            <w:shd w:fill="1F3864" w:color="auto" w:val="clear"/>
+            <w:tcMar>
+              <w:top w:type="dxa" w:w="60"/>
+              <w:left w:type="dxa" w:w="100"/>
+              <w:bottom w:type="dxa" w:w="60"/>
+              <w:right w:type="dxa" w:w="100"/>
+            </w:tcMar>
+            <w:vAlign w:val="center"/>
+          </w:tcPr>
+          <w:p>
+            <w:pPr>
+              <w:spacing w:after="30" w:before="30"/>
+              <w:jc w:val="left"/>
+            </w:pPr>
+            <w:r>
+              <w:rPr>
+                <w:rFonts w:ascii="Calibri" w:cs="Calibri" w:eastAsia="Calibri" w:hAnsi="Calibri"/>
+                <w:b/>
+                <w:bCs/>
+                <w:color w:val="FFFFFF"/>
+                <w:sz w:val="16"/>
+                <w:szCs w:val="16"/>
+              </w:rPr>
+              <w:t xml:space="preserve">Enforcement in the system</w:t>
+            </w:r>
+          </w:p>
+        </w:tc>
+      </w:tr>
+      <w:tr>
+        <w:trPr>
+          <w:cantSplit/>
+        </w:trPr>
+        <w:tc>
+          <w:tcPr>
+            <w:tcW w:type="dxa" w:w="992"/>
+            <w:tcBorders>
+              <w:top w:val="single" w:color="BFC9D6" w:sz="4"/>
+              <w:left w:val="single" w:color="BFC9D6" w:sz="4"/>
+              <w:bottom w:val="single" w:color="BFC9D6" w:sz="4"/>
+              <w:right w:val="single" w:color="BFC9D6" w:sz="4"/>
+            </w:tcBorders>
+            <w:shd w:fill="EEF3F8" w:color="auto" w:val="clear"/>
+            <w:tcMar>
+              <w:top w:type="dxa" w:w="60"/>
+              <w:left w:type="dxa" w:w="100"/>
+              <w:bottom w:type="dxa" w:w="60"/>
+              <w:right w:type="dxa" w:w="100"/>
+            </w:tcMar>
+            <w:vAlign w:val="center"/>
+          </w:tcPr>
+          <w:p>
+            <w:pPr>
+              <w:spacing w:after="30" w:before="30"/>
+              <w:jc w:val="left"/>
+            </w:pPr>
+            <w:r>
+              <w:rPr>
+                <w:rFonts w:ascii="Calibri" w:cs="Calibri" w:eastAsia="Calibri" w:hAnsi="Calibri"/>
+                <w:b/>
+                <w:bCs/>
+                <w:sz w:val="16"/>
+                <w:szCs w:val="16"/>
+              </w:rPr>
+              <w:t xml:space="preserve">BRU-01</w:t>
+            </w:r>
+          </w:p>
+        </w:tc>
+        <w:tc>
+          <w:tcPr>
+            <w:tcW w:type="dxa" w:w="8034"/>
+            <w:tcBorders>
+              <w:top w:val="single" w:color="BFC9D6" w:sz="4"/>
+              <w:left w:val="single" w:color="BFC9D6" w:sz="4"/>
+              <w:bottom w:val="single" w:color="BFC9D6" w:sz="4"/>
+              <w:right w:val="single" w:color="BFC9D6" w:sz="4"/>
+            </w:tcBorders>
+            <w:shd w:fill="EEF3F8" w:color="auto" w:val="clear"/>
+            <w:tcMar>
+              <w:top w:type="dxa" w:w="60"/>
+              <w:left w:type="dxa" w:w="100"/>
+              <w:bottom w:type="dxa" w:w="60"/>
+              <w:right w:type="dxa" w:w="100"/>
+            </w:tcMar>
+            <w:vAlign w:val="center"/>
+          </w:tcPr>
+          <w:p>
+            <w:pPr>
+              <w:spacing w:after="30" w:before="30"/>
+              <w:jc w:val="left"/>
+            </w:pPr>
+            <w:r>
+              <w:rPr>
+                <w:rFonts w:ascii="Calibri" w:cs="Calibri" w:eastAsia="Calibri" w:hAnsi="Calibri"/>
+                <w:sz w:val="16"/>
+                <w:szCs w:val="16"/>
+              </w:rPr>
+              <w:t xml:space="preserve">An application can be submitted only once the fee is marked paid by the payment event.</w:t>
+            </w:r>
+          </w:p>
+        </w:tc>
+      </w:tr>
+      <w:tr>
+        <w:trPr>
+          <w:cantSplit/>
+        </w:trPr>
+        <w:tc>
+          <w:tcPr>
+            <w:tcW w:type="dxa" w:w="992"/>
+            <w:tcBorders>
+              <w:top w:val="single" w:color="BFC9D6" w:sz="4"/>
+              <w:left w:val="single" w:color="BFC9D6" w:sz="4"/>
+              <w:bottom w:val="single" w:color="BFC9D6" w:sz="4"/>
+              <w:right w:val="single" w:color="BFC9D6" w:sz="4"/>
+            </w:tcBorders>
+            <w:tcMar>
+              <w:top w:type="dxa" w:w="60"/>
+              <w:left w:type="dxa" w:w="100"/>
+              <w:bottom w:type="dxa" w:w="60"/>
+              <w:right w:type="dxa" w:w="100"/>
+            </w:tcMar>
+            <w:vAlign w:val="center"/>
+          </w:tcPr>
+          <w:p>
+            <w:pPr>
+              <w:spacing w:after="30" w:before="30"/>
+              <w:jc w:val="left"/>
+            </w:pPr>
+            <w:r>
+              <w:rPr>
+                <w:rFonts w:ascii="Calibri" w:cs="Calibri" w:eastAsia="Calibri" w:hAnsi="Calibri"/>
+                <w:b/>
+                <w:bCs/>
+                <w:sz w:val="16"/>
+                <w:szCs w:val="16"/>
+              </w:rPr>
+              <w:t xml:space="preserve">BRU-02</w:t>
+            </w:r>
+          </w:p>
+        </w:tc>
+        <w:tc>
+          <w:tcPr>
+            <w:tcW w:type="dxa" w:w="8034"/>
+            <w:tcBorders>
+              <w:top w:val="single" w:color="BFC9D6" w:sz="4"/>
+              <w:left w:val="single" w:color="BFC9D6" w:sz="4"/>
+              <w:bottom w:val="single" w:color="BFC9D6" w:sz="4"/>
+              <w:right w:val="single" w:color="BFC9D6" w:sz="4"/>
+            </w:tcBorders>
+            <w:tcMar>
+              <w:top w:type="dxa" w:w="60"/>
+              <w:left w:type="dxa" w:w="100"/>
+              <w:bottom w:type="dxa" w:w="60"/>
+              <w:right w:type="dxa" w:w="100"/>
+            </w:tcMar>
+            <w:vAlign w:val="center"/>
+          </w:tcPr>
+          <w:p>
+            <w:pPr>
+              <w:spacing w:after="30" w:before="30"/>
+              <w:jc w:val="left"/>
+            </w:pPr>
+            <w:r>
+              <w:rPr>
+                <w:rFonts w:ascii="Calibri" w:cs="Calibri" w:eastAsia="Calibri" w:hAnsi="Calibri"/>
+                <w:sz w:val="16"/>
+                <w:szCs w:val="16"/>
+              </w:rPr>
+              <w:t xml:space="preserve">Selection considers only eligible choices; awards checked by the office count only once verified.</w:t>
+            </w:r>
+          </w:p>
+        </w:tc>
+      </w:tr>
+      <w:tr>
+        <w:trPr>
+          <w:cantSplit/>
+        </w:trPr>
+        <w:tc>
+          <w:tcPr>
+            <w:tcW w:type="dxa" w:w="992"/>
+            <w:tcBorders>
+              <w:top w:val="single" w:color="BFC9D6" w:sz="4"/>
+              <w:left w:val="single" w:color="BFC9D6" w:sz="4"/>
+              <w:bottom w:val="single" w:color="BFC9D6" w:sz="4"/>
+              <w:right w:val="single" w:color="BFC9D6" w:sz="4"/>
+            </w:tcBorders>
+            <w:shd w:fill="EEF3F8" w:color="auto" w:val="clear"/>
+            <w:tcMar>
+              <w:top w:type="dxa" w:w="60"/>
+              <w:left w:type="dxa" w:w="100"/>
+              <w:bottom w:type="dxa" w:w="60"/>
+              <w:right w:type="dxa" w:w="100"/>
+            </w:tcMar>
+            <w:vAlign w:val="center"/>
+          </w:tcPr>
+          <w:p>
+            <w:pPr>
+              <w:spacing w:after="30" w:before="30"/>
+              <w:jc w:val="left"/>
+            </w:pPr>
+            <w:r>
+              <w:rPr>
+                <w:rFonts w:ascii="Calibri" w:cs="Calibri" w:eastAsia="Calibri" w:hAnsi="Calibri"/>
+                <w:b/>
+                <w:bCs/>
+                <w:sz w:val="16"/>
+                <w:szCs w:val="16"/>
+              </w:rPr>
+              <w:t xml:space="preserve">BRU-03</w:t>
+            </w:r>
+          </w:p>
+        </w:tc>
+        <w:tc>
+          <w:tcPr>
+            <w:tcW w:type="dxa" w:w="8034"/>
+            <w:tcBorders>
+              <w:top w:val="single" w:color="BFC9D6" w:sz="4"/>
+              <w:left w:val="single" w:color="BFC9D6" w:sz="4"/>
+              <w:bottom w:val="single" w:color="BFC9D6" w:sz="4"/>
+              <w:right w:val="single" w:color="BFC9D6" w:sz="4"/>
+            </w:tcBorders>
+            <w:shd w:fill="EEF3F8" w:color="auto" w:val="clear"/>
+            <w:tcMar>
+              <w:top w:type="dxa" w:w="60"/>
+              <w:left w:type="dxa" w:w="100"/>
+              <w:bottom w:type="dxa" w:w="60"/>
+              <w:right w:type="dxa" w:w="100"/>
+            </w:tcMar>
+            <w:vAlign w:val="center"/>
+          </w:tcPr>
+          <w:p>
+            <w:pPr>
+              <w:spacing w:after="30" w:before="30"/>
+              <w:jc w:val="left"/>
+            </w:pPr>
+            <w:r>
+              <w:rPr>
+                <w:rFonts w:ascii="Calibri" w:cs="Calibri" w:eastAsia="Calibri" w:hAnsi="Calibri"/>
+                <w:sz w:val="16"/>
+                <w:szCs w:val="16"/>
+              </w:rPr>
+              <w:t xml:space="preserve">Allocation fills places per window programme up to its capacity.</w:t>
+            </w:r>
+          </w:p>
+        </w:tc>
+      </w:tr>
+      <w:tr>
+        <w:trPr>
+          <w:cantSplit/>
+        </w:trPr>
+        <w:tc>
+          <w:tcPr>
+            <w:tcW w:type="dxa" w:w="992"/>
+            <w:tcBorders>
+              <w:top w:val="single" w:color="BFC9D6" w:sz="4"/>
+              <w:left w:val="single" w:color="BFC9D6" w:sz="4"/>
+              <w:bottom w:val="single" w:color="BFC9D6" w:sz="4"/>
+              <w:right w:val="single" w:color="BFC9D6" w:sz="4"/>
+            </w:tcBorders>
+            <w:tcMar>
+              <w:top w:type="dxa" w:w="60"/>
+              <w:left w:type="dxa" w:w="100"/>
+              <w:bottom w:type="dxa" w:w="60"/>
+              <w:right w:type="dxa" w:w="100"/>
+            </w:tcMar>
+            <w:vAlign w:val="center"/>
+          </w:tcPr>
+          <w:p>
+            <w:pPr>
+              <w:spacing w:after="30" w:before="30"/>
+              <w:jc w:val="left"/>
+            </w:pPr>
+            <w:r>
+              <w:rPr>
+                <w:rFonts w:ascii="Calibri" w:cs="Calibri" w:eastAsia="Calibri" w:hAnsi="Calibri"/>
+                <w:b/>
+                <w:bCs/>
+                <w:sz w:val="16"/>
+                <w:szCs w:val="16"/>
+              </w:rPr>
+              <w:t xml:space="preserve">BRU-04</w:t>
+            </w:r>
+          </w:p>
+        </w:tc>
+        <w:tc>
+          <w:tcPr>
+            <w:tcW w:type="dxa" w:w="8034"/>
+            <w:tcBorders>
+              <w:top w:val="single" w:color="BFC9D6" w:sz="4"/>
+              <w:left w:val="single" w:color="BFC9D6" w:sz="4"/>
+              <w:bottom w:val="single" w:color="BFC9D6" w:sz="4"/>
+              <w:right w:val="single" w:color="BFC9D6" w:sz="4"/>
+            </w:tcBorders>
+            <w:tcMar>
+              <w:top w:type="dxa" w:w="60"/>
+              <w:left w:type="dxa" w:w="100"/>
+              <w:bottom w:type="dxa" w:w="60"/>
+              <w:right w:type="dxa" w:w="100"/>
+            </w:tcMar>
+            <w:vAlign w:val="center"/>
+          </w:tcPr>
+          <w:p>
+            <w:pPr>
+              <w:spacing w:after="30" w:before="30"/>
+              <w:jc w:val="left"/>
+            </w:pPr>
+            <w:r>
+              <w:rPr>
+                <w:rFonts w:ascii="Calibri" w:cs="Calibri" w:eastAsia="Calibri" w:hAnsi="Calibri"/>
+                <w:sz w:val="16"/>
+                <w:szCs w:val="16"/>
+              </w:rPr>
+              <w:t xml:space="preserve">Hand-over is allowed only for accepted offers, which require NACTVET verification; Registry approval of first registration makes the student active. Recording admission while verification is pending is not supported.</w:t>
+            </w:r>
+          </w:p>
+        </w:tc>
+      </w:tr>
+      <w:tr>
+        <w:trPr>
+          <w:cantSplit/>
+        </w:trPr>
+        <w:tc>
+          <w:tcPr>
+            <w:tcW w:type="dxa" w:w="992"/>
+            <w:tcBorders>
+              <w:top w:val="single" w:color="BFC9D6" w:sz="4"/>
+              <w:left w:val="single" w:color="BFC9D6" w:sz="4"/>
+              <w:bottom w:val="single" w:color="BFC9D6" w:sz="4"/>
+              <w:right w:val="single" w:color="BFC9D6" w:sz="4"/>
+            </w:tcBorders>
+            <w:shd w:fill="EEF3F8" w:color="auto" w:val="clear"/>
+            <w:tcMar>
+              <w:top w:type="dxa" w:w="60"/>
+              <w:left w:type="dxa" w:w="100"/>
+              <w:bottom w:type="dxa" w:w="60"/>
+              <w:right w:type="dxa" w:w="100"/>
+            </w:tcMar>
+            <w:vAlign w:val="center"/>
+          </w:tcPr>
+          <w:p>
+            <w:pPr>
+              <w:spacing w:after="30" w:before="30"/>
+              <w:jc w:val="left"/>
+            </w:pPr>
+            <w:r>
+              <w:rPr>
+                <w:rFonts w:ascii="Calibri" w:cs="Calibri" w:eastAsia="Calibri" w:hAnsi="Calibri"/>
+                <w:b/>
+                <w:bCs/>
+                <w:sz w:val="16"/>
+                <w:szCs w:val="16"/>
+              </w:rPr>
+              <w:t xml:space="preserve">BRU-05</w:t>
+            </w:r>
+          </w:p>
+        </w:tc>
+        <w:tc>
+          <w:tcPr>
+            <w:tcW w:type="dxa" w:w="8034"/>
+            <w:tcBorders>
+              <w:top w:val="single" w:color="BFC9D6" w:sz="4"/>
+              <w:left w:val="single" w:color="BFC9D6" w:sz="4"/>
+              <w:bottom w:val="single" w:color="BFC9D6" w:sz="4"/>
+              <w:right w:val="single" w:color="BFC9D6" w:sz="4"/>
+            </w:tcBorders>
+            <w:shd w:fill="EEF3F8" w:color="auto" w:val="clear"/>
+            <w:tcMar>
+              <w:top w:type="dxa" w:w="60"/>
+              <w:left w:type="dxa" w:w="100"/>
+              <w:bottom w:type="dxa" w:w="60"/>
+              <w:right w:type="dxa" w:w="100"/>
+            </w:tcMar>
+            <w:vAlign w:val="center"/>
+          </w:tcPr>
+          <w:p>
+            <w:pPr>
+              <w:spacing w:after="30" w:before="30"/>
+              <w:jc w:val="left"/>
+            </w:pPr>
+            <w:r>
+              <w:rPr>
+                <w:rFonts w:ascii="Calibri" w:cs="Calibri" w:eastAsia="Calibri" w:hAnsi="Calibri"/>
+                <w:sz w:val="16"/>
+                <w:szCs w:val="16"/>
+              </w:rPr>
+              <w:t xml:space="preserve">Acceptance by a multiple-admission applicant needs NACTVET's confirmation code, with limited attempts.</w:t>
+            </w:r>
+          </w:p>
+        </w:tc>
+      </w:tr>
+      <w:tr>
+        <w:trPr>
+          <w:cantSplit/>
+        </w:trPr>
+        <w:tc>
+          <w:tcPr>
+            <w:tcW w:type="dxa" w:w="992"/>
+            <w:tcBorders>
+              <w:top w:val="single" w:color="BFC9D6" w:sz="4"/>
+              <w:left w:val="single" w:color="BFC9D6" w:sz="4"/>
+              <w:bottom w:val="single" w:color="BFC9D6" w:sz="4"/>
+              <w:right w:val="single" w:color="BFC9D6" w:sz="4"/>
+            </w:tcBorders>
+            <w:tcMar>
+              <w:top w:type="dxa" w:w="60"/>
+              <w:left w:type="dxa" w:w="100"/>
+              <w:bottom w:type="dxa" w:w="60"/>
+              <w:right w:type="dxa" w:w="100"/>
+            </w:tcMar>
+            <w:vAlign w:val="center"/>
+          </w:tcPr>
+          <w:p>
+            <w:pPr>
+              <w:spacing w:after="30" w:before="30"/>
+              <w:jc w:val="left"/>
+            </w:pPr>
+            <w:r>
+              <w:rPr>
+                <w:rFonts w:ascii="Calibri" w:cs="Calibri" w:eastAsia="Calibri" w:hAnsi="Calibri"/>
+                <w:b/>
+                <w:bCs/>
+                <w:sz w:val="16"/>
+                <w:szCs w:val="16"/>
+              </w:rPr>
+              <w:t xml:space="preserve">BRU-06</w:t>
+            </w:r>
+          </w:p>
+        </w:tc>
+        <w:tc>
+          <w:tcPr>
+            <w:tcW w:type="dxa" w:w="8034"/>
+            <w:tcBorders>
+              <w:top w:val="single" w:color="BFC9D6" w:sz="4"/>
+              <w:left w:val="single" w:color="BFC9D6" w:sz="4"/>
+              <w:bottom w:val="single" w:color="BFC9D6" w:sz="4"/>
+              <w:right w:val="single" w:color="BFC9D6" w:sz="4"/>
+            </w:tcBorders>
+            <w:tcMar>
+              <w:top w:type="dxa" w:w="60"/>
+              <w:left w:type="dxa" w:w="100"/>
+              <w:bottom w:type="dxa" w:w="60"/>
+              <w:right w:type="dxa" w:w="100"/>
+            </w:tcMar>
+            <w:vAlign w:val="center"/>
+          </w:tcPr>
+          <w:p>
+            <w:pPr>
+              <w:spacing w:after="30" w:before="30"/>
+              <w:jc w:val="left"/>
+            </w:pPr>
+            <w:r>
+              <w:rPr>
+                <w:rFonts w:ascii="Calibri" w:cs="Calibri" w:eastAsia="Calibri" w:hAnsi="Calibri"/>
+                <w:sz w:val="16"/>
+                <w:szCs w:val="16"/>
+              </w:rPr>
+              <w:t xml:space="preserve">Unique index on the registration number and a database trigger that refuses changing it or deleting a student.</w:t>
+            </w:r>
+          </w:p>
+        </w:tc>
+      </w:tr>
+      <w:tr>
+        <w:trPr>
+          <w:cantSplit/>
+        </w:trPr>
+        <w:tc>
+          <w:tcPr>
+            <w:tcW w:type="dxa" w:w="992"/>
+            <w:tcBorders>
+              <w:top w:val="single" w:color="BFC9D6" w:sz="4"/>
+              <w:left w:val="single" w:color="BFC9D6" w:sz="4"/>
+              <w:bottom w:val="single" w:color="BFC9D6" w:sz="4"/>
+              <w:right w:val="single" w:color="BFC9D6" w:sz="4"/>
+            </w:tcBorders>
+            <w:shd w:fill="EEF3F8" w:color="auto" w:val="clear"/>
+            <w:tcMar>
+              <w:top w:type="dxa" w:w="60"/>
+              <w:left w:type="dxa" w:w="100"/>
+              <w:bottom w:type="dxa" w:w="60"/>
+              <w:right w:type="dxa" w:w="100"/>
+            </w:tcMar>
+            <w:vAlign w:val="center"/>
+          </w:tcPr>
+          <w:p>
+            <w:pPr>
+              <w:spacing w:after="30" w:before="30"/>
+              <w:jc w:val="left"/>
+            </w:pPr>
+            <w:r>
+              <w:rPr>
+                <w:rFonts w:ascii="Calibri" w:cs="Calibri" w:eastAsia="Calibri" w:hAnsi="Calibri"/>
+                <w:b/>
+                <w:bCs/>
+                <w:sz w:val="16"/>
+                <w:szCs w:val="16"/>
+              </w:rPr>
+              <w:t xml:space="preserve">BRU-07</w:t>
+            </w:r>
+          </w:p>
+        </w:tc>
+        <w:tc>
+          <w:tcPr>
+            <w:tcW w:type="dxa" w:w="8034"/>
+            <w:tcBorders>
+              <w:top w:val="single" w:color="BFC9D6" w:sz="4"/>
+              <w:left w:val="single" w:color="BFC9D6" w:sz="4"/>
+              <w:bottom w:val="single" w:color="BFC9D6" w:sz="4"/>
+              <w:right w:val="single" w:color="BFC9D6" w:sz="4"/>
+            </w:tcBorders>
+            <w:shd w:fill="EEF3F8" w:color="auto" w:val="clear"/>
+            <w:tcMar>
+              <w:top w:type="dxa" w:w="60"/>
+              <w:left w:type="dxa" w:w="100"/>
+              <w:bottom w:type="dxa" w:w="60"/>
+              <w:right w:type="dxa" w:w="100"/>
+            </w:tcMar>
+            <w:vAlign w:val="center"/>
+          </w:tcPr>
+          <w:p>
+            <w:pPr>
+              <w:spacing w:after="30" w:before="30"/>
+              <w:jc w:val="left"/>
+            </w:pPr>
+            <w:r>
+              <w:rPr>
+                <w:rFonts w:ascii="Calibri" w:cs="Calibri" w:eastAsia="Calibri" w:hAnsi="Calibri"/>
+                <w:sz w:val="16"/>
+                <w:szCs w:val="16"/>
+              </w:rPr>
+              <w:t xml:space="preserve">Class lists, registers and examination lists come only from approved semester registrations.</w:t>
+            </w:r>
+          </w:p>
+        </w:tc>
+      </w:tr>
+      <w:tr>
+        <w:trPr>
+          <w:cantSplit/>
+        </w:trPr>
+        <w:tc>
+          <w:tcPr>
+            <w:tcW w:type="dxa" w:w="992"/>
+            <w:tcBorders>
+              <w:top w:val="single" w:color="BFC9D6" w:sz="4"/>
+              <w:left w:val="single" w:color="BFC9D6" w:sz="4"/>
+              <w:bottom w:val="single" w:color="BFC9D6" w:sz="4"/>
+              <w:right w:val="single" w:color="BFC9D6" w:sz="4"/>
+            </w:tcBorders>
+            <w:tcMar>
+              <w:top w:type="dxa" w:w="60"/>
+              <w:left w:type="dxa" w:w="100"/>
+              <w:bottom w:type="dxa" w:w="60"/>
+              <w:right w:type="dxa" w:w="100"/>
+            </w:tcMar>
+            <w:vAlign w:val="center"/>
+          </w:tcPr>
+          <w:p>
+            <w:pPr>
+              <w:spacing w:after="30" w:before="30"/>
+              <w:jc w:val="left"/>
+            </w:pPr>
+            <w:r>
+              <w:rPr>
+                <w:rFonts w:ascii="Calibri" w:cs="Calibri" w:eastAsia="Calibri" w:hAnsi="Calibri"/>
+                <w:b/>
+                <w:bCs/>
+                <w:sz w:val="16"/>
+                <w:szCs w:val="16"/>
+              </w:rPr>
+              <w:t xml:space="preserve">BRU-08</w:t>
+            </w:r>
+          </w:p>
+        </w:tc>
+        <w:tc>
+          <w:tcPr>
+            <w:tcW w:type="dxa" w:w="8034"/>
+            <w:tcBorders>
+              <w:top w:val="single" w:color="BFC9D6" w:sz="4"/>
+              <w:left w:val="single" w:color="BFC9D6" w:sz="4"/>
+              <w:bottom w:val="single" w:color="BFC9D6" w:sz="4"/>
+              <w:right w:val="single" w:color="BFC9D6" w:sz="4"/>
+            </w:tcBorders>
+            <w:tcMar>
+              <w:top w:type="dxa" w:w="60"/>
+              <w:left w:type="dxa" w:w="100"/>
+              <w:bottom w:type="dxa" w:w="60"/>
+              <w:right w:type="dxa" w:w="100"/>
+            </w:tcMar>
+            <w:vAlign w:val="center"/>
+          </w:tcPr>
+          <w:p>
+            <w:pPr>
+              <w:spacing w:after="30" w:before="30"/>
+              <w:jc w:val="left"/>
+            </w:pPr>
+            <w:r>
+              <w:rPr>
+                <w:rFonts w:ascii="Calibri" w:cs="Calibri" w:eastAsia="Calibri" w:hAnsi="Calibri"/>
+                <w:sz w:val="16"/>
+                <w:szCs w:val="16"/>
+              </w:rPr>
+              <w:t xml:space="preserve">Eligibility lists apply minimum attendance (default 75%), complete coursework and examination fees clearance; an ineligible student cannot be given an examination mark unless exempted.</w:t>
+            </w:r>
+          </w:p>
+        </w:tc>
+      </w:tr>
+      <w:tr>
+        <w:trPr>
+          <w:cantSplit/>
+        </w:trPr>
+        <w:tc>
+          <w:tcPr>
+            <w:tcW w:type="dxa" w:w="992"/>
+            <w:tcBorders>
+              <w:top w:val="single" w:color="BFC9D6" w:sz="4"/>
+              <w:left w:val="single" w:color="BFC9D6" w:sz="4"/>
+              <w:bottom w:val="single" w:color="BFC9D6" w:sz="4"/>
+              <w:right w:val="single" w:color="BFC9D6" w:sz="4"/>
+            </w:tcBorders>
+            <w:shd w:fill="EEF3F8" w:color="auto" w:val="clear"/>
+            <w:tcMar>
+              <w:top w:type="dxa" w:w="60"/>
+              <w:left w:type="dxa" w:w="100"/>
+              <w:bottom w:type="dxa" w:w="60"/>
+              <w:right w:type="dxa" w:w="100"/>
+            </w:tcMar>
+            <w:vAlign w:val="center"/>
+          </w:tcPr>
+          <w:p>
+            <w:pPr>
+              <w:spacing w:after="30" w:before="30"/>
+              <w:jc w:val="left"/>
+            </w:pPr>
+            <w:r>
+              <w:rPr>
+                <w:rFonts w:ascii="Calibri" w:cs="Calibri" w:eastAsia="Calibri" w:hAnsi="Calibri"/>
+                <w:b/>
+                <w:bCs/>
+                <w:sz w:val="16"/>
+                <w:szCs w:val="16"/>
+              </w:rPr>
+              <w:t xml:space="preserve">BRU-09</w:t>
+            </w:r>
+          </w:p>
+        </w:tc>
+        <w:tc>
+          <w:tcPr>
+            <w:tcW w:type="dxa" w:w="8034"/>
+            <w:tcBorders>
+              <w:top w:val="single" w:color="BFC9D6" w:sz="4"/>
+              <w:left w:val="single" w:color="BFC9D6" w:sz="4"/>
+              <w:bottom w:val="single" w:color="BFC9D6" w:sz="4"/>
+              <w:right w:val="single" w:color="BFC9D6" w:sz="4"/>
+            </w:tcBorders>
+            <w:shd w:fill="EEF3F8" w:color="auto" w:val="clear"/>
+            <w:tcMar>
+              <w:top w:type="dxa" w:w="60"/>
+              <w:left w:type="dxa" w:w="100"/>
+              <w:bottom w:type="dxa" w:w="60"/>
+              <w:right w:type="dxa" w:w="100"/>
+            </w:tcMar>
+            <w:vAlign w:val="center"/>
+          </w:tcPr>
+          <w:p>
+            <w:pPr>
+              <w:spacing w:after="30" w:before="30"/>
+              <w:jc w:val="left"/>
+            </w:pPr>
+            <w:r>
+              <w:rPr>
+                <w:rFonts w:ascii="Calibri" w:cs="Calibri" w:eastAsia="Calibri" w:hAnsi="Calibri"/>
+                <w:sz w:val="16"/>
+                <w:szCs w:val="16"/>
+              </w:rPr>
+              <w:t xml:space="preserve">Weights and component pass marks come from the regulation set of the student's award level.</w:t>
+            </w:r>
+          </w:p>
+        </w:tc>
+      </w:tr>
+      <w:tr>
+        <w:trPr>
+          <w:cantSplit/>
+        </w:trPr>
+        <w:tc>
+          <w:tcPr>
+            <w:tcW w:type="dxa" w:w="992"/>
+            <w:tcBorders>
+              <w:top w:val="single" w:color="BFC9D6" w:sz="4"/>
+              <w:left w:val="single" w:color="BFC9D6" w:sz="4"/>
+              <w:bottom w:val="single" w:color="BFC9D6" w:sz="4"/>
+              <w:right w:val="single" w:color="BFC9D6" w:sz="4"/>
+            </w:tcBorders>
+            <w:tcMar>
+              <w:top w:type="dxa" w:w="60"/>
+              <w:left w:type="dxa" w:w="100"/>
+              <w:bottom w:type="dxa" w:w="60"/>
+              <w:right w:type="dxa" w:w="100"/>
+            </w:tcMar>
+            <w:vAlign w:val="center"/>
+          </w:tcPr>
+          <w:p>
+            <w:pPr>
+              <w:spacing w:after="30" w:before="30"/>
+              <w:jc w:val="left"/>
+            </w:pPr>
+            <w:r>
+              <w:rPr>
+                <w:rFonts w:ascii="Calibri" w:cs="Calibri" w:eastAsia="Calibri" w:hAnsi="Calibri"/>
+                <w:b/>
+                <w:bCs/>
+                <w:sz w:val="16"/>
+                <w:szCs w:val="16"/>
+              </w:rPr>
+              <w:t xml:space="preserve">BRU-10</w:t>
+            </w:r>
+          </w:p>
+        </w:tc>
+        <w:tc>
+          <w:tcPr>
+            <w:tcW w:type="dxa" w:w="8034"/>
+            <w:tcBorders>
+              <w:top w:val="single" w:color="BFC9D6" w:sz="4"/>
+              <w:left w:val="single" w:color="BFC9D6" w:sz="4"/>
+              <w:bottom w:val="single" w:color="BFC9D6" w:sz="4"/>
+              <w:right w:val="single" w:color="BFC9D6" w:sz="4"/>
+            </w:tcBorders>
+            <w:tcMar>
+              <w:top w:type="dxa" w:w="60"/>
+              <w:left w:type="dxa" w:w="100"/>
+              <w:bottom w:type="dxa" w:w="60"/>
+              <w:right w:type="dxa" w:w="100"/>
+            </w:tcMar>
+            <w:vAlign w:val="center"/>
+          </w:tcPr>
+          <w:p>
+            <w:pPr>
+              <w:spacing w:after="30" w:before="30"/>
+              <w:jc w:val="left"/>
+            </w:pPr>
+            <w:r>
+              <w:rPr>
+                <w:rFonts w:ascii="Calibri" w:cs="Calibri" w:eastAsia="Calibri" w:hAnsi="Calibri"/>
+                <w:sz w:val="16"/>
+                <w:szCs w:val="16"/>
+              </w:rPr>
+              <w:t xml:space="preserve">Grade bands and classification bands per regulation set; the set is locked once used.</w:t>
+            </w:r>
+          </w:p>
+        </w:tc>
+      </w:tr>
+      <w:tr>
+        <w:trPr>
+          <w:cantSplit/>
+        </w:trPr>
+        <w:tc>
+          <w:tcPr>
+            <w:tcW w:type="dxa" w:w="992"/>
+            <w:tcBorders>
+              <w:top w:val="single" w:color="BFC9D6" w:sz="4"/>
+              <w:left w:val="single" w:color="BFC9D6" w:sz="4"/>
+              <w:bottom w:val="single" w:color="BFC9D6" w:sz="4"/>
+              <w:right w:val="single" w:color="BFC9D6" w:sz="4"/>
+            </w:tcBorders>
+            <w:shd w:fill="EEF3F8" w:color="auto" w:val="clear"/>
+            <w:tcMar>
+              <w:top w:type="dxa" w:w="60"/>
+              <w:left w:type="dxa" w:w="100"/>
+              <w:bottom w:type="dxa" w:w="60"/>
+              <w:right w:type="dxa" w:w="100"/>
+            </w:tcMar>
+            <w:vAlign w:val="center"/>
+          </w:tcPr>
+          <w:p>
+            <w:pPr>
+              <w:spacing w:after="30" w:before="30"/>
+              <w:jc w:val="left"/>
+            </w:pPr>
+            <w:r>
+              <w:rPr>
+                <w:rFonts w:ascii="Calibri" w:cs="Calibri" w:eastAsia="Calibri" w:hAnsi="Calibri"/>
+                <w:b/>
+                <w:bCs/>
+                <w:sz w:val="16"/>
+                <w:szCs w:val="16"/>
+              </w:rPr>
+              <w:t xml:space="preserve">BRU-11</w:t>
+            </w:r>
+          </w:p>
+        </w:tc>
+        <w:tc>
+          <w:tcPr>
+            <w:tcW w:type="dxa" w:w="8034"/>
+            <w:tcBorders>
+              <w:top w:val="single" w:color="BFC9D6" w:sz="4"/>
+              <w:left w:val="single" w:color="BFC9D6" w:sz="4"/>
+              <w:bottom w:val="single" w:color="BFC9D6" w:sz="4"/>
+              <w:right w:val="single" w:color="BFC9D6" w:sz="4"/>
+            </w:tcBorders>
+            <w:shd w:fill="EEF3F8" w:color="auto" w:val="clear"/>
+            <w:tcMar>
+              <w:top w:type="dxa" w:w="60"/>
+              <w:left w:type="dxa" w:w="100"/>
+              <w:bottom w:type="dxa" w:w="60"/>
+              <w:right w:type="dxa" w:w="100"/>
+            </w:tcMar>
+            <w:vAlign w:val="center"/>
+          </w:tcPr>
+          <w:p>
+            <w:pPr>
+              <w:spacing w:after="30" w:before="30"/>
+              <w:jc w:val="left"/>
+            </w:pPr>
+            <w:r>
+              <w:rPr>
+                <w:rFonts w:ascii="Calibri" w:cs="Calibri" w:eastAsia="Calibri" w:hAnsi="Calibri"/>
+                <w:sz w:val="16"/>
+                <w:szCs w:val="16"/>
+              </w:rPr>
+              <w:t xml:space="preserve">Supplementary results are capped at the regulations' grade; special examinations are not capped.</w:t>
+            </w:r>
+          </w:p>
+        </w:tc>
+      </w:tr>
+      <w:tr>
+        <w:trPr>
+          <w:cantSplit/>
+        </w:trPr>
+        <w:tc>
+          <w:tcPr>
+            <w:tcW w:type="dxa" w:w="992"/>
+            <w:tcBorders>
+              <w:top w:val="single" w:color="BFC9D6" w:sz="4"/>
+              <w:left w:val="single" w:color="BFC9D6" w:sz="4"/>
+              <w:bottom w:val="single" w:color="BFC9D6" w:sz="4"/>
+              <w:right w:val="single" w:color="BFC9D6" w:sz="4"/>
+            </w:tcBorders>
+            <w:tcMar>
+              <w:top w:type="dxa" w:w="60"/>
+              <w:left w:type="dxa" w:w="100"/>
+              <w:bottom w:type="dxa" w:w="60"/>
+              <w:right w:type="dxa" w:w="100"/>
+            </w:tcMar>
+            <w:vAlign w:val="center"/>
+          </w:tcPr>
+          <w:p>
+            <w:pPr>
+              <w:spacing w:after="30" w:before="30"/>
+              <w:jc w:val="left"/>
+            </w:pPr>
+            <w:r>
+              <w:rPr>
+                <w:rFonts w:ascii="Calibri" w:cs="Calibri" w:eastAsia="Calibri" w:hAnsi="Calibri"/>
+                <w:b/>
+                <w:bCs/>
+                <w:sz w:val="16"/>
+                <w:szCs w:val="16"/>
+              </w:rPr>
+              <w:t xml:space="preserve">BRU-12</w:t>
+            </w:r>
+          </w:p>
+        </w:tc>
+        <w:tc>
+          <w:tcPr>
+            <w:tcW w:type="dxa" w:w="8034"/>
+            <w:tcBorders>
+              <w:top w:val="single" w:color="BFC9D6" w:sz="4"/>
+              <w:left w:val="single" w:color="BFC9D6" w:sz="4"/>
+              <w:bottom w:val="single" w:color="BFC9D6" w:sz="4"/>
+              <w:right w:val="single" w:color="BFC9D6" w:sz="4"/>
+            </w:tcBorders>
+            <w:tcMar>
+              <w:top w:type="dxa" w:w="60"/>
+              <w:left w:type="dxa" w:w="100"/>
+              <w:bottom w:type="dxa" w:w="60"/>
+              <w:right w:type="dxa" w:w="100"/>
+            </w:tcMar>
+            <w:vAlign w:val="center"/>
+          </w:tcPr>
+          <w:p>
+            <w:pPr>
+              <w:spacing w:after="30" w:before="30"/>
+              <w:jc w:val="left"/>
+            </w:pPr>
+            <w:r>
+              <w:rPr>
+                <w:rFonts w:ascii="Calibri" w:cs="Calibri" w:eastAsia="Calibri" w:hAnsi="Calibri"/>
+                <w:sz w:val="16"/>
+                <w:szCs w:val="16"/>
+              </w:rPr>
+              <w:t xml:space="preserve">Decisions are proposed from the regulations, changed only with a reason by the Academic Committee and confirmed by the Governing Board.</w:t>
+            </w:r>
+          </w:p>
+        </w:tc>
+      </w:tr>
+      <w:tr>
+        <w:trPr>
+          <w:cantSplit/>
+        </w:trPr>
+        <w:tc>
+          <w:tcPr>
+            <w:tcW w:type="dxa" w:w="992"/>
+            <w:tcBorders>
+              <w:top w:val="single" w:color="BFC9D6" w:sz="4"/>
+              <w:left w:val="single" w:color="BFC9D6" w:sz="4"/>
+              <w:bottom w:val="single" w:color="BFC9D6" w:sz="4"/>
+              <w:right w:val="single" w:color="BFC9D6" w:sz="4"/>
+            </w:tcBorders>
+            <w:shd w:fill="EEF3F8" w:color="auto" w:val="clear"/>
+            <w:tcMar>
+              <w:top w:type="dxa" w:w="60"/>
+              <w:left w:type="dxa" w:w="100"/>
+              <w:bottom w:type="dxa" w:w="60"/>
+              <w:right w:type="dxa" w:w="100"/>
+            </w:tcMar>
+            <w:vAlign w:val="center"/>
+          </w:tcPr>
+          <w:p>
+            <w:pPr>
+              <w:spacing w:after="30" w:before="30"/>
+              <w:jc w:val="left"/>
+            </w:pPr>
+            <w:r>
+              <w:rPr>
+                <w:rFonts w:ascii="Calibri" w:cs="Calibri" w:eastAsia="Calibri" w:hAnsi="Calibri"/>
+                <w:b/>
+                <w:bCs/>
+                <w:sz w:val="16"/>
+                <w:szCs w:val="16"/>
+              </w:rPr>
+              <w:t xml:space="preserve">BRU-13</w:t>
+            </w:r>
+          </w:p>
+        </w:tc>
+        <w:tc>
+          <w:tcPr>
+            <w:tcW w:type="dxa" w:w="8034"/>
+            <w:tcBorders>
+              <w:top w:val="single" w:color="BFC9D6" w:sz="4"/>
+              <w:left w:val="single" w:color="BFC9D6" w:sz="4"/>
+              <w:bottom w:val="single" w:color="BFC9D6" w:sz="4"/>
+              <w:right w:val="single" w:color="BFC9D6" w:sz="4"/>
+            </w:tcBorders>
+            <w:shd w:fill="EEF3F8" w:color="auto" w:val="clear"/>
+            <w:tcMar>
+              <w:top w:type="dxa" w:w="60"/>
+              <w:left w:type="dxa" w:w="100"/>
+              <w:bottom w:type="dxa" w:w="60"/>
+              <w:right w:type="dxa" w:w="100"/>
+            </w:tcMar>
+            <w:vAlign w:val="center"/>
+          </w:tcPr>
+          <w:p>
+            <w:pPr>
+              <w:spacing w:after="30" w:before="30"/>
+              <w:jc w:val="left"/>
+            </w:pPr>
+            <w:r>
+              <w:rPr>
+                <w:rFonts w:ascii="Calibri" w:cs="Calibri" w:eastAsia="Calibri" w:hAnsi="Calibri"/>
+                <w:sz w:val="16"/>
+                <w:szCs w:val="16"/>
+              </w:rPr>
+              <w:t xml:space="preserve">Returns need comments; confirmed results are locked by a database trigger; amendments need a reason and evidence and are approved by an administrator other than the requester.</w:t>
+            </w:r>
+          </w:p>
+        </w:tc>
+      </w:tr>
+      <w:tr>
+        <w:trPr>
+          <w:cantSplit/>
+        </w:trPr>
+        <w:tc>
+          <w:tcPr>
+            <w:tcW w:type="dxa" w:w="992"/>
+            <w:tcBorders>
+              <w:top w:val="single" w:color="BFC9D6" w:sz="4"/>
+              <w:left w:val="single" w:color="BFC9D6" w:sz="4"/>
+              <w:bottom w:val="single" w:color="BFC9D6" w:sz="4"/>
+              <w:right w:val="single" w:color="BFC9D6" w:sz="4"/>
+            </w:tcBorders>
+            <w:tcMar>
+              <w:top w:type="dxa" w:w="60"/>
+              <w:left w:type="dxa" w:w="100"/>
+              <w:bottom w:type="dxa" w:w="60"/>
+              <w:right w:type="dxa" w:w="100"/>
+            </w:tcMar>
+            <w:vAlign w:val="center"/>
+          </w:tcPr>
+          <w:p>
+            <w:pPr>
+              <w:spacing w:after="30" w:before="30"/>
+              <w:jc w:val="left"/>
+            </w:pPr>
+            <w:r>
+              <w:rPr>
+                <w:rFonts w:ascii="Calibri" w:cs="Calibri" w:eastAsia="Calibri" w:hAnsi="Calibri"/>
+                <w:b/>
+                <w:bCs/>
+                <w:sz w:val="16"/>
+                <w:szCs w:val="16"/>
+              </w:rPr>
+              <w:t xml:space="preserve">BRU-14</w:t>
+            </w:r>
+          </w:p>
+        </w:tc>
+        <w:tc>
+          <w:tcPr>
+            <w:tcW w:type="dxa" w:w="8034"/>
+            <w:tcBorders>
+              <w:top w:val="single" w:color="BFC9D6" w:sz="4"/>
+              <w:left w:val="single" w:color="BFC9D6" w:sz="4"/>
+              <w:bottom w:val="single" w:color="BFC9D6" w:sz="4"/>
+              <w:right w:val="single" w:color="BFC9D6" w:sz="4"/>
+            </w:tcBorders>
+            <w:tcMar>
+              <w:top w:type="dxa" w:w="60"/>
+              <w:left w:type="dxa" w:w="100"/>
+              <w:bottom w:type="dxa" w:w="60"/>
+              <w:right w:type="dxa" w:w="100"/>
+            </w:tcMar>
+            <w:vAlign w:val="center"/>
+          </w:tcPr>
+          <w:p>
+            <w:pPr>
+              <w:spacing w:after="30" w:before="30"/>
+              <w:jc w:val="left"/>
+            </w:pPr>
+            <w:r>
+              <w:rPr>
+                <w:rFonts w:ascii="Calibri" w:cs="Calibri" w:eastAsia="Calibri" w:hAnsi="Calibri"/>
+                <w:sz w:val="16"/>
+                <w:szCs w:val="16"/>
+              </w:rPr>
+              <w:t xml:space="preserve">Students see results only after publication, and not without results clearance where configured.</w:t>
+            </w:r>
+          </w:p>
+        </w:tc>
+      </w:tr>
+      <w:tr>
+        <w:trPr>
+          <w:cantSplit/>
+        </w:trPr>
+        <w:tc>
+          <w:tcPr>
+            <w:tcW w:type="dxa" w:w="992"/>
+            <w:tcBorders>
+              <w:top w:val="single" w:color="BFC9D6" w:sz="4"/>
+              <w:left w:val="single" w:color="BFC9D6" w:sz="4"/>
+              <w:bottom w:val="single" w:color="BFC9D6" w:sz="4"/>
+              <w:right w:val="single" w:color="BFC9D6" w:sz="4"/>
+            </w:tcBorders>
+            <w:shd w:fill="EEF3F8" w:color="auto" w:val="clear"/>
+            <w:tcMar>
+              <w:top w:type="dxa" w:w="60"/>
+              <w:left w:type="dxa" w:w="100"/>
+              <w:bottom w:type="dxa" w:w="60"/>
+              <w:right w:type="dxa" w:w="100"/>
+            </w:tcMar>
+            <w:vAlign w:val="center"/>
+          </w:tcPr>
+          <w:p>
+            <w:pPr>
+              <w:spacing w:after="30" w:before="30"/>
+              <w:jc w:val="left"/>
+            </w:pPr>
+            <w:r>
+              <w:rPr>
+                <w:rFonts w:ascii="Calibri" w:cs="Calibri" w:eastAsia="Calibri" w:hAnsi="Calibri"/>
+                <w:b/>
+                <w:bCs/>
+                <w:sz w:val="16"/>
+                <w:szCs w:val="16"/>
+              </w:rPr>
+              <w:t xml:space="preserve">BRU-15</w:t>
+            </w:r>
+          </w:p>
+        </w:tc>
+        <w:tc>
+          <w:tcPr>
+            <w:tcW w:type="dxa" w:w="8034"/>
+            <w:tcBorders>
+              <w:top w:val="single" w:color="BFC9D6" w:sz="4"/>
+              <w:left w:val="single" w:color="BFC9D6" w:sz="4"/>
+              <w:bottom w:val="single" w:color="BFC9D6" w:sz="4"/>
+              <w:right w:val="single" w:color="BFC9D6" w:sz="4"/>
+            </w:tcBorders>
+            <w:shd w:fill="EEF3F8" w:color="auto" w:val="clear"/>
+            <w:tcMar>
+              <w:top w:type="dxa" w:w="60"/>
+              <w:left w:type="dxa" w:w="100"/>
+              <w:bottom w:type="dxa" w:w="60"/>
+              <w:right w:type="dxa" w:w="100"/>
+            </w:tcMar>
+            <w:vAlign w:val="center"/>
+          </w:tcPr>
+          <w:p>
+            <w:pPr>
+              <w:spacing w:after="30" w:before="30"/>
+              <w:jc w:val="left"/>
+            </w:pPr>
+            <w:r>
+              <w:rPr>
+                <w:rFonts w:ascii="Calibri" w:cs="Calibri" w:eastAsia="Calibri" w:hAnsi="Calibri"/>
+                <w:sz w:val="16"/>
+                <w:szCs w:val="16"/>
+              </w:rPr>
+              <w:t xml:space="preserve">Student and applicant payments use GePG control numbers; sponsor bank remittances are recorded by the bursary; no cash receipts.</w:t>
+            </w:r>
+          </w:p>
+        </w:tc>
+      </w:tr>
+      <w:tr>
+        <w:trPr>
+          <w:cantSplit/>
+        </w:trPr>
+        <w:tc>
+          <w:tcPr>
+            <w:tcW w:type="dxa" w:w="992"/>
+            <w:tcBorders>
+              <w:top w:val="single" w:color="BFC9D6" w:sz="4"/>
+              <w:left w:val="single" w:color="BFC9D6" w:sz="4"/>
+              <w:bottom w:val="single" w:color="BFC9D6" w:sz="4"/>
+              <w:right w:val="single" w:color="BFC9D6" w:sz="4"/>
+            </w:tcBorders>
+            <w:tcMar>
+              <w:top w:type="dxa" w:w="60"/>
+              <w:left w:type="dxa" w:w="100"/>
+              <w:bottom w:type="dxa" w:w="60"/>
+              <w:right w:type="dxa" w:w="100"/>
+            </w:tcMar>
+            <w:vAlign w:val="center"/>
+          </w:tcPr>
+          <w:p>
+            <w:pPr>
+              <w:spacing w:after="30" w:before="30"/>
+              <w:jc w:val="left"/>
+            </w:pPr>
+            <w:r>
+              <w:rPr>
+                <w:rFonts w:ascii="Calibri" w:cs="Calibri" w:eastAsia="Calibri" w:hAnsi="Calibri"/>
+                <w:b/>
+                <w:bCs/>
+                <w:sz w:val="16"/>
+                <w:szCs w:val="16"/>
+              </w:rPr>
+              <w:t xml:space="preserve">BRU-16</w:t>
+            </w:r>
+          </w:p>
+        </w:tc>
+        <w:tc>
+          <w:tcPr>
+            <w:tcW w:type="dxa" w:w="8034"/>
+            <w:tcBorders>
+              <w:top w:val="single" w:color="BFC9D6" w:sz="4"/>
+              <w:left w:val="single" w:color="BFC9D6" w:sz="4"/>
+              <w:bottom w:val="single" w:color="BFC9D6" w:sz="4"/>
+              <w:right w:val="single" w:color="BFC9D6" w:sz="4"/>
+            </w:tcBorders>
+            <w:tcMar>
+              <w:top w:type="dxa" w:w="60"/>
+              <w:left w:type="dxa" w:w="100"/>
+              <w:bottom w:type="dxa" w:w="60"/>
+              <w:right w:type="dxa" w:w="100"/>
+            </w:tcMar>
+            <w:vAlign w:val="center"/>
+          </w:tcPr>
+          <w:p>
+            <w:pPr>
+              <w:spacing w:after="30" w:before="30"/>
+              <w:jc w:val="left"/>
+            </w:pPr>
+            <w:r>
+              <w:rPr>
+                <w:rFonts w:ascii="Calibri" w:cs="Calibri" w:eastAsia="Calibri" w:hAnsi="Calibri"/>
+                <w:sz w:val="16"/>
+                <w:szCs w:val="16"/>
+              </w:rPr>
+              <w:t xml:space="preserve">Database triggers refuse deleting invoices and payments; corrections are credit notes or cancellations of unpaid invoices.</w:t>
+            </w:r>
+          </w:p>
+        </w:tc>
+      </w:tr>
+      <w:tr>
+        <w:trPr>
+          <w:cantSplit/>
+        </w:trPr>
+        <w:tc>
+          <w:tcPr>
+            <w:tcW w:type="dxa" w:w="992"/>
+            <w:tcBorders>
+              <w:top w:val="single" w:color="BFC9D6" w:sz="4"/>
+              <w:left w:val="single" w:color="BFC9D6" w:sz="4"/>
+              <w:bottom w:val="single" w:color="BFC9D6" w:sz="4"/>
+              <w:right w:val="single" w:color="BFC9D6" w:sz="4"/>
+            </w:tcBorders>
+            <w:shd w:fill="EEF3F8" w:color="auto" w:val="clear"/>
+            <w:tcMar>
+              <w:top w:type="dxa" w:w="60"/>
+              <w:left w:type="dxa" w:w="100"/>
+              <w:bottom w:type="dxa" w:w="60"/>
+              <w:right w:type="dxa" w:w="100"/>
+            </w:tcMar>
+            <w:vAlign w:val="center"/>
+          </w:tcPr>
+          <w:p>
+            <w:pPr>
+              <w:spacing w:after="30" w:before="30"/>
+              <w:jc w:val="left"/>
+            </w:pPr>
+            <w:r>
+              <w:rPr>
+                <w:rFonts w:ascii="Calibri" w:cs="Calibri" w:eastAsia="Calibri" w:hAnsi="Calibri"/>
+                <w:b/>
+                <w:bCs/>
+                <w:sz w:val="16"/>
+                <w:szCs w:val="16"/>
+              </w:rPr>
+              <w:t xml:space="preserve">BRU-17</w:t>
+            </w:r>
+          </w:p>
+        </w:tc>
+        <w:tc>
+          <w:tcPr>
+            <w:tcW w:type="dxa" w:w="8034"/>
+            <w:tcBorders>
+              <w:top w:val="single" w:color="BFC9D6" w:sz="4"/>
+              <w:left w:val="single" w:color="BFC9D6" w:sz="4"/>
+              <w:bottom w:val="single" w:color="BFC9D6" w:sz="4"/>
+              <w:right w:val="single" w:color="BFC9D6" w:sz="4"/>
+            </w:tcBorders>
+            <w:shd w:fill="EEF3F8" w:color="auto" w:val="clear"/>
+            <w:tcMar>
+              <w:top w:type="dxa" w:w="60"/>
+              <w:left w:type="dxa" w:w="100"/>
+              <w:bottom w:type="dxa" w:w="60"/>
+              <w:right w:type="dxa" w:w="100"/>
+            </w:tcMar>
+            <w:vAlign w:val="center"/>
+          </w:tcPr>
+          <w:p>
+            <w:pPr>
+              <w:spacing w:after="30" w:before="30"/>
+              <w:jc w:val="left"/>
+            </w:pPr>
+            <w:r>
+              <w:rPr>
+                <w:rFonts w:ascii="Calibri" w:cs="Calibri" w:eastAsia="Calibri" w:hAnsi="Calibri"/>
+                <w:sz w:val="16"/>
+                <w:szCs w:val="16"/>
+              </w:rPr>
+              <w:t xml:space="preserve">Waivers and refunds above the threshold (default TZS 500,000) need a second approval by the Principal; nobody approves their own request or both levels.</w:t>
+            </w:r>
+          </w:p>
+        </w:tc>
+      </w:tr>
+      <w:tr>
+        <w:trPr>
+          <w:cantSplit/>
+        </w:trPr>
+        <w:tc>
+          <w:tcPr>
+            <w:tcW w:type="dxa" w:w="992"/>
+            <w:tcBorders>
+              <w:top w:val="single" w:color="BFC9D6" w:sz="4"/>
+              <w:left w:val="single" w:color="BFC9D6" w:sz="4"/>
+              <w:bottom w:val="single" w:color="BFC9D6" w:sz="4"/>
+              <w:right w:val="single" w:color="BFC9D6" w:sz="4"/>
+            </w:tcBorders>
+            <w:tcMar>
+              <w:top w:type="dxa" w:w="60"/>
+              <w:left w:type="dxa" w:w="100"/>
+              <w:bottom w:type="dxa" w:w="60"/>
+              <w:right w:type="dxa" w:w="100"/>
+            </w:tcMar>
+            <w:vAlign w:val="center"/>
+          </w:tcPr>
+          <w:p>
+            <w:pPr>
+              <w:spacing w:after="30" w:before="30"/>
+              <w:jc w:val="left"/>
+            </w:pPr>
+            <w:r>
+              <w:rPr>
+                <w:rFonts w:ascii="Calibri" w:cs="Calibri" w:eastAsia="Calibri" w:hAnsi="Calibri"/>
+                <w:b/>
+                <w:bCs/>
+                <w:sz w:val="16"/>
+                <w:szCs w:val="16"/>
+              </w:rPr>
+              <w:t xml:space="preserve">BRU-18</w:t>
+            </w:r>
+          </w:p>
+        </w:tc>
+        <w:tc>
+          <w:tcPr>
+            <w:tcW w:type="dxa" w:w="8034"/>
+            <w:tcBorders>
+              <w:top w:val="single" w:color="BFC9D6" w:sz="4"/>
+              <w:left w:val="single" w:color="BFC9D6" w:sz="4"/>
+              <w:bottom w:val="single" w:color="BFC9D6" w:sz="4"/>
+              <w:right w:val="single" w:color="BFC9D6" w:sz="4"/>
+            </w:tcBorders>
+            <w:tcMar>
+              <w:top w:type="dxa" w:w="60"/>
+              <w:left w:type="dxa" w:w="100"/>
+              <w:bottom w:type="dxa" w:w="60"/>
+              <w:right w:type="dxa" w:w="100"/>
+            </w:tcMar>
+            <w:vAlign w:val="center"/>
+          </w:tcPr>
+          <w:p>
+            <w:pPr>
+              <w:spacing w:after="30" w:before="30"/>
+              <w:jc w:val="left"/>
+            </w:pPr>
+            <w:r>
+              <w:rPr>
+                <w:rFonts w:ascii="Calibri" w:cs="Calibri" w:eastAsia="Calibri" w:hAnsi="Calibri"/>
+                <w:sz w:val="16"/>
+                <w:szCs w:val="16"/>
+              </w:rPr>
+              <w:t xml:space="preserve">A partial unique index allows one active allocation per bed; allocation never goes against the hostel's or room's gender.</w:t>
+            </w:r>
+          </w:p>
+        </w:tc>
+      </w:tr>
+      <w:tr>
+        <w:trPr>
+          <w:cantSplit/>
+        </w:trPr>
+        <w:tc>
+          <w:tcPr>
+            <w:tcW w:type="dxa" w:w="992"/>
+            <w:tcBorders>
+              <w:top w:val="single" w:color="BFC9D6" w:sz="4"/>
+              <w:left w:val="single" w:color="BFC9D6" w:sz="4"/>
+              <w:bottom w:val="single" w:color="BFC9D6" w:sz="4"/>
+              <w:right w:val="single" w:color="BFC9D6" w:sz="4"/>
+            </w:tcBorders>
+            <w:shd w:fill="EEF3F8" w:color="auto" w:val="clear"/>
+            <w:tcMar>
+              <w:top w:type="dxa" w:w="60"/>
+              <w:left w:type="dxa" w:w="100"/>
+              <w:bottom w:type="dxa" w:w="60"/>
+              <w:right w:type="dxa" w:w="100"/>
+            </w:tcMar>
+            <w:vAlign w:val="center"/>
+          </w:tcPr>
+          <w:p>
+            <w:pPr>
+              <w:spacing w:after="30" w:before="30"/>
+              <w:jc w:val="left"/>
+            </w:pPr>
+            <w:r>
+              <w:rPr>
+                <w:rFonts w:ascii="Calibri" w:cs="Calibri" w:eastAsia="Calibri" w:hAnsi="Calibri"/>
+                <w:b/>
+                <w:bCs/>
+                <w:sz w:val="16"/>
+                <w:szCs w:val="16"/>
+              </w:rPr>
+              <w:t xml:space="preserve">BRU-19</w:t>
+            </w:r>
+          </w:p>
+        </w:tc>
+        <w:tc>
+          <w:tcPr>
+            <w:tcW w:type="dxa" w:w="8034"/>
+            <w:tcBorders>
+              <w:top w:val="single" w:color="BFC9D6" w:sz="4"/>
+              <w:left w:val="single" w:color="BFC9D6" w:sz="4"/>
+              <w:bottom w:val="single" w:color="BFC9D6" w:sz="4"/>
+              <w:right w:val="single" w:color="BFC9D6" w:sz="4"/>
+            </w:tcBorders>
+            <w:shd w:fill="EEF3F8" w:color="auto" w:val="clear"/>
+            <w:tcMar>
+              <w:top w:type="dxa" w:w="60"/>
+              <w:left w:type="dxa" w:w="100"/>
+              <w:bottom w:type="dxa" w:w="60"/>
+              <w:right w:type="dxa" w:w="100"/>
+            </w:tcMar>
+            <w:vAlign w:val="center"/>
+          </w:tcPr>
+          <w:p>
+            <w:pPr>
+              <w:spacing w:after="30" w:before="30"/>
+              <w:jc w:val="left"/>
+            </w:pPr>
+            <w:r>
+              <w:rPr>
+                <w:rFonts w:ascii="Calibri" w:cs="Calibri" w:eastAsia="Calibri" w:hAnsi="Calibri"/>
+                <w:sz w:val="16"/>
+                <w:szCs w:val="16"/>
+              </w:rPr>
+              <w:t xml:space="preserve">A clearance completes only when every office has cleared.</w:t>
+            </w:r>
+          </w:p>
+        </w:tc>
+      </w:tr>
+      <w:tr>
+        <w:trPr>
+          <w:cantSplit/>
+        </w:trPr>
+        <w:tc>
+          <w:tcPr>
+            <w:tcW w:type="dxa" w:w="992"/>
+            <w:tcBorders>
+              <w:top w:val="single" w:color="BFC9D6" w:sz="4"/>
+              <w:left w:val="single" w:color="BFC9D6" w:sz="4"/>
+              <w:bottom w:val="single" w:color="BFC9D6" w:sz="4"/>
+              <w:right w:val="single" w:color="BFC9D6" w:sz="4"/>
+            </w:tcBorders>
+            <w:tcMar>
+              <w:top w:type="dxa" w:w="60"/>
+              <w:left w:type="dxa" w:w="100"/>
+              <w:bottom w:type="dxa" w:w="60"/>
+              <w:right w:type="dxa" w:w="100"/>
+            </w:tcMar>
+            <w:vAlign w:val="center"/>
+          </w:tcPr>
+          <w:p>
+            <w:pPr>
+              <w:spacing w:after="30" w:before="30"/>
+              <w:jc w:val="left"/>
+            </w:pPr>
+            <w:r>
+              <w:rPr>
+                <w:rFonts w:ascii="Calibri" w:cs="Calibri" w:eastAsia="Calibri" w:hAnsi="Calibri"/>
+                <w:b/>
+                <w:bCs/>
+                <w:sz w:val="16"/>
+                <w:szCs w:val="16"/>
+              </w:rPr>
+              <w:t xml:space="preserve">BRU-20</w:t>
+            </w:r>
+          </w:p>
+        </w:tc>
+        <w:tc>
+          <w:tcPr>
+            <w:tcW w:type="dxa" w:w="8034"/>
+            <w:tcBorders>
+              <w:top w:val="single" w:color="BFC9D6" w:sz="4"/>
+              <w:left w:val="single" w:color="BFC9D6" w:sz="4"/>
+              <w:bottom w:val="single" w:color="BFC9D6" w:sz="4"/>
+              <w:right w:val="single" w:color="BFC9D6" w:sz="4"/>
+            </w:tcBorders>
+            <w:tcMar>
+              <w:top w:type="dxa" w:w="60"/>
+              <w:left w:type="dxa" w:w="100"/>
+              <w:bottom w:type="dxa" w:w="60"/>
+              <w:right w:type="dxa" w:w="100"/>
+            </w:tcMar>
+            <w:vAlign w:val="center"/>
+          </w:tcPr>
+          <w:p>
+            <w:pPr>
+              <w:spacing w:after="30" w:before="30"/>
+              <w:jc w:val="left"/>
+            </w:pPr>
+            <w:r>
+              <w:rPr>
+                <w:rFonts w:ascii="Calibri" w:cs="Calibri" w:eastAsia="Calibri" w:hAnsi="Calibri"/>
+                <w:sz w:val="16"/>
+                <w:szCs w:val="16"/>
+              </w:rPr>
+              <w:t xml:space="preserve">Certificates are numbered only for graduands the Board approved; verification codes are unique.</w:t>
+            </w:r>
+          </w:p>
+        </w:tc>
+      </w:tr>
+      <w:tr>
+        <w:trPr>
+          <w:cantSplit/>
+        </w:trPr>
+        <w:tc>
+          <w:tcPr>
+            <w:tcW w:type="dxa" w:w="992"/>
+            <w:tcBorders>
+              <w:top w:val="single" w:color="BFC9D6" w:sz="4"/>
+              <w:left w:val="single" w:color="BFC9D6" w:sz="4"/>
+              <w:bottom w:val="single" w:color="BFC9D6" w:sz="4"/>
+              <w:right w:val="single" w:color="BFC9D6" w:sz="4"/>
+            </w:tcBorders>
+            <w:shd w:fill="EEF3F8" w:color="auto" w:val="clear"/>
+            <w:tcMar>
+              <w:top w:type="dxa" w:w="60"/>
+              <w:left w:type="dxa" w:w="100"/>
+              <w:bottom w:type="dxa" w:w="60"/>
+              <w:right w:type="dxa" w:w="100"/>
+            </w:tcMar>
+            <w:vAlign w:val="center"/>
+          </w:tcPr>
+          <w:p>
+            <w:pPr>
+              <w:spacing w:after="30" w:before="30"/>
+              <w:jc w:val="left"/>
+            </w:pPr>
+            <w:r>
+              <w:rPr>
+                <w:rFonts w:ascii="Calibri" w:cs="Calibri" w:eastAsia="Calibri" w:hAnsi="Calibri"/>
+                <w:b/>
+                <w:bCs/>
+                <w:sz w:val="16"/>
+                <w:szCs w:val="16"/>
+              </w:rPr>
+              <w:t xml:space="preserve">BRU-21</w:t>
+            </w:r>
+          </w:p>
+        </w:tc>
+        <w:tc>
+          <w:tcPr>
+            <w:tcW w:type="dxa" w:w="8034"/>
+            <w:tcBorders>
+              <w:top w:val="single" w:color="BFC9D6" w:sz="4"/>
+              <w:left w:val="single" w:color="BFC9D6" w:sz="4"/>
+              <w:bottom w:val="single" w:color="BFC9D6" w:sz="4"/>
+              <w:right w:val="single" w:color="BFC9D6" w:sz="4"/>
+            </w:tcBorders>
+            <w:shd w:fill="EEF3F8" w:color="auto" w:val="clear"/>
+            <w:tcMar>
+              <w:top w:type="dxa" w:w="60"/>
+              <w:left w:type="dxa" w:w="100"/>
+              <w:bottom w:type="dxa" w:w="60"/>
+              <w:right w:type="dxa" w:w="100"/>
+            </w:tcMar>
+            <w:vAlign w:val="center"/>
+          </w:tcPr>
+          <w:p>
+            <w:pPr>
+              <w:spacing w:after="30" w:before="30"/>
+              <w:jc w:val="left"/>
+            </w:pPr>
+            <w:r>
+              <w:rPr>
+                <w:rFonts w:ascii="Calibri" w:cs="Calibri" w:eastAsia="Calibri" w:hAnsi="Calibri"/>
+                <w:sz w:val="16"/>
+                <w:szCs w:val="16"/>
+              </w:rPr>
+              <w:t xml:space="preserve">Roles and scopes are checked on every request and PostgreSQL row-level security separates institutions. Campus and class scopes wait for campuses.</w:t>
+            </w:r>
+          </w:p>
+        </w:tc>
+      </w:tr>
+      <w:tr>
+        <w:trPr>
+          <w:cantSplit/>
+        </w:trPr>
+        <w:tc>
+          <w:tcPr>
+            <w:tcW w:type="dxa" w:w="992"/>
+            <w:tcBorders>
+              <w:top w:val="single" w:color="BFC9D6" w:sz="4"/>
+              <w:left w:val="single" w:color="BFC9D6" w:sz="4"/>
+              <w:bottom w:val="single" w:color="BFC9D6" w:sz="4"/>
+              <w:right w:val="single" w:color="BFC9D6" w:sz="4"/>
+            </w:tcBorders>
+            <w:tcMar>
+              <w:top w:type="dxa" w:w="60"/>
+              <w:left w:type="dxa" w:w="100"/>
+              <w:bottom w:type="dxa" w:w="60"/>
+              <w:right w:type="dxa" w:w="100"/>
+            </w:tcMar>
+            <w:vAlign w:val="center"/>
+          </w:tcPr>
+          <w:p>
+            <w:pPr>
+              <w:spacing w:after="30" w:before="30"/>
+              <w:jc w:val="left"/>
+            </w:pPr>
+            <w:r>
+              <w:rPr>
+                <w:rFonts w:ascii="Calibri" w:cs="Calibri" w:eastAsia="Calibri" w:hAnsi="Calibri"/>
+                <w:b/>
+                <w:bCs/>
+                <w:sz w:val="16"/>
+                <w:szCs w:val="16"/>
+              </w:rPr>
+              <w:t xml:space="preserve">BRU-22</w:t>
+            </w:r>
+          </w:p>
+        </w:tc>
+        <w:tc>
+          <w:tcPr>
+            <w:tcW w:type="dxa" w:w="8034"/>
+            <w:tcBorders>
+              <w:top w:val="single" w:color="BFC9D6" w:sz="4"/>
+              <w:left w:val="single" w:color="BFC9D6" w:sz="4"/>
+              <w:bottom w:val="single" w:color="BFC9D6" w:sz="4"/>
+              <w:right w:val="single" w:color="BFC9D6" w:sz="4"/>
+            </w:tcBorders>
+            <w:tcMar>
+              <w:top w:type="dxa" w:w="60"/>
+              <w:left w:type="dxa" w:w="100"/>
+              <w:bottom w:type="dxa" w:w="60"/>
+              <w:right w:type="dxa" w:w="100"/>
+            </w:tcMar>
+            <w:vAlign w:val="center"/>
+          </w:tcPr>
+          <w:p>
+            <w:pPr>
+              <w:spacing w:after="30" w:before="30"/>
+              <w:jc w:val="left"/>
+            </w:pPr>
+            <w:r>
+              <w:rPr>
+                <w:rFonts w:ascii="Calibri" w:cs="Calibri" w:eastAsia="Calibri" w:hAnsi="Calibri"/>
+                <w:sz w:val="16"/>
+                <w:szCs w:val="16"/>
+              </w:rPr>
+              <w:t xml:space="preserve">Not yet built: retention periods and anonymisation of non-admitted applicants.</w:t>
             </w:r>
           </w:p>
         </w:tc>
@@ -17493,6 +23984,30 @@
     </w:p>
     <w:p>
       <w:pPr>
+        <w:pBdr>
+          <w:left w:val="single" w:sz="18" w:space="8" w:color="1F3864"/>
+        </w:pBdr>
+        <w:shd w:val="clear" w:color="auto" w:fill="EEF3F8"/>
+        <w:spacing w:before="60" w:after="120" w:line="276"/>
+        <w:ind w:left="170" w:right="113"/>
+      </w:pPr>
+      <w:r>
+        <w:rPr>
+          <w:rFonts w:ascii="Calibri" w:cs="Calibri" w:eastAsia="Calibri" w:hAnsi="Calibri"/>
+          <w:b/>
+          <w:bCs/>
+        </w:rPr>
+        <w:t xml:space="preserve">As built:</w:t>
+      </w:r>
+      <w:r>
+        <w:rPr>
+          <w:rFonts w:ascii="Calibri" w:cs="Calibri" w:eastAsia="Calibri" w:hAnsi="Calibri"/>
+        </w:rPr>
+        <w:t xml:space="preserve"> the build is complete enough that the dependencies above now decide the go-live date: GePG service provider code and test access, NACTVET's verification API and templates, an SMS aggregator account and sender ID, and pilot institutions' data and staff time for acceptance testing.</w:t>
+      </w:r>
+    </w:p>
+    <w:p>
+      <w:pPr>
         <w:pStyle w:val="Heading1"/>
       </w:pPr>
       <w:r>
@@ -18559,6 +25074,30 @@
       <w:pPr>
         <w:spacing w:after="120"/>
       </w:pPr>
+    </w:p>
+    <w:p>
+      <w:pPr>
+        <w:pBdr>
+          <w:left w:val="single" w:sz="18" w:space="8" w:color="1F3864"/>
+        </w:pBdr>
+        <w:shd w:val="clear" w:color="auto" w:fill="EEF3F8"/>
+        <w:spacing w:before="60" w:after="120" w:line="276"/>
+        <w:ind w:left="170" w:right="113"/>
+      </w:pPr>
+      <w:r>
+        <w:rPr>
+          <w:rFonts w:ascii="Calibri" w:cs="Calibri" w:eastAsia="Calibri" w:hAnsi="Calibri"/>
+          <w:b/>
+          <w:bCs/>
+        </w:rPr>
+        <w:t xml:space="preserve">As built:</w:t>
+      </w:r>
+      <w:r>
+        <w:rPr>
+          <w:rFonts w:ascii="Calibri" w:cs="Calibri" w:eastAsia="Calibri" w:hAnsi="Calibri"/>
+        </w:rPr>
+        <w:t xml:space="preserve"> the system already records what most indicators need: applications and their timestamps, NACTVET outcomes and queries, registration numbers (duplicates are refused), payment matching and reconciliation exceptions, and the results workflow dates. A baseline for decision time and the user survey are taken during the pilots; availability is measured once production monitoring is in place.</w:t>
+      </w:r>
     </w:p>
     <w:p>
       <w:pPr>

--- a/docs/02_Business_Requirements_Document_College_Institution_Management_System.docx
+++ b/docs/02_Business_Requirements_Document_College_Institution_Management_System.docx
@@ -19464,7 +19464,7 @@
                 <w:sz w:val="16"/>
                 <w:szCs w:val="16"/>
               </w:rPr>
-              <w:t xml:space="preserve">Role-based access, personal data hidden from management views and masked in logs, exports recorded. Consent records, retention periods and data subject request handling are not built.</w:t>
+              <w:t xml:space="preserve">Consent to the privacy notice is recorded at sign-up with the notice version and time; role-based access, personal data hidden from management views and masked in logs, exports recorded. Retention periods and data subject request handling are not built.</w:t>
             </w:r>
           </w:p>
         </w:tc>

--- a/docs/02_Business_Requirements_Document_College_Institution_Management_System.docx
+++ b/docs/02_Business_Requirements_Document_College_Institution_Management_System.docx
@@ -397,7 +397,7 @@
                 <w:sz w:val="18"/>
                 <w:szCs w:val="18"/>
               </w:rPr>
-              <w:t xml:space="preserve">Version 3.0 — updated to the system as built, for stakeholder review</w:t>
+              <w:t xml:space="preserve">Version 3.1 — updated to the system as built after the October 2026 completion batches, for stakeholder review</w:t>
             </w:r>
           </w:p>
         </w:tc>
@@ -1359,6 +1359,143 @@
                 <w:szCs w:val="18"/>
               </w:rPr>
               <w:t xml:space="preserve">Updated to the system as built (development build, October 2026): what is built, what is partly built and what remains, with corrected technology, data model and plan. The version 2.0 requirements stay the baseline.</w:t>
+            </w:r>
+          </w:p>
+        </w:tc>
+      </w:tr>
+      <w:tr>
+        <w:trPr>
+          <w:cantSplit/>
+        </w:trPr>
+        <w:tc>
+          <w:tcPr>
+            <w:tcW w:type="dxa" w:w="1083"/>
+            <w:tcBorders>
+              <w:top w:val="single" w:color="BFC9D6" w:sz="4"/>
+              <w:left w:val="single" w:color="BFC9D6" w:sz="4"/>
+              <w:bottom w:val="single" w:color="BFC9D6" w:sz="4"/>
+              <w:right w:val="single" w:color="BFC9D6" w:sz="4"/>
+            </w:tcBorders>
+            <w:shd w:fill="EEF3F8" w:color="auto" w:val="clear"/>
+            <w:tcMar>
+              <w:top w:type="dxa" w:w="60"/>
+              <w:left w:type="dxa" w:w="100"/>
+              <w:bottom w:type="dxa" w:w="60"/>
+              <w:right w:type="dxa" w:w="100"/>
+            </w:tcMar>
+            <w:vAlign w:val="center"/>
+          </w:tcPr>
+          <w:p>
+            <w:pPr>
+              <w:spacing w:after="30" w:before="30"/>
+              <w:jc w:val="left"/>
+            </w:pPr>
+            <w:r>
+              <w:rPr>
+                <w:rFonts w:ascii="Calibri" w:cs="Calibri" w:eastAsia="Calibri" w:hAnsi="Calibri"/>
+                <w:sz w:val="18"/>
+                <w:szCs w:val="18"/>
+              </w:rPr>
+              <w:t xml:space="preserve">3.1</w:t>
+            </w:r>
+          </w:p>
+        </w:tc>
+        <w:tc>
+          <w:tcPr>
+            <w:tcW w:type="dxa" w:w="1624"/>
+            <w:tcBorders>
+              <w:top w:val="single" w:color="BFC9D6" w:sz="4"/>
+              <w:left w:val="single" w:color="BFC9D6" w:sz="4"/>
+              <w:bottom w:val="single" w:color="BFC9D6" w:sz="4"/>
+              <w:right w:val="single" w:color="BFC9D6" w:sz="4"/>
+            </w:tcBorders>
+            <w:shd w:fill="EEF3F8" w:color="auto" w:val="clear"/>
+            <w:tcMar>
+              <w:top w:type="dxa" w:w="60"/>
+              <w:left w:type="dxa" w:w="100"/>
+              <w:bottom w:type="dxa" w:w="60"/>
+              <w:right w:type="dxa" w:w="100"/>
+            </w:tcMar>
+            <w:vAlign w:val="center"/>
+          </w:tcPr>
+          <w:p>
+            <w:pPr>
+              <w:spacing w:after="30" w:before="30"/>
+              <w:jc w:val="left"/>
+            </w:pPr>
+            <w:r>
+              <w:rPr>
+                <w:rFonts w:ascii="Calibri" w:cs="Calibri" w:eastAsia="Calibri" w:hAnsi="Calibri"/>
+                <w:sz w:val="18"/>
+                <w:szCs w:val="18"/>
+              </w:rPr>
+              <w:t xml:space="preserve">October 2026</w:t>
+            </w:r>
+          </w:p>
+        </w:tc>
+        <w:tc>
+          <w:tcPr>
+            <w:tcW w:type="dxa" w:w="1985"/>
+            <w:tcBorders>
+              <w:top w:val="single" w:color="BFC9D6" w:sz="4"/>
+              <w:left w:val="single" w:color="BFC9D6" w:sz="4"/>
+              <w:bottom w:val="single" w:color="BFC9D6" w:sz="4"/>
+              <w:right w:val="single" w:color="BFC9D6" w:sz="4"/>
+            </w:tcBorders>
+            <w:shd w:fill="EEF3F8" w:color="auto" w:val="clear"/>
+            <w:tcMar>
+              <w:top w:type="dxa" w:w="60"/>
+              <w:left w:type="dxa" w:w="100"/>
+              <w:bottom w:type="dxa" w:w="60"/>
+              <w:right w:type="dxa" w:w="100"/>
+            </w:tcMar>
+            <w:vAlign w:val="center"/>
+          </w:tcPr>
+          <w:p>
+            <w:pPr>
+              <w:spacing w:after="30" w:before="30"/>
+              <w:jc w:val="left"/>
+            </w:pPr>
+            <w:r>
+              <w:rPr>
+                <w:rFonts w:ascii="Calibri" w:cs="Calibri" w:eastAsia="Calibri" w:hAnsi="Calibri"/>
+                <w:sz w:val="18"/>
+                <w:szCs w:val="18"/>
+              </w:rPr>
+              <w:t xml:space="preserve">Msingi Technologies Ltd</w:t>
+            </w:r>
+          </w:p>
+        </w:tc>
+        <w:tc>
+          <w:tcPr>
+            <w:tcW w:type="dxa" w:w="4334"/>
+            <w:tcBorders>
+              <w:top w:val="single" w:color="BFC9D6" w:sz="4"/>
+              <w:left w:val="single" w:color="BFC9D6" w:sz="4"/>
+              <w:bottom w:val="single" w:color="BFC9D6" w:sz="4"/>
+              <w:right w:val="single" w:color="BFC9D6" w:sz="4"/>
+            </w:tcBorders>
+            <w:shd w:fill="EEF3F8" w:color="auto" w:val="clear"/>
+            <w:tcMar>
+              <w:top w:type="dxa" w:w="60"/>
+              <w:left w:type="dxa" w:w="100"/>
+              <w:bottom w:type="dxa" w:w="60"/>
+              <w:right w:type="dxa" w:w="100"/>
+            </w:tcMar>
+            <w:vAlign w:val="center"/>
+          </w:tcPr>
+          <w:p>
+            <w:pPr>
+              <w:spacing w:after="30" w:before="30"/>
+              <w:jc w:val="left"/>
+            </w:pPr>
+            <w:r>
+              <w:rPr>
+                <w:rFonts w:ascii="Calibri" w:cs="Calibri" w:eastAsia="Calibri" w:hAnsi="Calibri"/>
+                <w:sz w:val="18"/>
+                <w:szCs w:val="18"/>
+              </w:rPr>
+              <w:t xml:space="preserve">Implementation status brought up to date after the completion batches (campuses and transfers; instalments, penalties and discounts; email; two-step sign-in, API clients and personal-data requests; data import and document uploads; configurable approval stages; alumni and tracer surveys; live government adapters, deployment and load tests; the staff back-office in Kiswahili). The version 2.0 requirements stay the baseline.</w:t>
             </w:r>
           </w:p>
         </w:tc>
@@ -15321,49 +15458,7 @@
         <w:rPr>
           <w:rFonts w:ascii="Calibri" w:cs="Calibri" w:eastAsia="Calibri" w:hAnsi="Calibri"/>
         </w:rPr>
-        <w:t xml:space="preserve">The requirements above remain the baseline. This table records, for version 3.0, how far the system as built meets each one. </w:t>
-      </w:r>
-      <w:r>
-        <w:rPr>
-          <w:rFonts w:ascii="Calibri" w:cs="Calibri" w:eastAsia="Calibri" w:hAnsi="Calibri"/>
-          <w:b/>
-          <w:bCs/>
-        </w:rPr>
-        <w:t xml:space="preserve">Built</w:t>
-      </w:r>
-      <w:r>
-        <w:rPr>
-          <w:rFonts w:ascii="Calibri" w:cs="Calibri" w:eastAsia="Calibri" w:hAnsi="Calibri"/>
-        </w:rPr>
-        <w:t xml:space="preserve">: in the system and covered by automated tests. </w:t>
-      </w:r>
-      <w:r>
-        <w:rPr>
-          <w:rFonts w:ascii="Calibri" w:cs="Calibri" w:eastAsia="Calibri" w:hAnsi="Calibri"/>
-          <w:b/>
-          <w:bCs/>
-        </w:rPr>
-        <w:t xml:space="preserve">Partly built</w:t>
-      </w:r>
-      <w:r>
-        <w:rPr>
-          <w:rFonts w:ascii="Calibri" w:cs="Calibri" w:eastAsia="Calibri" w:hAnsi="Calibri"/>
-        </w:rPr>
-        <w:t xml:space="preserve">: usable, with the gap stated. </w:t>
-      </w:r>
-      <w:r>
-        <w:rPr>
-          <w:rFonts w:ascii="Calibri" w:cs="Calibri" w:eastAsia="Calibri" w:hAnsi="Calibri"/>
-          <w:b/>
-          <w:bCs/>
-        </w:rPr>
-        <w:t xml:space="preserve">Not yet built</w:t>
-      </w:r>
-      <w:r>
-        <w:rPr>
-          <w:rFonts w:ascii="Calibri" w:cs="Calibri" w:eastAsia="Calibri" w:hAnsi="Calibri"/>
-        </w:rPr>
-        <w:t xml:space="preserve">: planned, not in the system.</w:t>
+        <w:t xml:space="preserve">The requirements above remain the baseline. This table records, for version 3.1, how far the system as built meets each one. Built: in the system and covered by automated tests. Partly built: usable, with the gap stated. Not yet built: planned, not in the system. Where a requirement depends on an outside body (GePG, NACTVET, HESLB, NIDA, MUSE, TAMISEMI), the adapter is built and tested against a simulator of that body; the live connection is switched on when the body grants access.</w:t>
       </w:r>
     </w:p>
     <w:tbl>
@@ -16017,7 +16112,7 @@
                 <w:sz w:val="16"/>
                 <w:szCs w:val="16"/>
               </w:rPr>
-              <w:t xml:space="preserve">GePG control number for the application fee; the application can be submitted only after payment. GePG is simulated until live access is granted.</w:t>
+              <w:t xml:space="preserve">GePG control number for the application fee; the application can be submitted only after payment. The live GePG adapter is built and switched on with the institution's GePG certificates; until then GePG is simulated.</w:t>
             </w:r>
           </w:p>
         </w:tc>
@@ -16297,7 +16392,7 @@
                 <w:sz w:val="16"/>
                 <w:szCs w:val="16"/>
               </w:rPr>
-              <w:t xml:space="preserve">Not yet built</w:t>
+              <w:t xml:space="preserve">Built</w:t>
             </w:r>
           </w:p>
         </w:tc>
@@ -16329,7 +16424,7 @@
                 <w:sz w:val="16"/>
                 <w:szCs w:val="16"/>
               </w:rPr>
-              <w:t xml:space="preserve">Import of externally selected students (e.g. TAMISEMI).</w:t>
+              <w:t xml:space="preserve">Students selected by TAMISEMI or another body are imported from a file or fetched from TAMISEMI into the admission window as selected; their NECTA results are fetched, they go to NACTVET verification and receive offers like other applicants, and are told by SMS to sign up. Every import is checked row by row and applied only after someone other than the uploader signs it off.</w:t>
             </w:r>
           </w:p>
         </w:tc>
@@ -16820,7 +16915,7 @@
                 <w:sz w:val="16"/>
                 <w:szCs w:val="16"/>
               </w:rPr>
-              <w:t xml:space="preserve">Not yet built</w:t>
+              <w:t xml:space="preserve">Built</w:t>
             </w:r>
           </w:p>
         </w:tc>
@@ -16853,7 +16948,7 @@
                 <w:sz w:val="16"/>
                 <w:szCs w:val="16"/>
               </w:rPr>
-              <w:t xml:space="preserve">Multiple campuses and programme transfers.</w:t>
+              <w:t xml:space="preserve">Campuses (one main campus) and faculties; programmes offered per campus; programme and campus transfers asked by Registry or by the student, recommended by the receiving Head of Department and decided by the Deputy Principal (Academic).</w:t>
             </w:r>
           </w:p>
         </w:tc>
@@ -17271,7 +17366,7 @@
                 <w:sz w:val="16"/>
                 <w:szCs w:val="16"/>
               </w:rPr>
-              <w:t xml:space="preserve">Head of Department → Department Board (optional) → Academic Committee → Governing Board, then the database refuses changes. The stages are fixed in the software rather than configured per institution.</w:t>
+              <w:t xml:space="preserve">Head of Department → Department Board (optional) → Academic Committee → Governing Board, then the database refuses changes. Each institution sets the approval stages for module results and class result sheets (up to six), each able to return with comments.</w:t>
             </w:r>
           </w:p>
         </w:tc>
@@ -17480,7 +17575,7 @@
                 <w:sz w:val="16"/>
                 <w:szCs w:val="16"/>
               </w:rPr>
-              <w:t xml:space="preserve">Publication to the student portal with SMS is built. NACTVET results files are produced in an indicative layout until NACTVET's template is confirmed.</w:t>
+              <w:t xml:space="preserve">Publication to the student portal with SMS is built. Results go to NACTVET by API (or as a file); the live endpoint and the confirmed template are switched on when NACTVET issues its interface.</w:t>
             </w:r>
           </w:p>
         </w:tc>
@@ -17760,7 +17855,7 @@
                 <w:sz w:val="16"/>
                 <w:szCs w:val="16"/>
               </w:rPr>
-              <w:t xml:space="preserve">Partly built</w:t>
+              <w:t xml:space="preserve">Built</w:t>
             </w:r>
           </w:p>
         </w:tc>
@@ -17792,7 +17887,7 @@
                 <w:sz w:val="16"/>
                 <w:szCs w:val="16"/>
               </w:rPr>
-              <w:t xml:space="preserve">Fee items with GFS codes; fee structures per programme, year of study and academic year with local and foreign amounts and instalments. Intake and student category are not separate dimensions yet.</w:t>
+              <w:t xml:space="preserve">Fee items with GFS codes; fee structures per programme, year of study, academic year, intake and student category (e.g. regular, evening, weekend, distance) with local and foreign amounts and instalments.</w:t>
             </w:r>
           </w:p>
         </w:tc>
@@ -17898,7 +17993,7 @@
                 <w:sz w:val="16"/>
                 <w:szCs w:val="16"/>
               </w:rPr>
-              <w:t xml:space="preserve">Itemised invoices, control numbers, payment notifications, allocation, receipts and balances without manual matching (GePG simulated until live access).</w:t>
+              <w:t xml:space="preserve">Itemised invoices, control numbers, payment notifications, allocation, receipts and balances without manual matching. The live GePG adapter (signed XML: bills, control numbers by callback, payments and reconciliation) is built; it is switched on with the institution's GePG certificates.</w:t>
             </w:r>
           </w:p>
         </w:tc>
@@ -17969,7 +18064,7 @@
                 <w:sz w:val="16"/>
                 <w:szCs w:val="16"/>
               </w:rPr>
-              <w:t xml:space="preserve">Partly built</w:t>
+              <w:t xml:space="preserve">Built</w:t>
             </w:r>
           </w:p>
         </w:tc>
@@ -18001,7 +18096,7 @@
                 <w:sz w:val="16"/>
                 <w:szCs w:val="16"/>
               </w:rPr>
-              <w:t xml:space="preserve">Sponsors (including HESLB as a sponsor), waivers as credit notes, refunds with vouchers and two-level approval are built; instalments are part of fee structures. Penalties, discounts and instalment reminders are not.</w:t>
+              <w:t xml:space="preserve">Sponsors (including HESLB), waivers as credit notes, refunds with vouchers and two-level approval; instalment due dates with SMS reminders before, on and after the day; late-payment penalties once per instalment after a grace period; discount and scholarship schemes granted through the waiver approval.</w:t>
             </w:r>
           </w:p>
         </w:tc>
@@ -18074,7 +18169,7 @@
                 <w:sz w:val="16"/>
                 <w:szCs w:val="16"/>
               </w:rPr>
-              <w:t xml:space="preserve">Partly built</w:t>
+              <w:t xml:space="preserve">Built</w:t>
             </w:r>
           </w:p>
         </w:tc>
@@ -18107,7 +18202,7 @@
                 <w:sz w:val="16"/>
                 <w:szCs w:val="16"/>
               </w:rPr>
-              <w:t xml:space="preserve">Daily GePG reconciliation with exceptions and monthly sign-off is built; bank statement reconciliation is not.</w:t>
+              <w:t xml:space="preserve">Daily reconciliation with exceptions and monthly sign-off: GePG files or GePG's reconciliation request, and mobile money, collector and bank statements for institutions outside GePG.</w:t>
             </w:r>
           </w:p>
         </w:tc>
@@ -18283,7 +18378,7 @@
                 <w:sz w:val="16"/>
                 <w:szCs w:val="16"/>
               </w:rPr>
-              <w:t xml:space="preserve">Partly built</w:t>
+              <w:t xml:space="preserve">Built</w:t>
             </w:r>
           </w:p>
         </w:tc>
@@ -18316,7 +18411,7 @@
                 <w:sz w:val="16"/>
                 <w:szCs w:val="16"/>
               </w:rPr>
-              <w:t xml:space="preserve">A postings file (CSV) for any date range; a MUSE interface is not built.</w:t>
+              <w:t xml:space="preserve">Postings to MUSE per period by GFS code, each period posted once (simulated until the Treasury grants access), and a postings file (CSV) for any date range.</w:t>
             </w:r>
           </w:p>
         </w:tc>
@@ -18701,7 +18796,7 @@
                 <w:sz w:val="16"/>
                 <w:szCs w:val="16"/>
               </w:rPr>
-              <w:t xml:space="preserve">Not yet built</w:t>
+              <w:t xml:space="preserve">Built</w:t>
             </w:r>
           </w:p>
         </w:tc>
@@ -18734,7 +18829,7 @@
                 <w:sz w:val="16"/>
                 <w:szCs w:val="16"/>
               </w:rPr>
-              <w:t xml:space="preserve">Alumni contacts and tracer surveys.</w:t>
+              <w:t xml:space="preserve">Alumni records for graduates; tracer surveys sent by SMS link, with answers updating the alumni record and a summary of employment outcomes.</w:t>
             </w:r>
           </w:p>
         </w:tc>
@@ -18910,7 +19005,7 @@
                 <w:sz w:val="16"/>
                 <w:szCs w:val="16"/>
               </w:rPr>
-              <w:t xml:space="preserve">Partly built</w:t>
+              <w:t xml:space="preserve">Built</w:t>
             </w:r>
           </w:p>
         </w:tc>
@@ -18943,7 +19038,7 @@
                 <w:sz w:val="16"/>
                 <w:szCs w:val="16"/>
               </w:rPr>
-              <w:t xml:space="preserve">SMS for 44 events and bulk messages, and in-app notices, in English and Kiswahili; email is not built.</w:t>
+              <w:t xml:space="preserve">SMS and email for event messages, bulk SMS, and in-app notices, in English and Kiswahili; admission letters emailed with the PDF; reports emailed to staff on a schedule; confirmed email addresses for applicants, students and staff.</w:t>
             </w:r>
           </w:p>
         </w:tc>
@@ -19223,7 +19318,7 @@
                 <w:sz w:val="16"/>
                 <w:szCs w:val="16"/>
               </w:rPr>
-              <w:t xml:space="preserve">Partly built</w:t>
+              <w:t xml:space="preserve">Built</w:t>
             </w:r>
           </w:p>
         </w:tc>
@@ -19255,7 +19350,7 @@
                 <w:sz w:val="16"/>
                 <w:szCs w:val="16"/>
               </w:rPr>
-              <w:t xml:space="preserve">Roles with department, programme, hostel, sponsor and IPT scopes are built; multi-factor authentication is not.</w:t>
+              <w:t xml:space="preserve">Roles with department, programme, hostel, sponsor and IPT scopes; two-step sign-in with an authenticator app (SMS code as a fall-back) required for the roles the administrator chooses. Campus-level scopes are not yet added.</w:t>
             </w:r>
           </w:p>
         </w:tc>
@@ -19432,7 +19527,7 @@
                 <w:sz w:val="16"/>
                 <w:szCs w:val="16"/>
               </w:rPr>
-              <w:t xml:space="preserve">Partly built</w:t>
+              <w:t xml:space="preserve">Built</w:t>
             </w:r>
           </w:p>
         </w:tc>
@@ -19464,7 +19559,7 @@
                 <w:sz w:val="16"/>
                 <w:szCs w:val="16"/>
               </w:rPr>
-              <w:t xml:space="preserve">Consent to the privacy notice is recorded at sign-up with the notice version and time; role-based access, personal data hidden from management views and masked in logs, exports recorded. Retention periods and data subject request handling are not built.</w:t>
+              <w:t xml:space="preserve">Consent recorded with the notice version and time; role-based access, personal data hidden from management views and masked in logs, exports recorded; everyone can download their data and send a request (copy, correction, erasure, objection) answered within 30 days; retention periods with a preview and a monthly job. National identification numbers are encrypted.</w:t>
             </w:r>
           </w:p>
         </w:tc>
@@ -19537,7 +19632,7 @@
                 <w:sz w:val="16"/>
                 <w:szCs w:val="16"/>
               </w:rPr>
-              <w:t xml:space="preserve">Not yet built</w:t>
+              <w:t xml:space="preserve">Built</w:t>
             </w:r>
           </w:p>
         </w:tc>
@@ -19570,7 +19665,7 @@
                 <w:sz w:val="16"/>
                 <w:szCs w:val="16"/>
               </w:rPr>
-              <w:t xml:space="preserve">Data migration tools with validation reports.</w:t>
+              <w:t xml:space="preserve">Import of students, earlier results, opening balances and external selections from CSV or Excel templates, checked row by row with a validation report and applied only after a second person signs off.</w:t>
             </w:r>
           </w:p>
         </w:tc>
@@ -19641,7 +19736,7 @@
                 <w:sz w:val="16"/>
                 <w:szCs w:val="16"/>
               </w:rPr>
-              <w:t xml:space="preserve">Partly built</w:t>
+              <w:t xml:space="preserve">Built</w:t>
             </w:r>
           </w:p>
         </w:tc>
@@ -19673,7 +19768,7 @@
                 <w:sz w:val="16"/>
                 <w:szCs w:val="16"/>
               </w:rPr>
-              <w:t xml:space="preserve">The admission and student portals are in English and Kiswahili; the staff back-office is in English.</w:t>
+              <w:t xml:space="preserve">The admission and student portals and the staff back-office are in English and Kiswahili; each person's choice is kept with their account.</w:t>
             </w:r>
           </w:p>
         </w:tc>
@@ -19746,7 +19841,7 @@
                 <w:sz w:val="16"/>
                 <w:szCs w:val="16"/>
               </w:rPr>
-              <w:t xml:space="preserve">Partly built</w:t>
+              <w:t xml:space="preserve">Built</w:t>
             </w:r>
           </w:p>
         </w:tc>
@@ -19779,7 +19874,7 @@
                 <w:sz w:val="16"/>
                 <w:szCs w:val="16"/>
               </w:rPr>
-              <w:t xml:space="preserve">The REST API is documented (OpenAPI); approved third-party access (OAuth2 clients) is not built.</w:t>
+              <w:t xml:space="preserve">The REST API is documented (OpenAPI); connected systems use OAuth2 client credentials with scopes on a read-only integration API (programmes, students, results, payments); a client can be switched off at once.</w:t>
             </w:r>
           </w:p>
         </w:tc>
@@ -19850,7 +19945,7 @@
                 <w:sz w:val="16"/>
                 <w:szCs w:val="16"/>
               </w:rPr>
-              <w:t xml:space="preserve">Not yet built</w:t>
+              <w:t xml:space="preserve">Partly built</w:t>
             </w:r>
           </w:p>
         </w:tc>
@@ -19882,7 +19977,7 @@
                 <w:sz w:val="16"/>
                 <w:szCs w:val="16"/>
               </w:rPr>
-              <w:t xml:space="preserve">Production hosting, monitoring and the support desk are set up at go-live (Document 07).</w:t>
+              <w:t xml:space="preserve">The production stack is ready: Docker Compose with a TLS proxy, WAL archiving and encrypted backups with a tested restore, health and metrics endpoints, continuous integration and load tests (100 users: no errors, p95 37 ms). Hosting, monitoring dashboards and the support desk are set up at go-live (Document 07).</w:t>
             </w:r>
           </w:p>
         </w:tc>
@@ -19902,49 +19997,7 @@
         <w:rPr>
           <w:rFonts w:ascii="Calibri" w:cs="Calibri" w:eastAsia="Calibri" w:hAnsi="Calibri"/>
         </w:rPr>
-        <w:t xml:space="preserve">In total </w:t>
-      </w:r>
-      <w:r>
-        <w:rPr>
-          <w:rFonts w:ascii="Calibri" w:cs="Calibri" w:eastAsia="Calibri" w:hAnsi="Calibri"/>
-          <w:b/>
-          <w:bCs/>
-        </w:rPr>
-        <w:t xml:space="preserve">27</w:t>
-      </w:r>
-      <w:r>
-        <w:rPr>
-          <w:rFonts w:ascii="Calibri" w:cs="Calibri" w:eastAsia="Calibri" w:hAnsi="Calibri"/>
-        </w:rPr>
-        <w:t xml:space="preserve"> requirements are built, </w:t>
-      </w:r>
-      <w:r>
-        <w:rPr>
-          <w:rFonts w:ascii="Calibri" w:cs="Calibri" w:eastAsia="Calibri" w:hAnsi="Calibri"/>
-          <w:b/>
-          <w:bCs/>
-        </w:rPr>
-        <w:t xml:space="preserve">10</w:t>
-      </w:r>
-      <w:r>
-        <w:rPr>
-          <w:rFonts w:ascii="Calibri" w:cs="Calibri" w:eastAsia="Calibri" w:hAnsi="Calibri"/>
-        </w:rPr>
-        <w:t xml:space="preserve"> partly built and </w:t>
-      </w:r>
-      <w:r>
-        <w:rPr>
-          <w:rFonts w:ascii="Calibri" w:cs="Calibri" w:eastAsia="Calibri" w:hAnsi="Calibri"/>
-          <w:b/>
-          <w:bCs/>
-        </w:rPr>
-        <w:t xml:space="preserve">5</w:t>
-      </w:r>
-      <w:r>
-        <w:rPr>
-          <w:rFonts w:ascii="Calibri" w:cs="Calibri" w:eastAsia="Calibri" w:hAnsi="Calibri"/>
-        </w:rPr>
-        <w:t xml:space="preserve"> not yet built. Most gaps depend on outside access (live GePG, NACTVET and SMS connections) or are planned for the pilot phase (multi-factor authentication, migration tools, email).</w:t>
+        <w:t xml:space="preserve">In total 40 requirements are built and 2 partly built. The two partly built depend on outside bodies or on go-live: NACTVET's live results interface (BR-19) and production hosting with the support desk (BR-42). Live connections to GePG, NACTVET, HESLB, NIDA, MUSE and TAMISEMI are built and tested against simulators and are switched on when each body grants access.</w:t>
       </w:r>
     </w:p>
     <w:p>
@@ -22804,7 +22857,7 @@
                 <w:sz w:val="16"/>
                 <w:szCs w:val="16"/>
               </w:rPr>
-              <w:t xml:space="preserve">Student and applicant payments use GePG control numbers; sponsor bank remittances are recorded by the bursary; no cash receipts.</w:t>
+              <w:t xml:space="preserve">Student and applicant payments use GePG control numbers (or, outside GePG, the institution's payment reference with its listed mobile money and bank accounts); sponsor remittances are recorded by the bursary; no cash receipts.</w:t>
             </w:r>
           </w:p>
         </w:tc>
@@ -23236,7 +23289,7 @@
                 <w:sz w:val="16"/>
                 <w:szCs w:val="16"/>
               </w:rPr>
-              <w:t xml:space="preserve">Roles and scopes are checked on every request and PostgreSQL row-level security separates institutions. Campus and class scopes wait for campuses.</w:t>
+              <w:t xml:space="preserve">Roles and scopes are checked on every request and PostgreSQL row-level security separates institutions. Campus and class scopes are not yet added.</w:t>
             </w:r>
           </w:p>
         </w:tc>
@@ -23307,7 +23360,7 @@
                 <w:sz w:val="16"/>
                 <w:szCs w:val="16"/>
               </w:rPr>
-              <w:t xml:space="preserve">Not yet built: retention periods and anonymisation of non-admitted applicants.</w:t>
+              <w:t xml:space="preserve">Retention periods for applicant data and for messages (default 24 months), with a preview of what would go; a monthly job anonymises applicants who never joined once their period has passed; students' academic and financial records are kept.</w:t>
             </w:r>
           </w:p>
         </w:tc>

--- a/docs/02_Business_Requirements_Document_College_Institution_Management_System.docx
+++ b/docs/02_Business_Requirements_Document_College_Institution_Management_System.docx
@@ -788,6 +788,21 @@
         <w:t xml:space="preserve">Document Control</w:t>
       </w:r>
     </w:p>
+    <w:p>
+      <w:pPr>
+        <w:spacing w:after="300"/>
+      </w:pPr>
+      <w:r>
+        <w:rPr>
+          <w:i/>
+          <w:rFonts w:ascii="Calibri" w:cs="Calibri" w:eastAsia="Calibri" w:hAnsi="Calibri"/>
+          <w:color w:val="595959"/>
+          <w:sz w:val="22"/>
+          <w:szCs w:val="22"/>
+        </w:rPr>
+        <w:t xml:space="preserve">This section records the versions of this Business Requirements Document, who prepared each one and what changed, so that readers know they are working from the current approved text.</w:t>
+      </w:r>
+    </w:p>
     <w:tbl>
       <w:tblPr>
         <w:tblW w:type="dxa" w:w="9026"/>
@@ -1511,6 +1526,21 @@
           <w:rFonts w:ascii="Calibri" w:cs="Calibri" w:eastAsia="Calibri" w:hAnsi="Calibri"/>
         </w:rPr>
         <w:t xml:space="preserve">Review and Approval</w:t>
+      </w:r>
+    </w:p>
+    <w:p>
+      <w:pPr>
+        <w:spacing w:after="300"/>
+      </w:pPr>
+      <w:r>
+        <w:rPr>
+          <w:i/>
+          <w:rFonts w:ascii="Calibri" w:cs="Calibri" w:eastAsia="Calibri" w:hAnsi="Calibri"/>
+          <w:color w:val="595959"/>
+          <w:sz w:val="22"/>
+          <w:szCs w:val="22"/>
+        </w:rPr>
+        <w:t xml:space="preserve">The people listed below review this Business Requirements Document and confirm, by signing, that it is accepted as the basis for the work that follows.</w:t>
       </w:r>
     </w:p>
     <w:tbl>
@@ -2136,6 +2166,21 @@
           <w:rFonts w:ascii="Calibri" w:cs="Calibri" w:eastAsia="Calibri" w:hAnsi="Calibri"/>
         </w:rPr>
         <w:t xml:space="preserve">Related Documents</w:t>
+      </w:r>
+    </w:p>
+    <w:p>
+      <w:pPr>
+        <w:spacing w:after="300"/>
+      </w:pPr>
+      <w:r>
+        <w:rPr>
+          <w:i/>
+          <w:rFonts w:ascii="Calibri" w:cs="Calibri" w:eastAsia="Calibri" w:hAnsi="Calibri"/>
+          <w:color w:val="595959"/>
+          <w:sz w:val="22"/>
+          <w:szCs w:val="22"/>
+        </w:rPr>
+        <w:t xml:space="preserve">CIMS is described in a set of eight documents, each written for a different purpose and audience. This table shows where each topic is covered, so a reader can go straight to the document that answers their question.</w:t>
       </w:r>
     </w:p>
     <w:tbl>
@@ -3015,6 +3060,828 @@
             <w:instrText xml:space="preserve">TOC \h \o "1-2"</w:instrText>
             <w:fldChar w:fldCharType="separate"/>
           </w:r>
+        </w:p>
+        <w:p>
+          <w:pPr>
+            <w:tabs>
+              <w:tab w:val="right" w:leader="dot" w:pos="9020"/>
+            </w:tabs>
+            <w:spacing w:before="120" w:after="20"/>
+            <w:ind w:left="0"/>
+          </w:pPr>
+          <w:hyperlink w:anchor="_TocV11_1" w:history="1">
+            <w:r>
+              <w:rPr>
+                <w:rFonts w:ascii="Calibri" w:cs="Calibri" w:eastAsia="Calibri" w:hAnsi="Calibri"/>
+                <w:b/>
+                <w:bCs/>
+                <w:color w:val="1F3864"/>
+                <w:sz w:val="21"/>
+                <w:szCs w:val="21"/>
+              </w:rPr>
+              <w:t xml:space="preserve">1. Introduction</w:t>
+            </w:r>
+            <w:r>
+              <w:rPr>
+                <w:rFonts w:ascii="Calibri" w:cs="Calibri" w:eastAsia="Calibri" w:hAnsi="Calibri"/>
+                <w:b/>
+                <w:bCs/>
+                <w:color w:val="1F3864"/>
+                <w:sz w:val="21"/>
+                <w:szCs w:val="21"/>
+              </w:rPr>
+              <w:tab/>
+              <w:t>5</w:t>
+            </w:r>
+          </w:hyperlink>
+        </w:p>
+        <w:p>
+          <w:pPr>
+            <w:tabs>
+              <w:tab w:val="right" w:leader="dot" w:pos="9020"/>
+            </w:tabs>
+            <w:spacing w:before="20" w:after="20"/>
+            <w:ind w:left="360"/>
+          </w:pPr>
+          <w:hyperlink w:anchor="_TocV11_2" w:history="1">
+            <w:r>
+              <w:rPr>
+                <w:rFonts w:ascii="Calibri" w:cs="Calibri" w:eastAsia="Calibri" w:hAnsi="Calibri"/>
+                <w:sz w:val="20"/>
+                <w:szCs w:val="20"/>
+              </w:rPr>
+              <w:t xml:space="preserve">1.1 Purpose</w:t>
+            </w:r>
+            <w:r>
+              <w:rPr>
+                <w:rFonts w:ascii="Calibri" w:cs="Calibri" w:eastAsia="Calibri" w:hAnsi="Calibri"/>
+                <w:sz w:val="20"/>
+                <w:szCs w:val="20"/>
+              </w:rPr>
+              <w:tab/>
+              <w:t>5</w:t>
+            </w:r>
+          </w:hyperlink>
+        </w:p>
+        <w:p>
+          <w:pPr>
+            <w:tabs>
+              <w:tab w:val="right" w:leader="dot" w:pos="9020"/>
+            </w:tabs>
+            <w:spacing w:before="20" w:after="20"/>
+            <w:ind w:left="360"/>
+          </w:pPr>
+          <w:hyperlink w:anchor="_TocV11_3" w:history="1">
+            <w:r>
+              <w:rPr>
+                <w:rFonts w:ascii="Calibri" w:cs="Calibri" w:eastAsia="Calibri" w:hAnsi="Calibri"/>
+                <w:sz w:val="20"/>
+                <w:szCs w:val="20"/>
+              </w:rPr>
+              <w:t xml:space="preserve">1.2 Audience</w:t>
+            </w:r>
+            <w:r>
+              <w:rPr>
+                <w:rFonts w:ascii="Calibri" w:cs="Calibri" w:eastAsia="Calibri" w:hAnsi="Calibri"/>
+                <w:sz w:val="20"/>
+                <w:szCs w:val="20"/>
+              </w:rPr>
+              <w:tab/>
+              <w:t>5</w:t>
+            </w:r>
+          </w:hyperlink>
+        </w:p>
+        <w:p>
+          <w:pPr>
+            <w:tabs>
+              <w:tab w:val="right" w:leader="dot" w:pos="9020"/>
+            </w:tabs>
+            <w:spacing w:before="20" w:after="20"/>
+            <w:ind w:left="360"/>
+          </w:pPr>
+          <w:hyperlink w:anchor="_TocV11_4" w:history="1">
+            <w:r>
+              <w:rPr>
+                <w:rFonts w:ascii="Calibri" w:cs="Calibri" w:eastAsia="Calibri" w:hAnsi="Calibri"/>
+                <w:sz w:val="20"/>
+                <w:szCs w:val="20"/>
+              </w:rPr>
+              <w:t xml:space="preserve">1.3 Definitions</w:t>
+            </w:r>
+            <w:r>
+              <w:rPr>
+                <w:rFonts w:ascii="Calibri" w:cs="Calibri" w:eastAsia="Calibri" w:hAnsi="Calibri"/>
+                <w:sz w:val="20"/>
+                <w:szCs w:val="20"/>
+              </w:rPr>
+              <w:tab/>
+              <w:t>5</w:t>
+            </w:r>
+          </w:hyperlink>
+        </w:p>
+        <w:p>
+          <w:pPr>
+            <w:tabs>
+              <w:tab w:val="right" w:leader="dot" w:pos="9020"/>
+            </w:tabs>
+            <w:spacing w:before="120" w:after="20"/>
+            <w:ind w:left="0"/>
+          </w:pPr>
+          <w:hyperlink w:anchor="_TocV11_5" w:history="1">
+            <w:r>
+              <w:rPr>
+                <w:rFonts w:ascii="Calibri" w:cs="Calibri" w:eastAsia="Calibri" w:hAnsi="Calibri"/>
+                <w:b/>
+                <w:bCs/>
+                <w:color w:val="1F3864"/>
+                <w:sz w:val="21"/>
+                <w:szCs w:val="21"/>
+              </w:rPr>
+              <w:t xml:space="preserve">2. Business Context</w:t>
+            </w:r>
+            <w:r>
+              <w:rPr>
+                <w:rFonts w:ascii="Calibri" w:cs="Calibri" w:eastAsia="Calibri" w:hAnsi="Calibri"/>
+                <w:b/>
+                <w:bCs/>
+                <w:color w:val="1F3864"/>
+                <w:sz w:val="21"/>
+                <w:szCs w:val="21"/>
+              </w:rPr>
+              <w:tab/>
+              <w:t>6</w:t>
+            </w:r>
+          </w:hyperlink>
+        </w:p>
+        <w:p>
+          <w:pPr>
+            <w:tabs>
+              <w:tab w:val="right" w:leader="dot" w:pos="9020"/>
+            </w:tabs>
+            <w:spacing w:before="20" w:after="20"/>
+            <w:ind w:left="360"/>
+          </w:pPr>
+          <w:hyperlink w:anchor="_TocV11_6" w:history="1">
+            <w:r>
+              <w:rPr>
+                <w:rFonts w:ascii="Calibri" w:cs="Calibri" w:eastAsia="Calibri" w:hAnsi="Calibri"/>
+                <w:sz w:val="20"/>
+                <w:szCs w:val="20"/>
+              </w:rPr>
+              <w:t xml:space="preserve">2.1 Business drivers</w:t>
+            </w:r>
+            <w:r>
+              <w:rPr>
+                <w:rFonts w:ascii="Calibri" w:cs="Calibri" w:eastAsia="Calibri" w:hAnsi="Calibri"/>
+                <w:sz w:val="20"/>
+                <w:szCs w:val="20"/>
+              </w:rPr>
+              <w:tab/>
+              <w:t>6</w:t>
+            </w:r>
+          </w:hyperlink>
+        </w:p>
+        <w:p>
+          <w:pPr>
+            <w:tabs>
+              <w:tab w:val="right" w:leader="dot" w:pos="9020"/>
+            </w:tabs>
+            <w:spacing w:before="120" w:after="20"/>
+            <w:ind w:left="0"/>
+          </w:pPr>
+          <w:hyperlink w:anchor="_TocV11_7" w:history="1">
+            <w:r>
+              <w:rPr>
+                <w:rFonts w:ascii="Calibri" w:cs="Calibri" w:eastAsia="Calibri" w:hAnsi="Calibri"/>
+                <w:b/>
+                <w:bCs/>
+                <w:color w:val="1F3864"/>
+                <w:sz w:val="21"/>
+                <w:szCs w:val="21"/>
+              </w:rPr>
+              <w:t xml:space="preserve">3. Stakeholders</w:t>
+            </w:r>
+            <w:r>
+              <w:rPr>
+                <w:rFonts w:ascii="Calibri" w:cs="Calibri" w:eastAsia="Calibri" w:hAnsi="Calibri"/>
+                <w:b/>
+                <w:bCs/>
+                <w:color w:val="1F3864"/>
+                <w:sz w:val="21"/>
+                <w:szCs w:val="21"/>
+              </w:rPr>
+              <w:tab/>
+              <w:t>6</w:t>
+            </w:r>
+          </w:hyperlink>
+        </w:p>
+        <w:p>
+          <w:pPr>
+            <w:tabs>
+              <w:tab w:val="right" w:leader="dot" w:pos="9020"/>
+            </w:tabs>
+            <w:spacing w:before="120" w:after="20"/>
+            <w:ind w:left="0"/>
+          </w:pPr>
+          <w:hyperlink w:anchor="_TocV11_8" w:history="1">
+            <w:r>
+              <w:rPr>
+                <w:rFonts w:ascii="Calibri" w:cs="Calibri" w:eastAsia="Calibri" w:hAnsi="Calibri"/>
+                <w:b/>
+                <w:bCs/>
+                <w:color w:val="1F3864"/>
+                <w:sz w:val="21"/>
+                <w:szCs w:val="21"/>
+              </w:rPr>
+              <w:t xml:space="preserve">4. Current Challenges (As-Is)</w:t>
+            </w:r>
+            <w:r>
+              <w:rPr>
+                <w:rFonts w:ascii="Calibri" w:cs="Calibri" w:eastAsia="Calibri" w:hAnsi="Calibri"/>
+                <w:b/>
+                <w:bCs/>
+                <w:color w:val="1F3864"/>
+                <w:sz w:val="21"/>
+                <w:szCs w:val="21"/>
+              </w:rPr>
+              <w:tab/>
+              <w:t>7</w:t>
+            </w:r>
+          </w:hyperlink>
+        </w:p>
+        <w:p>
+          <w:pPr>
+            <w:tabs>
+              <w:tab w:val="right" w:leader="dot" w:pos="9020"/>
+            </w:tabs>
+            <w:spacing w:before="120" w:after="20"/>
+            <w:ind w:left="0"/>
+          </w:pPr>
+          <w:hyperlink w:anchor="_TocV11_9" w:history="1">
+            <w:r>
+              <w:rPr>
+                <w:rFonts w:ascii="Calibri" w:cs="Calibri" w:eastAsia="Calibri" w:hAnsi="Calibri"/>
+                <w:b/>
+                <w:bCs/>
+                <w:color w:val="1F3864"/>
+                <w:sz w:val="21"/>
+                <w:szCs w:val="21"/>
+              </w:rPr>
+              <w:t xml:space="preserve">5. Business Objectives</w:t>
+            </w:r>
+            <w:r>
+              <w:rPr>
+                <w:rFonts w:ascii="Calibri" w:cs="Calibri" w:eastAsia="Calibri" w:hAnsi="Calibri"/>
+                <w:b/>
+                <w:bCs/>
+                <w:color w:val="1F3864"/>
+                <w:sz w:val="21"/>
+                <w:szCs w:val="21"/>
+              </w:rPr>
+              <w:tab/>
+              <w:t>8</w:t>
+            </w:r>
+          </w:hyperlink>
+        </w:p>
+        <w:p>
+          <w:pPr>
+            <w:tabs>
+              <w:tab w:val="right" w:leader="dot" w:pos="9020"/>
+            </w:tabs>
+            <w:spacing w:before="120" w:after="20"/>
+            <w:ind w:left="0"/>
+          </w:pPr>
+          <w:hyperlink w:anchor="_TocV11_10" w:history="1">
+            <w:r>
+              <w:rPr>
+                <w:rFonts w:ascii="Calibri" w:cs="Calibri" w:eastAsia="Calibri" w:hAnsi="Calibri"/>
+                <w:b/>
+                <w:bCs/>
+                <w:color w:val="1F3864"/>
+                <w:sz w:val="21"/>
+                <w:szCs w:val="21"/>
+              </w:rPr>
+              <w:t xml:space="preserve">6. Business Requirements</w:t>
+            </w:r>
+            <w:r>
+              <w:rPr>
+                <w:rFonts w:ascii="Calibri" w:cs="Calibri" w:eastAsia="Calibri" w:hAnsi="Calibri"/>
+                <w:b/>
+                <w:bCs/>
+                <w:color w:val="1F3864"/>
+                <w:sz w:val="21"/>
+                <w:szCs w:val="21"/>
+              </w:rPr>
+              <w:tab/>
+              <w:t>8</w:t>
+            </w:r>
+          </w:hyperlink>
+        </w:p>
+        <w:p>
+          <w:pPr>
+            <w:tabs>
+              <w:tab w:val="right" w:leader="dot" w:pos="9020"/>
+            </w:tabs>
+            <w:spacing w:before="20" w:after="20"/>
+            <w:ind w:left="360"/>
+          </w:pPr>
+          <w:hyperlink w:anchor="_TocV11_11" w:history="1">
+            <w:r>
+              <w:rPr>
+                <w:rFonts w:ascii="Calibri" w:cs="Calibri" w:eastAsia="Calibri" w:hAnsi="Calibri"/>
+                <w:sz w:val="20"/>
+                <w:szCs w:val="20"/>
+              </w:rPr>
+              <w:t xml:space="preserve">6.1 Admissions</w:t>
+            </w:r>
+            <w:r>
+              <w:rPr>
+                <w:rFonts w:ascii="Calibri" w:cs="Calibri" w:eastAsia="Calibri" w:hAnsi="Calibri"/>
+                <w:sz w:val="20"/>
+                <w:szCs w:val="20"/>
+              </w:rPr>
+              <w:tab/>
+              <w:t>8</w:t>
+            </w:r>
+          </w:hyperlink>
+        </w:p>
+        <w:p>
+          <w:pPr>
+            <w:tabs>
+              <w:tab w:val="right" w:leader="dot" w:pos="9020"/>
+            </w:tabs>
+            <w:spacing w:before="20" w:after="20"/>
+            <w:ind w:left="360"/>
+          </w:pPr>
+          <w:hyperlink w:anchor="_TocV11_12" w:history="1">
+            <w:r>
+              <w:rPr>
+                <w:rFonts w:ascii="Calibri" w:cs="Calibri" w:eastAsia="Calibri" w:hAnsi="Calibri"/>
+                <w:sz w:val="20"/>
+                <w:szCs w:val="20"/>
+              </w:rPr>
+              <w:t xml:space="preserve">6.2 Student registry and academic structure</w:t>
+            </w:r>
+            <w:r>
+              <w:rPr>
+                <w:rFonts w:ascii="Calibri" w:cs="Calibri" w:eastAsia="Calibri" w:hAnsi="Calibri"/>
+                <w:sz w:val="20"/>
+                <w:szCs w:val="20"/>
+              </w:rPr>
+              <w:tab/>
+              <w:t>8</w:t>
+            </w:r>
+          </w:hyperlink>
+        </w:p>
+        <w:p>
+          <w:pPr>
+            <w:tabs>
+              <w:tab w:val="right" w:leader="dot" w:pos="9020"/>
+            </w:tabs>
+            <w:spacing w:before="20" w:after="20"/>
+            <w:ind w:left="360"/>
+          </w:pPr>
+          <w:hyperlink w:anchor="_TocV11_13" w:history="1">
+            <w:r>
+              <w:rPr>
+                <w:rFonts w:ascii="Calibri" w:cs="Calibri" w:eastAsia="Calibri" w:hAnsi="Calibri"/>
+                <w:sz w:val="20"/>
+                <w:szCs w:val="20"/>
+              </w:rPr>
+              <w:t xml:space="preserve">6.3 Teaching, assessment and examinations</w:t>
+            </w:r>
+            <w:r>
+              <w:rPr>
+                <w:rFonts w:ascii="Calibri" w:cs="Calibri" w:eastAsia="Calibri" w:hAnsi="Calibri"/>
+                <w:sz w:val="20"/>
+                <w:szCs w:val="20"/>
+              </w:rPr>
+              <w:tab/>
+              <w:t>9</w:t>
+            </w:r>
+          </w:hyperlink>
+        </w:p>
+        <w:p>
+          <w:pPr>
+            <w:tabs>
+              <w:tab w:val="right" w:leader="dot" w:pos="9020"/>
+            </w:tabs>
+            <w:spacing w:before="20" w:after="20"/>
+            <w:ind w:left="360"/>
+          </w:pPr>
+          <w:hyperlink w:anchor="_TocV11_14" w:history="1">
+            <w:r>
+              <w:rPr>
+                <w:rFonts w:ascii="Calibri" w:cs="Calibri" w:eastAsia="Calibri" w:hAnsi="Calibri"/>
+                <w:sz w:val="20"/>
+                <w:szCs w:val="20"/>
+              </w:rPr>
+              <w:t xml:space="preserve">6.4 Finance and fees</w:t>
+            </w:r>
+            <w:r>
+              <w:rPr>
+                <w:rFonts w:ascii="Calibri" w:cs="Calibri" w:eastAsia="Calibri" w:hAnsi="Calibri"/>
+                <w:sz w:val="20"/>
+                <w:szCs w:val="20"/>
+              </w:rPr>
+              <w:tab/>
+              <w:t>9</w:t>
+            </w:r>
+          </w:hyperlink>
+        </w:p>
+        <w:p>
+          <w:pPr>
+            <w:tabs>
+              <w:tab w:val="right" w:leader="dot" w:pos="9020"/>
+            </w:tabs>
+            <w:spacing w:before="20" w:after="20"/>
+            <w:ind w:left="360"/>
+          </w:pPr>
+          <w:hyperlink w:anchor="_TocV11_15" w:history="1">
+            <w:r>
+              <w:rPr>
+                <w:rFonts w:ascii="Calibri" w:cs="Calibri" w:eastAsia="Calibri" w:hAnsi="Calibri"/>
+                <w:sz w:val="20"/>
+                <w:szCs w:val="20"/>
+              </w:rPr>
+              <w:t xml:space="preserve">6.5 Hostel, clearance and graduation</w:t>
+            </w:r>
+            <w:r>
+              <w:rPr>
+                <w:rFonts w:ascii="Calibri" w:cs="Calibri" w:eastAsia="Calibri" w:hAnsi="Calibri"/>
+                <w:sz w:val="20"/>
+                <w:szCs w:val="20"/>
+              </w:rPr>
+              <w:tab/>
+              <w:t>10</w:t>
+            </w:r>
+          </w:hyperlink>
+        </w:p>
+        <w:p>
+          <w:pPr>
+            <w:tabs>
+              <w:tab w:val="right" w:leader="dot" w:pos="9020"/>
+            </w:tabs>
+            <w:spacing w:before="20" w:after="20"/>
+            <w:ind w:left="360"/>
+          </w:pPr>
+          <w:hyperlink w:anchor="_TocV11_16" w:history="1">
+            <w:r>
+              <w:rPr>
+                <w:rFonts w:ascii="Calibri" w:cs="Calibri" w:eastAsia="Calibri" w:hAnsi="Calibri"/>
+                <w:sz w:val="20"/>
+                <w:szCs w:val="20"/>
+              </w:rPr>
+              <w:t xml:space="preserve">6.6 Self-service, communication and reporting</w:t>
+            </w:r>
+            <w:r>
+              <w:rPr>
+                <w:rFonts w:ascii="Calibri" w:cs="Calibri" w:eastAsia="Calibri" w:hAnsi="Calibri"/>
+                <w:sz w:val="20"/>
+                <w:szCs w:val="20"/>
+              </w:rPr>
+              <w:tab/>
+              <w:t>10</w:t>
+            </w:r>
+          </w:hyperlink>
+        </w:p>
+        <w:p>
+          <w:pPr>
+            <w:tabs>
+              <w:tab w:val="right" w:leader="dot" w:pos="9020"/>
+            </w:tabs>
+            <w:spacing w:before="20" w:after="20"/>
+            <w:ind w:left="360"/>
+          </w:pPr>
+          <w:hyperlink w:anchor="_TocV11_17" w:history="1">
+            <w:r>
+              <w:rPr>
+                <w:rFonts w:ascii="Calibri" w:cs="Calibri" w:eastAsia="Calibri" w:hAnsi="Calibri"/>
+                <w:sz w:val="20"/>
+                <w:szCs w:val="20"/>
+              </w:rPr>
+              <w:t xml:space="preserve">6.7 Platform, security and compliance</w:t>
+            </w:r>
+            <w:r>
+              <w:rPr>
+                <w:rFonts w:ascii="Calibri" w:cs="Calibri" w:eastAsia="Calibri" w:hAnsi="Calibri"/>
+                <w:sz w:val="20"/>
+                <w:szCs w:val="20"/>
+              </w:rPr>
+              <w:tab/>
+              <w:t>11</w:t>
+            </w:r>
+          </w:hyperlink>
+        </w:p>
+        <w:p>
+          <w:pPr>
+            <w:tabs>
+              <w:tab w:val="right" w:leader="dot" w:pos="9020"/>
+            </w:tabs>
+            <w:spacing w:before="20" w:after="20"/>
+            <w:ind w:left="360"/>
+          </w:pPr>
+          <w:hyperlink w:anchor="_TocV11_18" w:history="1">
+            <w:r>
+              <w:rPr>
+                <w:rFonts w:ascii="Calibri" w:cs="Calibri" w:eastAsia="Calibri" w:hAnsi="Calibri"/>
+                <w:sz w:val="20"/>
+                <w:szCs w:val="20"/>
+              </w:rPr>
+              <w:t xml:space="preserve">6.8 Implementation status (October 2026)</w:t>
+            </w:r>
+            <w:r>
+              <w:rPr>
+                <w:rFonts w:ascii="Calibri" w:cs="Calibri" w:eastAsia="Calibri" w:hAnsi="Calibri"/>
+                <w:sz w:val="20"/>
+                <w:szCs w:val="20"/>
+              </w:rPr>
+              <w:tab/>
+              <w:t>11</w:t>
+            </w:r>
+          </w:hyperlink>
+        </w:p>
+        <w:p>
+          <w:pPr>
+            <w:tabs>
+              <w:tab w:val="right" w:leader="dot" w:pos="9020"/>
+            </w:tabs>
+            <w:spacing w:before="120" w:after="20"/>
+            <w:ind w:left="0"/>
+          </w:pPr>
+          <w:hyperlink w:anchor="_TocV11_19" w:history="1">
+            <w:r>
+              <w:rPr>
+                <w:rFonts w:ascii="Calibri" w:cs="Calibri" w:eastAsia="Calibri" w:hAnsi="Calibri"/>
+                <w:b/>
+                <w:bCs/>
+                <w:color w:val="1F3864"/>
+                <w:sz w:val="21"/>
+                <w:szCs w:val="21"/>
+              </w:rPr>
+              <w:t xml:space="preserve">7. Business Rules</w:t>
+            </w:r>
+            <w:r>
+              <w:rPr>
+                <w:rFonts w:ascii="Calibri" w:cs="Calibri" w:eastAsia="Calibri" w:hAnsi="Calibri"/>
+                <w:b/>
+                <w:bCs/>
+                <w:color w:val="1F3864"/>
+                <w:sz w:val="21"/>
+                <w:szCs w:val="21"/>
+              </w:rPr>
+              <w:tab/>
+              <w:t>13</w:t>
+            </w:r>
+          </w:hyperlink>
+        </w:p>
+        <w:p>
+          <w:pPr>
+            <w:tabs>
+              <w:tab w:val="right" w:leader="dot" w:pos="9020"/>
+            </w:tabs>
+            <w:spacing w:before="20" w:after="20"/>
+            <w:ind w:left="360"/>
+          </w:pPr>
+          <w:hyperlink w:anchor="_TocV11_20" w:history="1">
+            <w:r>
+              <w:rPr>
+                <w:rFonts w:ascii="Calibri" w:cs="Calibri" w:eastAsia="Calibri" w:hAnsi="Calibri"/>
+                <w:sz w:val="20"/>
+                <w:szCs w:val="20"/>
+              </w:rPr>
+              <w:t xml:space="preserve">7.1 How the rules are enforced (as built)</w:t>
+            </w:r>
+            <w:r>
+              <w:rPr>
+                <w:rFonts w:ascii="Calibri" w:cs="Calibri" w:eastAsia="Calibri" w:hAnsi="Calibri"/>
+                <w:sz w:val="20"/>
+                <w:szCs w:val="20"/>
+              </w:rPr>
+              <w:tab/>
+              <w:t>14</w:t>
+            </w:r>
+          </w:hyperlink>
+        </w:p>
+        <w:p>
+          <w:pPr>
+            <w:tabs>
+              <w:tab w:val="right" w:leader="dot" w:pos="9020"/>
+            </w:tabs>
+            <w:spacing w:before="120" w:after="20"/>
+            <w:ind w:left="0"/>
+          </w:pPr>
+          <w:hyperlink w:anchor="_TocV11_21" w:history="1">
+            <w:r>
+              <w:rPr>
+                <w:rFonts w:ascii="Calibri" w:cs="Calibri" w:eastAsia="Calibri" w:hAnsi="Calibri"/>
+                <w:b/>
+                <w:bCs/>
+                <w:color w:val="1F3864"/>
+                <w:sz w:val="21"/>
+                <w:szCs w:val="21"/>
+              </w:rPr>
+              <w:t xml:space="preserve">8. Regulatory and Compliance Requirements</w:t>
+            </w:r>
+            <w:r>
+              <w:rPr>
+                <w:rFonts w:ascii="Calibri" w:cs="Calibri" w:eastAsia="Calibri" w:hAnsi="Calibri"/>
+                <w:b/>
+                <w:bCs/>
+                <w:color w:val="1F3864"/>
+                <w:sz w:val="21"/>
+                <w:szCs w:val="21"/>
+              </w:rPr>
+              <w:tab/>
+              <w:t>15</w:t>
+            </w:r>
+          </w:hyperlink>
+        </w:p>
+        <w:p>
+          <w:pPr>
+            <w:tabs>
+              <w:tab w:val="right" w:leader="dot" w:pos="9020"/>
+            </w:tabs>
+            <w:spacing w:before="120" w:after="20"/>
+            <w:ind w:left="0"/>
+          </w:pPr>
+          <w:hyperlink w:anchor="_TocV11_22" w:history="1">
+            <w:r>
+              <w:rPr>
+                <w:rFonts w:ascii="Calibri" w:cs="Calibri" w:eastAsia="Calibri" w:hAnsi="Calibri"/>
+                <w:b/>
+                <w:bCs/>
+                <w:color w:val="1F3864"/>
+                <w:sz w:val="21"/>
+                <w:szCs w:val="21"/>
+              </w:rPr>
+              <w:t xml:space="preserve">9. Assumptions, Constraints and Dependencies</w:t>
+            </w:r>
+            <w:r>
+              <w:rPr>
+                <w:rFonts w:ascii="Calibri" w:cs="Calibri" w:eastAsia="Calibri" w:hAnsi="Calibri"/>
+                <w:b/>
+                <w:bCs/>
+                <w:color w:val="1F3864"/>
+                <w:sz w:val="21"/>
+                <w:szCs w:val="21"/>
+              </w:rPr>
+              <w:tab/>
+              <w:t>16</w:t>
+            </w:r>
+          </w:hyperlink>
+        </w:p>
+        <w:p>
+          <w:pPr>
+            <w:tabs>
+              <w:tab w:val="right" w:leader="dot" w:pos="9020"/>
+            </w:tabs>
+            <w:spacing w:before="20" w:after="20"/>
+            <w:ind w:left="360"/>
+          </w:pPr>
+          <w:hyperlink w:anchor="_TocV11_23" w:history="1">
+            <w:r>
+              <w:rPr>
+                <w:rFonts w:ascii="Calibri" w:cs="Calibri" w:eastAsia="Calibri" w:hAnsi="Calibri"/>
+                <w:sz w:val="20"/>
+                <w:szCs w:val="20"/>
+              </w:rPr>
+              <w:t xml:space="preserve">9.1 Assumptions</w:t>
+            </w:r>
+            <w:r>
+              <w:rPr>
+                <w:rFonts w:ascii="Calibri" w:cs="Calibri" w:eastAsia="Calibri" w:hAnsi="Calibri"/>
+                <w:sz w:val="20"/>
+                <w:szCs w:val="20"/>
+              </w:rPr>
+              <w:tab/>
+              <w:t>16</w:t>
+            </w:r>
+          </w:hyperlink>
+        </w:p>
+        <w:p>
+          <w:pPr>
+            <w:tabs>
+              <w:tab w:val="right" w:leader="dot" w:pos="9020"/>
+            </w:tabs>
+            <w:spacing w:before="20" w:after="20"/>
+            <w:ind w:left="360"/>
+          </w:pPr>
+          <w:hyperlink w:anchor="_TocV11_24" w:history="1">
+            <w:r>
+              <w:rPr>
+                <w:rFonts w:ascii="Calibri" w:cs="Calibri" w:eastAsia="Calibri" w:hAnsi="Calibri"/>
+                <w:sz w:val="20"/>
+                <w:szCs w:val="20"/>
+              </w:rPr>
+              <w:t xml:space="preserve">9.2 Constraints</w:t>
+            </w:r>
+            <w:r>
+              <w:rPr>
+                <w:rFonts w:ascii="Calibri" w:cs="Calibri" w:eastAsia="Calibri" w:hAnsi="Calibri"/>
+                <w:sz w:val="20"/>
+                <w:szCs w:val="20"/>
+              </w:rPr>
+              <w:tab/>
+              <w:t>16</w:t>
+            </w:r>
+          </w:hyperlink>
+        </w:p>
+        <w:p>
+          <w:pPr>
+            <w:tabs>
+              <w:tab w:val="right" w:leader="dot" w:pos="9020"/>
+            </w:tabs>
+            <w:spacing w:before="20" w:after="20"/>
+            <w:ind w:left="360"/>
+          </w:pPr>
+          <w:hyperlink w:anchor="_TocV11_25" w:history="1">
+            <w:r>
+              <w:rPr>
+                <w:rFonts w:ascii="Calibri" w:cs="Calibri" w:eastAsia="Calibri" w:hAnsi="Calibri"/>
+                <w:sz w:val="20"/>
+                <w:szCs w:val="20"/>
+              </w:rPr>
+              <w:t xml:space="preserve">9.3 Dependencies</w:t>
+            </w:r>
+            <w:r>
+              <w:rPr>
+                <w:rFonts w:ascii="Calibri" w:cs="Calibri" w:eastAsia="Calibri" w:hAnsi="Calibri"/>
+                <w:sz w:val="20"/>
+                <w:szCs w:val="20"/>
+              </w:rPr>
+              <w:tab/>
+              <w:t>16</w:t>
+            </w:r>
+          </w:hyperlink>
+        </w:p>
+        <w:p>
+          <w:pPr>
+            <w:tabs>
+              <w:tab w:val="right" w:leader="dot" w:pos="9020"/>
+            </w:tabs>
+            <w:spacing w:before="120" w:after="20"/>
+            <w:ind w:left="0"/>
+          </w:pPr>
+          <w:hyperlink w:anchor="_TocV11_26" w:history="1">
+            <w:r>
+              <w:rPr>
+                <w:rFonts w:ascii="Calibri" w:cs="Calibri" w:eastAsia="Calibri" w:hAnsi="Calibri"/>
+                <w:b/>
+                <w:bCs/>
+                <w:color w:val="1F3864"/>
+                <w:sz w:val="21"/>
+                <w:szCs w:val="21"/>
+              </w:rPr>
+              <w:t xml:space="preserve">10. Success Indicators</w:t>
+            </w:r>
+            <w:r>
+              <w:rPr>
+                <w:rFonts w:ascii="Calibri" w:cs="Calibri" w:eastAsia="Calibri" w:hAnsi="Calibri"/>
+                <w:b/>
+                <w:bCs/>
+                <w:color w:val="1F3864"/>
+                <w:sz w:val="21"/>
+                <w:szCs w:val="21"/>
+              </w:rPr>
+              <w:tab/>
+              <w:t>17</w:t>
+            </w:r>
+          </w:hyperlink>
+        </w:p>
+        <w:p>
+          <w:pPr>
+            <w:tabs>
+              <w:tab w:val="right" w:leader="dot" w:pos="9020"/>
+            </w:tabs>
+            <w:spacing w:before="120" w:after="20"/>
+            <w:ind w:left="0"/>
+          </w:pPr>
+          <w:hyperlink w:anchor="_TocV11_27" w:history="1">
+            <w:r>
+              <w:rPr>
+                <w:rFonts w:ascii="Calibri" w:cs="Calibri" w:eastAsia="Calibri" w:hAnsi="Calibri"/>
+                <w:b/>
+                <w:bCs/>
+                <w:color w:val="1F3864"/>
+                <w:sz w:val="21"/>
+                <w:szCs w:val="21"/>
+              </w:rPr>
+              <w:t xml:space="preserve">11. Approval</w:t>
+            </w:r>
+            <w:r>
+              <w:rPr>
+                <w:rFonts w:ascii="Calibri" w:cs="Calibri" w:eastAsia="Calibri" w:hAnsi="Calibri"/>
+                <w:b/>
+                <w:bCs/>
+                <w:color w:val="1F3864"/>
+                <w:sz w:val="21"/>
+                <w:szCs w:val="21"/>
+              </w:rPr>
+              <w:tab/>
+              <w:t>17</w:t>
+            </w:r>
+          </w:hyperlink>
         </w:p>
         <w:p>
           <w:r>
@@ -3048,22 +3915,56 @@
       <w:pPr>
         <w:pStyle w:val="Heading1"/>
       </w:pPr>
+      <w:bookmarkStart w:id="1" w:name="_TocV11_1"/>
       <w:r>
         <w:rPr>
           <w:rFonts w:ascii="Calibri" w:cs="Calibri" w:eastAsia="Calibri" w:hAnsi="Calibri"/>
         </w:rPr>
         <w:t xml:space="preserve">1. Introduction</w:t>
       </w:r>
+      <w:bookmarkEnd w:id="1"/>
+    </w:p>
+    <w:p>
+      <w:pPr>
+        <w:spacing w:after="300"/>
+      </w:pPr>
+      <w:r>
+        <w:rPr>
+          <w:i/>
+          <w:rFonts w:ascii="Calibri" w:cs="Calibri" w:eastAsia="Calibri" w:hAnsi="Calibri"/>
+          <w:color w:val="595959"/>
+          <w:sz w:val="22"/>
+          <w:szCs w:val="22"/>
+        </w:rPr>
+        <w:t xml:space="preserve">This section explains why this document exists, who it is written for and the terms it uses, so that every reader starts from the same understanding.</w:t>
+      </w:r>
     </w:p>
     <w:p>
       <w:pPr>
         <w:pStyle w:val="Heading2"/>
       </w:pPr>
+      <w:bookmarkStart w:id="2" w:name="_TocV11_2"/>
       <w:r>
         <w:rPr>
           <w:rFonts w:ascii="Calibri" w:cs="Calibri" w:eastAsia="Calibri" w:hAnsi="Calibri"/>
         </w:rPr>
         <w:t xml:space="preserve">1.1 Purpose</w:t>
+      </w:r>
+      <w:bookmarkEnd w:id="2"/>
+    </w:p>
+    <w:p>
+      <w:pPr>
+        <w:spacing w:after="300"/>
+      </w:pPr>
+      <w:r>
+        <w:rPr>
+          <w:i/>
+          <w:rFonts w:ascii="Calibri" w:cs="Calibri" w:eastAsia="Calibri" w:hAnsi="Calibri"/>
+          <w:color w:val="595959"/>
+          <w:sz w:val="22"/>
+          <w:szCs w:val="22"/>
+        </w:rPr>
+        <w:t xml:space="preserve">The purpose sets out what this document is for and how it will be used: as the agreed statement of what institutions need, against which the system is designed, built and accepted.</w:t>
       </w:r>
     </w:p>
     <w:p>
@@ -3082,11 +3983,28 @@
       <w:pPr>
         <w:pStyle w:val="Heading2"/>
       </w:pPr>
+      <w:bookmarkStart w:id="3" w:name="_TocV11_3"/>
       <w:r>
         <w:rPr>
           <w:rFonts w:ascii="Calibri" w:cs="Calibri" w:eastAsia="Calibri" w:hAnsi="Calibri"/>
         </w:rPr>
         <w:t xml:space="preserve">1.2 Audience</w:t>
+      </w:r>
+      <w:bookmarkEnd w:id="3"/>
+    </w:p>
+    <w:p>
+      <w:pPr>
+        <w:spacing w:after="300"/>
+      </w:pPr>
+      <w:r>
+        <w:rPr>
+          <w:i/>
+          <w:rFonts w:ascii="Calibri" w:cs="Calibri" w:eastAsia="Calibri" w:hAnsi="Calibri"/>
+          <w:color w:val="595959"/>
+          <w:sz w:val="22"/>
+          <w:szCs w:val="22"/>
+        </w:rPr>
+        <w:t xml:space="preserve">This sub-section identifies the readers of this document. Each group will find the requirements that concern their office in section 6.</w:t>
       </w:r>
     </w:p>
     <w:p>
@@ -3105,11 +4023,28 @@
       <w:pPr>
         <w:pStyle w:val="Heading2"/>
       </w:pPr>
+      <w:bookmarkStart w:id="4" w:name="_TocV11_4"/>
       <w:r>
         <w:rPr>
           <w:rFonts w:ascii="Calibri" w:cs="Calibri" w:eastAsia="Calibri" w:hAnsi="Calibri"/>
         </w:rPr>
         <w:t xml:space="preserve">1.3 Definitions</w:t>
+      </w:r>
+      <w:bookmarkEnd w:id="4"/>
+    </w:p>
+    <w:p>
+      <w:pPr>
+        <w:spacing w:after="300"/>
+      </w:pPr>
+      <w:r>
+        <w:rPr>
+          <w:i/>
+          <w:rFonts w:ascii="Calibri" w:cs="Calibri" w:eastAsia="Calibri" w:hAnsi="Calibri"/>
+          <w:color w:val="595959"/>
+          <w:sz w:val="22"/>
+          <w:szCs w:val="22"/>
+        </w:rPr>
+        <w:t xml:space="preserve">The sector and the system use many abbreviations and specialised terms. The table explains each one in plain language.</w:t>
       </w:r>
     </w:p>
     <w:tbl>
@@ -4056,11 +4991,28 @@
       <w:pPr>
         <w:pStyle w:val="Heading1"/>
       </w:pPr>
+      <w:bookmarkStart w:id="5" w:name="_TocV11_5"/>
       <w:r>
         <w:rPr>
           <w:rFonts w:ascii="Calibri" w:cs="Calibri" w:eastAsia="Calibri" w:hAnsi="Calibri"/>
         </w:rPr>
         <w:t xml:space="preserve">2. Business Context</w:t>
+      </w:r>
+      <w:bookmarkEnd w:id="5"/>
+    </w:p>
+    <w:p>
+      <w:pPr>
+        <w:spacing w:after="300"/>
+      </w:pPr>
+      <w:r>
+        <w:rPr>
+          <w:i/>
+          <w:rFonts w:ascii="Calibri" w:cs="Calibri" w:eastAsia="Calibri" w:hAnsi="Calibri"/>
+          <w:color w:val="595959"/>
+          <w:sz w:val="22"/>
+          <w:szCs w:val="22"/>
+        </w:rPr>
+        <w:t xml:space="preserve">This section describes the business environment of a NACTVET-registered institution: how it recruits, teaches, assesses and graduates students, and the pressures that make a modern system necessary.</w:t>
       </w:r>
     </w:p>
     <w:p>
@@ -4091,11 +5043,28 @@
       <w:pPr>
         <w:pStyle w:val="Heading2"/>
       </w:pPr>
+      <w:bookmarkStart w:id="6" w:name="_TocV11_6"/>
       <w:r>
         <w:rPr>
           <w:rFonts w:ascii="Calibri" w:cs="Calibri" w:eastAsia="Calibri" w:hAnsi="Calibri"/>
         </w:rPr>
         <w:t xml:space="preserve">2.1 Business drivers</w:t>
+      </w:r>
+      <w:bookmarkEnd w:id="6"/>
+    </w:p>
+    <w:p>
+      <w:pPr>
+        <w:spacing w:after="300"/>
+      </w:pPr>
+      <w:r>
+        <w:rPr>
+          <w:i/>
+          <w:rFonts w:ascii="Calibri" w:cs="Calibri" w:eastAsia="Calibri" w:hAnsi="Calibri"/>
+          <w:color w:val="595959"/>
+          <w:sz w:val="22"/>
+          <w:szCs w:val="22"/>
+        </w:rPr>
+        <w:t xml:space="preserve">The drivers below are the forces pushing institutions to change how they work. Each one is a reason the requirements in this document matter.</w:t>
       </w:r>
     </w:p>
     <w:p>
@@ -4246,11 +5215,28 @@
       <w:pPr>
         <w:pStyle w:val="Heading1"/>
       </w:pPr>
+      <w:bookmarkStart w:id="7" w:name="_TocV11_7"/>
       <w:r>
         <w:rPr>
           <w:rFonts w:ascii="Calibri" w:cs="Calibri" w:eastAsia="Calibri" w:hAnsi="Calibri"/>
         </w:rPr>
         <w:t xml:space="preserve">3. Stakeholders</w:t>
+      </w:r>
+      <w:bookmarkEnd w:id="7"/>
+    </w:p>
+    <w:p>
+      <w:pPr>
+        <w:spacing w:after="300"/>
+      </w:pPr>
+      <w:r>
+        <w:rPr>
+          <w:i/>
+          <w:rFonts w:ascii="Calibri" w:cs="Calibri" w:eastAsia="Calibri" w:hAnsi="Calibri"/>
+          <w:color w:val="595959"/>
+          <w:sz w:val="22"/>
+          <w:szCs w:val="22"/>
+        </w:rPr>
+        <w:t xml:space="preserve">A stakeholder is any person or body affected by CIMS or with a say in it. The table lists each group, what it cares about and how it takes part, so that no group's needs are overlooked.</w:t>
       </w:r>
     </w:p>
     <w:tbl>
@@ -6239,11 +7225,28 @@
       <w:pPr>
         <w:pStyle w:val="Heading1"/>
       </w:pPr>
+      <w:bookmarkStart w:id="8" w:name="_TocV11_8"/>
       <w:r>
         <w:rPr>
           <w:rFonts w:ascii="Calibri" w:cs="Calibri" w:eastAsia="Calibri" w:hAnsi="Calibri"/>
         </w:rPr>
         <w:t xml:space="preserve">4. Current Challenges (As-Is)</w:t>
+      </w:r>
+      <w:bookmarkEnd w:id="8"/>
+    </w:p>
+    <w:p>
+      <w:pPr>
+        <w:spacing w:after="300"/>
+      </w:pPr>
+      <w:r>
+        <w:rPr>
+          <w:i/>
+          <w:rFonts w:ascii="Calibri" w:cs="Calibri" w:eastAsia="Calibri" w:hAnsi="Calibri"/>
+          <w:color w:val="595959"/>
+          <w:sz w:val="22"/>
+          <w:szCs w:val="22"/>
+        </w:rPr>
+        <w:t xml:space="preserve">This section describes how each office works today and where the difficulties lie. These are the problems the business requirements are written to solve.</w:t>
       </w:r>
     </w:p>
     <w:tbl>
@@ -6770,11 +7773,28 @@
       <w:pPr>
         <w:pStyle w:val="Heading1"/>
       </w:pPr>
+      <w:bookmarkStart w:id="9" w:name="_TocV11_9"/>
       <w:r>
         <w:rPr>
           <w:rFonts w:ascii="Calibri" w:cs="Calibri" w:eastAsia="Calibri" w:hAnsi="Calibri"/>
         </w:rPr>
         <w:t xml:space="preserve">5. Business Objectives</w:t>
+      </w:r>
+      <w:bookmarkEnd w:id="9"/>
+    </w:p>
+    <w:p>
+      <w:pPr>
+        <w:spacing w:after="300"/>
+      </w:pPr>
+      <w:r>
+        <w:rPr>
+          <w:i/>
+          <w:rFonts w:ascii="Calibri" w:cs="Calibri" w:eastAsia="Calibri" w:hAnsi="Calibri"/>
+          <w:color w:val="595959"/>
+          <w:sz w:val="22"/>
+          <w:szCs w:val="22"/>
+        </w:rPr>
+        <w:t xml:space="preserve">This section links this document to the objectives agreed in the Concept Note, so that every requirement can be traced to a business purpose.</w:t>
       </w:r>
     </w:p>
     <w:p>
@@ -6793,11 +7813,28 @@
       <w:pPr>
         <w:pStyle w:val="Heading1"/>
       </w:pPr>
+      <w:bookmarkStart w:id="10" w:name="_TocV11_10"/>
       <w:r>
         <w:rPr>
           <w:rFonts w:ascii="Calibri" w:cs="Calibri" w:eastAsia="Calibri" w:hAnsi="Calibri"/>
         </w:rPr>
         <w:t xml:space="preserve">6. Business Requirements</w:t>
+      </w:r>
+      <w:bookmarkEnd w:id="10"/>
+    </w:p>
+    <w:p>
+      <w:pPr>
+        <w:spacing w:after="300"/>
+      </w:pPr>
+      <w:r>
+        <w:rPr>
+          <w:i/>
+          <w:rFonts w:ascii="Calibri" w:cs="Calibri" w:eastAsia="Calibri" w:hAnsi="Calibri"/>
+          <w:color w:val="595959"/>
+          <w:sz w:val="22"/>
+          <w:szCs w:val="22"/>
+        </w:rPr>
+        <w:t xml:space="preserve">This section is the heart of the document: what the institution needs the system to do, grouped by area of work. Each requirement has an identifier for tracing, a priority, the objective it serves and the release that delivers it.</w:t>
       </w:r>
     </w:p>
     <w:p>
@@ -6858,11 +7895,28 @@
       <w:pPr>
         <w:pStyle w:val="Heading2"/>
       </w:pPr>
+      <w:bookmarkStart w:id="11" w:name="_TocV11_11"/>
       <w:r>
         <w:rPr>
           <w:rFonts w:ascii="Calibri" w:cs="Calibri" w:eastAsia="Calibri" w:hAnsi="Calibri"/>
         </w:rPr>
         <w:t xml:space="preserve">6.1 Admissions</w:t>
+      </w:r>
+      <w:bookmarkEnd w:id="11"/>
+    </w:p>
+    <w:p>
+      <w:pPr>
+        <w:spacing w:after="300"/>
+      </w:pPr>
+      <w:r>
+        <w:rPr>
+          <w:i/>
+          <w:rFonts w:ascii="Calibri" w:cs="Calibri" w:eastAsia="Calibri" w:hAnsi="Calibri"/>
+          <w:color w:val="595959"/>
+          <w:sz w:val="22"/>
+          <w:szCs w:val="22"/>
+        </w:rPr>
+        <w:t xml:space="preserve">These requirements cover attracting and admitting applicants, from the online portal and eligibility checks to selection, offers and NACTVET verification.</w:t>
       </w:r>
     </w:p>
     <w:tbl>
@@ -8420,11 +9474,28 @@
       <w:pPr>
         <w:pStyle w:val="Heading2"/>
       </w:pPr>
+      <w:bookmarkStart w:id="12" w:name="_TocV11_12"/>
       <w:r>
         <w:rPr>
           <w:rFonts w:ascii="Calibri" w:cs="Calibri" w:eastAsia="Calibri" w:hAnsi="Calibri"/>
         </w:rPr>
         <w:t xml:space="preserve">6.2 Student registry and academic structure</w:t>
+      </w:r>
+      <w:bookmarkEnd w:id="12"/>
+    </w:p>
+    <w:p>
+      <w:pPr>
+        <w:spacing w:after="300"/>
+      </w:pPr>
+      <w:r>
+        <w:rPr>
+          <w:i/>
+          <w:rFonts w:ascii="Calibri" w:cs="Calibri" w:eastAsia="Calibri" w:hAnsi="Calibri"/>
+          <w:color w:val="595959"/>
+          <w:sz w:val="22"/>
+          <w:szCs w:val="22"/>
+        </w:rPr>
+        <w:t xml:space="preserve">These requirements cover the single student record and the academic structure it rests on: departments, programmes, intakes, registration and student status.</w:t>
       </w:r>
     </w:p>
     <w:tbl>
@@ -9477,11 +10548,28 @@
       <w:pPr>
         <w:pStyle w:val="Heading2"/>
       </w:pPr>
+      <w:bookmarkStart w:id="13" w:name="_TocV11_13"/>
       <w:r>
         <w:rPr>
           <w:rFonts w:ascii="Calibri" w:cs="Calibri" w:eastAsia="Calibri" w:hAnsi="Calibri"/>
         </w:rPr>
         <w:t xml:space="preserve">6.3 Teaching, assessment and examinations</w:t>
+      </w:r>
+      <w:bookmarkEnd w:id="13"/>
+    </w:p>
+    <w:p>
+      <w:pPr>
+        <w:spacing w:after="300"/>
+      </w:pPr>
+      <w:r>
+        <w:rPr>
+          <w:i/>
+          <w:rFonts w:ascii="Calibri" w:cs="Calibri" w:eastAsia="Calibri" w:hAnsi="Calibri"/>
+          <w:color w:val="595959"/>
+          <w:sz w:val="22"/>
+          <w:szCs w:val="22"/>
+        </w:rPr>
+        <w:t xml:space="preserve">These requirements cover the academic core of the institution: allocating teaching, attendance, continuous assessment, examinations, results approval and NACTVET results submission.</w:t>
       </w:r>
     </w:p>
     <w:tbl>
@@ -11039,11 +12127,28 @@
       <w:pPr>
         <w:pStyle w:val="Heading2"/>
       </w:pPr>
+      <w:bookmarkStart w:id="14" w:name="_TocV11_14"/>
       <w:r>
         <w:rPr>
           <w:rFonts w:ascii="Calibri" w:cs="Calibri" w:eastAsia="Calibri" w:hAnsi="Calibri"/>
         </w:rPr>
         <w:t xml:space="preserve">6.4 Finance and fees</w:t>
+      </w:r>
+      <w:bookmarkEnd w:id="14"/>
+    </w:p>
+    <w:p>
+      <w:pPr>
+        <w:spacing w:after="300"/>
+      </w:pPr>
+      <w:r>
+        <w:rPr>
+          <w:i/>
+          <w:rFonts w:ascii="Calibri" w:cs="Calibri" w:eastAsia="Calibri" w:hAnsi="Calibri"/>
+          <w:color w:val="595959"/>
+          <w:sz w:val="22"/>
+          <w:szCs w:val="22"/>
+        </w:rPr>
+        <w:t xml:space="preserve">These requirements cover how the institution charges and collects fees, records payments, manages sponsors and waivers, and reports on revenue.</w:t>
       </w:r>
     </w:p>
     <w:tbl>
@@ -12266,11 +13371,28 @@
       <w:pPr>
         <w:pStyle w:val="Heading2"/>
       </w:pPr>
+      <w:bookmarkStart w:id="15" w:name="_TocV11_15"/>
       <w:r>
         <w:rPr>
           <w:rFonts w:ascii="Calibri" w:cs="Calibri" w:eastAsia="Calibri" w:hAnsi="Calibri"/>
         </w:rPr>
         <w:t xml:space="preserve">6.5 Hostel, clearance and graduation</w:t>
+      </w:r>
+      <w:bookmarkEnd w:id="15"/>
+    </w:p>
+    <w:p>
+      <w:pPr>
+        <w:spacing w:after="300"/>
+      </w:pPr>
+      <w:r>
+        <w:rPr>
+          <w:i/>
+          <w:rFonts w:ascii="Calibri" w:cs="Calibri" w:eastAsia="Calibri" w:hAnsi="Calibri"/>
+          <w:color w:val="595959"/>
+          <w:sz w:val="22"/>
+          <w:szCs w:val="22"/>
+        </w:rPr>
+        <w:t xml:space="preserve">These requirements cover student accommodation, clearance before leaving and the steps to graduation and certificates.</w:t>
       </w:r>
     </w:p>
     <w:tbl>
@@ -13158,11 +14280,28 @@
       <w:pPr>
         <w:pStyle w:val="Heading2"/>
       </w:pPr>
+      <w:bookmarkStart w:id="16" w:name="_TocV11_16"/>
       <w:r>
         <w:rPr>
           <w:rFonts w:ascii="Calibri" w:cs="Calibri" w:eastAsia="Calibri" w:hAnsi="Calibri"/>
         </w:rPr>
         <w:t xml:space="preserve">6.6 Self-service, communication and reporting</w:t>
+      </w:r>
+      <w:bookmarkEnd w:id="16"/>
+    </w:p>
+    <w:p>
+      <w:pPr>
+        <w:spacing w:after="300"/>
+      </w:pPr>
+      <w:r>
+        <w:rPr>
+          <w:i/>
+          <w:rFonts w:ascii="Calibri" w:cs="Calibri" w:eastAsia="Calibri" w:hAnsi="Calibri"/>
+          <w:color w:val="595959"/>
+          <w:sz w:val="22"/>
+          <w:szCs w:val="22"/>
+        </w:rPr>
+        <w:t xml:space="preserve">These requirements cover what students can do for themselves online, how the institution communicates with them, and the reports and dashboards management relies on.</w:t>
       </w:r>
     </w:p>
     <w:tbl>
@@ -13880,11 +15019,28 @@
       <w:pPr>
         <w:pStyle w:val="Heading2"/>
       </w:pPr>
+      <w:bookmarkStart w:id="17" w:name="_TocV11_17"/>
       <w:r>
         <w:rPr>
           <w:rFonts w:ascii="Calibri" w:cs="Calibri" w:eastAsia="Calibri" w:hAnsi="Calibri"/>
         </w:rPr>
         <w:t xml:space="preserve">6.7 Platform, security and compliance</w:t>
+      </w:r>
+      <w:bookmarkEnd w:id="17"/>
+    </w:p>
+    <w:p>
+      <w:pPr>
+        <w:spacing w:after="300"/>
+      </w:pPr>
+      <w:r>
+        <w:rPr>
+          <w:i/>
+          <w:rFonts w:ascii="Calibri" w:cs="Calibri" w:eastAsia="Calibri" w:hAnsi="Calibri"/>
+          <w:color w:val="595959"/>
+          <w:sz w:val="22"/>
+          <w:szCs w:val="22"/>
+        </w:rPr>
+        <w:t xml:space="preserve">These requirements apply across the whole system: serving many institutions safely, controlling who can see what, protecting personal data and keeping a record of every important action.</w:t>
       </w:r>
     </w:p>
     <w:tbl>
@@ -15442,11 +16598,28 @@
       <w:pPr>
         <w:pStyle w:val="Heading2"/>
       </w:pPr>
+      <w:bookmarkStart w:id="18" w:name="_TocV11_18"/>
       <w:r>
         <w:rPr>
           <w:rFonts w:ascii="Calibri" w:cs="Calibri" w:eastAsia="Calibri" w:hAnsi="Calibri"/>
         </w:rPr>
         <w:t xml:space="preserve">6.8 Implementation status (October 2026)</w:t>
+      </w:r>
+      <w:bookmarkEnd w:id="18"/>
+    </w:p>
+    <w:p>
+      <w:pPr>
+        <w:spacing w:after="300"/>
+      </w:pPr>
+      <w:r>
+        <w:rPr>
+          <w:i/>
+          <w:rFonts w:ascii="Calibri" w:cs="Calibri" w:eastAsia="Calibri" w:hAnsi="Calibri"/>
+          <w:color w:val="595959"/>
+          <w:sz w:val="22"/>
+          <w:szCs w:val="22"/>
+        </w:rPr>
+        <w:t xml:space="preserve">This sub-section reports, requirement by requirement, how far the system as built meets the business requirements, so stakeholders can see exactly what is ready and what remains.</w:t>
       </w:r>
     </w:p>
     <w:p>
@@ -20004,11 +21177,28 @@
       <w:pPr>
         <w:pStyle w:val="Heading1"/>
       </w:pPr>
+      <w:bookmarkStart w:id="19" w:name="_TocV11_19"/>
       <w:r>
         <w:rPr>
           <w:rFonts w:ascii="Calibri" w:cs="Calibri" w:eastAsia="Calibri" w:hAnsi="Calibri"/>
         </w:rPr>
         <w:t xml:space="preserve">7. Business Rules</w:t>
+      </w:r>
+      <w:bookmarkEnd w:id="19"/>
+    </w:p>
+    <w:p>
+      <w:pPr>
+        <w:spacing w:after="300"/>
+      </w:pPr>
+      <w:r>
+        <w:rPr>
+          <w:i/>
+          <w:rFonts w:ascii="Calibri" w:cs="Calibri" w:eastAsia="Calibri" w:hAnsi="Calibri"/>
+          <w:color w:val="595959"/>
+          <w:sz w:val="22"/>
+          <w:szCs w:val="22"/>
+        </w:rPr>
+        <w:t xml:space="preserve">Business rules are the institution's policies that the system must always apply, such as when an application may be processed or when a student may sit an examination. This section lists them.</w:t>
       </w:r>
     </w:p>
     <w:p>
@@ -21667,11 +22857,28 @@
       <w:pPr>
         <w:pStyle w:val="Heading2"/>
       </w:pPr>
+      <w:bookmarkStart w:id="20" w:name="_TocV11_20"/>
       <w:r>
         <w:rPr>
           <w:rFonts w:ascii="Calibri" w:cs="Calibri" w:eastAsia="Calibri" w:hAnsi="Calibri"/>
         </w:rPr>
         <w:t xml:space="preserve">7.1 How the rules are enforced (as built)</w:t>
+      </w:r>
+      <w:bookmarkEnd w:id="20"/>
+    </w:p>
+    <w:p>
+      <w:pPr>
+        <w:spacing w:after="300"/>
+      </w:pPr>
+      <w:r>
+        <w:rPr>
+          <w:i/>
+          <w:rFonts w:ascii="Calibri" w:cs="Calibri" w:eastAsia="Calibri" w:hAnsi="Calibri"/>
+          <w:color w:val="595959"/>
+          <w:sz w:val="22"/>
+          <w:szCs w:val="22"/>
+        </w:rPr>
+        <w:t xml:space="preserve">This sub-section explains how the most important rules are enforced in the system as built, including those protected by the database itself so they cannot be bypassed.</w:t>
       </w:r>
     </w:p>
     <w:p>
@@ -23375,11 +24582,28 @@
       <w:pPr>
         <w:pStyle w:val="Heading1"/>
       </w:pPr>
+      <w:bookmarkStart w:id="21" w:name="_TocV11_21"/>
       <w:r>
         <w:rPr>
           <w:rFonts w:ascii="Calibri" w:cs="Calibri" w:eastAsia="Calibri" w:hAnsi="Calibri"/>
         </w:rPr>
         <w:t xml:space="preserve">8. Regulatory and Compliance Requirements</w:t>
+      </w:r>
+      <w:bookmarkEnd w:id="21"/>
+    </w:p>
+    <w:p>
+      <w:pPr>
+        <w:spacing w:after="300"/>
+      </w:pPr>
+      <w:r>
+        <w:rPr>
+          <w:i/>
+          <w:rFonts w:ascii="Calibri" w:cs="Calibri" w:eastAsia="Calibri" w:hAnsi="Calibri"/>
+          <w:color w:val="595959"/>
+          <w:sz w:val="22"/>
+          <w:szCs w:val="22"/>
+        </w:rPr>
+        <w:t xml:space="preserve">Institutions operate under national laws and regulator rules. This section lists each obligation and what it requires of CIMS, so that compliance is designed in rather than added later.</w:t>
       </w:r>
     </w:p>
     <w:tbl>
@@ -23835,22 +25059,56 @@
       <w:pPr>
         <w:pStyle w:val="Heading1"/>
       </w:pPr>
+      <w:bookmarkStart w:id="22" w:name="_TocV11_22"/>
       <w:r>
         <w:rPr>
           <w:rFonts w:ascii="Calibri" w:cs="Calibri" w:eastAsia="Calibri" w:hAnsi="Calibri"/>
         </w:rPr>
         <w:t xml:space="preserve">9. Assumptions, Constraints and Dependencies</w:t>
       </w:r>
+      <w:bookmarkEnd w:id="22"/>
+    </w:p>
+    <w:p>
+      <w:pPr>
+        <w:spacing w:after="300"/>
+      </w:pPr>
+      <w:r>
+        <w:rPr>
+          <w:i/>
+          <w:rFonts w:ascii="Calibri" w:cs="Calibri" w:eastAsia="Calibri" w:hAnsi="Calibri"/>
+          <w:color w:val="595959"/>
+          <w:sz w:val="22"/>
+          <w:szCs w:val="22"/>
+        </w:rPr>
+        <w:t xml:space="preserve">Every plan rests on assumptions, operates within limits and depends on others. This section makes them explicit so that stakeholders can see what must hold true for CIMS to succeed.</w:t>
+      </w:r>
     </w:p>
     <w:p>
       <w:pPr>
         <w:pStyle w:val="Heading2"/>
       </w:pPr>
+      <w:bookmarkStart w:id="23" w:name="_TocV11_23"/>
       <w:r>
         <w:rPr>
           <w:rFonts w:ascii="Calibri" w:cs="Calibri" w:eastAsia="Calibri" w:hAnsi="Calibri"/>
         </w:rPr>
         <w:t xml:space="preserve">9.1 Assumptions</w:t>
+      </w:r>
+      <w:bookmarkEnd w:id="23"/>
+    </w:p>
+    <w:p>
+      <w:pPr>
+        <w:spacing w:after="300"/>
+      </w:pPr>
+      <w:r>
+        <w:rPr>
+          <w:i/>
+          <w:rFonts w:ascii="Calibri" w:cs="Calibri" w:eastAsia="Calibri" w:hAnsi="Calibri"/>
+          <w:color w:val="595959"/>
+          <w:sz w:val="22"/>
+          <w:szCs w:val="22"/>
+        </w:rPr>
+        <w:t xml:space="preserve">The assumptions below are conditions taken as true when planning CIMS. If one proves false, the plan may need to change.</w:t>
       </w:r>
     </w:p>
     <w:p>
@@ -23921,11 +25179,28 @@
       <w:pPr>
         <w:pStyle w:val="Heading2"/>
       </w:pPr>
+      <w:bookmarkStart w:id="24" w:name="_TocV11_24"/>
       <w:r>
         <w:rPr>
           <w:rFonts w:ascii="Calibri" w:cs="Calibri" w:eastAsia="Calibri" w:hAnsi="Calibri"/>
         </w:rPr>
         <w:t xml:space="preserve">9.2 Constraints</w:t>
+      </w:r>
+      <w:bookmarkEnd w:id="24"/>
+    </w:p>
+    <w:p>
+      <w:pPr>
+        <w:spacing w:after="300"/>
+      </w:pPr>
+      <w:r>
+        <w:rPr>
+          <w:i/>
+          <w:rFonts w:ascii="Calibri" w:cs="Calibri" w:eastAsia="Calibri" w:hAnsi="Calibri"/>
+          <w:color w:val="595959"/>
+          <w:sz w:val="22"/>
+          <w:szCs w:val="22"/>
+        </w:rPr>
+        <w:t xml:space="preserve">The constraints below are fixed limits, such as deadlines and budget, within which CIMS must be delivered.</w:t>
       </w:r>
     </w:p>
     <w:p>
@@ -23980,11 +25255,28 @@
       <w:pPr>
         <w:pStyle w:val="Heading2"/>
       </w:pPr>
+      <w:bookmarkStart w:id="25" w:name="_TocV11_25"/>
       <w:r>
         <w:rPr>
           <w:rFonts w:ascii="Calibri" w:cs="Calibri" w:eastAsia="Calibri" w:hAnsi="Calibri"/>
         </w:rPr>
         <w:t xml:space="preserve">9.3 Dependencies</w:t>
+      </w:r>
+      <w:bookmarkEnd w:id="25"/>
+    </w:p>
+    <w:p>
+      <w:pPr>
+        <w:spacing w:after="300"/>
+      </w:pPr>
+      <w:r>
+        <w:rPr>
+          <w:i/>
+          <w:rFonts w:ascii="Calibri" w:cs="Calibri" w:eastAsia="Calibri" w:hAnsi="Calibri"/>
+          <w:color w:val="595959"/>
+          <w:sz w:val="22"/>
+          <w:szCs w:val="22"/>
+        </w:rPr>
+        <w:t xml:space="preserve">The dependencies below are things CIMS needs from other parties, such as access to national systems and staff time, without which parts of the project cannot proceed.</w:t>
       </w:r>
     </w:p>
     <w:p>
@@ -24063,11 +25355,28 @@
       <w:pPr>
         <w:pStyle w:val="Heading1"/>
       </w:pPr>
+      <w:bookmarkStart w:id="26" w:name="_TocV11_26"/>
       <w:r>
         <w:rPr>
           <w:rFonts w:ascii="Calibri" w:cs="Calibri" w:eastAsia="Calibri" w:hAnsi="Calibri"/>
         </w:rPr>
         <w:t xml:space="preserve">10. Success Indicators</w:t>
+      </w:r>
+      <w:bookmarkEnd w:id="26"/>
+    </w:p>
+    <w:p>
+      <w:pPr>
+        <w:spacing w:after="300"/>
+      </w:pPr>
+      <w:r>
+        <w:rPr>
+          <w:i/>
+          <w:rFonts w:ascii="Calibri" w:cs="Calibri" w:eastAsia="Calibri" w:hAnsi="Calibri"/>
+          <w:color w:val="595959"/>
+          <w:sz w:val="22"/>
+          <w:szCs w:val="22"/>
+        </w:rPr>
+        <w:t xml:space="preserve">This section defines how success will be measured once CIMS is in use: each indicator, its target and where the figure comes from.</w:t>
       </w:r>
     </w:p>
     <w:tbl>
@@ -25156,11 +26465,28 @@
       <w:pPr>
         <w:pStyle w:val="Heading1"/>
       </w:pPr>
+      <w:bookmarkStart w:id="27" w:name="_TocV11_27"/>
       <w:r>
         <w:rPr>
           <w:rFonts w:ascii="Calibri" w:cs="Calibri" w:eastAsia="Calibri" w:hAnsi="Calibri"/>
         </w:rPr>
         <w:t xml:space="preserve">11. Approval</w:t>
+      </w:r>
+      <w:bookmarkEnd w:id="27"/>
+    </w:p>
+    <w:p>
+      <w:pPr>
+        <w:spacing w:after="300"/>
+      </w:pPr>
+      <w:r>
+        <w:rPr>
+          <w:i/>
+          <w:rFonts w:ascii="Calibri" w:cs="Calibri" w:eastAsia="Calibri" w:hAnsi="Calibri"/>
+          <w:color w:val="595959"/>
+          <w:sz w:val="22"/>
+          <w:szCs w:val="22"/>
+        </w:rPr>
+        <w:t xml:space="preserve">This final section explains what approval of this document means and what it allows to proceed.</w:t>
       </w:r>
     </w:p>
     <w:p>

--- a/docs/02_Business_Requirements_Document_College_Institution_Management_System.docx
+++ b/docs/02_Business_Requirements_Document_College_Institution_Management_System.docx
@@ -1510,7 +1510,7 @@
                 <w:sz w:val="18"/>
                 <w:szCs w:val="18"/>
               </w:rPr>
-              <w:t xml:space="preserve">Implementation status brought up to date after the completion batches (campuses and transfers; instalments, penalties and discounts; email; two-step sign-in, API clients and personal-data requests; data import and document uploads; configurable approval stages; alumni and tracer surveys; live government adapters, deployment and load tests; the staff back-office in Kiswahili). The version 2.0 requirements stay the baseline.</w:t>
+              <w:t xml:space="preserve">Implementation status brought up to date after the completion batches (campuses and transfers; instalments, penalties and discounts; email; two-step sign-in, API clients and personal-data requests; data import and document uploads; configurable approval stages; alumni and tracer surveys; live government adapters, deployment and load tests; the staff back-office in Kiswahili). The version 2.0 requirements stay the baseline. Abbreviations and glossary table added (section 1.3).</w:t>
             </w:r>
           </w:p>
         </w:tc>
@@ -3166,7 +3166,7 @@
                 <w:sz w:val="20"/>
                 <w:szCs w:val="20"/>
               </w:rPr>
-              <w:t xml:space="preserve">1.3 Definitions</w:t>
+              <w:t xml:space="preserve">1.3 Abbreviations and glossary</w:t>
             </w:r>
             <w:r>
               <w:rPr>
@@ -3209,7 +3209,7 @@
                 <w:szCs w:val="21"/>
               </w:rPr>
               <w:tab/>
-              <w:t>6</w:t>
+              <w:t>7</w:t>
             </w:r>
           </w:hyperlink>
         </w:p>
@@ -3237,7 +3237,7 @@
                 <w:szCs w:val="20"/>
               </w:rPr>
               <w:tab/>
-              <w:t>6</w:t>
+              <w:t>7</w:t>
             </w:r>
           </w:hyperlink>
         </w:p>
@@ -3271,7 +3271,7 @@
                 <w:szCs w:val="21"/>
               </w:rPr>
               <w:tab/>
-              <w:t>6</w:t>
+              <w:t>8</w:t>
             </w:r>
           </w:hyperlink>
         </w:p>
@@ -3305,7 +3305,7 @@
                 <w:szCs w:val="21"/>
               </w:rPr>
               <w:tab/>
-              <w:t>7</w:t>
+              <w:t>9</w:t>
             </w:r>
           </w:hyperlink>
         </w:p>
@@ -3339,7 +3339,7 @@
                 <w:szCs w:val="21"/>
               </w:rPr>
               <w:tab/>
-              <w:t>8</w:t>
+              <w:t>9</w:t>
             </w:r>
           </w:hyperlink>
         </w:p>
@@ -3373,7 +3373,7 @@
                 <w:szCs w:val="21"/>
               </w:rPr>
               <w:tab/>
-              <w:t>8</w:t>
+              <w:t>9</w:t>
             </w:r>
           </w:hyperlink>
         </w:p>
@@ -3401,7 +3401,7 @@
                 <w:szCs w:val="20"/>
               </w:rPr>
               <w:tab/>
-              <w:t>8</w:t>
+              <w:t>9</w:t>
             </w:r>
           </w:hyperlink>
         </w:p>
@@ -3429,7 +3429,7 @@
                 <w:szCs w:val="20"/>
               </w:rPr>
               <w:tab/>
-              <w:t>8</w:t>
+              <w:t>10</w:t>
             </w:r>
           </w:hyperlink>
         </w:p>
@@ -3457,7 +3457,7 @@
                 <w:szCs w:val="20"/>
               </w:rPr>
               <w:tab/>
-              <w:t>9</w:t>
+              <w:t>10</w:t>
             </w:r>
           </w:hyperlink>
         </w:p>
@@ -3485,7 +3485,7 @@
                 <w:szCs w:val="20"/>
               </w:rPr>
               <w:tab/>
-              <w:t>9</w:t>
+              <w:t>11</w:t>
             </w:r>
           </w:hyperlink>
         </w:p>
@@ -3513,7 +3513,7 @@
                 <w:szCs w:val="20"/>
               </w:rPr>
               <w:tab/>
-              <w:t>10</w:t>
+              <w:t>12</w:t>
             </w:r>
           </w:hyperlink>
         </w:p>
@@ -3541,7 +3541,7 @@
                 <w:szCs w:val="20"/>
               </w:rPr>
               <w:tab/>
-              <w:t>10</w:t>
+              <w:t>12</w:t>
             </w:r>
           </w:hyperlink>
         </w:p>
@@ -3569,7 +3569,7 @@
                 <w:szCs w:val="20"/>
               </w:rPr>
               <w:tab/>
-              <w:t>11</w:t>
+              <w:t>12</w:t>
             </w:r>
           </w:hyperlink>
         </w:p>
@@ -3597,7 +3597,7 @@
                 <w:szCs w:val="20"/>
               </w:rPr>
               <w:tab/>
-              <w:t>11</w:t>
+              <w:t>13</w:t>
             </w:r>
           </w:hyperlink>
         </w:p>
@@ -3631,7 +3631,7 @@
                 <w:szCs w:val="21"/>
               </w:rPr>
               <w:tab/>
-              <w:t>13</w:t>
+              <w:t>15</w:t>
             </w:r>
           </w:hyperlink>
         </w:p>
@@ -3659,7 +3659,7 @@
                 <w:szCs w:val="20"/>
               </w:rPr>
               <w:tab/>
-              <w:t>14</w:t>
+              <w:t>16</w:t>
             </w:r>
           </w:hyperlink>
         </w:p>
@@ -3693,7 +3693,7 @@
                 <w:szCs w:val="21"/>
               </w:rPr>
               <w:tab/>
-              <w:t>15</w:t>
+              <w:t>17</w:t>
             </w:r>
           </w:hyperlink>
         </w:p>
@@ -3727,7 +3727,7 @@
                 <w:szCs w:val="21"/>
               </w:rPr>
               <w:tab/>
-              <w:t>16</w:t>
+              <w:t>18</w:t>
             </w:r>
           </w:hyperlink>
         </w:p>
@@ -3755,7 +3755,7 @@
                 <w:szCs w:val="20"/>
               </w:rPr>
               <w:tab/>
-              <w:t>16</w:t>
+              <w:t>18</w:t>
             </w:r>
           </w:hyperlink>
         </w:p>
@@ -3783,7 +3783,7 @@
                 <w:szCs w:val="20"/>
               </w:rPr>
               <w:tab/>
-              <w:t>16</w:t>
+              <w:t>18</w:t>
             </w:r>
           </w:hyperlink>
         </w:p>
@@ -3811,7 +3811,7 @@
                 <w:szCs w:val="20"/>
               </w:rPr>
               <w:tab/>
-              <w:t>16</w:t>
+              <w:t>18</w:t>
             </w:r>
           </w:hyperlink>
         </w:p>
@@ -3845,7 +3845,7 @@
                 <w:szCs w:val="21"/>
               </w:rPr>
               <w:tab/>
-              <w:t>17</w:t>
+              <w:t>18</w:t>
             </w:r>
           </w:hyperlink>
         </w:p>
@@ -3879,7 +3879,7 @@
                 <w:szCs w:val="21"/>
               </w:rPr>
               <w:tab/>
-              <w:t>17</w:t>
+              <w:t>19</w:t>
             </w:r>
           </w:hyperlink>
         </w:p>
@@ -4028,7 +4028,7 @@
         <w:rPr>
           <w:rFonts w:ascii="Calibri" w:cs="Calibri" w:eastAsia="Calibri" w:hAnsi="Calibri"/>
         </w:rPr>
-        <w:t xml:space="preserve">1.3 Definitions</w:t>
+        <w:t xml:space="preserve">1.3 Abbreviations and glossary</w:t>
       </w:r>
       <w:bookmarkEnd w:id="4"/>
     </w:p>
@@ -4044,7 +4044,7 @@
           <w:sz w:val="22"/>
           <w:szCs w:val="22"/>
         </w:rPr>
-        <w:t xml:space="preserve">The sector and the system use many abbreviations and specialised terms. The table explains each one in plain language.</w:t>
+        <w:t xml:space="preserve">This table explains the abbreviations and specialised terms used in this document, so that readers from any office can follow it. Only terms that appear in this document are listed.</w:t>
       </w:r>
     </w:p>
     <w:tbl>
@@ -4173,7 +4173,7 @@
                 <w:sz w:val="18"/>
                 <w:szCs w:val="18"/>
               </w:rPr>
-              <w:t xml:space="preserve">NACTVET</w:t>
+              <w:t xml:space="preserve">ACSEE</w:t>
             </w:r>
           </w:p>
         </w:tc>
@@ -4205,7 +4205,7 @@
                 <w:sz w:val="18"/>
                 <w:szCs w:val="18"/>
               </w:rPr>
-              <w:t xml:space="preserve">National Council for Technical and Vocational Education and Training — the regulator for TVET institutions and awards.</w:t>
+              <w:t xml:space="preserve">Advanced Certificate of Secondary Education Examination (Form Six), results from NECTA.</w:t>
             </w:r>
           </w:p>
         </w:tc>
@@ -4223,7 +4223,6 @@
               <w:bottom w:val="single" w:color="BFC9D6" w:sz="4"/>
               <w:right w:val="single" w:color="BFC9D6" w:sz="4"/>
             </w:tcBorders>
-            <w:shd w:fill="EEF3F8" w:color="auto" w:val="clear"/>
             <w:tcMar>
               <w:top w:type="dxa" w:w="60"/>
               <w:left w:type="dxa" w:w="100"/>
@@ -4243,7 +4242,7 @@
                 <w:sz w:val="18"/>
                 <w:szCs w:val="18"/>
               </w:rPr>
-              <w:t xml:space="preserve">NVA</w:t>
+              <w:t xml:space="preserve">Admission window</w:t>
             </w:r>
           </w:p>
         </w:tc>
@@ -4256,7 +4255,6 @@
               <w:bottom w:val="single" w:color="BFC9D6" w:sz="4"/>
               <w:right w:val="single" w:color="BFC9D6" w:sz="4"/>
             </w:tcBorders>
-            <w:shd w:fill="EEF3F8" w:color="auto" w:val="clear"/>
             <w:tcMar>
               <w:top w:type="dxa" w:w="60"/>
               <w:left w:type="dxa" w:w="100"/>
@@ -4276,7 +4274,7 @@
                 <w:sz w:val="18"/>
                 <w:szCs w:val="18"/>
               </w:rPr>
-              <w:t xml:space="preserve">National Vocational Award, Levels I–III (Certificate of Competence).</w:t>
+              <w:t xml:space="preserve">A period, for one academic year and intake, during which applicants can apply for the programmes offered.</w:t>
             </w:r>
           </w:p>
         </w:tc>
@@ -4313,7 +4311,7 @@
                 <w:sz w:val="18"/>
                 <w:szCs w:val="18"/>
               </w:rPr>
-              <w:t xml:space="preserve">NTA</w:t>
+              <w:t xml:space="preserve">API</w:t>
             </w:r>
           </w:p>
         </w:tc>
@@ -4345,7 +4343,7 @@
                 <w:sz w:val="18"/>
                 <w:szCs w:val="18"/>
               </w:rPr>
-              <w:t xml:space="preserve">National Technical Award, Levels 4–8 (Basic Technician Certificate to Bachelor Degree).</w:t>
+              <w:t xml:space="preserve">Application Programming Interface: the way two systems exchange data automatically.</w:t>
             </w:r>
           </w:p>
         </w:tc>
@@ -4363,7 +4361,6 @@
               <w:bottom w:val="single" w:color="BFC9D6" w:sz="4"/>
               <w:right w:val="single" w:color="BFC9D6" w:sz="4"/>
             </w:tcBorders>
-            <w:shd w:fill="EEF3F8" w:color="auto" w:val="clear"/>
             <w:tcMar>
               <w:top w:type="dxa" w:w="60"/>
               <w:left w:type="dxa" w:w="100"/>
@@ -4396,7 +4393,6 @@
               <w:bottom w:val="single" w:color="BFC9D6" w:sz="4"/>
               <w:right w:val="single" w:color="BFC9D6" w:sz="4"/>
             </w:tcBorders>
-            <w:shd w:fill="EEF3F8" w:color="auto" w:val="clear"/>
             <w:tcMar>
               <w:top w:type="dxa" w:w="60"/>
               <w:left w:type="dxa" w:w="100"/>
@@ -4416,7 +4412,7 @@
                 <w:sz w:val="18"/>
                 <w:szCs w:val="18"/>
               </w:rPr>
-              <w:t xml:space="preserve">Award Verification Number issued by NACTVET for NTA awards; used to verify prior qualifications of applicants.</w:t>
+              <w:t xml:space="preserve">Award Verification Number issued by NACTVET for NTA awards, used to verify prior qualifications.</w:t>
             </w:r>
           </w:p>
         </w:tc>
@@ -4453,7 +4449,7 @@
                 <w:sz w:val="18"/>
                 <w:szCs w:val="18"/>
               </w:rPr>
-              <w:t xml:space="preserve">NECTA</w:t>
+              <w:t xml:space="preserve">BR</w:t>
             </w:r>
           </w:p>
         </w:tc>
@@ -4485,7 +4481,7 @@
                 <w:sz w:val="18"/>
                 <w:szCs w:val="18"/>
               </w:rPr>
-              <w:t xml:space="preserve">National Examinations Council of Tanzania — source of CSEE (Form Four) and ACSEE (Form Six) results.</w:t>
+              <w:t xml:space="preserve">Business requirement identifier in Document 02 (for example BR-03).</w:t>
             </w:r>
           </w:p>
         </w:tc>
@@ -4503,7 +4499,6 @@
               <w:bottom w:val="single" w:color="BFC9D6" w:sz="4"/>
               <w:right w:val="single" w:color="BFC9D6" w:sz="4"/>
             </w:tcBorders>
-            <w:shd w:fill="EEF3F8" w:color="auto" w:val="clear"/>
             <w:tcMar>
               <w:top w:type="dxa" w:w="60"/>
               <w:left w:type="dxa" w:w="100"/>
@@ -4523,7 +4518,7 @@
                 <w:sz w:val="18"/>
                 <w:szCs w:val="18"/>
               </w:rPr>
-              <w:t xml:space="preserve">GePG</w:t>
+              <w:t xml:space="preserve">BRU</w:t>
             </w:r>
           </w:p>
         </w:tc>
@@ -4536,7 +4531,6 @@
               <w:bottom w:val="single" w:color="BFC9D6" w:sz="4"/>
               <w:right w:val="single" w:color="BFC9D6" w:sz="4"/>
             </w:tcBorders>
-            <w:shd w:fill="EEF3F8" w:color="auto" w:val="clear"/>
             <w:tcMar>
               <w:top w:type="dxa" w:w="60"/>
               <w:left w:type="dxa" w:w="100"/>
@@ -4556,7 +4550,7 @@
                 <w:sz w:val="18"/>
                 <w:szCs w:val="18"/>
               </w:rPr>
-              <w:t xml:space="preserve">Government electronic Payment Gateway — issues control numbers and confirms payments.</w:t>
+              <w:t xml:space="preserve">Business rule identifier in Document 02 (for example BRU-06).</w:t>
             </w:r>
           </w:p>
         </w:tc>
@@ -4593,7 +4587,7 @@
                 <w:sz w:val="18"/>
                 <w:szCs w:val="18"/>
               </w:rPr>
-              <w:t xml:space="preserve">HESLB</w:t>
+              <w:t xml:space="preserve">CA / SE</w:t>
             </w:r>
           </w:p>
         </w:tc>
@@ -4625,7 +4619,7 @@
                 <w:sz w:val="18"/>
                 <w:szCs w:val="18"/>
               </w:rPr>
-              <w:t xml:space="preserve">Higher Education Students' Loans Board — funds eligible students in eligible programmes.</w:t>
+              <w:t xml:space="preserve">Continuous assessment (coursework, tests, practicals) / semester examination.</w:t>
             </w:r>
           </w:p>
         </w:tc>
@@ -4643,7 +4637,6 @@
               <w:bottom w:val="single" w:color="BFC9D6" w:sz="4"/>
               <w:right w:val="single" w:color="BFC9D6" w:sz="4"/>
             </w:tcBorders>
-            <w:shd w:fill="EEF3F8" w:color="auto" w:val="clear"/>
             <w:tcMar>
               <w:top w:type="dxa" w:w="60"/>
               <w:left w:type="dxa" w:w="100"/>
@@ -4663,7 +4656,7 @@
                 <w:sz w:val="18"/>
                 <w:szCs w:val="18"/>
               </w:rPr>
-              <w:t xml:space="preserve">CA / SE</w:t>
+              <w:t xml:space="preserve">CGPA</w:t>
             </w:r>
           </w:p>
         </w:tc>
@@ -4676,7 +4669,6 @@
               <w:bottom w:val="single" w:color="BFC9D6" w:sz="4"/>
               <w:right w:val="single" w:color="BFC9D6" w:sz="4"/>
             </w:tcBorders>
-            <w:shd w:fill="EEF3F8" w:color="auto" w:val="clear"/>
             <w:tcMar>
               <w:top w:type="dxa" w:w="60"/>
               <w:left w:type="dxa" w:w="100"/>
@@ -4696,7 +4688,7 @@
                 <w:sz w:val="18"/>
                 <w:szCs w:val="18"/>
               </w:rPr>
-              <w:t xml:space="preserve">Continuous Assessment / Semester (End of Semester) Examination.</w:t>
+              <w:t xml:space="preserve">Cumulative grade point average over all semesters of a programme.</w:t>
             </w:r>
           </w:p>
         </w:tc>
@@ -4733,7 +4725,7 @@
                 <w:sz w:val="18"/>
                 <w:szCs w:val="18"/>
               </w:rPr>
-              <w:t xml:space="preserve">GPA</w:t>
+              <w:t xml:space="preserve">CIMS</w:t>
             </w:r>
           </w:p>
         </w:tc>
@@ -4765,7 +4757,7 @@
                 <w:sz w:val="18"/>
                 <w:szCs w:val="18"/>
               </w:rPr>
-              <w:t xml:space="preserve">Grade Point Average — semester, annual and cumulative.</w:t>
+              <w:t xml:space="preserve">College/Institution Management System, the system these documents describe.</w:t>
             </w:r>
           </w:p>
         </w:tc>
@@ -4783,7 +4775,6 @@
               <w:bottom w:val="single" w:color="BFC9D6" w:sz="4"/>
               <w:right w:val="single" w:color="BFC9D6" w:sz="4"/>
             </w:tcBorders>
-            <w:shd w:fill="EEF3F8" w:color="auto" w:val="clear"/>
             <w:tcMar>
               <w:top w:type="dxa" w:w="60"/>
               <w:left w:type="dxa" w:w="100"/>
@@ -4803,7 +4794,7 @@
                 <w:sz w:val="18"/>
                 <w:szCs w:val="18"/>
               </w:rPr>
-              <w:t xml:space="preserve">IPT</w:t>
+              <w:t xml:space="preserve">Clearance gate</w:t>
             </w:r>
           </w:p>
         </w:tc>
@@ -4816,7 +4807,6 @@
               <w:bottom w:val="single" w:color="BFC9D6" w:sz="4"/>
               <w:right w:val="single" w:color="BFC9D6" w:sz="4"/>
             </w:tcBorders>
-            <w:shd w:fill="EEF3F8" w:color="auto" w:val="clear"/>
             <w:tcMar>
               <w:top w:type="dxa" w:w="60"/>
               <w:left w:type="dxa" w:w="100"/>
@@ -4836,7 +4826,7 @@
                 <w:sz w:val="18"/>
                 <w:szCs w:val="18"/>
               </w:rPr>
-              <w:t xml:space="preserve">Industrial Practical Training (field attachment).</w:t>
+              <w:t xml:space="preserve">A fees rule that must be met before registration, examinations, results, hostel or graduation.</w:t>
             </w:r>
           </w:p>
         </w:tc>
@@ -4873,7 +4863,7 @@
                 <w:sz w:val="18"/>
                 <w:szCs w:val="18"/>
               </w:rPr>
-              <w:t xml:space="preserve">Tenant</w:t>
+              <w:t xml:space="preserve">Control number</w:t>
             </w:r>
           </w:p>
         </w:tc>
@@ -4905,7 +4895,7 @@
                 <w:sz w:val="18"/>
                 <w:szCs w:val="18"/>
               </w:rPr>
-              <w:t xml:space="preserve">One institution's isolated space within the shared CIMS platform, with its own branding, users, data and configuration.</w:t>
+              <w:t xml:space="preserve">The GePG number used to pay an invoice through a bank or mobile money.</w:t>
             </w:r>
           </w:p>
         </w:tc>
@@ -4923,7 +4913,6 @@
               <w:bottom w:val="single" w:color="BFC9D6" w:sz="4"/>
               <w:right w:val="single" w:color="BFC9D6" w:sz="4"/>
             </w:tcBorders>
-            <w:shd w:fill="EEF3F8" w:color="auto" w:val="clear"/>
             <w:tcMar>
               <w:top w:type="dxa" w:w="60"/>
               <w:left w:type="dxa" w:w="100"/>
@@ -4943,7 +4932,7 @@
                 <w:sz w:val="18"/>
                 <w:szCs w:val="18"/>
               </w:rPr>
-              <w:t xml:space="preserve">PDPA</w:t>
+              <w:t xml:space="preserve">Credit note</w:t>
             </w:r>
           </w:p>
         </w:tc>
@@ -4956,7 +4945,6 @@
               <w:bottom w:val="single" w:color="BFC9D6" w:sz="4"/>
               <w:right w:val="single" w:color="BFC9D6" w:sz="4"/>
             </w:tcBorders>
-            <w:shd w:fill="EEF3F8" w:color="auto" w:val="clear"/>
             <w:tcMar>
               <w:top w:type="dxa" w:w="60"/>
               <w:left w:type="dxa" w:w="100"/>
@@ -4976,7 +4964,2767 @@
                 <w:sz w:val="18"/>
                 <w:szCs w:val="18"/>
               </w:rPr>
+              <w:t xml:space="preserve">A document that reduces an invoice, used for approved waivers, discounts, scholarships and refunds of fees paid.</w:t>
+            </w:r>
+          </w:p>
+        </w:tc>
+      </w:tr>
+      <w:tr>
+        <w:trPr>
+          <w:cantSplit/>
+        </w:trPr>
+        <w:tc>
+          <w:tcPr>
+            <w:tcW w:type="dxa" w:w="1985"/>
+            <w:tcBorders>
+              <w:top w:val="single" w:color="BFC9D6" w:sz="4"/>
+              <w:left w:val="single" w:color="BFC9D6" w:sz="4"/>
+              <w:bottom w:val="single" w:color="BFC9D6" w:sz="4"/>
+              <w:right w:val="single" w:color="BFC9D6" w:sz="4"/>
+            </w:tcBorders>
+            <w:tcMar>
+              <w:top w:type="dxa" w:w="60"/>
+              <w:left w:type="dxa" w:w="100"/>
+              <w:bottom w:type="dxa" w:w="60"/>
+              <w:right w:type="dxa" w:w="100"/>
+            </w:tcMar>
+            <w:vAlign w:val="center"/>
+          </w:tcPr>
+          <w:p>
+            <w:pPr>
+              <w:spacing w:after="30" w:before="30"/>
+              <w:jc w:val="left"/>
+            </w:pPr>
+            <w:r>
+              <w:rPr>
+                <w:rFonts w:ascii="Calibri" w:cs="Calibri" w:eastAsia="Calibri" w:hAnsi="Calibri"/>
+                <w:sz w:val="18"/>
+                <w:szCs w:val="18"/>
+              </w:rPr>
+              <w:t xml:space="preserve">CSEE</w:t>
+            </w:r>
+          </w:p>
+        </w:tc>
+        <w:tc>
+          <w:tcPr>
+            <w:tcW w:type="dxa" w:w="7041"/>
+            <w:tcBorders>
+              <w:top w:val="single" w:color="BFC9D6" w:sz="4"/>
+              <w:left w:val="single" w:color="BFC9D6" w:sz="4"/>
+              <w:bottom w:val="single" w:color="BFC9D6" w:sz="4"/>
+              <w:right w:val="single" w:color="BFC9D6" w:sz="4"/>
+            </w:tcBorders>
+            <w:tcMar>
+              <w:top w:type="dxa" w:w="60"/>
+              <w:left w:type="dxa" w:w="100"/>
+              <w:bottom w:type="dxa" w:w="60"/>
+              <w:right w:type="dxa" w:w="100"/>
+            </w:tcMar>
+            <w:vAlign w:val="center"/>
+          </w:tcPr>
+          <w:p>
+            <w:pPr>
+              <w:spacing w:after="30" w:before="30"/>
+              <w:jc w:val="left"/>
+            </w:pPr>
+            <w:r>
+              <w:rPr>
+                <w:rFonts w:ascii="Calibri" w:cs="Calibri" w:eastAsia="Calibri" w:hAnsi="Calibri"/>
+                <w:sz w:val="18"/>
+                <w:szCs w:val="18"/>
+              </w:rPr>
+              <w:t xml:space="preserve">Certificate of Secondary Education Examination (Form Four), results from NECTA.</w:t>
+            </w:r>
+          </w:p>
+        </w:tc>
+      </w:tr>
+      <w:tr>
+        <w:trPr>
+          <w:cantSplit/>
+        </w:trPr>
+        <w:tc>
+          <w:tcPr>
+            <w:tcW w:type="dxa" w:w="1985"/>
+            <w:tcBorders>
+              <w:top w:val="single" w:color="BFC9D6" w:sz="4"/>
+              <w:left w:val="single" w:color="BFC9D6" w:sz="4"/>
+              <w:bottom w:val="single" w:color="BFC9D6" w:sz="4"/>
+              <w:right w:val="single" w:color="BFC9D6" w:sz="4"/>
+            </w:tcBorders>
+            <w:tcMar>
+              <w:top w:type="dxa" w:w="60"/>
+              <w:left w:type="dxa" w:w="100"/>
+              <w:bottom w:type="dxa" w:w="60"/>
+              <w:right w:type="dxa" w:w="100"/>
+            </w:tcMar>
+            <w:vAlign w:val="center"/>
+          </w:tcPr>
+          <w:p>
+            <w:pPr>
+              <w:spacing w:after="30" w:before="30"/>
+              <w:jc w:val="left"/>
+            </w:pPr>
+            <w:r>
+              <w:rPr>
+                <w:rFonts w:ascii="Calibri" w:cs="Calibri" w:eastAsia="Calibri" w:hAnsi="Calibri"/>
+                <w:sz w:val="18"/>
+                <w:szCs w:val="18"/>
+              </w:rPr>
+              <w:t xml:space="preserve">CSV</w:t>
+            </w:r>
+          </w:p>
+        </w:tc>
+        <w:tc>
+          <w:tcPr>
+            <w:tcW w:type="dxa" w:w="7041"/>
+            <w:tcBorders>
+              <w:top w:val="single" w:color="BFC9D6" w:sz="4"/>
+              <w:left w:val="single" w:color="BFC9D6" w:sz="4"/>
+              <w:bottom w:val="single" w:color="BFC9D6" w:sz="4"/>
+              <w:right w:val="single" w:color="BFC9D6" w:sz="4"/>
+            </w:tcBorders>
+            <w:tcMar>
+              <w:top w:type="dxa" w:w="60"/>
+              <w:left w:type="dxa" w:w="100"/>
+              <w:bottom w:type="dxa" w:w="60"/>
+              <w:right w:type="dxa" w:w="100"/>
+            </w:tcMar>
+            <w:vAlign w:val="center"/>
+          </w:tcPr>
+          <w:p>
+            <w:pPr>
+              <w:spacing w:after="30" w:before="30"/>
+              <w:jc w:val="left"/>
+            </w:pPr>
+            <w:r>
+              <w:rPr>
+                <w:rFonts w:ascii="Calibri" w:cs="Calibri" w:eastAsia="Calibri" w:hAnsi="Calibri"/>
+                <w:sz w:val="18"/>
+                <w:szCs w:val="18"/>
+              </w:rPr>
+              <w:t xml:space="preserve">Comma-separated values: a plain spreadsheet file that most systems can import and export.</w:t>
+            </w:r>
+          </w:p>
+        </w:tc>
+      </w:tr>
+      <w:tr>
+        <w:trPr>
+          <w:cantSplit/>
+        </w:trPr>
+        <w:tc>
+          <w:tcPr>
+            <w:tcW w:type="dxa" w:w="1985"/>
+            <w:tcBorders>
+              <w:top w:val="single" w:color="BFC9D6" w:sz="4"/>
+              <w:left w:val="single" w:color="BFC9D6" w:sz="4"/>
+              <w:bottom w:val="single" w:color="BFC9D6" w:sz="4"/>
+              <w:right w:val="single" w:color="BFC9D6" w:sz="4"/>
+            </w:tcBorders>
+            <w:tcMar>
+              <w:top w:type="dxa" w:w="60"/>
+              <w:left w:type="dxa" w:w="100"/>
+              <w:bottom w:type="dxa" w:w="60"/>
+              <w:right w:type="dxa" w:w="100"/>
+            </w:tcMar>
+            <w:vAlign w:val="center"/>
+          </w:tcPr>
+          <w:p>
+            <w:pPr>
+              <w:spacing w:after="30" w:before="30"/>
+              <w:jc w:val="left"/>
+            </w:pPr>
+            <w:r>
+              <w:rPr>
+                <w:rFonts w:ascii="Calibri" w:cs="Calibri" w:eastAsia="Calibri" w:hAnsi="Calibri"/>
+                <w:sz w:val="18"/>
+                <w:szCs w:val="18"/>
+              </w:rPr>
+              <w:t xml:space="preserve">Docker / Kubernetes</w:t>
+            </w:r>
+          </w:p>
+        </w:tc>
+        <w:tc>
+          <w:tcPr>
+            <w:tcW w:type="dxa" w:w="7041"/>
+            <w:tcBorders>
+              <w:top w:val="single" w:color="BFC9D6" w:sz="4"/>
+              <w:left w:val="single" w:color="BFC9D6" w:sz="4"/>
+              <w:bottom w:val="single" w:color="BFC9D6" w:sz="4"/>
+              <w:right w:val="single" w:color="BFC9D6" w:sz="4"/>
+            </w:tcBorders>
+            <w:tcMar>
+              <w:top w:type="dxa" w:w="60"/>
+              <w:left w:type="dxa" w:w="100"/>
+              <w:bottom w:type="dxa" w:w="60"/>
+              <w:right w:type="dxa" w:w="100"/>
+            </w:tcMar>
+            <w:vAlign w:val="center"/>
+          </w:tcPr>
+          <w:p>
+            <w:pPr>
+              <w:spacing w:after="30" w:before="30"/>
+              <w:jc w:val="left"/>
+            </w:pPr>
+            <w:r>
+              <w:rPr>
+                <w:rFonts w:ascii="Calibri" w:cs="Calibri" w:eastAsia="Calibri" w:hAnsi="Calibri"/>
+                <w:sz w:val="18"/>
+                <w:szCs w:val="18"/>
+              </w:rPr>
+              <w:t xml:space="preserve">Software that packages and runs CIMS and its parts on servers (Docker), and runs them across many servers (Kubernetes).</w:t>
+            </w:r>
+          </w:p>
+        </w:tc>
+      </w:tr>
+      <w:tr>
+        <w:trPr>
+          <w:cantSplit/>
+        </w:trPr>
+        <w:tc>
+          <w:tcPr>
+            <w:tcW w:type="dxa" w:w="1985"/>
+            <w:tcBorders>
+              <w:top w:val="single" w:color="BFC9D6" w:sz="4"/>
+              <w:left w:val="single" w:color="BFC9D6" w:sz="4"/>
+              <w:bottom w:val="single" w:color="BFC9D6" w:sz="4"/>
+              <w:right w:val="single" w:color="BFC9D6" w:sz="4"/>
+            </w:tcBorders>
+            <w:tcMar>
+              <w:top w:type="dxa" w:w="60"/>
+              <w:left w:type="dxa" w:w="100"/>
+              <w:bottom w:type="dxa" w:w="60"/>
+              <w:right w:type="dxa" w:w="100"/>
+            </w:tcMar>
+            <w:vAlign w:val="center"/>
+          </w:tcPr>
+          <w:p>
+            <w:pPr>
+              <w:spacing w:after="30" w:before="30"/>
+              <w:jc w:val="left"/>
+            </w:pPr>
+            <w:r>
+              <w:rPr>
+                <w:rFonts w:ascii="Calibri" w:cs="Calibri" w:eastAsia="Calibri" w:hAnsi="Calibri"/>
+                <w:sz w:val="18"/>
+                <w:szCs w:val="18"/>
+              </w:rPr>
+              <w:t xml:space="preserve">Entry level</w:t>
+            </w:r>
+          </w:p>
+        </w:tc>
+        <w:tc>
+          <w:tcPr>
+            <w:tcW w:type="dxa" w:w="7041"/>
+            <w:tcBorders>
+              <w:top w:val="single" w:color="BFC9D6" w:sz="4"/>
+              <w:left w:val="single" w:color="BFC9D6" w:sz="4"/>
+              <w:bottom w:val="single" w:color="BFC9D6" w:sz="4"/>
+              <w:right w:val="single" w:color="BFC9D6" w:sz="4"/>
+            </w:tcBorders>
+            <w:tcMar>
+              <w:top w:type="dxa" w:w="60"/>
+              <w:left w:type="dxa" w:w="100"/>
+              <w:bottom w:type="dxa" w:w="60"/>
+              <w:right w:type="dxa" w:w="100"/>
+            </w:tcMar>
+            <w:vAlign w:val="center"/>
+          </w:tcPr>
+          <w:p>
+            <w:pPr>
+              <w:spacing w:after="30" w:before="30"/>
+              <w:jc w:val="left"/>
+            </w:pPr>
+            <w:r>
+              <w:rPr>
+                <w:rFonts w:ascii="Calibri" w:cs="Calibri" w:eastAsia="Calibri" w:hAnsi="Calibri"/>
+                <w:sz w:val="18"/>
+                <w:szCs w:val="18"/>
+              </w:rPr>
+              <w:t xml:space="preserve">The level an applicant may apply at, set by their highest verified qualification (as in NOAS).</w:t>
+            </w:r>
+          </w:p>
+        </w:tc>
+      </w:tr>
+      <w:tr>
+        <w:trPr>
+          <w:cantSplit/>
+        </w:trPr>
+        <w:tc>
+          <w:tcPr>
+            <w:tcW w:type="dxa" w:w="1985"/>
+            <w:tcBorders>
+              <w:top w:val="single" w:color="BFC9D6" w:sz="4"/>
+              <w:left w:val="single" w:color="BFC9D6" w:sz="4"/>
+              <w:bottom w:val="single" w:color="BFC9D6" w:sz="4"/>
+              <w:right w:val="single" w:color="BFC9D6" w:sz="4"/>
+            </w:tcBorders>
+            <w:tcMar>
+              <w:top w:type="dxa" w:w="60"/>
+              <w:left w:type="dxa" w:w="100"/>
+              <w:bottom w:type="dxa" w:w="60"/>
+              <w:right w:type="dxa" w:w="100"/>
+            </w:tcMar>
+            <w:vAlign w:val="center"/>
+          </w:tcPr>
+          <w:p>
+            <w:pPr>
+              <w:spacing w:after="30" w:before="30"/>
+              <w:jc w:val="left"/>
+            </w:pPr>
+            <w:r>
+              <w:rPr>
+                <w:rFonts w:ascii="Calibri" w:cs="Calibri" w:eastAsia="Calibri" w:hAnsi="Calibri"/>
+                <w:sz w:val="18"/>
+                <w:szCs w:val="18"/>
+              </w:rPr>
+              <w:t xml:space="preserve">GePG</w:t>
+            </w:r>
+          </w:p>
+        </w:tc>
+        <w:tc>
+          <w:tcPr>
+            <w:tcW w:type="dxa" w:w="7041"/>
+            <w:tcBorders>
+              <w:top w:val="single" w:color="BFC9D6" w:sz="4"/>
+              <w:left w:val="single" w:color="BFC9D6" w:sz="4"/>
+              <w:bottom w:val="single" w:color="BFC9D6" w:sz="4"/>
+              <w:right w:val="single" w:color="BFC9D6" w:sz="4"/>
+            </w:tcBorders>
+            <w:tcMar>
+              <w:top w:type="dxa" w:w="60"/>
+              <w:left w:type="dxa" w:w="100"/>
+              <w:bottom w:type="dxa" w:w="60"/>
+              <w:right w:type="dxa" w:w="100"/>
+            </w:tcMar>
+            <w:vAlign w:val="center"/>
+          </w:tcPr>
+          <w:p>
+            <w:pPr>
+              <w:spacing w:after="30" w:before="30"/>
+              <w:jc w:val="left"/>
+            </w:pPr>
+            <w:r>
+              <w:rPr>
+                <w:rFonts w:ascii="Calibri" w:cs="Calibri" w:eastAsia="Calibri" w:hAnsi="Calibri"/>
+                <w:sz w:val="18"/>
+                <w:szCs w:val="18"/>
+              </w:rPr>
+              <w:t xml:space="preserve">Government electronic Payment Gateway: issues control numbers and confirms payments for public institutions.</w:t>
+            </w:r>
+          </w:p>
+        </w:tc>
+      </w:tr>
+      <w:tr>
+        <w:trPr>
+          <w:cantSplit/>
+        </w:trPr>
+        <w:tc>
+          <w:tcPr>
+            <w:tcW w:type="dxa" w:w="1985"/>
+            <w:tcBorders>
+              <w:top w:val="single" w:color="BFC9D6" w:sz="4"/>
+              <w:left w:val="single" w:color="BFC9D6" w:sz="4"/>
+              <w:bottom w:val="single" w:color="BFC9D6" w:sz="4"/>
+              <w:right w:val="single" w:color="BFC9D6" w:sz="4"/>
+            </w:tcBorders>
+            <w:tcMar>
+              <w:top w:type="dxa" w:w="60"/>
+              <w:left w:type="dxa" w:w="100"/>
+              <w:bottom w:type="dxa" w:w="60"/>
+              <w:right w:type="dxa" w:w="100"/>
+            </w:tcMar>
+            <w:vAlign w:val="center"/>
+          </w:tcPr>
+          <w:p>
+            <w:pPr>
+              <w:spacing w:after="30" w:before="30"/>
+              <w:jc w:val="left"/>
+            </w:pPr>
+            <w:r>
+              <w:rPr>
+                <w:rFonts w:ascii="Calibri" w:cs="Calibri" w:eastAsia="Calibri" w:hAnsi="Calibri"/>
+                <w:sz w:val="18"/>
+                <w:szCs w:val="18"/>
+              </w:rPr>
+              <w:t xml:space="preserve">GFS code</w:t>
+            </w:r>
+          </w:p>
+        </w:tc>
+        <w:tc>
+          <w:tcPr>
+            <w:tcW w:type="dxa" w:w="7041"/>
+            <w:tcBorders>
+              <w:top w:val="single" w:color="BFC9D6" w:sz="4"/>
+              <w:left w:val="single" w:color="BFC9D6" w:sz="4"/>
+              <w:bottom w:val="single" w:color="BFC9D6" w:sz="4"/>
+              <w:right w:val="single" w:color="BFC9D6" w:sz="4"/>
+            </w:tcBorders>
+            <w:tcMar>
+              <w:top w:type="dxa" w:w="60"/>
+              <w:left w:type="dxa" w:w="100"/>
+              <w:bottom w:type="dxa" w:w="60"/>
+              <w:right w:type="dxa" w:w="100"/>
+            </w:tcMar>
+            <w:vAlign w:val="center"/>
+          </w:tcPr>
+          <w:p>
+            <w:pPr>
+              <w:spacing w:after="30" w:before="30"/>
+              <w:jc w:val="left"/>
+            </w:pPr>
+            <w:r>
+              <w:rPr>
+                <w:rFonts w:ascii="Calibri" w:cs="Calibri" w:eastAsia="Calibri" w:hAnsi="Calibri"/>
+                <w:sz w:val="18"/>
+                <w:szCs w:val="18"/>
+              </w:rPr>
+              <w:t xml:space="preserve">Government Finance Statistics code: the revenue classification of a fee item used by GePG and MUSE.</w:t>
+            </w:r>
+          </w:p>
+        </w:tc>
+      </w:tr>
+      <w:tr>
+        <w:trPr>
+          <w:cantSplit/>
+        </w:trPr>
+        <w:tc>
+          <w:tcPr>
+            <w:tcW w:type="dxa" w:w="1985"/>
+            <w:tcBorders>
+              <w:top w:val="single" w:color="BFC9D6" w:sz="4"/>
+              <w:left w:val="single" w:color="BFC9D6" w:sz="4"/>
+              <w:bottom w:val="single" w:color="BFC9D6" w:sz="4"/>
+              <w:right w:val="single" w:color="BFC9D6" w:sz="4"/>
+            </w:tcBorders>
+            <w:tcMar>
+              <w:top w:type="dxa" w:w="60"/>
+              <w:left w:type="dxa" w:w="100"/>
+              <w:bottom w:type="dxa" w:w="60"/>
+              <w:right w:type="dxa" w:w="100"/>
+            </w:tcMar>
+            <w:vAlign w:val="center"/>
+          </w:tcPr>
+          <w:p>
+            <w:pPr>
+              <w:spacing w:after="30" w:before="30"/>
+              <w:jc w:val="left"/>
+            </w:pPr>
+            <w:r>
+              <w:rPr>
+                <w:rFonts w:ascii="Calibri" w:cs="Calibri" w:eastAsia="Calibri" w:hAnsi="Calibri"/>
+                <w:sz w:val="18"/>
+                <w:szCs w:val="18"/>
+              </w:rPr>
+              <w:t xml:space="preserve">GPA</w:t>
+            </w:r>
+          </w:p>
+        </w:tc>
+        <w:tc>
+          <w:tcPr>
+            <w:tcW w:type="dxa" w:w="7041"/>
+            <w:tcBorders>
+              <w:top w:val="single" w:color="BFC9D6" w:sz="4"/>
+              <w:left w:val="single" w:color="BFC9D6" w:sz="4"/>
+              <w:bottom w:val="single" w:color="BFC9D6" w:sz="4"/>
+              <w:right w:val="single" w:color="BFC9D6" w:sz="4"/>
+            </w:tcBorders>
+            <w:tcMar>
+              <w:top w:type="dxa" w:w="60"/>
+              <w:left w:type="dxa" w:w="100"/>
+              <w:bottom w:type="dxa" w:w="60"/>
+              <w:right w:type="dxa" w:w="100"/>
+            </w:tcMar>
+            <w:vAlign w:val="center"/>
+          </w:tcPr>
+          <w:p>
+            <w:pPr>
+              <w:spacing w:after="30" w:before="30"/>
+              <w:jc w:val="left"/>
+            </w:pPr>
+            <w:r>
+              <w:rPr>
+                <w:rFonts w:ascii="Calibri" w:cs="Calibri" w:eastAsia="Calibri" w:hAnsi="Calibri"/>
+                <w:sz w:val="18"/>
+                <w:szCs w:val="18"/>
+              </w:rPr>
+              <w:t xml:space="preserve">Grade point average for a semester or year, computed under the regulations of the award level.</w:t>
+            </w:r>
+          </w:p>
+        </w:tc>
+      </w:tr>
+      <w:tr>
+        <w:trPr>
+          <w:cantSplit/>
+        </w:trPr>
+        <w:tc>
+          <w:tcPr>
+            <w:tcW w:type="dxa" w:w="1985"/>
+            <w:tcBorders>
+              <w:top w:val="single" w:color="BFC9D6" w:sz="4"/>
+              <w:left w:val="single" w:color="BFC9D6" w:sz="4"/>
+              <w:bottom w:val="single" w:color="BFC9D6" w:sz="4"/>
+              <w:right w:val="single" w:color="BFC9D6" w:sz="4"/>
+            </w:tcBorders>
+            <w:tcMar>
+              <w:top w:type="dxa" w:w="60"/>
+              <w:left w:type="dxa" w:w="100"/>
+              <w:bottom w:type="dxa" w:w="60"/>
+              <w:right w:type="dxa" w:w="100"/>
+            </w:tcMar>
+            <w:vAlign w:val="center"/>
+          </w:tcPr>
+          <w:p>
+            <w:pPr>
+              <w:spacing w:after="30" w:before="30"/>
+              <w:jc w:val="left"/>
+            </w:pPr>
+            <w:r>
+              <w:rPr>
+                <w:rFonts w:ascii="Calibri" w:cs="Calibri" w:eastAsia="Calibri" w:hAnsi="Calibri"/>
+                <w:sz w:val="18"/>
+                <w:szCs w:val="18"/>
+              </w:rPr>
+              <w:t xml:space="preserve">Hand-over</w:t>
+            </w:r>
+          </w:p>
+        </w:tc>
+        <w:tc>
+          <w:tcPr>
+            <w:tcW w:type="dxa" w:w="7041"/>
+            <w:tcBorders>
+              <w:top w:val="single" w:color="BFC9D6" w:sz="4"/>
+              <w:left w:val="single" w:color="BFC9D6" w:sz="4"/>
+              <w:bottom w:val="single" w:color="BFC9D6" w:sz="4"/>
+              <w:right w:val="single" w:color="BFC9D6" w:sz="4"/>
+            </w:tcBorders>
+            <w:tcMar>
+              <w:top w:type="dxa" w:w="60"/>
+              <w:left w:type="dxa" w:w="100"/>
+              <w:bottom w:type="dxa" w:w="60"/>
+              <w:right w:type="dxa" w:w="100"/>
+            </w:tcMar>
+            <w:vAlign w:val="center"/>
+          </w:tcPr>
+          <w:p>
+            <w:pPr>
+              <w:spacing w:after="30" w:before="30"/>
+              <w:jc w:val="left"/>
+            </w:pPr>
+            <w:r>
+              <w:rPr>
+                <w:rFonts w:ascii="Calibri" w:cs="Calibri" w:eastAsia="Calibri" w:hAnsi="Calibri"/>
+                <w:sz w:val="18"/>
+                <w:szCs w:val="18"/>
+              </w:rPr>
+              <w:t xml:space="preserve">Registry turning an accepted applicant into a student: record, registration number and portal sign-in.</w:t>
+            </w:r>
+          </w:p>
+        </w:tc>
+      </w:tr>
+      <w:tr>
+        <w:trPr>
+          <w:cantSplit/>
+        </w:trPr>
+        <w:tc>
+          <w:tcPr>
+            <w:tcW w:type="dxa" w:w="1985"/>
+            <w:tcBorders>
+              <w:top w:val="single" w:color="BFC9D6" w:sz="4"/>
+              <w:left w:val="single" w:color="BFC9D6" w:sz="4"/>
+              <w:bottom w:val="single" w:color="BFC9D6" w:sz="4"/>
+              <w:right w:val="single" w:color="BFC9D6" w:sz="4"/>
+            </w:tcBorders>
+            <w:tcMar>
+              <w:top w:type="dxa" w:w="60"/>
+              <w:left w:type="dxa" w:w="100"/>
+              <w:bottom w:type="dxa" w:w="60"/>
+              <w:right w:type="dxa" w:w="100"/>
+            </w:tcMar>
+            <w:vAlign w:val="center"/>
+          </w:tcPr>
+          <w:p>
+            <w:pPr>
+              <w:spacing w:after="30" w:before="30"/>
+              <w:jc w:val="left"/>
+            </w:pPr>
+            <w:r>
+              <w:rPr>
+                <w:rFonts w:ascii="Calibri" w:cs="Calibri" w:eastAsia="Calibri" w:hAnsi="Calibri"/>
+                <w:sz w:val="18"/>
+                <w:szCs w:val="18"/>
+              </w:rPr>
+              <w:t xml:space="preserve">HESLB</w:t>
+            </w:r>
+          </w:p>
+        </w:tc>
+        <w:tc>
+          <w:tcPr>
+            <w:tcW w:type="dxa" w:w="7041"/>
+            <w:tcBorders>
+              <w:top w:val="single" w:color="BFC9D6" w:sz="4"/>
+              <w:left w:val="single" w:color="BFC9D6" w:sz="4"/>
+              <w:bottom w:val="single" w:color="BFC9D6" w:sz="4"/>
+              <w:right w:val="single" w:color="BFC9D6" w:sz="4"/>
+            </w:tcBorders>
+            <w:tcMar>
+              <w:top w:type="dxa" w:w="60"/>
+              <w:left w:type="dxa" w:w="100"/>
+              <w:bottom w:type="dxa" w:w="60"/>
+              <w:right w:type="dxa" w:w="100"/>
+            </w:tcMar>
+            <w:vAlign w:val="center"/>
+          </w:tcPr>
+          <w:p>
+            <w:pPr>
+              <w:spacing w:after="30" w:before="30"/>
+              <w:jc w:val="left"/>
+            </w:pPr>
+            <w:r>
+              <w:rPr>
+                <w:rFonts w:ascii="Calibri" w:cs="Calibri" w:eastAsia="Calibri" w:hAnsi="Calibri"/>
+                <w:sz w:val="18"/>
+                <w:szCs w:val="18"/>
+              </w:rPr>
+              <w:t xml:space="preserve">Higher Education Students' Loans Board: funds eligible students in eligible programmes.</w:t>
+            </w:r>
+          </w:p>
+        </w:tc>
+      </w:tr>
+      <w:tr>
+        <w:trPr>
+          <w:cantSplit/>
+        </w:trPr>
+        <w:tc>
+          <w:tcPr>
+            <w:tcW w:type="dxa" w:w="1985"/>
+            <w:tcBorders>
+              <w:top w:val="single" w:color="BFC9D6" w:sz="4"/>
+              <w:left w:val="single" w:color="BFC9D6" w:sz="4"/>
+              <w:bottom w:val="single" w:color="BFC9D6" w:sz="4"/>
+              <w:right w:val="single" w:color="BFC9D6" w:sz="4"/>
+            </w:tcBorders>
+            <w:tcMar>
+              <w:top w:type="dxa" w:w="60"/>
+              <w:left w:type="dxa" w:w="100"/>
+              <w:bottom w:type="dxa" w:w="60"/>
+              <w:right w:type="dxa" w:w="100"/>
+            </w:tcMar>
+            <w:vAlign w:val="center"/>
+          </w:tcPr>
+          <w:p>
+            <w:pPr>
+              <w:spacing w:after="30" w:before="30"/>
+              <w:jc w:val="left"/>
+            </w:pPr>
+            <w:r>
+              <w:rPr>
+                <w:rFonts w:ascii="Calibri" w:cs="Calibri" w:eastAsia="Calibri" w:hAnsi="Calibri"/>
+                <w:sz w:val="18"/>
+                <w:szCs w:val="18"/>
+              </w:rPr>
+              <w:t xml:space="preserve">ICT</w:t>
+            </w:r>
+          </w:p>
+        </w:tc>
+        <w:tc>
+          <w:tcPr>
+            <w:tcW w:type="dxa" w:w="7041"/>
+            <w:tcBorders>
+              <w:top w:val="single" w:color="BFC9D6" w:sz="4"/>
+              <w:left w:val="single" w:color="BFC9D6" w:sz="4"/>
+              <w:bottom w:val="single" w:color="BFC9D6" w:sz="4"/>
+              <w:right w:val="single" w:color="BFC9D6" w:sz="4"/>
+            </w:tcBorders>
+            <w:tcMar>
+              <w:top w:type="dxa" w:w="60"/>
+              <w:left w:type="dxa" w:w="100"/>
+              <w:bottom w:type="dxa" w:w="60"/>
+              <w:right w:type="dxa" w:w="100"/>
+            </w:tcMar>
+            <w:vAlign w:val="center"/>
+          </w:tcPr>
+          <w:p>
+            <w:pPr>
+              <w:spacing w:after="30" w:before="30"/>
+              <w:jc w:val="left"/>
+            </w:pPr>
+            <w:r>
+              <w:rPr>
+                <w:rFonts w:ascii="Calibri" w:cs="Calibri" w:eastAsia="Calibri" w:hAnsi="Calibri"/>
+                <w:sz w:val="18"/>
+                <w:szCs w:val="18"/>
+              </w:rPr>
+              <w:t xml:space="preserve">Information and communication technology.</w:t>
+            </w:r>
+          </w:p>
+        </w:tc>
+      </w:tr>
+      <w:tr>
+        <w:trPr>
+          <w:cantSplit/>
+        </w:trPr>
+        <w:tc>
+          <w:tcPr>
+            <w:tcW w:type="dxa" w:w="1985"/>
+            <w:tcBorders>
+              <w:top w:val="single" w:color="BFC9D6" w:sz="4"/>
+              <w:left w:val="single" w:color="BFC9D6" w:sz="4"/>
+              <w:bottom w:val="single" w:color="BFC9D6" w:sz="4"/>
+              <w:right w:val="single" w:color="BFC9D6" w:sz="4"/>
+            </w:tcBorders>
+            <w:tcMar>
+              <w:top w:type="dxa" w:w="60"/>
+              <w:left w:type="dxa" w:w="100"/>
+              <w:bottom w:type="dxa" w:w="60"/>
+              <w:right w:type="dxa" w:w="100"/>
+            </w:tcMar>
+            <w:vAlign w:val="center"/>
+          </w:tcPr>
+          <w:p>
+            <w:pPr>
+              <w:spacing w:after="30" w:before="30"/>
+              <w:jc w:val="left"/>
+            </w:pPr>
+            <w:r>
+              <w:rPr>
+                <w:rFonts w:ascii="Calibri" w:cs="Calibri" w:eastAsia="Calibri" w:hAnsi="Calibri"/>
+                <w:sz w:val="18"/>
+                <w:szCs w:val="18"/>
+              </w:rPr>
+              <w:t xml:space="preserve">IPT</w:t>
+            </w:r>
+          </w:p>
+        </w:tc>
+        <w:tc>
+          <w:tcPr>
+            <w:tcW w:type="dxa" w:w="7041"/>
+            <w:tcBorders>
+              <w:top w:val="single" w:color="BFC9D6" w:sz="4"/>
+              <w:left w:val="single" w:color="BFC9D6" w:sz="4"/>
+              <w:bottom w:val="single" w:color="BFC9D6" w:sz="4"/>
+              <w:right w:val="single" w:color="BFC9D6" w:sz="4"/>
+            </w:tcBorders>
+            <w:tcMar>
+              <w:top w:type="dxa" w:w="60"/>
+              <w:left w:type="dxa" w:w="100"/>
+              <w:bottom w:type="dxa" w:w="60"/>
+              <w:right w:type="dxa" w:w="100"/>
+            </w:tcMar>
+            <w:vAlign w:val="center"/>
+          </w:tcPr>
+          <w:p>
+            <w:pPr>
+              <w:spacing w:after="30" w:before="30"/>
+              <w:jc w:val="left"/>
+            </w:pPr>
+            <w:r>
+              <w:rPr>
+                <w:rFonts w:ascii="Calibri" w:cs="Calibri" w:eastAsia="Calibri" w:hAnsi="Calibri"/>
+                <w:sz w:val="18"/>
+                <w:szCs w:val="18"/>
+              </w:rPr>
+              <w:t xml:space="preserve">Industrial practical training: assessed field attachment in a workplace.</w:t>
+            </w:r>
+          </w:p>
+        </w:tc>
+      </w:tr>
+      <w:tr>
+        <w:trPr>
+          <w:cantSplit/>
+        </w:trPr>
+        <w:tc>
+          <w:tcPr>
+            <w:tcW w:type="dxa" w:w="1985"/>
+            <w:tcBorders>
+              <w:top w:val="single" w:color="BFC9D6" w:sz="4"/>
+              <w:left w:val="single" w:color="BFC9D6" w:sz="4"/>
+              <w:bottom w:val="single" w:color="BFC9D6" w:sz="4"/>
+              <w:right w:val="single" w:color="BFC9D6" w:sz="4"/>
+            </w:tcBorders>
+            <w:tcMar>
+              <w:top w:type="dxa" w:w="60"/>
+              <w:left w:type="dxa" w:w="100"/>
+              <w:bottom w:type="dxa" w:w="60"/>
+              <w:right w:type="dxa" w:w="100"/>
+            </w:tcMar>
+            <w:vAlign w:val="center"/>
+          </w:tcPr>
+          <w:p>
+            <w:pPr>
+              <w:spacing w:after="30" w:before="30"/>
+              <w:jc w:val="left"/>
+            </w:pPr>
+            <w:r>
+              <w:rPr>
+                <w:rFonts w:ascii="Calibri" w:cs="Calibri" w:eastAsia="Calibri" w:hAnsi="Calibri"/>
+                <w:sz w:val="18"/>
+                <w:szCs w:val="18"/>
+              </w:rPr>
+              <w:t xml:space="preserve">JSON / JSONB</w:t>
+            </w:r>
+          </w:p>
+        </w:tc>
+        <w:tc>
+          <w:tcPr>
+            <w:tcW w:type="dxa" w:w="7041"/>
+            <w:tcBorders>
+              <w:top w:val="single" w:color="BFC9D6" w:sz="4"/>
+              <w:left w:val="single" w:color="BFC9D6" w:sz="4"/>
+              <w:bottom w:val="single" w:color="BFC9D6" w:sz="4"/>
+              <w:right w:val="single" w:color="BFC9D6" w:sz="4"/>
+            </w:tcBorders>
+            <w:tcMar>
+              <w:top w:type="dxa" w:w="60"/>
+              <w:left w:type="dxa" w:w="100"/>
+              <w:bottom w:type="dxa" w:w="60"/>
+              <w:right w:type="dxa" w:w="100"/>
+            </w:tcMar>
+            <w:vAlign w:val="center"/>
+          </w:tcPr>
+          <w:p>
+            <w:pPr>
+              <w:spacing w:after="30" w:before="30"/>
+              <w:jc w:val="left"/>
+            </w:pPr>
+            <w:r>
+              <w:rPr>
+                <w:rFonts w:ascii="Calibri" w:cs="Calibri" w:eastAsia="Calibri" w:hAnsi="Calibri"/>
+                <w:sz w:val="18"/>
+                <w:szCs w:val="18"/>
+              </w:rPr>
+              <w:t xml:space="preserve">JavaScript Object Notation: a text format for structured data; JSONB is PostgreSQL's stored form of it.</w:t>
+            </w:r>
+          </w:p>
+        </w:tc>
+      </w:tr>
+      <w:tr>
+        <w:trPr>
+          <w:cantSplit/>
+        </w:trPr>
+        <w:tc>
+          <w:tcPr>
+            <w:tcW w:type="dxa" w:w="1985"/>
+            <w:tcBorders>
+              <w:top w:val="single" w:color="BFC9D6" w:sz="4"/>
+              <w:left w:val="single" w:color="BFC9D6" w:sz="4"/>
+              <w:bottom w:val="single" w:color="BFC9D6" w:sz="4"/>
+              <w:right w:val="single" w:color="BFC9D6" w:sz="4"/>
+            </w:tcBorders>
+            <w:tcMar>
+              <w:top w:type="dxa" w:w="60"/>
+              <w:left w:type="dxa" w:w="100"/>
+              <w:bottom w:type="dxa" w:w="60"/>
+              <w:right w:type="dxa" w:w="100"/>
+            </w:tcMar>
+            <w:vAlign w:val="center"/>
+          </w:tcPr>
+          <w:p>
+            <w:pPr>
+              <w:spacing w:after="30" w:before="30"/>
+              <w:jc w:val="left"/>
+            </w:pPr>
+            <w:r>
+              <w:rPr>
+                <w:rFonts w:ascii="Calibri" w:cs="Calibri" w:eastAsia="Calibri" w:hAnsi="Calibri"/>
+                <w:sz w:val="18"/>
+                <w:szCs w:val="18"/>
+              </w:rPr>
+              <w:t xml:space="preserve">MoSCoW</w:t>
+            </w:r>
+          </w:p>
+        </w:tc>
+        <w:tc>
+          <w:tcPr>
+            <w:tcW w:type="dxa" w:w="7041"/>
+            <w:tcBorders>
+              <w:top w:val="single" w:color="BFC9D6" w:sz="4"/>
+              <w:left w:val="single" w:color="BFC9D6" w:sz="4"/>
+              <w:bottom w:val="single" w:color="BFC9D6" w:sz="4"/>
+              <w:right w:val="single" w:color="BFC9D6" w:sz="4"/>
+            </w:tcBorders>
+            <w:tcMar>
+              <w:top w:type="dxa" w:w="60"/>
+              <w:left w:type="dxa" w:w="100"/>
+              <w:bottom w:type="dxa" w:w="60"/>
+              <w:right w:type="dxa" w:w="100"/>
+            </w:tcMar>
+            <w:vAlign w:val="center"/>
+          </w:tcPr>
+          <w:p>
+            <w:pPr>
+              <w:spacing w:after="30" w:before="30"/>
+              <w:jc w:val="left"/>
+            </w:pPr>
+            <w:r>
+              <w:rPr>
+                <w:rFonts w:ascii="Calibri" w:cs="Calibri" w:eastAsia="Calibri" w:hAnsi="Calibri"/>
+                <w:sz w:val="18"/>
+                <w:szCs w:val="18"/>
+              </w:rPr>
+              <w:t xml:space="preserve">Priority scale used for requirements: Must, Should, Could (and Won't this time).</w:t>
+            </w:r>
+          </w:p>
+        </w:tc>
+      </w:tr>
+      <w:tr>
+        <w:trPr>
+          <w:cantSplit/>
+        </w:trPr>
+        <w:tc>
+          <w:tcPr>
+            <w:tcW w:type="dxa" w:w="1985"/>
+            <w:tcBorders>
+              <w:top w:val="single" w:color="BFC9D6" w:sz="4"/>
+              <w:left w:val="single" w:color="BFC9D6" w:sz="4"/>
+              <w:bottom w:val="single" w:color="BFC9D6" w:sz="4"/>
+              <w:right w:val="single" w:color="BFC9D6" w:sz="4"/>
+            </w:tcBorders>
+            <w:tcMar>
+              <w:top w:type="dxa" w:w="60"/>
+              <w:left w:type="dxa" w:w="100"/>
+              <w:bottom w:type="dxa" w:w="60"/>
+              <w:right w:type="dxa" w:w="100"/>
+            </w:tcMar>
+            <w:vAlign w:val="center"/>
+          </w:tcPr>
+          <w:p>
+            <w:pPr>
+              <w:spacing w:after="30" w:before="30"/>
+              <w:jc w:val="left"/>
+            </w:pPr>
+            <w:r>
+              <w:rPr>
+                <w:rFonts w:ascii="Calibri" w:cs="Calibri" w:eastAsia="Calibri" w:hAnsi="Calibri"/>
+                <w:sz w:val="18"/>
+                <w:szCs w:val="18"/>
+              </w:rPr>
+              <w:t xml:space="preserve">Multiple admission</w:t>
+            </w:r>
+          </w:p>
+        </w:tc>
+        <w:tc>
+          <w:tcPr>
+            <w:tcW w:type="dxa" w:w="7041"/>
+            <w:tcBorders>
+              <w:top w:val="single" w:color="BFC9D6" w:sz="4"/>
+              <w:left w:val="single" w:color="BFC9D6" w:sz="4"/>
+              <w:bottom w:val="single" w:color="BFC9D6" w:sz="4"/>
+              <w:right w:val="single" w:color="BFC9D6" w:sz="4"/>
+            </w:tcBorders>
+            <w:tcMar>
+              <w:top w:type="dxa" w:w="60"/>
+              <w:left w:type="dxa" w:w="100"/>
+              <w:bottom w:type="dxa" w:w="60"/>
+              <w:right w:type="dxa" w:w="100"/>
+            </w:tcMar>
+            <w:vAlign w:val="center"/>
+          </w:tcPr>
+          <w:p>
+            <w:pPr>
+              <w:spacing w:after="30" w:before="30"/>
+              <w:jc w:val="left"/>
+            </w:pPr>
+            <w:r>
+              <w:rPr>
+                <w:rFonts w:ascii="Calibri" w:cs="Calibri" w:eastAsia="Calibri" w:hAnsi="Calibri"/>
+                <w:sz w:val="18"/>
+                <w:szCs w:val="18"/>
+              </w:rPr>
+              <w:t xml:space="preserve">An applicant admitted by more than one institution; NACTVET sends a confirmation code to choose one.</w:t>
+            </w:r>
+          </w:p>
+        </w:tc>
+      </w:tr>
+      <w:tr>
+        <w:trPr>
+          <w:cantSplit/>
+        </w:trPr>
+        <w:tc>
+          <w:tcPr>
+            <w:tcW w:type="dxa" w:w="1985"/>
+            <w:tcBorders>
+              <w:top w:val="single" w:color="BFC9D6" w:sz="4"/>
+              <w:left w:val="single" w:color="BFC9D6" w:sz="4"/>
+              <w:bottom w:val="single" w:color="BFC9D6" w:sz="4"/>
+              <w:right w:val="single" w:color="BFC9D6" w:sz="4"/>
+            </w:tcBorders>
+            <w:tcMar>
+              <w:top w:type="dxa" w:w="60"/>
+              <w:left w:type="dxa" w:w="100"/>
+              <w:bottom w:type="dxa" w:w="60"/>
+              <w:right w:type="dxa" w:w="100"/>
+            </w:tcMar>
+            <w:vAlign w:val="center"/>
+          </w:tcPr>
+          <w:p>
+            <w:pPr>
+              <w:spacing w:after="30" w:before="30"/>
+              <w:jc w:val="left"/>
+            </w:pPr>
+            <w:r>
+              <w:rPr>
+                <w:rFonts w:ascii="Calibri" w:cs="Calibri" w:eastAsia="Calibri" w:hAnsi="Calibri"/>
+                <w:sz w:val="18"/>
+                <w:szCs w:val="18"/>
+              </w:rPr>
+              <w:t xml:space="preserve">MUSE</w:t>
+            </w:r>
+          </w:p>
+        </w:tc>
+        <w:tc>
+          <w:tcPr>
+            <w:tcW w:type="dxa" w:w="7041"/>
+            <w:tcBorders>
+              <w:top w:val="single" w:color="BFC9D6" w:sz="4"/>
+              <w:left w:val="single" w:color="BFC9D6" w:sz="4"/>
+              <w:bottom w:val="single" w:color="BFC9D6" w:sz="4"/>
+              <w:right w:val="single" w:color="BFC9D6" w:sz="4"/>
+            </w:tcBorders>
+            <w:tcMar>
+              <w:top w:type="dxa" w:w="60"/>
+              <w:left w:type="dxa" w:w="100"/>
+              <w:bottom w:type="dxa" w:w="60"/>
+              <w:right w:type="dxa" w:w="100"/>
+            </w:tcMar>
+            <w:vAlign w:val="center"/>
+          </w:tcPr>
+          <w:p>
+            <w:pPr>
+              <w:spacing w:after="30" w:before="30"/>
+              <w:jc w:val="left"/>
+            </w:pPr>
+            <w:r>
+              <w:rPr>
+                <w:rFonts w:ascii="Calibri" w:cs="Calibri" w:eastAsia="Calibri" w:hAnsi="Calibri"/>
+                <w:sz w:val="18"/>
+                <w:szCs w:val="18"/>
+              </w:rPr>
+              <w:t xml:space="preserve">The government financial management (ERP) system to which public institutions post revenue.</w:t>
+            </w:r>
+          </w:p>
+        </w:tc>
+      </w:tr>
+      <w:tr>
+        <w:trPr>
+          <w:cantSplit/>
+        </w:trPr>
+        <w:tc>
+          <w:tcPr>
+            <w:tcW w:type="dxa" w:w="1985"/>
+            <w:tcBorders>
+              <w:top w:val="single" w:color="BFC9D6" w:sz="4"/>
+              <w:left w:val="single" w:color="BFC9D6" w:sz="4"/>
+              <w:bottom w:val="single" w:color="BFC9D6" w:sz="4"/>
+              <w:right w:val="single" w:color="BFC9D6" w:sz="4"/>
+            </w:tcBorders>
+            <w:tcMar>
+              <w:top w:type="dxa" w:w="60"/>
+              <w:left w:type="dxa" w:w="100"/>
+              <w:bottom w:type="dxa" w:w="60"/>
+              <w:right w:type="dxa" w:w="100"/>
+            </w:tcMar>
+            <w:vAlign w:val="center"/>
+          </w:tcPr>
+          <w:p>
+            <w:pPr>
+              <w:spacing w:after="30" w:before="30"/>
+              <w:jc w:val="left"/>
+            </w:pPr>
+            <w:r>
+              <w:rPr>
+                <w:rFonts w:ascii="Calibri" w:cs="Calibri" w:eastAsia="Calibri" w:hAnsi="Calibri"/>
+                <w:sz w:val="18"/>
+                <w:szCs w:val="18"/>
+              </w:rPr>
+              <w:t xml:space="preserve">NACTVET</w:t>
+            </w:r>
+          </w:p>
+        </w:tc>
+        <w:tc>
+          <w:tcPr>
+            <w:tcW w:type="dxa" w:w="7041"/>
+            <w:tcBorders>
+              <w:top w:val="single" w:color="BFC9D6" w:sz="4"/>
+              <w:left w:val="single" w:color="BFC9D6" w:sz="4"/>
+              <w:bottom w:val="single" w:color="BFC9D6" w:sz="4"/>
+              <w:right w:val="single" w:color="BFC9D6" w:sz="4"/>
+            </w:tcBorders>
+            <w:tcMar>
+              <w:top w:type="dxa" w:w="60"/>
+              <w:left w:type="dxa" w:w="100"/>
+              <w:bottom w:type="dxa" w:w="60"/>
+              <w:right w:type="dxa" w:w="100"/>
+            </w:tcMar>
+            <w:vAlign w:val="center"/>
+          </w:tcPr>
+          <w:p>
+            <w:pPr>
+              <w:spacing w:after="30" w:before="30"/>
+              <w:jc w:val="left"/>
+            </w:pPr>
+            <w:r>
+              <w:rPr>
+                <w:rFonts w:ascii="Calibri" w:cs="Calibri" w:eastAsia="Calibri" w:hAnsi="Calibri"/>
+                <w:sz w:val="18"/>
+                <w:szCs w:val="18"/>
+              </w:rPr>
+              <w:t xml:space="preserve">National Council for Technical and Vocational Education and Training: the regulator of TVET institutions and awards.</w:t>
+            </w:r>
+          </w:p>
+        </w:tc>
+      </w:tr>
+      <w:tr>
+        <w:trPr>
+          <w:cantSplit/>
+        </w:trPr>
+        <w:tc>
+          <w:tcPr>
+            <w:tcW w:type="dxa" w:w="1985"/>
+            <w:tcBorders>
+              <w:top w:val="single" w:color="BFC9D6" w:sz="4"/>
+              <w:left w:val="single" w:color="BFC9D6" w:sz="4"/>
+              <w:bottom w:val="single" w:color="BFC9D6" w:sz="4"/>
+              <w:right w:val="single" w:color="BFC9D6" w:sz="4"/>
+            </w:tcBorders>
+            <w:tcMar>
+              <w:top w:type="dxa" w:w="60"/>
+              <w:left w:type="dxa" w:w="100"/>
+              <w:bottom w:type="dxa" w:w="60"/>
+              <w:right w:type="dxa" w:w="100"/>
+            </w:tcMar>
+            <w:vAlign w:val="center"/>
+          </w:tcPr>
+          <w:p>
+            <w:pPr>
+              <w:spacing w:after="30" w:before="30"/>
+              <w:jc w:val="left"/>
+            </w:pPr>
+            <w:r>
+              <w:rPr>
+                <w:rFonts w:ascii="Calibri" w:cs="Calibri" w:eastAsia="Calibri" w:hAnsi="Calibri"/>
+                <w:sz w:val="18"/>
+                <w:szCs w:val="18"/>
+              </w:rPr>
+              <w:t xml:space="preserve">NECTA</w:t>
+            </w:r>
+          </w:p>
+        </w:tc>
+        <w:tc>
+          <w:tcPr>
+            <w:tcW w:type="dxa" w:w="7041"/>
+            <w:tcBorders>
+              <w:top w:val="single" w:color="BFC9D6" w:sz="4"/>
+              <w:left w:val="single" w:color="BFC9D6" w:sz="4"/>
+              <w:bottom w:val="single" w:color="BFC9D6" w:sz="4"/>
+              <w:right w:val="single" w:color="BFC9D6" w:sz="4"/>
+            </w:tcBorders>
+            <w:tcMar>
+              <w:top w:type="dxa" w:w="60"/>
+              <w:left w:type="dxa" w:w="100"/>
+              <w:bottom w:type="dxa" w:w="60"/>
+              <w:right w:type="dxa" w:w="100"/>
+            </w:tcMar>
+            <w:vAlign w:val="center"/>
+          </w:tcPr>
+          <w:p>
+            <w:pPr>
+              <w:spacing w:after="30" w:before="30"/>
+              <w:jc w:val="left"/>
+            </w:pPr>
+            <w:r>
+              <w:rPr>
+                <w:rFonts w:ascii="Calibri" w:cs="Calibri" w:eastAsia="Calibri" w:hAnsi="Calibri"/>
+                <w:sz w:val="18"/>
+                <w:szCs w:val="18"/>
+              </w:rPr>
+              <w:t xml:space="preserve">National Examinations Council of Tanzania: source of CSEE and ACSEE results.</w:t>
+            </w:r>
+          </w:p>
+        </w:tc>
+      </w:tr>
+      <w:tr>
+        <w:trPr>
+          <w:cantSplit/>
+        </w:trPr>
+        <w:tc>
+          <w:tcPr>
+            <w:tcW w:type="dxa" w:w="1985"/>
+            <w:tcBorders>
+              <w:top w:val="single" w:color="BFC9D6" w:sz="4"/>
+              <w:left w:val="single" w:color="BFC9D6" w:sz="4"/>
+              <w:bottom w:val="single" w:color="BFC9D6" w:sz="4"/>
+              <w:right w:val="single" w:color="BFC9D6" w:sz="4"/>
+            </w:tcBorders>
+            <w:tcMar>
+              <w:top w:type="dxa" w:w="60"/>
+              <w:left w:type="dxa" w:w="100"/>
+              <w:bottom w:type="dxa" w:w="60"/>
+              <w:right w:type="dxa" w:w="100"/>
+            </w:tcMar>
+            <w:vAlign w:val="center"/>
+          </w:tcPr>
+          <w:p>
+            <w:pPr>
+              <w:spacing w:after="30" w:before="30"/>
+              <w:jc w:val="left"/>
+            </w:pPr>
+            <w:r>
+              <w:rPr>
+                <w:rFonts w:ascii="Calibri" w:cs="Calibri" w:eastAsia="Calibri" w:hAnsi="Calibri"/>
+                <w:sz w:val="18"/>
+                <w:szCs w:val="18"/>
+              </w:rPr>
+              <w:t xml:space="preserve">NIDA / NIN</w:t>
+            </w:r>
+          </w:p>
+        </w:tc>
+        <w:tc>
+          <w:tcPr>
+            <w:tcW w:type="dxa" w:w="7041"/>
+            <w:tcBorders>
+              <w:top w:val="single" w:color="BFC9D6" w:sz="4"/>
+              <w:left w:val="single" w:color="BFC9D6" w:sz="4"/>
+              <w:bottom w:val="single" w:color="BFC9D6" w:sz="4"/>
+              <w:right w:val="single" w:color="BFC9D6" w:sz="4"/>
+            </w:tcBorders>
+            <w:tcMar>
+              <w:top w:type="dxa" w:w="60"/>
+              <w:left w:type="dxa" w:w="100"/>
+              <w:bottom w:type="dxa" w:w="60"/>
+              <w:right w:type="dxa" w:w="100"/>
+            </w:tcMar>
+            <w:vAlign w:val="center"/>
+          </w:tcPr>
+          <w:p>
+            <w:pPr>
+              <w:spacing w:after="30" w:before="30"/>
+              <w:jc w:val="left"/>
+            </w:pPr>
+            <w:r>
+              <w:rPr>
+                <w:rFonts w:ascii="Calibri" w:cs="Calibri" w:eastAsia="Calibri" w:hAnsi="Calibri"/>
+                <w:sz w:val="18"/>
+                <w:szCs w:val="18"/>
+              </w:rPr>
+              <w:t xml:space="preserve">National Identification Authority / National Identification Number.</w:t>
+            </w:r>
+          </w:p>
+        </w:tc>
+      </w:tr>
+      <w:tr>
+        <w:trPr>
+          <w:cantSplit/>
+        </w:trPr>
+        <w:tc>
+          <w:tcPr>
+            <w:tcW w:type="dxa" w:w="1985"/>
+            <w:tcBorders>
+              <w:top w:val="single" w:color="BFC9D6" w:sz="4"/>
+              <w:left w:val="single" w:color="BFC9D6" w:sz="4"/>
+              <w:bottom w:val="single" w:color="BFC9D6" w:sz="4"/>
+              <w:right w:val="single" w:color="BFC9D6" w:sz="4"/>
+            </w:tcBorders>
+            <w:tcMar>
+              <w:top w:type="dxa" w:w="60"/>
+              <w:left w:type="dxa" w:w="100"/>
+              <w:bottom w:type="dxa" w:w="60"/>
+              <w:right w:type="dxa" w:w="100"/>
+            </w:tcMar>
+            <w:vAlign w:val="center"/>
+          </w:tcPr>
+          <w:p>
+            <w:pPr>
+              <w:spacing w:after="30" w:before="30"/>
+              <w:jc w:val="left"/>
+            </w:pPr>
+            <w:r>
+              <w:rPr>
+                <w:rFonts w:ascii="Calibri" w:cs="Calibri" w:eastAsia="Calibri" w:hAnsi="Calibri"/>
+                <w:sz w:val="18"/>
+                <w:szCs w:val="18"/>
+              </w:rPr>
+              <w:t xml:space="preserve">NTA</w:t>
+            </w:r>
+          </w:p>
+        </w:tc>
+        <w:tc>
+          <w:tcPr>
+            <w:tcW w:type="dxa" w:w="7041"/>
+            <w:tcBorders>
+              <w:top w:val="single" w:color="BFC9D6" w:sz="4"/>
+              <w:left w:val="single" w:color="BFC9D6" w:sz="4"/>
+              <w:bottom w:val="single" w:color="BFC9D6" w:sz="4"/>
+              <w:right w:val="single" w:color="BFC9D6" w:sz="4"/>
+            </w:tcBorders>
+            <w:tcMar>
+              <w:top w:type="dxa" w:w="60"/>
+              <w:left w:type="dxa" w:w="100"/>
+              <w:bottom w:type="dxa" w:w="60"/>
+              <w:right w:type="dxa" w:w="100"/>
+            </w:tcMar>
+            <w:vAlign w:val="center"/>
+          </w:tcPr>
+          <w:p>
+            <w:pPr>
+              <w:spacing w:after="30" w:before="30"/>
+              <w:jc w:val="left"/>
+            </w:pPr>
+            <w:r>
+              <w:rPr>
+                <w:rFonts w:ascii="Calibri" w:cs="Calibri" w:eastAsia="Calibri" w:hAnsi="Calibri"/>
+                <w:sz w:val="18"/>
+                <w:szCs w:val="18"/>
+              </w:rPr>
+              <w:t xml:space="preserve">National Technical Award, Levels 4–8 (Basic Technician Certificate to Bachelor Degree).</w:t>
+            </w:r>
+          </w:p>
+        </w:tc>
+      </w:tr>
+      <w:tr>
+        <w:trPr>
+          <w:cantSplit/>
+        </w:trPr>
+        <w:tc>
+          <w:tcPr>
+            <w:tcW w:type="dxa" w:w="1985"/>
+            <w:tcBorders>
+              <w:top w:val="single" w:color="BFC9D6" w:sz="4"/>
+              <w:left w:val="single" w:color="BFC9D6" w:sz="4"/>
+              <w:bottom w:val="single" w:color="BFC9D6" w:sz="4"/>
+              <w:right w:val="single" w:color="BFC9D6" w:sz="4"/>
+            </w:tcBorders>
+            <w:tcMar>
+              <w:top w:type="dxa" w:w="60"/>
+              <w:left w:type="dxa" w:w="100"/>
+              <w:bottom w:type="dxa" w:w="60"/>
+              <w:right w:type="dxa" w:w="100"/>
+            </w:tcMar>
+            <w:vAlign w:val="center"/>
+          </w:tcPr>
+          <w:p>
+            <w:pPr>
+              <w:spacing w:after="30" w:before="30"/>
+              <w:jc w:val="left"/>
+            </w:pPr>
+            <w:r>
+              <w:rPr>
+                <w:rFonts w:ascii="Calibri" w:cs="Calibri" w:eastAsia="Calibri" w:hAnsi="Calibri"/>
+                <w:sz w:val="18"/>
+                <w:szCs w:val="18"/>
+              </w:rPr>
+              <w:t xml:space="preserve">NVA</w:t>
+            </w:r>
+          </w:p>
+        </w:tc>
+        <w:tc>
+          <w:tcPr>
+            <w:tcW w:type="dxa" w:w="7041"/>
+            <w:tcBorders>
+              <w:top w:val="single" w:color="BFC9D6" w:sz="4"/>
+              <w:left w:val="single" w:color="BFC9D6" w:sz="4"/>
+              <w:bottom w:val="single" w:color="BFC9D6" w:sz="4"/>
+              <w:right w:val="single" w:color="BFC9D6" w:sz="4"/>
+            </w:tcBorders>
+            <w:tcMar>
+              <w:top w:type="dxa" w:w="60"/>
+              <w:left w:type="dxa" w:w="100"/>
+              <w:bottom w:type="dxa" w:w="60"/>
+              <w:right w:type="dxa" w:w="100"/>
+            </w:tcMar>
+            <w:vAlign w:val="center"/>
+          </w:tcPr>
+          <w:p>
+            <w:pPr>
+              <w:spacing w:after="30" w:before="30"/>
+              <w:jc w:val="left"/>
+            </w:pPr>
+            <w:r>
+              <w:rPr>
+                <w:rFonts w:ascii="Calibri" w:cs="Calibri" w:eastAsia="Calibri" w:hAnsi="Calibri"/>
+                <w:sz w:val="18"/>
+                <w:szCs w:val="18"/>
+              </w:rPr>
+              <w:t xml:space="preserve">National Vocational Award, Levels I–III (certificates of competence, awarded through VETA).</w:t>
+            </w:r>
+          </w:p>
+        </w:tc>
+      </w:tr>
+      <w:tr>
+        <w:trPr>
+          <w:cantSplit/>
+        </w:trPr>
+        <w:tc>
+          <w:tcPr>
+            <w:tcW w:type="dxa" w:w="1985"/>
+            <w:tcBorders>
+              <w:top w:val="single" w:color="BFC9D6" w:sz="4"/>
+              <w:left w:val="single" w:color="BFC9D6" w:sz="4"/>
+              <w:bottom w:val="single" w:color="BFC9D6" w:sz="4"/>
+              <w:right w:val="single" w:color="BFC9D6" w:sz="4"/>
+            </w:tcBorders>
+            <w:tcMar>
+              <w:top w:type="dxa" w:w="60"/>
+              <w:left w:type="dxa" w:w="100"/>
+              <w:bottom w:type="dxa" w:w="60"/>
+              <w:right w:type="dxa" w:w="100"/>
+            </w:tcMar>
+            <w:vAlign w:val="center"/>
+          </w:tcPr>
+          <w:p>
+            <w:pPr>
+              <w:spacing w:after="30" w:before="30"/>
+              <w:jc w:val="left"/>
+            </w:pPr>
+            <w:r>
+              <w:rPr>
+                <w:rFonts w:ascii="Calibri" w:cs="Calibri" w:eastAsia="Calibri" w:hAnsi="Calibri"/>
+                <w:sz w:val="18"/>
+                <w:szCs w:val="18"/>
+              </w:rPr>
+              <w:t xml:space="preserve">Payment reference</w:t>
+            </w:r>
+          </w:p>
+        </w:tc>
+        <w:tc>
+          <w:tcPr>
+            <w:tcW w:type="dxa" w:w="7041"/>
+            <w:tcBorders>
+              <w:top w:val="single" w:color="BFC9D6" w:sz="4"/>
+              <w:left w:val="single" w:color="BFC9D6" w:sz="4"/>
+              <w:bottom w:val="single" w:color="BFC9D6" w:sz="4"/>
+              <w:right w:val="single" w:color="BFC9D6" w:sz="4"/>
+            </w:tcBorders>
+            <w:tcMar>
+              <w:top w:type="dxa" w:w="60"/>
+              <w:left w:type="dxa" w:w="100"/>
+              <w:bottom w:type="dxa" w:w="60"/>
+              <w:right w:type="dxa" w:w="100"/>
+            </w:tcMar>
+            <w:vAlign w:val="center"/>
+          </w:tcPr>
+          <w:p>
+            <w:pPr>
+              <w:spacing w:after="30" w:before="30"/>
+              <w:jc w:val="left"/>
+            </w:pPr>
+            <w:r>
+              <w:rPr>
+                <w:rFonts w:ascii="Calibri" w:cs="Calibri" w:eastAsia="Calibri" w:hAnsi="Calibri"/>
+                <w:sz w:val="18"/>
+                <w:szCs w:val="18"/>
+              </w:rPr>
+              <w:t xml:space="preserve">The number a private institution's payer quotes when paying into its own bank or mobile-money account.</w:t>
+            </w:r>
+          </w:p>
+        </w:tc>
+      </w:tr>
+      <w:tr>
+        <w:trPr>
+          <w:cantSplit/>
+        </w:trPr>
+        <w:tc>
+          <w:tcPr>
+            <w:tcW w:type="dxa" w:w="1985"/>
+            <w:tcBorders>
+              <w:top w:val="single" w:color="BFC9D6" w:sz="4"/>
+              <w:left w:val="single" w:color="BFC9D6" w:sz="4"/>
+              <w:bottom w:val="single" w:color="BFC9D6" w:sz="4"/>
+              <w:right w:val="single" w:color="BFC9D6" w:sz="4"/>
+            </w:tcBorders>
+            <w:tcMar>
+              <w:top w:type="dxa" w:w="60"/>
+              <w:left w:type="dxa" w:w="100"/>
+              <w:bottom w:type="dxa" w:w="60"/>
+              <w:right w:type="dxa" w:w="100"/>
+            </w:tcMar>
+            <w:vAlign w:val="center"/>
+          </w:tcPr>
+          <w:p>
+            <w:pPr>
+              <w:spacing w:after="30" w:before="30"/>
+              <w:jc w:val="left"/>
+            </w:pPr>
+            <w:r>
+              <w:rPr>
+                <w:rFonts w:ascii="Calibri" w:cs="Calibri" w:eastAsia="Calibri" w:hAnsi="Calibri"/>
+                <w:sz w:val="18"/>
+                <w:szCs w:val="18"/>
+              </w:rPr>
+              <w:t xml:space="preserve">PDF</w:t>
+            </w:r>
+          </w:p>
+        </w:tc>
+        <w:tc>
+          <w:tcPr>
+            <w:tcW w:type="dxa" w:w="7041"/>
+            <w:tcBorders>
+              <w:top w:val="single" w:color="BFC9D6" w:sz="4"/>
+              <w:left w:val="single" w:color="BFC9D6" w:sz="4"/>
+              <w:bottom w:val="single" w:color="BFC9D6" w:sz="4"/>
+              <w:right w:val="single" w:color="BFC9D6" w:sz="4"/>
+            </w:tcBorders>
+            <w:tcMar>
+              <w:top w:type="dxa" w:w="60"/>
+              <w:left w:type="dxa" w:w="100"/>
+              <w:bottom w:type="dxa" w:w="60"/>
+              <w:right w:type="dxa" w:w="100"/>
+            </w:tcMar>
+            <w:vAlign w:val="center"/>
+          </w:tcPr>
+          <w:p>
+            <w:pPr>
+              <w:spacing w:after="30" w:before="30"/>
+              <w:jc w:val="left"/>
+            </w:pPr>
+            <w:r>
+              <w:rPr>
+                <w:rFonts w:ascii="Calibri" w:cs="Calibri" w:eastAsia="Calibri" w:hAnsi="Calibri"/>
+                <w:sz w:val="18"/>
+                <w:szCs w:val="18"/>
+              </w:rPr>
+              <w:t xml:space="preserve">Portable Document Format, used for letters, statements, certificates and reports.</w:t>
+            </w:r>
+          </w:p>
+        </w:tc>
+      </w:tr>
+      <w:tr>
+        <w:trPr>
+          <w:cantSplit/>
+        </w:trPr>
+        <w:tc>
+          <w:tcPr>
+            <w:tcW w:type="dxa" w:w="1985"/>
+            <w:tcBorders>
+              <w:top w:val="single" w:color="BFC9D6" w:sz="4"/>
+              <w:left w:val="single" w:color="BFC9D6" w:sz="4"/>
+              <w:bottom w:val="single" w:color="BFC9D6" w:sz="4"/>
+              <w:right w:val="single" w:color="BFC9D6" w:sz="4"/>
+            </w:tcBorders>
+            <w:tcMar>
+              <w:top w:type="dxa" w:w="60"/>
+              <w:left w:type="dxa" w:w="100"/>
+              <w:bottom w:type="dxa" w:w="60"/>
+              <w:right w:type="dxa" w:w="100"/>
+            </w:tcMar>
+            <w:vAlign w:val="center"/>
+          </w:tcPr>
+          <w:p>
+            <w:pPr>
+              <w:spacing w:after="30" w:before="30"/>
+              <w:jc w:val="left"/>
+            </w:pPr>
+            <w:r>
+              <w:rPr>
+                <w:rFonts w:ascii="Calibri" w:cs="Calibri" w:eastAsia="Calibri" w:hAnsi="Calibri"/>
+                <w:sz w:val="18"/>
+                <w:szCs w:val="18"/>
+              </w:rPr>
+              <w:t xml:space="preserve">PDPA</w:t>
+            </w:r>
+          </w:p>
+        </w:tc>
+        <w:tc>
+          <w:tcPr>
+            <w:tcW w:type="dxa" w:w="7041"/>
+            <w:tcBorders>
+              <w:top w:val="single" w:color="BFC9D6" w:sz="4"/>
+              <w:left w:val="single" w:color="BFC9D6" w:sz="4"/>
+              <w:bottom w:val="single" w:color="BFC9D6" w:sz="4"/>
+              <w:right w:val="single" w:color="BFC9D6" w:sz="4"/>
+            </w:tcBorders>
+            <w:tcMar>
+              <w:top w:type="dxa" w:w="60"/>
+              <w:left w:type="dxa" w:w="100"/>
+              <w:bottom w:type="dxa" w:w="60"/>
+              <w:right w:type="dxa" w:w="100"/>
+            </w:tcMar>
+            <w:vAlign w:val="center"/>
+          </w:tcPr>
+          <w:p>
+            <w:pPr>
+              <w:spacing w:after="30" w:before="30"/>
+              <w:jc w:val="left"/>
+            </w:pPr>
+            <w:r>
+              <w:rPr>
+                <w:rFonts w:ascii="Calibri" w:cs="Calibri" w:eastAsia="Calibri" w:hAnsi="Calibri"/>
+                <w:sz w:val="18"/>
+                <w:szCs w:val="18"/>
+              </w:rPr>
               <w:t xml:space="preserve">Personal Data Protection Act, 2022 (Tanzania).</w:t>
+            </w:r>
+          </w:p>
+        </w:tc>
+      </w:tr>
+      <w:tr>
+        <w:trPr>
+          <w:cantSplit/>
+        </w:trPr>
+        <w:tc>
+          <w:tcPr>
+            <w:tcW w:type="dxa" w:w="1985"/>
+            <w:tcBorders>
+              <w:top w:val="single" w:color="BFC9D6" w:sz="4"/>
+              <w:left w:val="single" w:color="BFC9D6" w:sz="4"/>
+              <w:bottom w:val="single" w:color="BFC9D6" w:sz="4"/>
+              <w:right w:val="single" w:color="BFC9D6" w:sz="4"/>
+            </w:tcBorders>
+            <w:tcMar>
+              <w:top w:type="dxa" w:w="60"/>
+              <w:left w:type="dxa" w:w="100"/>
+              <w:bottom w:type="dxa" w:w="60"/>
+              <w:right w:type="dxa" w:w="100"/>
+            </w:tcMar>
+            <w:vAlign w:val="center"/>
+          </w:tcPr>
+          <w:p>
+            <w:pPr>
+              <w:spacing w:after="30" w:before="30"/>
+              <w:jc w:val="left"/>
+            </w:pPr>
+            <w:r>
+              <w:rPr>
+                <w:rFonts w:ascii="Calibri" w:cs="Calibri" w:eastAsia="Calibri" w:hAnsi="Calibri"/>
+                <w:sz w:val="18"/>
+                <w:szCs w:val="18"/>
+              </w:rPr>
+              <w:t xml:space="preserve">PostgreSQL</w:t>
+            </w:r>
+          </w:p>
+        </w:tc>
+        <w:tc>
+          <w:tcPr>
+            <w:tcW w:type="dxa" w:w="7041"/>
+            <w:tcBorders>
+              <w:top w:val="single" w:color="BFC9D6" w:sz="4"/>
+              <w:left w:val="single" w:color="BFC9D6" w:sz="4"/>
+              <w:bottom w:val="single" w:color="BFC9D6" w:sz="4"/>
+              <w:right w:val="single" w:color="BFC9D6" w:sz="4"/>
+            </w:tcBorders>
+            <w:tcMar>
+              <w:top w:type="dxa" w:w="60"/>
+              <w:left w:type="dxa" w:w="100"/>
+              <w:bottom w:type="dxa" w:w="60"/>
+              <w:right w:type="dxa" w:w="100"/>
+            </w:tcMar>
+            <w:vAlign w:val="center"/>
+          </w:tcPr>
+          <w:p>
+            <w:pPr>
+              <w:spacing w:after="30" w:before="30"/>
+              <w:jc w:val="left"/>
+            </w:pPr>
+            <w:r>
+              <w:rPr>
+                <w:rFonts w:ascii="Calibri" w:cs="Calibri" w:eastAsia="Calibri" w:hAnsi="Calibri"/>
+                <w:sz w:val="18"/>
+                <w:szCs w:val="18"/>
+              </w:rPr>
+              <w:t xml:space="preserve">The open-source database CIMS stores its data in.</w:t>
+            </w:r>
+          </w:p>
+        </w:tc>
+      </w:tr>
+      <w:tr>
+        <w:trPr>
+          <w:cantSplit/>
+        </w:trPr>
+        <w:tc>
+          <w:tcPr>
+            <w:tcW w:type="dxa" w:w="1985"/>
+            <w:tcBorders>
+              <w:top w:val="single" w:color="BFC9D6" w:sz="4"/>
+              <w:left w:val="single" w:color="BFC9D6" w:sz="4"/>
+              <w:bottom w:val="single" w:color="BFC9D6" w:sz="4"/>
+              <w:right w:val="single" w:color="BFC9D6" w:sz="4"/>
+            </w:tcBorders>
+            <w:tcMar>
+              <w:top w:type="dxa" w:w="60"/>
+              <w:left w:type="dxa" w:w="100"/>
+              <w:bottom w:type="dxa" w:w="60"/>
+              <w:right w:type="dxa" w:w="100"/>
+            </w:tcMar>
+            <w:vAlign w:val="center"/>
+          </w:tcPr>
+          <w:p>
+            <w:pPr>
+              <w:spacing w:after="30" w:before="30"/>
+              <w:jc w:val="left"/>
+            </w:pPr>
+            <w:r>
+              <w:rPr>
+                <w:rFonts w:ascii="Calibri" w:cs="Calibri" w:eastAsia="Calibri" w:hAnsi="Calibri"/>
+                <w:sz w:val="18"/>
+                <w:szCs w:val="18"/>
+              </w:rPr>
+              <w:t xml:space="preserve">QR code</w:t>
+            </w:r>
+          </w:p>
+        </w:tc>
+        <w:tc>
+          <w:tcPr>
+            <w:tcW w:type="dxa" w:w="7041"/>
+            <w:tcBorders>
+              <w:top w:val="single" w:color="BFC9D6" w:sz="4"/>
+              <w:left w:val="single" w:color="BFC9D6" w:sz="4"/>
+              <w:bottom w:val="single" w:color="BFC9D6" w:sz="4"/>
+              <w:right w:val="single" w:color="BFC9D6" w:sz="4"/>
+            </w:tcBorders>
+            <w:tcMar>
+              <w:top w:type="dxa" w:w="60"/>
+              <w:left w:type="dxa" w:w="100"/>
+              <w:bottom w:type="dxa" w:w="60"/>
+              <w:right w:type="dxa" w:w="100"/>
+            </w:tcMar>
+            <w:vAlign w:val="center"/>
+          </w:tcPr>
+          <w:p>
+            <w:pPr>
+              <w:spacing w:after="30" w:before="30"/>
+              <w:jc w:val="left"/>
+            </w:pPr>
+            <w:r>
+              <w:rPr>
+                <w:rFonts w:ascii="Calibri" w:cs="Calibri" w:eastAsia="Calibri" w:hAnsi="Calibri"/>
+                <w:sz w:val="18"/>
+                <w:szCs w:val="18"/>
+              </w:rPr>
+              <w:t xml:space="preserve">A square barcode printed on documents; scanning it opens the verification page.</w:t>
+            </w:r>
+          </w:p>
+        </w:tc>
+      </w:tr>
+      <w:tr>
+        <w:trPr>
+          <w:cantSplit/>
+        </w:trPr>
+        <w:tc>
+          <w:tcPr>
+            <w:tcW w:type="dxa" w:w="1985"/>
+            <w:tcBorders>
+              <w:top w:val="single" w:color="BFC9D6" w:sz="4"/>
+              <w:left w:val="single" w:color="BFC9D6" w:sz="4"/>
+              <w:bottom w:val="single" w:color="BFC9D6" w:sz="4"/>
+              <w:right w:val="single" w:color="BFC9D6" w:sz="4"/>
+            </w:tcBorders>
+            <w:tcMar>
+              <w:top w:type="dxa" w:w="60"/>
+              <w:left w:type="dxa" w:w="100"/>
+              <w:bottom w:type="dxa" w:w="60"/>
+              <w:right w:type="dxa" w:w="100"/>
+            </w:tcMar>
+            <w:vAlign w:val="center"/>
+          </w:tcPr>
+          <w:p>
+            <w:pPr>
+              <w:spacing w:after="30" w:before="30"/>
+              <w:jc w:val="left"/>
+            </w:pPr>
+            <w:r>
+              <w:rPr>
+                <w:rFonts w:ascii="Calibri" w:cs="Calibri" w:eastAsia="Calibri" w:hAnsi="Calibri"/>
+                <w:sz w:val="18"/>
+                <w:szCs w:val="18"/>
+              </w:rPr>
+              <w:t xml:space="preserve">Registration number</w:t>
+            </w:r>
+          </w:p>
+        </w:tc>
+        <w:tc>
+          <w:tcPr>
+            <w:tcW w:type="dxa" w:w="7041"/>
+            <w:tcBorders>
+              <w:top w:val="single" w:color="BFC9D6" w:sz="4"/>
+              <w:left w:val="single" w:color="BFC9D6" w:sz="4"/>
+              <w:bottom w:val="single" w:color="BFC9D6" w:sz="4"/>
+              <w:right w:val="single" w:color="BFC9D6" w:sz="4"/>
+            </w:tcBorders>
+            <w:tcMar>
+              <w:top w:type="dxa" w:w="60"/>
+              <w:left w:type="dxa" w:w="100"/>
+              <w:bottom w:type="dxa" w:w="60"/>
+              <w:right w:type="dxa" w:w="100"/>
+            </w:tcMar>
+            <w:vAlign w:val="center"/>
+          </w:tcPr>
+          <w:p>
+            <w:pPr>
+              <w:spacing w:after="30" w:before="30"/>
+              <w:jc w:val="left"/>
+            </w:pPr>
+            <w:r>
+              <w:rPr>
+                <w:rFonts w:ascii="Calibri" w:cs="Calibri" w:eastAsia="Calibri" w:hAnsi="Calibri"/>
+                <w:sz w:val="18"/>
+                <w:szCs w:val="18"/>
+              </w:rPr>
+              <w:t xml:space="preserve">The student's permanent number, generated at hand-over and never changed or reused.</w:t>
+            </w:r>
+          </w:p>
+        </w:tc>
+      </w:tr>
+      <w:tr>
+        <w:trPr>
+          <w:cantSplit/>
+        </w:trPr>
+        <w:tc>
+          <w:tcPr>
+            <w:tcW w:type="dxa" w:w="1985"/>
+            <w:tcBorders>
+              <w:top w:val="single" w:color="BFC9D6" w:sz="4"/>
+              <w:left w:val="single" w:color="BFC9D6" w:sz="4"/>
+              <w:bottom w:val="single" w:color="BFC9D6" w:sz="4"/>
+              <w:right w:val="single" w:color="BFC9D6" w:sz="4"/>
+            </w:tcBorders>
+            <w:tcMar>
+              <w:top w:type="dxa" w:w="60"/>
+              <w:left w:type="dxa" w:w="100"/>
+              <w:bottom w:type="dxa" w:w="60"/>
+              <w:right w:type="dxa" w:w="100"/>
+            </w:tcMar>
+            <w:vAlign w:val="center"/>
+          </w:tcPr>
+          <w:p>
+            <w:pPr>
+              <w:spacing w:after="30" w:before="30"/>
+              <w:jc w:val="left"/>
+            </w:pPr>
+            <w:r>
+              <w:rPr>
+                <w:rFonts w:ascii="Calibri" w:cs="Calibri" w:eastAsia="Calibri" w:hAnsi="Calibri"/>
+                <w:sz w:val="18"/>
+                <w:szCs w:val="18"/>
+              </w:rPr>
+              <w:t xml:space="preserve">REST</w:t>
+            </w:r>
+          </w:p>
+        </w:tc>
+        <w:tc>
+          <w:tcPr>
+            <w:tcW w:type="dxa" w:w="7041"/>
+            <w:tcBorders>
+              <w:top w:val="single" w:color="BFC9D6" w:sz="4"/>
+              <w:left w:val="single" w:color="BFC9D6" w:sz="4"/>
+              <w:bottom w:val="single" w:color="BFC9D6" w:sz="4"/>
+              <w:right w:val="single" w:color="BFC9D6" w:sz="4"/>
+            </w:tcBorders>
+            <w:tcMar>
+              <w:top w:type="dxa" w:w="60"/>
+              <w:left w:type="dxa" w:w="100"/>
+              <w:bottom w:type="dxa" w:w="60"/>
+              <w:right w:type="dxa" w:w="100"/>
+            </w:tcMar>
+            <w:vAlign w:val="center"/>
+          </w:tcPr>
+          <w:p>
+            <w:pPr>
+              <w:spacing w:after="30" w:before="30"/>
+              <w:jc w:val="left"/>
+            </w:pPr>
+            <w:r>
+              <w:rPr>
+                <w:rFonts w:ascii="Calibri" w:cs="Calibri" w:eastAsia="Calibri" w:hAnsi="Calibri"/>
+                <w:sz w:val="18"/>
+                <w:szCs w:val="18"/>
+              </w:rPr>
+              <w:t xml:space="preserve">The common style of web API that CIMS uses to exchange data with other systems.</w:t>
+            </w:r>
+          </w:p>
+        </w:tc>
+      </w:tr>
+      <w:tr>
+        <w:trPr>
+          <w:cantSplit/>
+        </w:trPr>
+        <w:tc>
+          <w:tcPr>
+            <w:tcW w:type="dxa" w:w="1985"/>
+            <w:tcBorders>
+              <w:top w:val="single" w:color="BFC9D6" w:sz="4"/>
+              <w:left w:val="single" w:color="BFC9D6" w:sz="4"/>
+              <w:bottom w:val="single" w:color="BFC9D6" w:sz="4"/>
+              <w:right w:val="single" w:color="BFC9D6" w:sz="4"/>
+            </w:tcBorders>
+            <w:tcMar>
+              <w:top w:type="dxa" w:w="60"/>
+              <w:left w:type="dxa" w:w="100"/>
+              <w:bottom w:type="dxa" w:w="60"/>
+              <w:right w:type="dxa" w:w="100"/>
+            </w:tcMar>
+            <w:vAlign w:val="center"/>
+          </w:tcPr>
+          <w:p>
+            <w:pPr>
+              <w:spacing w:after="30" w:before="30"/>
+              <w:jc w:val="left"/>
+            </w:pPr>
+            <w:r>
+              <w:rPr>
+                <w:rFonts w:ascii="Calibri" w:cs="Calibri" w:eastAsia="Calibri" w:hAnsi="Calibri"/>
+                <w:sz w:val="18"/>
+                <w:szCs w:val="18"/>
+              </w:rPr>
+              <w:t xml:space="preserve">RLS</w:t>
+            </w:r>
+          </w:p>
+        </w:tc>
+        <w:tc>
+          <w:tcPr>
+            <w:tcW w:type="dxa" w:w="7041"/>
+            <w:tcBorders>
+              <w:top w:val="single" w:color="BFC9D6" w:sz="4"/>
+              <w:left w:val="single" w:color="BFC9D6" w:sz="4"/>
+              <w:bottom w:val="single" w:color="BFC9D6" w:sz="4"/>
+              <w:right w:val="single" w:color="BFC9D6" w:sz="4"/>
+            </w:tcBorders>
+            <w:tcMar>
+              <w:top w:type="dxa" w:w="60"/>
+              <w:left w:type="dxa" w:w="100"/>
+              <w:bottom w:type="dxa" w:w="60"/>
+              <w:right w:type="dxa" w:w="100"/>
+            </w:tcMar>
+            <w:vAlign w:val="center"/>
+          </w:tcPr>
+          <w:p>
+            <w:pPr>
+              <w:spacing w:after="30" w:before="30"/>
+              <w:jc w:val="left"/>
+            </w:pPr>
+            <w:r>
+              <w:rPr>
+                <w:rFonts w:ascii="Calibri" w:cs="Calibri" w:eastAsia="Calibri" w:hAnsi="Calibri"/>
+                <w:sz w:val="18"/>
+                <w:szCs w:val="18"/>
+              </w:rPr>
+              <w:t xml:space="preserve">Row-level security: the database rule that each institution sees only its own rows.</w:t>
+            </w:r>
+          </w:p>
+        </w:tc>
+      </w:tr>
+      <w:tr>
+        <w:trPr>
+          <w:cantSplit/>
+        </w:trPr>
+        <w:tc>
+          <w:tcPr>
+            <w:tcW w:type="dxa" w:w="1985"/>
+            <w:tcBorders>
+              <w:top w:val="single" w:color="BFC9D6" w:sz="4"/>
+              <w:left w:val="single" w:color="BFC9D6" w:sz="4"/>
+              <w:bottom w:val="single" w:color="BFC9D6" w:sz="4"/>
+              <w:right w:val="single" w:color="BFC9D6" w:sz="4"/>
+            </w:tcBorders>
+            <w:tcMar>
+              <w:top w:type="dxa" w:w="60"/>
+              <w:left w:type="dxa" w:w="100"/>
+              <w:bottom w:type="dxa" w:w="60"/>
+              <w:right w:type="dxa" w:w="100"/>
+            </w:tcMar>
+            <w:vAlign w:val="center"/>
+          </w:tcPr>
+          <w:p>
+            <w:pPr>
+              <w:spacing w:after="30" w:before="30"/>
+              <w:jc w:val="left"/>
+            </w:pPr>
+            <w:r>
+              <w:rPr>
+                <w:rFonts w:ascii="Calibri" w:cs="Calibri" w:eastAsia="Calibri" w:hAnsi="Calibri"/>
+                <w:sz w:val="18"/>
+                <w:szCs w:val="18"/>
+              </w:rPr>
+              <w:t xml:space="preserve">Simulator</w:t>
+            </w:r>
+          </w:p>
+        </w:tc>
+        <w:tc>
+          <w:tcPr>
+            <w:tcW w:type="dxa" w:w="7041"/>
+            <w:tcBorders>
+              <w:top w:val="single" w:color="BFC9D6" w:sz="4"/>
+              <w:left w:val="single" w:color="BFC9D6" w:sz="4"/>
+              <w:bottom w:val="single" w:color="BFC9D6" w:sz="4"/>
+              <w:right w:val="single" w:color="BFC9D6" w:sz="4"/>
+            </w:tcBorders>
+            <w:tcMar>
+              <w:top w:type="dxa" w:w="60"/>
+              <w:left w:type="dxa" w:w="100"/>
+              <w:bottom w:type="dxa" w:w="60"/>
+              <w:right w:type="dxa" w:w="100"/>
+            </w:tcMar>
+            <w:vAlign w:val="center"/>
+          </w:tcPr>
+          <w:p>
+            <w:pPr>
+              <w:spacing w:after="30" w:before="30"/>
+              <w:jc w:val="left"/>
+            </w:pPr>
+            <w:r>
+              <w:rPr>
+                <w:rFonts w:ascii="Calibri" w:cs="Calibri" w:eastAsia="Calibri" w:hAnsi="Calibri"/>
+                <w:sz w:val="18"/>
+                <w:szCs w:val="18"/>
+              </w:rPr>
+              <w:t xml:space="preserve">A stand-in for an outside system (for example NACTVET or GePG) used for testing until the live interface is available.</w:t>
+            </w:r>
+          </w:p>
+        </w:tc>
+      </w:tr>
+      <w:tr>
+        <w:trPr>
+          <w:cantSplit/>
+        </w:trPr>
+        <w:tc>
+          <w:tcPr>
+            <w:tcW w:type="dxa" w:w="1985"/>
+            <w:tcBorders>
+              <w:top w:val="single" w:color="BFC9D6" w:sz="4"/>
+              <w:left w:val="single" w:color="BFC9D6" w:sz="4"/>
+              <w:bottom w:val="single" w:color="BFC9D6" w:sz="4"/>
+              <w:right w:val="single" w:color="BFC9D6" w:sz="4"/>
+            </w:tcBorders>
+            <w:tcMar>
+              <w:top w:type="dxa" w:w="60"/>
+              <w:left w:type="dxa" w:w="100"/>
+              <w:bottom w:type="dxa" w:w="60"/>
+              <w:right w:type="dxa" w:w="100"/>
+            </w:tcMar>
+            <w:vAlign w:val="center"/>
+          </w:tcPr>
+          <w:p>
+            <w:pPr>
+              <w:spacing w:after="30" w:before="30"/>
+              <w:jc w:val="left"/>
+            </w:pPr>
+            <w:r>
+              <w:rPr>
+                <w:rFonts w:ascii="Calibri" w:cs="Calibri" w:eastAsia="Calibri" w:hAnsi="Calibri"/>
+                <w:sz w:val="18"/>
+                <w:szCs w:val="18"/>
+              </w:rPr>
+              <w:t xml:space="preserve">SMS</w:t>
+            </w:r>
+          </w:p>
+        </w:tc>
+        <w:tc>
+          <w:tcPr>
+            <w:tcW w:type="dxa" w:w="7041"/>
+            <w:tcBorders>
+              <w:top w:val="single" w:color="BFC9D6" w:sz="4"/>
+              <w:left w:val="single" w:color="BFC9D6" w:sz="4"/>
+              <w:bottom w:val="single" w:color="BFC9D6" w:sz="4"/>
+              <w:right w:val="single" w:color="BFC9D6" w:sz="4"/>
+            </w:tcBorders>
+            <w:tcMar>
+              <w:top w:type="dxa" w:w="60"/>
+              <w:left w:type="dxa" w:w="100"/>
+              <w:bottom w:type="dxa" w:w="60"/>
+              <w:right w:type="dxa" w:w="100"/>
+            </w:tcMar>
+            <w:vAlign w:val="center"/>
+          </w:tcPr>
+          <w:p>
+            <w:pPr>
+              <w:spacing w:after="30" w:before="30"/>
+              <w:jc w:val="left"/>
+            </w:pPr>
+            <w:r>
+              <w:rPr>
+                <w:rFonts w:ascii="Calibri" w:cs="Calibri" w:eastAsia="Calibri" w:hAnsi="Calibri"/>
+                <w:sz w:val="18"/>
+                <w:szCs w:val="18"/>
+              </w:rPr>
+              <w:t xml:space="preserve">Short message service: text messages to mobile phones.</w:t>
+            </w:r>
+          </w:p>
+        </w:tc>
+      </w:tr>
+      <w:tr>
+        <w:trPr>
+          <w:cantSplit/>
+        </w:trPr>
+        <w:tc>
+          <w:tcPr>
+            <w:tcW w:type="dxa" w:w="1985"/>
+            <w:tcBorders>
+              <w:top w:val="single" w:color="BFC9D6" w:sz="4"/>
+              <w:left w:val="single" w:color="BFC9D6" w:sz="4"/>
+              <w:bottom w:val="single" w:color="BFC9D6" w:sz="4"/>
+              <w:right w:val="single" w:color="BFC9D6" w:sz="4"/>
+            </w:tcBorders>
+            <w:tcMar>
+              <w:top w:type="dxa" w:w="60"/>
+              <w:left w:type="dxa" w:w="100"/>
+              <w:bottom w:type="dxa" w:w="60"/>
+              <w:right w:type="dxa" w:w="100"/>
+            </w:tcMar>
+            <w:vAlign w:val="center"/>
+          </w:tcPr>
+          <w:p>
+            <w:pPr>
+              <w:spacing w:after="30" w:before="30"/>
+              <w:jc w:val="left"/>
+            </w:pPr>
+            <w:r>
+              <w:rPr>
+                <w:rFonts w:ascii="Calibri" w:cs="Calibri" w:eastAsia="Calibri" w:hAnsi="Calibri"/>
+                <w:sz w:val="18"/>
+                <w:szCs w:val="18"/>
+              </w:rPr>
+              <w:t xml:space="preserve">SRS / BRD</w:t>
+            </w:r>
+          </w:p>
+        </w:tc>
+        <w:tc>
+          <w:tcPr>
+            <w:tcW w:type="dxa" w:w="7041"/>
+            <w:tcBorders>
+              <w:top w:val="single" w:color="BFC9D6" w:sz="4"/>
+              <w:left w:val="single" w:color="BFC9D6" w:sz="4"/>
+              <w:bottom w:val="single" w:color="BFC9D6" w:sz="4"/>
+              <w:right w:val="single" w:color="BFC9D6" w:sz="4"/>
+            </w:tcBorders>
+            <w:tcMar>
+              <w:top w:type="dxa" w:w="60"/>
+              <w:left w:type="dxa" w:w="100"/>
+              <w:bottom w:type="dxa" w:w="60"/>
+              <w:right w:type="dxa" w:w="100"/>
+            </w:tcMar>
+            <w:vAlign w:val="center"/>
+          </w:tcPr>
+          <w:p>
+            <w:pPr>
+              <w:spacing w:after="30" w:before="30"/>
+              <w:jc w:val="left"/>
+            </w:pPr>
+            <w:r>
+              <w:rPr>
+                <w:rFonts w:ascii="Calibri" w:cs="Calibri" w:eastAsia="Calibri" w:hAnsi="Calibri"/>
+                <w:sz w:val="18"/>
+                <w:szCs w:val="18"/>
+              </w:rPr>
+              <w:t xml:space="preserve">System Requirements Specification (Document 03) / Business Requirements Document (Document 02).</w:t>
+            </w:r>
+          </w:p>
+        </w:tc>
+      </w:tr>
+      <w:tr>
+        <w:trPr>
+          <w:cantSplit/>
+        </w:trPr>
+        <w:tc>
+          <w:tcPr>
+            <w:tcW w:type="dxa" w:w="1985"/>
+            <w:tcBorders>
+              <w:top w:val="single" w:color="BFC9D6" w:sz="4"/>
+              <w:left w:val="single" w:color="BFC9D6" w:sz="4"/>
+              <w:bottom w:val="single" w:color="BFC9D6" w:sz="4"/>
+              <w:right w:val="single" w:color="BFC9D6" w:sz="4"/>
+            </w:tcBorders>
+            <w:tcMar>
+              <w:top w:type="dxa" w:w="60"/>
+              <w:left w:type="dxa" w:w="100"/>
+              <w:bottom w:type="dxa" w:w="60"/>
+              <w:right w:type="dxa" w:w="100"/>
+            </w:tcMar>
+            <w:vAlign w:val="center"/>
+          </w:tcPr>
+          <w:p>
+            <w:pPr>
+              <w:spacing w:after="30" w:before="30"/>
+              <w:jc w:val="left"/>
+            </w:pPr>
+            <w:r>
+              <w:rPr>
+                <w:rFonts w:ascii="Calibri" w:cs="Calibri" w:eastAsia="Calibri" w:hAnsi="Calibri"/>
+                <w:sz w:val="18"/>
+                <w:szCs w:val="18"/>
+              </w:rPr>
+              <w:t xml:space="preserve">TAMISEMI</w:t>
+            </w:r>
+          </w:p>
+        </w:tc>
+        <w:tc>
+          <w:tcPr>
+            <w:tcW w:type="dxa" w:w="7041"/>
+            <w:tcBorders>
+              <w:top w:val="single" w:color="BFC9D6" w:sz="4"/>
+              <w:left w:val="single" w:color="BFC9D6" w:sz="4"/>
+              <w:bottom w:val="single" w:color="BFC9D6" w:sz="4"/>
+              <w:right w:val="single" w:color="BFC9D6" w:sz="4"/>
+            </w:tcBorders>
+            <w:tcMar>
+              <w:top w:type="dxa" w:w="60"/>
+              <w:left w:type="dxa" w:w="100"/>
+              <w:bottom w:type="dxa" w:w="60"/>
+              <w:right w:type="dxa" w:w="100"/>
+            </w:tcMar>
+            <w:vAlign w:val="center"/>
+          </w:tcPr>
+          <w:p>
+            <w:pPr>
+              <w:spacing w:after="30" w:before="30"/>
+              <w:jc w:val="left"/>
+            </w:pPr>
+            <w:r>
+              <w:rPr>
+                <w:rFonts w:ascii="Calibri" w:cs="Calibri" w:eastAsia="Calibri" w:hAnsi="Calibri"/>
+                <w:sz w:val="18"/>
+                <w:szCs w:val="18"/>
+              </w:rPr>
+              <w:t xml:space="preserve">President's Office – Regional Administration and Local Government, which selects some students centrally.</w:t>
+            </w:r>
+          </w:p>
+        </w:tc>
+      </w:tr>
+      <w:tr>
+        <w:trPr>
+          <w:cantSplit/>
+        </w:trPr>
+        <w:tc>
+          <w:tcPr>
+            <w:tcW w:type="dxa" w:w="1985"/>
+            <w:tcBorders>
+              <w:top w:val="single" w:color="BFC9D6" w:sz="4"/>
+              <w:left w:val="single" w:color="BFC9D6" w:sz="4"/>
+              <w:bottom w:val="single" w:color="BFC9D6" w:sz="4"/>
+              <w:right w:val="single" w:color="BFC9D6" w:sz="4"/>
+            </w:tcBorders>
+            <w:tcMar>
+              <w:top w:type="dxa" w:w="60"/>
+              <w:left w:type="dxa" w:w="100"/>
+              <w:bottom w:type="dxa" w:w="60"/>
+              <w:right w:type="dxa" w:w="100"/>
+            </w:tcMar>
+            <w:vAlign w:val="center"/>
+          </w:tcPr>
+          <w:p>
+            <w:pPr>
+              <w:spacing w:after="30" w:before="30"/>
+              <w:jc w:val="left"/>
+            </w:pPr>
+            <w:r>
+              <w:rPr>
+                <w:rFonts w:ascii="Calibri" w:cs="Calibri" w:eastAsia="Calibri" w:hAnsi="Calibri"/>
+                <w:sz w:val="18"/>
+                <w:szCs w:val="18"/>
+              </w:rPr>
+              <w:t xml:space="preserve">Tenant</w:t>
+            </w:r>
+          </w:p>
+        </w:tc>
+        <w:tc>
+          <w:tcPr>
+            <w:tcW w:type="dxa" w:w="7041"/>
+            <w:tcBorders>
+              <w:top w:val="single" w:color="BFC9D6" w:sz="4"/>
+              <w:left w:val="single" w:color="BFC9D6" w:sz="4"/>
+              <w:bottom w:val="single" w:color="BFC9D6" w:sz="4"/>
+              <w:right w:val="single" w:color="BFC9D6" w:sz="4"/>
+            </w:tcBorders>
+            <w:tcMar>
+              <w:top w:type="dxa" w:w="60"/>
+              <w:left w:type="dxa" w:w="100"/>
+              <w:bottom w:type="dxa" w:w="60"/>
+              <w:right w:type="dxa" w:w="100"/>
+            </w:tcMar>
+            <w:vAlign w:val="center"/>
+          </w:tcPr>
+          <w:p>
+            <w:pPr>
+              <w:spacing w:after="30" w:before="30"/>
+              <w:jc w:val="left"/>
+            </w:pPr>
+            <w:r>
+              <w:rPr>
+                <w:rFonts w:ascii="Calibri" w:cs="Calibri" w:eastAsia="Calibri" w:hAnsi="Calibri"/>
+                <w:sz w:val="18"/>
+                <w:szCs w:val="18"/>
+              </w:rPr>
+              <w:t xml:space="preserve">One institution's isolated space within the shared CIMS platform, with its own branding, users, data and settings.</w:t>
+            </w:r>
+          </w:p>
+        </w:tc>
+      </w:tr>
+      <w:tr>
+        <w:trPr>
+          <w:cantSplit/>
+        </w:trPr>
+        <w:tc>
+          <w:tcPr>
+            <w:tcW w:type="dxa" w:w="1985"/>
+            <w:tcBorders>
+              <w:top w:val="single" w:color="BFC9D6" w:sz="4"/>
+              <w:left w:val="single" w:color="BFC9D6" w:sz="4"/>
+              <w:bottom w:val="single" w:color="BFC9D6" w:sz="4"/>
+              <w:right w:val="single" w:color="BFC9D6" w:sz="4"/>
+            </w:tcBorders>
+            <w:tcMar>
+              <w:top w:type="dxa" w:w="60"/>
+              <w:left w:type="dxa" w:w="100"/>
+              <w:bottom w:type="dxa" w:w="60"/>
+              <w:right w:type="dxa" w:w="100"/>
+            </w:tcMar>
+            <w:vAlign w:val="center"/>
+          </w:tcPr>
+          <w:p>
+            <w:pPr>
+              <w:spacing w:after="30" w:before="30"/>
+              <w:jc w:val="left"/>
+            </w:pPr>
+            <w:r>
+              <w:rPr>
+                <w:rFonts w:ascii="Calibri" w:cs="Calibri" w:eastAsia="Calibri" w:hAnsi="Calibri"/>
+                <w:sz w:val="18"/>
+                <w:szCs w:val="18"/>
+              </w:rPr>
+              <w:t xml:space="preserve">TLS</w:t>
+            </w:r>
+          </w:p>
+        </w:tc>
+        <w:tc>
+          <w:tcPr>
+            <w:tcW w:type="dxa" w:w="7041"/>
+            <w:tcBorders>
+              <w:top w:val="single" w:color="BFC9D6" w:sz="4"/>
+              <w:left w:val="single" w:color="BFC9D6" w:sz="4"/>
+              <w:bottom w:val="single" w:color="BFC9D6" w:sz="4"/>
+              <w:right w:val="single" w:color="BFC9D6" w:sz="4"/>
+            </w:tcBorders>
+            <w:tcMar>
+              <w:top w:type="dxa" w:w="60"/>
+              <w:left w:type="dxa" w:w="100"/>
+              <w:bottom w:type="dxa" w:w="60"/>
+              <w:right w:type="dxa" w:w="100"/>
+            </w:tcMar>
+            <w:vAlign w:val="center"/>
+          </w:tcPr>
+          <w:p>
+            <w:pPr>
+              <w:spacing w:after="30" w:before="30"/>
+              <w:jc w:val="left"/>
+            </w:pPr>
+            <w:r>
+              <w:rPr>
+                <w:rFonts w:ascii="Calibri" w:cs="Calibri" w:eastAsia="Calibri" w:hAnsi="Calibri"/>
+                <w:sz w:val="18"/>
+                <w:szCs w:val="18"/>
+              </w:rPr>
+              <w:t xml:space="preserve">Transport Layer Security: the encryption behind HTTPS.</w:t>
+            </w:r>
+          </w:p>
+        </w:tc>
+      </w:tr>
+      <w:tr>
+        <w:trPr>
+          <w:cantSplit/>
+        </w:trPr>
+        <w:tc>
+          <w:tcPr>
+            <w:tcW w:type="dxa" w:w="1985"/>
+            <w:tcBorders>
+              <w:top w:val="single" w:color="BFC9D6" w:sz="4"/>
+              <w:left w:val="single" w:color="BFC9D6" w:sz="4"/>
+              <w:bottom w:val="single" w:color="BFC9D6" w:sz="4"/>
+              <w:right w:val="single" w:color="BFC9D6" w:sz="4"/>
+            </w:tcBorders>
+            <w:tcMar>
+              <w:top w:type="dxa" w:w="60"/>
+              <w:left w:type="dxa" w:w="100"/>
+              <w:bottom w:type="dxa" w:w="60"/>
+              <w:right w:type="dxa" w:w="100"/>
+            </w:tcMar>
+            <w:vAlign w:val="center"/>
+          </w:tcPr>
+          <w:p>
+            <w:pPr>
+              <w:spacing w:after="30" w:before="30"/>
+              <w:jc w:val="left"/>
+            </w:pPr>
+            <w:r>
+              <w:rPr>
+                <w:rFonts w:ascii="Calibri" w:cs="Calibri" w:eastAsia="Calibri" w:hAnsi="Calibri"/>
+                <w:sz w:val="18"/>
+                <w:szCs w:val="18"/>
+              </w:rPr>
+              <w:t xml:space="preserve">TVET</w:t>
+            </w:r>
+          </w:p>
+        </w:tc>
+        <w:tc>
+          <w:tcPr>
+            <w:tcW w:type="dxa" w:w="7041"/>
+            <w:tcBorders>
+              <w:top w:val="single" w:color="BFC9D6" w:sz="4"/>
+              <w:left w:val="single" w:color="BFC9D6" w:sz="4"/>
+              <w:bottom w:val="single" w:color="BFC9D6" w:sz="4"/>
+              <w:right w:val="single" w:color="BFC9D6" w:sz="4"/>
+            </w:tcBorders>
+            <w:tcMar>
+              <w:top w:type="dxa" w:w="60"/>
+              <w:left w:type="dxa" w:w="100"/>
+              <w:bottom w:type="dxa" w:w="60"/>
+              <w:right w:type="dxa" w:w="100"/>
+            </w:tcMar>
+            <w:vAlign w:val="center"/>
+          </w:tcPr>
+          <w:p>
+            <w:pPr>
+              <w:spacing w:after="30" w:before="30"/>
+              <w:jc w:val="left"/>
+            </w:pPr>
+            <w:r>
+              <w:rPr>
+                <w:rFonts w:ascii="Calibri" w:cs="Calibri" w:eastAsia="Calibri" w:hAnsi="Calibri"/>
+                <w:sz w:val="18"/>
+                <w:szCs w:val="18"/>
+              </w:rPr>
+              <w:t xml:space="preserve">Technical and vocational education and training.</w:t>
+            </w:r>
+          </w:p>
+        </w:tc>
+      </w:tr>
+      <w:tr>
+        <w:trPr>
+          <w:cantSplit/>
+        </w:trPr>
+        <w:tc>
+          <w:tcPr>
+            <w:tcW w:type="dxa" w:w="1985"/>
+            <w:tcBorders>
+              <w:top w:val="single" w:color="BFC9D6" w:sz="4"/>
+              <w:left w:val="single" w:color="BFC9D6" w:sz="4"/>
+              <w:bottom w:val="single" w:color="BFC9D6" w:sz="4"/>
+              <w:right w:val="single" w:color="BFC9D6" w:sz="4"/>
+            </w:tcBorders>
+            <w:tcMar>
+              <w:top w:type="dxa" w:w="60"/>
+              <w:left w:type="dxa" w:w="100"/>
+              <w:bottom w:type="dxa" w:w="60"/>
+              <w:right w:type="dxa" w:w="100"/>
+            </w:tcMar>
+            <w:vAlign w:val="center"/>
+          </w:tcPr>
+          <w:p>
+            <w:pPr>
+              <w:spacing w:after="30" w:before="30"/>
+              <w:jc w:val="left"/>
+            </w:pPr>
+            <w:r>
+              <w:rPr>
+                <w:rFonts w:ascii="Calibri" w:cs="Calibri" w:eastAsia="Calibri" w:hAnsi="Calibri"/>
+                <w:sz w:val="18"/>
+                <w:szCs w:val="18"/>
+              </w:rPr>
+              <w:t xml:space="preserve">TZS</w:t>
+            </w:r>
+          </w:p>
+        </w:tc>
+        <w:tc>
+          <w:tcPr>
+            <w:tcW w:type="dxa" w:w="7041"/>
+            <w:tcBorders>
+              <w:top w:val="single" w:color="BFC9D6" w:sz="4"/>
+              <w:left w:val="single" w:color="BFC9D6" w:sz="4"/>
+              <w:bottom w:val="single" w:color="BFC9D6" w:sz="4"/>
+              <w:right w:val="single" w:color="BFC9D6" w:sz="4"/>
+            </w:tcBorders>
+            <w:tcMar>
+              <w:top w:type="dxa" w:w="60"/>
+              <w:left w:type="dxa" w:w="100"/>
+              <w:bottom w:type="dxa" w:w="60"/>
+              <w:right w:type="dxa" w:w="100"/>
+            </w:tcMar>
+            <w:vAlign w:val="center"/>
+          </w:tcPr>
+          <w:p>
+            <w:pPr>
+              <w:spacing w:after="30" w:before="30"/>
+              <w:jc w:val="left"/>
+            </w:pPr>
+            <w:r>
+              <w:rPr>
+                <w:rFonts w:ascii="Calibri" w:cs="Calibri" w:eastAsia="Calibri" w:hAnsi="Calibri"/>
+                <w:sz w:val="18"/>
+                <w:szCs w:val="18"/>
+              </w:rPr>
+              <w:t xml:space="preserve">Tanzanian shilling.</w:t>
+            </w:r>
+          </w:p>
+        </w:tc>
+      </w:tr>
+      <w:tr>
+        <w:trPr>
+          <w:cantSplit/>
+        </w:trPr>
+        <w:tc>
+          <w:tcPr>
+            <w:tcW w:type="dxa" w:w="1985"/>
+            <w:tcBorders>
+              <w:top w:val="single" w:color="BFC9D6" w:sz="4"/>
+              <w:left w:val="single" w:color="BFC9D6" w:sz="4"/>
+              <w:bottom w:val="single" w:color="BFC9D6" w:sz="4"/>
+              <w:right w:val="single" w:color="BFC9D6" w:sz="4"/>
+            </w:tcBorders>
+            <w:tcMar>
+              <w:top w:type="dxa" w:w="60"/>
+              <w:left w:type="dxa" w:w="100"/>
+              <w:bottom w:type="dxa" w:w="60"/>
+              <w:right w:type="dxa" w:w="100"/>
+            </w:tcMar>
+            <w:vAlign w:val="center"/>
+          </w:tcPr>
+          <w:p>
+            <w:pPr>
+              <w:spacing w:after="30" w:before="30"/>
+              <w:jc w:val="left"/>
+            </w:pPr>
+            <w:r>
+              <w:rPr>
+                <w:rFonts w:ascii="Calibri" w:cs="Calibri" w:eastAsia="Calibri" w:hAnsi="Calibri"/>
+                <w:sz w:val="18"/>
+                <w:szCs w:val="18"/>
+              </w:rPr>
+              <w:t xml:space="preserve">Verification code</w:t>
+            </w:r>
+          </w:p>
+        </w:tc>
+        <w:tc>
+          <w:tcPr>
+            <w:tcW w:type="dxa" w:w="7041"/>
+            <w:tcBorders>
+              <w:top w:val="single" w:color="BFC9D6" w:sz="4"/>
+              <w:left w:val="single" w:color="BFC9D6" w:sz="4"/>
+              <w:bottom w:val="single" w:color="BFC9D6" w:sz="4"/>
+              <w:right w:val="single" w:color="BFC9D6" w:sz="4"/>
+            </w:tcBorders>
+            <w:tcMar>
+              <w:top w:type="dxa" w:w="60"/>
+              <w:left w:type="dxa" w:w="100"/>
+              <w:bottom w:type="dxa" w:w="60"/>
+              <w:right w:type="dxa" w:w="100"/>
+            </w:tcMar>
+            <w:vAlign w:val="center"/>
+          </w:tcPr>
+          <w:p>
+            <w:pPr>
+              <w:spacing w:after="30" w:before="30"/>
+              <w:jc w:val="left"/>
+            </w:pPr>
+            <w:r>
+              <w:rPr>
+                <w:rFonts w:ascii="Calibri" w:cs="Calibri" w:eastAsia="Calibri" w:hAnsi="Calibri"/>
+                <w:sz w:val="18"/>
+                <w:szCs w:val="18"/>
+              </w:rPr>
+              <w:t xml:space="preserve">The code printed (with a QR code) on letters, statements, certificates and ID cards, checked on the verification page.</w:t>
+            </w:r>
+          </w:p>
+        </w:tc>
+      </w:tr>
+      <w:tr>
+        <w:trPr>
+          <w:cantSplit/>
+        </w:trPr>
+        <w:tc>
+          <w:tcPr>
+            <w:tcW w:type="dxa" w:w="1985"/>
+            <w:tcBorders>
+              <w:top w:val="single" w:color="BFC9D6" w:sz="4"/>
+              <w:left w:val="single" w:color="BFC9D6" w:sz="4"/>
+              <w:bottom w:val="single" w:color="BFC9D6" w:sz="4"/>
+              <w:right w:val="single" w:color="BFC9D6" w:sz="4"/>
+            </w:tcBorders>
+            <w:tcMar>
+              <w:top w:type="dxa" w:w="60"/>
+              <w:left w:type="dxa" w:w="100"/>
+              <w:bottom w:type="dxa" w:w="60"/>
+              <w:right w:type="dxa" w:w="100"/>
+            </w:tcMar>
+            <w:vAlign w:val="center"/>
+          </w:tcPr>
+          <w:p>
+            <w:pPr>
+              <w:spacing w:after="30" w:before="30"/>
+              <w:jc w:val="left"/>
+            </w:pPr>
+            <w:r>
+              <w:rPr>
+                <w:rFonts w:ascii="Calibri" w:cs="Calibri" w:eastAsia="Calibri" w:hAnsi="Calibri"/>
+                <w:sz w:val="18"/>
+                <w:szCs w:val="18"/>
+              </w:rPr>
+              <w:t xml:space="preserve">Waiver</w:t>
+            </w:r>
+          </w:p>
+        </w:tc>
+        <w:tc>
+          <w:tcPr>
+            <w:tcW w:type="dxa" w:w="7041"/>
+            <w:tcBorders>
+              <w:top w:val="single" w:color="BFC9D6" w:sz="4"/>
+              <w:left w:val="single" w:color="BFC9D6" w:sz="4"/>
+              <w:bottom w:val="single" w:color="BFC9D6" w:sz="4"/>
+              <w:right w:val="single" w:color="BFC9D6" w:sz="4"/>
+            </w:tcBorders>
+            <w:tcMar>
+              <w:top w:type="dxa" w:w="60"/>
+              <w:left w:type="dxa" w:w="100"/>
+              <w:bottom w:type="dxa" w:w="60"/>
+              <w:right w:type="dxa" w:w="100"/>
+            </w:tcMar>
+            <w:vAlign w:val="center"/>
+          </w:tcPr>
+          <w:p>
+            <w:pPr>
+              <w:spacing w:after="30" w:before="30"/>
+              <w:jc w:val="left"/>
+            </w:pPr>
+            <w:r>
+              <w:rPr>
+                <w:rFonts w:ascii="Calibri" w:cs="Calibri" w:eastAsia="Calibri" w:hAnsi="Calibri"/>
+                <w:sz w:val="18"/>
+                <w:szCs w:val="18"/>
+              </w:rPr>
+              <w:t xml:space="preserve">An approved reduction of what a student owes on an invoice.</w:t>
+            </w:r>
+          </w:p>
+        </w:tc>
+      </w:tr>
+      <w:tr>
+        <w:trPr>
+          <w:cantSplit/>
+        </w:trPr>
+        <w:tc>
+          <w:tcPr>
+            <w:tcW w:type="dxa" w:w="1985"/>
+            <w:tcBorders>
+              <w:top w:val="single" w:color="BFC9D6" w:sz="4"/>
+              <w:left w:val="single" w:color="BFC9D6" w:sz="4"/>
+              <w:bottom w:val="single" w:color="BFC9D6" w:sz="4"/>
+              <w:right w:val="single" w:color="BFC9D6" w:sz="4"/>
+            </w:tcBorders>
+            <w:tcMar>
+              <w:top w:type="dxa" w:w="60"/>
+              <w:left w:type="dxa" w:w="100"/>
+              <w:bottom w:type="dxa" w:w="60"/>
+              <w:right w:type="dxa" w:w="100"/>
+            </w:tcMar>
+            <w:vAlign w:val="center"/>
+          </w:tcPr>
+          <w:p>
+            <w:pPr>
+              <w:spacing w:after="30" w:before="30"/>
+              <w:jc w:val="left"/>
+            </w:pPr>
+            <w:r>
+              <w:rPr>
+                <w:rFonts w:ascii="Calibri" w:cs="Calibri" w:eastAsia="Calibri" w:hAnsi="Calibri"/>
+                <w:sz w:val="18"/>
+                <w:szCs w:val="18"/>
+              </w:rPr>
+              <w:t xml:space="preserve">WAL</w:t>
+            </w:r>
+          </w:p>
+        </w:tc>
+        <w:tc>
+          <w:tcPr>
+            <w:tcW w:type="dxa" w:w="7041"/>
+            <w:tcBorders>
+              <w:top w:val="single" w:color="BFC9D6" w:sz="4"/>
+              <w:left w:val="single" w:color="BFC9D6" w:sz="4"/>
+              <w:bottom w:val="single" w:color="BFC9D6" w:sz="4"/>
+              <w:right w:val="single" w:color="BFC9D6" w:sz="4"/>
+            </w:tcBorders>
+            <w:tcMar>
+              <w:top w:type="dxa" w:w="60"/>
+              <w:left w:type="dxa" w:w="100"/>
+              <w:bottom w:type="dxa" w:w="60"/>
+              <w:right w:type="dxa" w:w="100"/>
+            </w:tcMar>
+            <w:vAlign w:val="center"/>
+          </w:tcPr>
+          <w:p>
+            <w:pPr>
+              <w:spacing w:after="30" w:before="30"/>
+              <w:jc w:val="left"/>
+            </w:pPr>
+            <w:r>
+              <w:rPr>
+                <w:rFonts w:ascii="Calibri" w:cs="Calibri" w:eastAsia="Calibri" w:hAnsi="Calibri"/>
+                <w:sz w:val="18"/>
+                <w:szCs w:val="18"/>
+              </w:rPr>
+              <w:t xml:space="preserve">Write-ahead log: PostgreSQL's change log, archived for point-in-time recovery.</w:t>
+            </w:r>
+          </w:p>
+        </w:tc>
+      </w:tr>
+      <w:tr>
+        <w:trPr>
+          <w:cantSplit/>
+        </w:trPr>
+        <w:tc>
+          <w:tcPr>
+            <w:tcW w:type="dxa" w:w="1985"/>
+            <w:tcBorders>
+              <w:top w:val="single" w:color="BFC9D6" w:sz="4"/>
+              <w:left w:val="single" w:color="BFC9D6" w:sz="4"/>
+              <w:bottom w:val="single" w:color="BFC9D6" w:sz="4"/>
+              <w:right w:val="single" w:color="BFC9D6" w:sz="4"/>
+            </w:tcBorders>
+            <w:tcMar>
+              <w:top w:type="dxa" w:w="60"/>
+              <w:left w:type="dxa" w:w="100"/>
+              <w:bottom w:type="dxa" w:w="60"/>
+              <w:right w:type="dxa" w:w="100"/>
+            </w:tcMar>
+            <w:vAlign w:val="center"/>
+          </w:tcPr>
+          <w:p>
+            <w:pPr>
+              <w:spacing w:after="30" w:before="30"/>
+              <w:jc w:val="left"/>
+            </w:pPr>
+            <w:r>
+              <w:rPr>
+                <w:rFonts w:ascii="Calibri" w:cs="Calibri" w:eastAsia="Calibri" w:hAnsi="Calibri"/>
+                <w:sz w:val="18"/>
+                <w:szCs w:val="18"/>
+              </w:rPr>
+              <w:t xml:space="preserve">XML</w:t>
+            </w:r>
+          </w:p>
+        </w:tc>
+        <w:tc>
+          <w:tcPr>
+            <w:tcW w:type="dxa" w:w="7041"/>
+            <w:tcBorders>
+              <w:top w:val="single" w:color="BFC9D6" w:sz="4"/>
+              <w:left w:val="single" w:color="BFC9D6" w:sz="4"/>
+              <w:bottom w:val="single" w:color="BFC9D6" w:sz="4"/>
+              <w:right w:val="single" w:color="BFC9D6" w:sz="4"/>
+            </w:tcBorders>
+            <w:tcMar>
+              <w:top w:type="dxa" w:w="60"/>
+              <w:left w:type="dxa" w:w="100"/>
+              <w:bottom w:type="dxa" w:w="60"/>
+              <w:right w:type="dxa" w:w="100"/>
+            </w:tcMar>
+            <w:vAlign w:val="center"/>
+          </w:tcPr>
+          <w:p>
+            <w:pPr>
+              <w:spacing w:after="30" w:before="30"/>
+              <w:jc w:val="left"/>
+            </w:pPr>
+            <w:r>
+              <w:rPr>
+                <w:rFonts w:ascii="Calibri" w:cs="Calibri" w:eastAsia="Calibri" w:hAnsi="Calibri"/>
+                <w:sz w:val="18"/>
+                <w:szCs w:val="18"/>
+              </w:rPr>
+              <w:t xml:space="preserve">Extensible Markup Language, the message format GePG uses.</w:t>
             </w:r>
           </w:p>
         </w:tc>

--- a/docs/02_Business_Requirements_Document_College_Institution_Management_System.docx
+++ b/docs/02_Business_Requirements_Document_College_Institution_Management_System.docx
@@ -397,7 +397,7 @@
                 <w:sz w:val="18"/>
                 <w:szCs w:val="18"/>
               </w:rPr>
-              <w:t xml:space="preserve">Version 3.1 — updated to the system as built after the October 2026 completion batches, for stakeholder review</w:t>
+              <w:t xml:space="preserve">Version 3.2 — updated to the system as built after the October 2026 completion batches, for stakeholder review</w:t>
             </w:r>
           </w:p>
         </w:tc>
@@ -1511,6 +1511,143 @@
                 <w:szCs w:val="18"/>
               </w:rPr>
               <w:t xml:space="preserve">Implementation status brought up to date after the completion batches (campuses and transfers; instalments, penalties and discounts; email; two-step sign-in, API clients and personal-data requests; data import and document uploads; configurable approval stages; alumni and tracer surveys; live government adapters, deployment and load tests; the staff back-office in Kiswahili). The version 2.0 requirements stay the baseline. Abbreviations and glossary table added (section 1.3).</w:t>
+            </w:r>
+          </w:p>
+        </w:tc>
+      </w:tr>
+      <w:tr>
+        <w:trPr>
+          <w:cantSplit/>
+        </w:trPr>
+        <w:tc>
+          <w:tcPr>
+            <w:tcW w:type="dxa" w:w="1083"/>
+            <w:tcBorders>
+              <w:top w:val="single" w:color="BFC9D6" w:sz="4"/>
+              <w:left w:val="single" w:color="BFC9D6" w:sz="4"/>
+              <w:bottom w:val="single" w:color="BFC9D6" w:sz="4"/>
+              <w:right w:val="single" w:color="BFC9D6" w:sz="4"/>
+            </w:tcBorders>
+            <w:shd w:fill="EEF3F8" w:color="auto" w:val="clear"/>
+            <w:tcMar>
+              <w:top w:type="dxa" w:w="60"/>
+              <w:left w:type="dxa" w:w="100"/>
+              <w:bottom w:type="dxa" w:w="60"/>
+              <w:right w:type="dxa" w:w="100"/>
+            </w:tcMar>
+            <w:vAlign w:val="center"/>
+          </w:tcPr>
+          <w:p>
+            <w:pPr>
+              <w:spacing w:after="30" w:before="30"/>
+              <w:jc w:val="left"/>
+            </w:pPr>
+            <w:r>
+              <w:rPr>
+                <w:rFonts w:ascii="Calibri" w:cs="Calibri" w:eastAsia="Calibri" w:hAnsi="Calibri"/>
+                <w:sz w:val="18"/>
+                <w:szCs w:val="18"/>
+              </w:rPr>
+              <w:t xml:space="preserve">3.2</w:t>
+            </w:r>
+          </w:p>
+        </w:tc>
+        <w:tc>
+          <w:tcPr>
+            <w:tcW w:type="dxa" w:w="1624"/>
+            <w:tcBorders>
+              <w:top w:val="single" w:color="BFC9D6" w:sz="4"/>
+              <w:left w:val="single" w:color="BFC9D6" w:sz="4"/>
+              <w:bottom w:val="single" w:color="BFC9D6" w:sz="4"/>
+              <w:right w:val="single" w:color="BFC9D6" w:sz="4"/>
+            </w:tcBorders>
+            <w:shd w:fill="EEF3F8" w:color="auto" w:val="clear"/>
+            <w:tcMar>
+              <w:top w:type="dxa" w:w="60"/>
+              <w:left w:type="dxa" w:w="100"/>
+              <w:bottom w:type="dxa" w:w="60"/>
+              <w:right w:type="dxa" w:w="100"/>
+            </w:tcMar>
+            <w:vAlign w:val="center"/>
+          </w:tcPr>
+          <w:p>
+            <w:pPr>
+              <w:spacing w:after="30" w:before="30"/>
+              <w:jc w:val="left"/>
+            </w:pPr>
+            <w:r>
+              <w:rPr>
+                <w:rFonts w:ascii="Calibri" w:cs="Calibri" w:eastAsia="Calibri" w:hAnsi="Calibri"/>
+                <w:sz w:val="18"/>
+                <w:szCs w:val="18"/>
+              </w:rPr>
+              <w:t xml:space="preserve">October 2026</w:t>
+            </w:r>
+          </w:p>
+        </w:tc>
+        <w:tc>
+          <w:tcPr>
+            <w:tcW w:type="dxa" w:w="1985"/>
+            <w:tcBorders>
+              <w:top w:val="single" w:color="BFC9D6" w:sz="4"/>
+              <w:left w:val="single" w:color="BFC9D6" w:sz="4"/>
+              <w:bottom w:val="single" w:color="BFC9D6" w:sz="4"/>
+              <w:right w:val="single" w:color="BFC9D6" w:sz="4"/>
+            </w:tcBorders>
+            <w:shd w:fill="EEF3F8" w:color="auto" w:val="clear"/>
+            <w:tcMar>
+              <w:top w:type="dxa" w:w="60"/>
+              <w:left w:type="dxa" w:w="100"/>
+              <w:bottom w:type="dxa" w:w="60"/>
+              <w:right w:type="dxa" w:w="100"/>
+            </w:tcMar>
+            <w:vAlign w:val="center"/>
+          </w:tcPr>
+          <w:p>
+            <w:pPr>
+              <w:spacing w:after="30" w:before="30"/>
+              <w:jc w:val="left"/>
+            </w:pPr>
+            <w:r>
+              <w:rPr>
+                <w:rFonts w:ascii="Calibri" w:cs="Calibri" w:eastAsia="Calibri" w:hAnsi="Calibri"/>
+                <w:sz w:val="18"/>
+                <w:szCs w:val="18"/>
+              </w:rPr>
+              <w:t xml:space="preserve">Msingi Technologies Ltd</w:t>
+            </w:r>
+          </w:p>
+        </w:tc>
+        <w:tc>
+          <w:tcPr>
+            <w:tcW w:type="dxa" w:w="4334"/>
+            <w:tcBorders>
+              <w:top w:val="single" w:color="BFC9D6" w:sz="4"/>
+              <w:left w:val="single" w:color="BFC9D6" w:sz="4"/>
+              <w:bottom w:val="single" w:color="BFC9D6" w:sz="4"/>
+              <w:right w:val="single" w:color="BFC9D6" w:sz="4"/>
+            </w:tcBorders>
+            <w:shd w:fill="EEF3F8" w:color="auto" w:val="clear"/>
+            <w:tcMar>
+              <w:top w:type="dxa" w:w="60"/>
+              <w:left w:type="dxa" w:w="100"/>
+              <w:bottom w:type="dxa" w:w="60"/>
+              <w:right w:type="dxa" w:w="100"/>
+            </w:tcMar>
+            <w:vAlign w:val="center"/>
+          </w:tcPr>
+          <w:p>
+            <w:pPr>
+              <w:spacing w:after="30" w:before="30"/>
+              <w:jc w:val="left"/>
+            </w:pPr>
+            <w:r>
+              <w:rPr>
+                <w:rFonts w:ascii="Calibri" w:cs="Calibri" w:eastAsia="Calibri" w:hAnsi="Calibri"/>
+                <w:sz w:val="18"/>
+                <w:szCs w:val="18"/>
+              </w:rPr>
+              <w:t xml:space="preserve">BR-43 added and the as-built status updated after Batch 11: timetabling. Teaching venues, the weekly class timetable with clash checks, the examination timetable with venues and invigilators, publishing to students (with SMS), and personal timetables for lecturers and students.</w:t>
             </w:r>
           </w:p>
         </w:tc>
@@ -5655,6 +5792,75 @@
                 <w:szCs w:val="18"/>
               </w:rPr>
               <w:t xml:space="preserve">Information and communication technology.</w:t>
+            </w:r>
+          </w:p>
+        </w:tc>
+      </w:tr>
+      <w:tr>
+        <w:trPr>
+          <w:cantSplit/>
+        </w:trPr>
+        <w:tc>
+          <w:tcPr>
+            <w:tcW w:type="dxa" w:w="1985"/>
+            <w:tcBorders>
+              <w:top w:val="single" w:color="BFC9D6" w:sz="4"/>
+              <w:left w:val="single" w:color="BFC9D6" w:sz="4"/>
+              <w:bottom w:val="single" w:color="BFC9D6" w:sz="4"/>
+              <w:right w:val="single" w:color="BFC9D6" w:sz="4"/>
+            </w:tcBorders>
+            <w:tcMar>
+              <w:top w:type="dxa" w:w="60"/>
+              <w:left w:type="dxa" w:w="100"/>
+              <w:bottom w:type="dxa" w:w="60"/>
+              <w:right w:type="dxa" w:w="100"/>
+            </w:tcMar>
+            <w:vAlign w:val="center"/>
+          </w:tcPr>
+          <w:p>
+            <w:pPr>
+              <w:spacing w:after="30" w:before="30"/>
+              <w:jc w:val="left"/>
+            </w:pPr>
+            <w:r>
+              <w:rPr>
+                <w:rFonts w:ascii="Calibri" w:cs="Calibri" w:eastAsia="Calibri" w:hAnsi="Calibri"/>
+                <w:sz w:val="18"/>
+                <w:szCs w:val="18"/>
+              </w:rPr>
+              <w:t xml:space="preserve">Invigilator</w:t>
+            </w:r>
+          </w:p>
+        </w:tc>
+        <w:tc>
+          <w:tcPr>
+            <w:tcW w:type="dxa" w:w="7041"/>
+            <w:tcBorders>
+              <w:top w:val="single" w:color="BFC9D6" w:sz="4"/>
+              <w:left w:val="single" w:color="BFC9D6" w:sz="4"/>
+              <w:bottom w:val="single" w:color="BFC9D6" w:sz="4"/>
+              <w:right w:val="single" w:color="BFC9D6" w:sz="4"/>
+            </w:tcBorders>
+            <w:tcMar>
+              <w:top w:type="dxa" w:w="60"/>
+              <w:left w:type="dxa" w:w="100"/>
+              <w:bottom w:type="dxa" w:w="60"/>
+              <w:right w:type="dxa" w:w="100"/>
+            </w:tcMar>
+            <w:vAlign w:val="center"/>
+          </w:tcPr>
+          <w:p>
+            <w:pPr>
+              <w:spacing w:after="30" w:before="30"/>
+              <w:jc w:val="left"/>
+            </w:pPr>
+            <w:r>
+              <w:rPr>
+                <w:rFonts w:ascii="Calibri" w:cs="Calibri" w:eastAsia="Calibri" w:hAnsi="Calibri"/>
+                <w:sz w:val="18"/>
+                <w:szCs w:val="18"/>
+              </w:rPr>
+              <w:t xml:space="preserve">A member of staff who supervises candidates during an examination paper.</w:t>
             </w:r>
           </w:p>
         </w:tc>
@@ -13873,6 +14079,176 @@
               <w:bottom w:val="single" w:color="BFC9D6" w:sz="4"/>
               <w:right w:val="single" w:color="BFC9D6" w:sz="4"/>
             </w:tcBorders>
+            <w:shd w:fill="EEF3F8" w:color="auto" w:val="clear"/>
+            <w:tcMar>
+              <w:top w:type="dxa" w:w="60"/>
+              <w:left w:type="dxa" w:w="100"/>
+              <w:bottom w:type="dxa" w:w="60"/>
+              <w:right w:type="dxa" w:w="100"/>
+            </w:tcMar>
+            <w:vAlign w:val="center"/>
+          </w:tcPr>
+          <w:p>
+            <w:pPr>
+              <w:spacing w:after="30" w:before="30"/>
+              <w:jc w:val="left"/>
+            </w:pPr>
+            <w:r>
+              <w:rPr>
+                <w:rFonts w:ascii="Calibri" w:cs="Calibri" w:eastAsia="Calibri" w:hAnsi="Calibri"/>
+                <w:sz w:val="17"/>
+                <w:szCs w:val="17"/>
+              </w:rPr>
+              <w:t xml:space="preserve">BR-43</w:t>
+            </w:r>
+          </w:p>
+        </w:tc>
+        <w:tc>
+          <w:tcPr>
+            <w:tcW w:type="dxa" w:w="5596"/>
+            <w:tcBorders>
+              <w:top w:val="single" w:color="BFC9D6" w:sz="4"/>
+              <w:left w:val="single" w:color="BFC9D6" w:sz="4"/>
+              <w:bottom w:val="single" w:color="BFC9D6" w:sz="4"/>
+              <w:right w:val="single" w:color="BFC9D6" w:sz="4"/>
+            </w:tcBorders>
+            <w:shd w:fill="EEF3F8" w:color="auto" w:val="clear"/>
+            <w:tcMar>
+              <w:top w:type="dxa" w:w="60"/>
+              <w:left w:type="dxa" w:w="100"/>
+              <w:bottom w:type="dxa" w:w="60"/>
+              <w:right w:type="dxa" w:w="100"/>
+            </w:tcMar>
+            <w:vAlign w:val="center"/>
+          </w:tcPr>
+          <w:p>
+            <w:pPr>
+              <w:spacing w:after="30" w:before="30"/>
+              <w:jc w:val="left"/>
+            </w:pPr>
+            <w:r>
+              <w:rPr>
+                <w:rFonts w:ascii="Calibri" w:cs="Calibri" w:eastAsia="Calibri" w:hAnsi="Calibri"/>
+                <w:sz w:val="17"/>
+                <w:szCs w:val="17"/>
+              </w:rPr>
+              <w:t xml:space="preserve">The system shall keep the class and examination timetables of each semester (venues, lecturers, invigilators), prevent clashes of rooms, staff and students, and publish each timetable to students.</w:t>
+            </w:r>
+          </w:p>
+        </w:tc>
+        <w:tc>
+          <w:tcPr>
+            <w:tcW w:type="dxa" w:w="631"/>
+            <w:tcBorders>
+              <w:top w:val="single" w:color="BFC9D6" w:sz="4"/>
+              <w:left w:val="single" w:color="BFC9D6" w:sz="4"/>
+              <w:bottom w:val="single" w:color="BFC9D6" w:sz="4"/>
+              <w:right w:val="single" w:color="BFC9D6" w:sz="4"/>
+            </w:tcBorders>
+            <w:shd w:fill="EEF3F8" w:color="auto" w:val="clear"/>
+            <w:tcMar>
+              <w:top w:type="dxa" w:w="60"/>
+              <w:left w:type="dxa" w:w="100"/>
+              <w:bottom w:type="dxa" w:w="60"/>
+              <w:right w:type="dxa" w:w="100"/>
+            </w:tcMar>
+            <w:vAlign w:val="center"/>
+          </w:tcPr>
+          <w:p>
+            <w:pPr>
+              <w:spacing w:after="30" w:before="30"/>
+              <w:jc w:val="left"/>
+            </w:pPr>
+            <w:r>
+              <w:rPr>
+                <w:rFonts w:ascii="Calibri" w:cs="Calibri" w:eastAsia="Calibri" w:hAnsi="Calibri"/>
+                <w:sz w:val="17"/>
+                <w:szCs w:val="17"/>
+              </w:rPr>
+              <w:t xml:space="preserve">S</w:t>
+            </w:r>
+          </w:p>
+        </w:tc>
+        <w:tc>
+          <w:tcPr>
+            <w:tcW w:type="dxa" w:w="812"/>
+            <w:tcBorders>
+              <w:top w:val="single" w:color="BFC9D6" w:sz="4"/>
+              <w:left w:val="single" w:color="BFC9D6" w:sz="4"/>
+              <w:bottom w:val="single" w:color="BFC9D6" w:sz="4"/>
+              <w:right w:val="single" w:color="BFC9D6" w:sz="4"/>
+            </w:tcBorders>
+            <w:shd w:fill="EEF3F8" w:color="auto" w:val="clear"/>
+            <w:tcMar>
+              <w:top w:type="dxa" w:w="60"/>
+              <w:left w:type="dxa" w:w="100"/>
+              <w:bottom w:type="dxa" w:w="60"/>
+              <w:right w:type="dxa" w:w="100"/>
+            </w:tcMar>
+            <w:vAlign w:val="center"/>
+          </w:tcPr>
+          <w:p>
+            <w:pPr>
+              <w:spacing w:after="30" w:before="30"/>
+              <w:jc w:val="left"/>
+            </w:pPr>
+            <w:r>
+              <w:rPr>
+                <w:rFonts w:ascii="Calibri" w:cs="Calibri" w:eastAsia="Calibri" w:hAnsi="Calibri"/>
+                <w:sz w:val="17"/>
+                <w:szCs w:val="17"/>
+              </w:rPr>
+              <w:t xml:space="preserve">O4</w:t>
+            </w:r>
+          </w:p>
+        </w:tc>
+        <w:tc>
+          <w:tcPr>
+            <w:tcW w:type="dxa" w:w="1085"/>
+            <w:tcBorders>
+              <w:top w:val="single" w:color="BFC9D6" w:sz="4"/>
+              <w:left w:val="single" w:color="BFC9D6" w:sz="4"/>
+              <w:bottom w:val="single" w:color="BFC9D6" w:sz="4"/>
+              <w:right w:val="single" w:color="BFC9D6" w:sz="4"/>
+            </w:tcBorders>
+            <w:shd w:fill="EEF3F8" w:color="auto" w:val="clear"/>
+            <w:tcMar>
+              <w:top w:type="dxa" w:w="60"/>
+              <w:left w:type="dxa" w:w="100"/>
+              <w:bottom w:type="dxa" w:w="60"/>
+              <w:right w:type="dxa" w:w="100"/>
+            </w:tcMar>
+            <w:vAlign w:val="center"/>
+          </w:tcPr>
+          <w:p>
+            <w:pPr>
+              <w:spacing w:after="30" w:before="30"/>
+              <w:jc w:val="left"/>
+            </w:pPr>
+            <w:r>
+              <w:rPr>
+                <w:rFonts w:ascii="Calibri" w:cs="Calibri" w:eastAsia="Calibri" w:hAnsi="Calibri"/>
+                <w:sz w:val="17"/>
+                <w:szCs w:val="17"/>
+              </w:rPr>
+              <w:t xml:space="preserve">R2</w:t>
+            </w:r>
+          </w:p>
+        </w:tc>
+      </w:tr>
+      <w:tr>
+        <w:trPr>
+          <w:cantSplit/>
+        </w:trPr>
+        <w:tc>
+          <w:tcPr>
+            <w:tcW w:type="dxa" w:w="902"/>
+            <w:tcBorders>
+              <w:top w:val="single" w:color="BFC9D6" w:sz="4"/>
+              <w:left w:val="single" w:color="BFC9D6" w:sz="4"/>
+              <w:bottom w:val="single" w:color="BFC9D6" w:sz="4"/>
+              <w:right w:val="single" w:color="BFC9D6" w:sz="4"/>
+            </w:tcBorders>
             <w:tcMar>
               <w:top w:type="dxa" w:w="60"/>
               <w:left w:type="dxa" w:w="100"/>
@@ -21079,6 +21455,112 @@
                 <w:szCs w:val="16"/>
               </w:rPr>
               <w:t xml:space="preserve">Attendance per session, percentage per student, SMS warning below the threshold (default 75%), used in examination eligibility.</w:t>
+            </w:r>
+          </w:p>
+        </w:tc>
+      </w:tr>
+      <w:tr>
+        <w:trPr>
+          <w:cantSplit/>
+        </w:trPr>
+        <w:tc>
+          <w:tcPr>
+            <w:tcW w:type="dxa" w:w="812"/>
+            <w:tcBorders>
+              <w:top w:val="single" w:color="BFC9D6" w:sz="4"/>
+              <w:left w:val="single" w:color="BFC9D6" w:sz="4"/>
+              <w:bottom w:val="single" w:color="BFC9D6" w:sz="4"/>
+              <w:right w:val="single" w:color="BFC9D6" w:sz="4"/>
+            </w:tcBorders>
+            <w:shd w:fill="EEF3F8" w:color="auto" w:val="clear"/>
+            <w:tcMar>
+              <w:top w:type="dxa" w:w="60"/>
+              <w:left w:type="dxa" w:w="100"/>
+              <w:bottom w:type="dxa" w:w="60"/>
+              <w:right w:type="dxa" w:w="100"/>
+            </w:tcMar>
+            <w:vAlign w:val="center"/>
+          </w:tcPr>
+          <w:p>
+            <w:pPr>
+              <w:spacing w:after="30" w:before="30"/>
+              <w:jc w:val="left"/>
+            </w:pPr>
+            <w:r>
+              <w:rPr>
+                <w:rFonts w:ascii="Calibri" w:cs="Calibri" w:eastAsia="Calibri" w:hAnsi="Calibri"/>
+                <w:b/>
+                <w:bCs/>
+                <w:sz w:val="16"/>
+                <w:szCs w:val="16"/>
+              </w:rPr>
+              <w:t xml:space="preserve">BR-43</w:t>
+            </w:r>
+          </w:p>
+        </w:tc>
+        <w:tc>
+          <w:tcPr>
+            <w:tcW w:type="dxa" w:w="1173"/>
+            <w:tcBorders>
+              <w:top w:val="single" w:color="BFC9D6" w:sz="4"/>
+              <w:left w:val="single" w:color="BFC9D6" w:sz="4"/>
+              <w:bottom w:val="single" w:color="BFC9D6" w:sz="4"/>
+              <w:right w:val="single" w:color="BFC9D6" w:sz="4"/>
+            </w:tcBorders>
+            <w:shd w:fill="EEF3F8" w:color="auto" w:val="clear"/>
+            <w:tcMar>
+              <w:top w:type="dxa" w:w="60"/>
+              <w:left w:type="dxa" w:w="100"/>
+              <w:bottom w:type="dxa" w:w="60"/>
+              <w:right w:type="dxa" w:w="100"/>
+            </w:tcMar>
+            <w:vAlign w:val="center"/>
+          </w:tcPr>
+          <w:p>
+            <w:pPr>
+              <w:spacing w:after="30" w:before="30"/>
+              <w:jc w:val="left"/>
+            </w:pPr>
+            <w:r>
+              <w:rPr>
+                <w:rFonts w:ascii="Calibri" w:cs="Calibri" w:eastAsia="Calibri" w:hAnsi="Calibri"/>
+                <w:sz w:val="16"/>
+                <w:szCs w:val="16"/>
+              </w:rPr>
+              <w:t xml:space="preserve">Built</w:t>
+            </w:r>
+          </w:p>
+        </w:tc>
+        <w:tc>
+          <w:tcPr>
+            <w:tcW w:type="dxa" w:w="7041"/>
+            <w:tcBorders>
+              <w:top w:val="single" w:color="BFC9D6" w:sz="4"/>
+              <w:left w:val="single" w:color="BFC9D6" w:sz="4"/>
+              <w:bottom w:val="single" w:color="BFC9D6" w:sz="4"/>
+              <w:right w:val="single" w:color="BFC9D6" w:sz="4"/>
+            </w:tcBorders>
+            <w:shd w:fill="EEF3F8" w:color="auto" w:val="clear"/>
+            <w:tcMar>
+              <w:top w:type="dxa" w:w="60"/>
+              <w:left w:type="dxa" w:w="100"/>
+              <w:bottom w:type="dxa" w:w="60"/>
+              <w:right w:type="dxa" w:w="100"/>
+            </w:tcMar>
+            <w:vAlign w:val="center"/>
+          </w:tcPr>
+          <w:p>
+            <w:pPr>
+              <w:spacing w:after="30" w:before="30"/>
+              <w:jc w:val="left"/>
+            </w:pPr>
+            <w:r>
+              <w:rPr>
+                <w:rFonts w:ascii="Calibri" w:cs="Calibri" w:eastAsia="Calibri" w:hAnsi="Calibri"/>
+                <w:sz w:val="16"/>
+                <w:szCs w:val="16"/>
+              </w:rPr>
+              <w:t xml:space="preserve">Weekly class timetable with venues and lecturers; examination timetable with venues and invigilators; room, lecturer and student clashes refused or shown; published to the student portal with SMS.</w:t>
             </w:r>
           </w:p>
         </w:tc>

--- a/docs/02_Business_Requirements_Document_College_Institution_Management_System.docx
+++ b/docs/02_Business_Requirements_Document_College_Institution_Management_System.docx
@@ -23544,7 +23544,7 @@
                 <w:sz w:val="16"/>
                 <w:szCs w:val="16"/>
               </w:rPr>
-              <w:t xml:space="preserve">Role dashboards and landing pages, 35 standard reports in Excel and PDF, NACTVET files.</w:t>
+              <w:t xml:space="preserve">Role dashboards and landing pages, 37 standard reports in Excel and PDF, NACTVET files.</w:t>
             </w:r>
           </w:p>
         </w:tc>
